--- a/Propuesta de Proyecto Integrador.docx
+++ b/Propuesta de Proyecto Integrador.docx
@@ -187,178 +187,138 @@
           <w:sz w:val="22"/>
           <w:szCs w:val="22"/>
         </w:rPr>
-        <w:t>Las prácticas pedagógicas son uno de los momentos más importantes de un programa de licenciatura, porque ahí es donde el estudiante deja de ver la docencia solo desde la teoría y empieza a vivirla en un salón de clase real</w:t>
-      </w:r>
+        <w:t>Las prácticas pedagógicas son uno de los momentos más importantes de un programa de licenciatura, porque ahí es donde el estudiante deja de ver la docencia solo desde la teoría y empieza a vivirla en un salón de clase real ósea la práctica. En Colombia esto no es solo una cuestión de plan de estudios, sino una exigencia normativa: el Decreto 1075 de 2015 y los lineamientos del Ministerio de Educación Nacional obligan a los programas a garantizar el cumplimiento de horas, el seguimiento por parte de docentes asesores y la trazabilidad de todo el proceso, sobre todo de cara a los procesos de acreditación de alta calidad del CNA.</w:t>
+      </w:r>
+    </w:p>
+    <w:p>
+      <w:pPr>
+        <w:spacing w:line="276" w:lineRule="auto"/>
+        <w:jc w:val="both"/>
+      </w:pPr>
       <w:r>
         <w:rPr>
           <w:rFonts w:ascii="Calibri" w:eastAsia="Calibri" w:hAnsi="Calibri" w:cs="Calibri"/>
           <w:sz w:val="22"/>
           <w:szCs w:val="22"/>
         </w:rPr>
-        <w:t xml:space="preserve"> ósea la práctica</w:t>
-      </w:r>
+        <w:t xml:space="preserve">El problema es que, en la práctica, buena parte de esta gestión todavía se hace de forma manual y con herramientas que no se hablan o </w:t>
+      </w:r>
+      <w:proofErr w:type="spellStart"/>
       <w:r>
         <w:rPr>
           <w:rFonts w:ascii="Calibri" w:eastAsia="Calibri" w:hAnsi="Calibri" w:cs="Calibri"/>
           <w:sz w:val="22"/>
           <w:szCs w:val="22"/>
         </w:rPr>
-        <w:t>. En Colombia esto no es solo una cuestión de plan de estudios, sino una exigencia normativa: el Decreto 1075 de 2015 y los lineamientos del Ministerio de Educación Nacional obligan a los programas a garantizar el cumplimiento de horas, el seguimiento por parte de docentes asesores y la trazabilidad de todo el proceso, sobre todo de cara a los procesos de acreditación de alta calidad del CNA.</w:t>
-      </w:r>
-    </w:p>
-    <w:p>
-      <w:pPr>
-        <w:spacing w:line="276" w:lineRule="auto"/>
-        <w:jc w:val="both"/>
-      </w:pPr>
+        <w:t>interactuan</w:t>
+      </w:r>
+      <w:proofErr w:type="spellEnd"/>
       <w:r>
         <w:rPr>
           <w:rFonts w:ascii="Calibri" w:eastAsia="Calibri" w:hAnsi="Calibri" w:cs="Calibri"/>
           <w:sz w:val="22"/>
           <w:szCs w:val="22"/>
         </w:rPr>
-        <w:t>El problema es que, en la práctica, buena parte de esta gestión todavía se hace de forma manual y con herramientas que no se hablan</w:t>
-      </w:r>
+        <w:t xml:space="preserve"> entre sí: hojas de cálculo, correos electrónicos, formatos físicos y carpetas personales en el computador de cada docente o coordinador. Esto hace que el Director del Programa, que es quien finalmente responde por la calidad y la trazabilidad de las prácticas ante la Decanatura y ante entes externos, termine invirtiendo buena parte de su tiempo en tareas operativas de verificación en lugar de dedicarse a análisis y decisiones de fondo.</w:t>
+      </w:r>
+    </w:p>
+    <w:p>
+      <w:pPr>
+        <w:spacing w:line="276" w:lineRule="auto"/>
+        <w:jc w:val="both"/>
+      </w:pPr>
       <w:r>
         <w:rPr>
           <w:rFonts w:ascii="Calibri" w:eastAsia="Calibri" w:hAnsi="Calibri" w:cs="Calibri"/>
           <w:sz w:val="22"/>
           <w:szCs w:val="22"/>
         </w:rPr>
-        <w:t xml:space="preserve"> o </w:t>
-      </w:r>
-      <w:proofErr w:type="spellStart"/>
+        <w:t>Este documento presenta la primera entrega de SIGPRA (Software Integral de Gestión de Prácticas Académicas), un aplicativo web pensado para centralizar el registro, la asignación, el seguimiento y la evaluación de las prácticas pedagógicas. La propuesta se apoya en una arquitectura REST con dos motores de persistencia: PostgreSQL para la información transaccional que necesita integridad referencial (estudiantes, instituciones, convenios, asignaciones) y MongoDB para las evidencias, bitácoras y eventos de auditoría, que por su naturaleza cambian de estructura con más frecuencia. En las siguientes secciones se describe el problema que motiva el proyecto, los objetivos que se persiguen, la justificación, la propuesta de arquitectura y el análisis de requerimientos que sirvió de base para el diagrama de casos de uso construido para esta entrega.</w:t>
+      </w:r>
+    </w:p>
+    <w:p>
+      <w:pPr>
+        <w:rPr>
+          <w:lang w:val="es-MX"/>
+        </w:rPr>
+      </w:pPr>
+    </w:p>
+    <w:p>
+      <w:pPr>
+        <w:rPr>
+          <w:lang w:val="es-MX"/>
+        </w:rPr>
+      </w:pPr>
+    </w:p>
+    <w:p>
+      <w:pPr>
+        <w:rPr>
+          <w:lang w:val="es-MX"/>
+        </w:rPr>
+      </w:pPr>
+      <w:r>
+        <w:rPr>
+          <w:lang w:val="es-MX"/>
+        </w:rPr>
+        <w:br/>
+      </w:r>
+    </w:p>
+    <w:p>
+      <w:pPr>
+        <w:rPr>
+          <w:lang w:val="es-MX"/>
+        </w:rPr>
+      </w:pPr>
+      <w:r>
+        <w:rPr>
+          <w:lang w:val="es-MX"/>
+        </w:rPr>
+        <w:br w:type="page"/>
+      </w:r>
+    </w:p>
+    <w:p>
+      <w:pPr>
+        <w:rPr>
+          <w:b/>
+          <w:bCs/>
+        </w:rPr>
+      </w:pPr>
+      <w:r>
+        <w:rPr>
+          <w:b/>
+          <w:bCs/>
+        </w:rPr>
+        <w:lastRenderedPageBreak/>
+        <w:t>2. Descripción del problema</w:t>
+      </w:r>
+    </w:p>
+    <w:p>
+      <w:pPr>
+        <w:rPr>
+          <w:b/>
+          <w:bCs/>
+        </w:rPr>
+      </w:pPr>
+      <w:r>
+        <w:rPr>
+          <w:b/>
+          <w:bCs/>
+        </w:rPr>
+        <w:t>2.1 Situación actual</w:t>
+      </w:r>
+    </w:p>
+    <w:p>
+      <w:pPr>
+        <w:spacing w:line="276" w:lineRule="auto"/>
+        <w:jc w:val="both"/>
+      </w:pPr>
       <w:r>
         <w:rPr>
           <w:rFonts w:ascii="Calibri" w:eastAsia="Calibri" w:hAnsi="Calibri" w:cs="Calibri"/>
           <w:sz w:val="22"/>
           <w:szCs w:val="22"/>
         </w:rPr>
-        <w:t>interactuan</w:t>
-      </w:r>
-      <w:proofErr w:type="spellEnd"/>
-      <w:r>
-        <w:rPr>
-          <w:rFonts w:ascii="Calibri" w:eastAsia="Calibri" w:hAnsi="Calibri" w:cs="Calibri"/>
-          <w:sz w:val="22"/>
-          <w:szCs w:val="22"/>
-        </w:rPr>
-        <w:t xml:space="preserve"> entre sí: hojas de cálculo, correos electrónicos, formatos físicos y carpetas personales en el computador de cada docente o coordinador. Esto hace que el Director del Programa, que es quien finalmente responde por la calidad y la trazabilidad de las prácticas ante la Decanatura y ante entes externos, termine invirtiendo buena parte de su tiempo en tareas operativas de verificación en lugar de dedicarse a análisis y decisiones de fondo.</w:t>
-      </w:r>
-    </w:p>
-    <w:p>
-      <w:pPr>
-        <w:spacing w:line="276" w:lineRule="auto"/>
-        <w:jc w:val="both"/>
-      </w:pPr>
-      <w:r>
-        <w:rPr>
-          <w:rFonts w:ascii="Calibri" w:eastAsia="Calibri" w:hAnsi="Calibri" w:cs="Calibri"/>
-          <w:sz w:val="22"/>
-          <w:szCs w:val="22"/>
-        </w:rPr>
-        <w:t>Este documento presenta la primera entrega de SIGPRA (Software Integral de Gestión de Prácticas Académicas), un aplicativo web pensado para centralizar el registro, la asignación, el seguimiento y la evaluación de las prácticas pedagógicas. La propuesta se apoya en una arquitectura REST con dos motores de persistencia: PostgreSQL para la información transaccional que necesita integridad referencial (estudiantes, instituciones, convenios, asignaciones) y MongoDB para las evidencias, bitácoras y eventos de auditoría, que por su naturaleza cambian de estructura con más frecuencia. En las siguientes secciones se describe el problema que motiva el proyecto, los objetivos que se persiguen, la justificación, la propuesta de arquitectura y el análisis de requerimientos que sirvió de base para el diagrama de casos de uso construido para esta entrega.</w:t>
-      </w:r>
-    </w:p>
-    <w:p>
-      <w:pPr>
-        <w:rPr>
-          <w:lang w:val="es-MX"/>
-        </w:rPr>
-      </w:pPr>
-    </w:p>
-    <w:p>
-      <w:pPr>
-        <w:rPr>
-          <w:lang w:val="es-MX"/>
-        </w:rPr>
-      </w:pPr>
-    </w:p>
-    <w:p>
-      <w:pPr>
-        <w:rPr>
-          <w:lang w:val="es-MX"/>
-        </w:rPr>
-      </w:pPr>
-      <w:r>
-        <w:rPr>
-          <w:lang w:val="es-MX"/>
-        </w:rPr>
-        <w:br/>
-      </w:r>
-    </w:p>
-    <w:p>
-      <w:pPr>
-        <w:rPr>
-          <w:lang w:val="es-MX"/>
-        </w:rPr>
-      </w:pPr>
-      <w:r>
-        <w:rPr>
-          <w:lang w:val="es-MX"/>
-        </w:rPr>
-        <w:br w:type="page"/>
-      </w:r>
-    </w:p>
-    <w:p>
-      <w:pPr>
-        <w:rPr>
-          <w:b/>
-          <w:bCs/>
-        </w:rPr>
-      </w:pPr>
-      <w:r>
-        <w:rPr>
-          <w:b/>
-          <w:bCs/>
-        </w:rPr>
-        <w:lastRenderedPageBreak/>
-        <w:t>2. Descripción del problema</w:t>
-      </w:r>
-    </w:p>
-    <w:p>
-      <w:pPr>
-        <w:rPr>
-          <w:b/>
-          <w:bCs/>
-        </w:rPr>
-      </w:pPr>
-      <w:r>
-        <w:rPr>
-          <w:b/>
-          <w:bCs/>
-        </w:rPr>
-        <w:t>2.1 Situación actual</w:t>
-      </w:r>
-    </w:p>
-    <w:p>
-      <w:pPr>
-        <w:spacing w:line="276" w:lineRule="auto"/>
-        <w:jc w:val="both"/>
-      </w:pPr>
-      <w:r>
-        <w:rPr>
-          <w:rFonts w:ascii="Calibri" w:eastAsia="Calibri" w:hAnsi="Calibri" w:cs="Calibri"/>
-          <w:sz w:val="22"/>
-          <w:szCs w:val="22"/>
-        </w:rPr>
-        <w:t xml:space="preserve">En la mayoría de </w:t>
-      </w:r>
-      <w:r>
-        <w:rPr>
-          <w:rFonts w:ascii="Calibri" w:eastAsia="Calibri" w:hAnsi="Calibri" w:cs="Calibri"/>
-          <w:sz w:val="22"/>
-          <w:szCs w:val="22"/>
-        </w:rPr>
-        <w:t xml:space="preserve">los </w:t>
-      </w:r>
-      <w:r>
-        <w:rPr>
-          <w:rFonts w:ascii="Calibri" w:eastAsia="Calibri" w:hAnsi="Calibri" w:cs="Calibri"/>
-          <w:sz w:val="22"/>
-          <w:szCs w:val="22"/>
-        </w:rPr>
-        <w:t>programas de licenciatura, incluyendo el escenario que se toma como referencia para este proyecto, la gestión de las prácticas académicas depende de un conjunto de herramientas que funcionan de manera aislada. Los registros de estudiantes en práctica se llevan en Excel, las confirmaciones de asignación se hacen por correo, las evidencias llegan por distintos canales (WhatsApp, correo, plataformas del aula virtual) y la validación de horas se hace revisando documentos que después alguien tiene que transcribir a mano. Cada actor</w:t>
+        <w:t>En la mayoría de los programas de licenciatura, incluyendo el escenario que se toma como referencia para este proyecto, la gestión de las prácticas académicas depende de un conjunto de herramientas que funcionan de manera aislada. Los registros de estudiantes en práctica se llevan en Excel, las confirmaciones de asignación se hacen por correo, las evidencias llegan por distintos canales (WhatsApp, correo, plataformas del aula virtual) y la validación de horas se hace revisando documentos que después alguien tiene que transcribir a mano. Cada actor</w:t>
       </w:r>
       <w:r>
         <w:rPr>
@@ -946,7 +906,7 @@
           <w:szCs w:val="22"/>
         </w:rPr>
         <w:lastRenderedPageBreak/>
-        <w:t>El Gestor de Prácticas de un programa de licenciatura no solo tiene que garantizar que cada estudiante</w:t>
+        <w:t xml:space="preserve">El Gestor de Prácticas de un programa de licenciatura no solo tiene que garantizar que cada estudiante de </w:t>
       </w:r>
       <w:r>
         <w:rPr>
@@ -954,7 +914,7 @@
           <w:sz w:val="22"/>
           <w:szCs w:val="22"/>
         </w:rPr>
-        <w:t xml:space="preserve"> de </w:t>
+        <w:t>l</w:t>
       </w:r>
       <w:r>
         <w:rPr>
@@ -962,39 +922,7 @@
           <w:sz w:val="22"/>
           <w:szCs w:val="22"/>
         </w:rPr>
-        <w:t>l</w:t>
-      </w:r>
-      <w:r>
-        <w:rPr>
-          <w:rFonts w:ascii="Calibri" w:eastAsia="Calibri" w:hAnsi="Calibri" w:cs="Calibri"/>
-          <w:sz w:val="22"/>
-          <w:szCs w:val="22"/>
-        </w:rPr>
-        <w:t>a UDI</w:t>
-      </w:r>
-      <w:r>
-        <w:rPr>
-          <w:rFonts w:ascii="Calibri" w:eastAsia="Calibri" w:hAnsi="Calibri" w:cs="Calibri"/>
-          <w:sz w:val="22"/>
-          <w:szCs w:val="22"/>
-        </w:rPr>
-        <w:t xml:space="preserve"> cumpla sus horas reglamentarias; también responde por la calidad y la trazabilidad del proceso ante la Rectoría y ante los pares académicos que visitan el programa en procesos de acreditación. Cuando esa información está repartida entre hojas de cálculo, correos </w:t>
-      </w:r>
-      <w:r>
-        <w:rPr>
-          <w:rFonts w:ascii="Calibri" w:eastAsia="Calibri" w:hAnsi="Calibri" w:cs="Calibri"/>
-          <w:sz w:val="22"/>
-          <w:szCs w:val="22"/>
-        </w:rPr>
-        <w:t xml:space="preserve">electrónicos </w:t>
-      </w:r>
-      <w:r>
-        <w:rPr>
-          <w:rFonts w:ascii="Calibri" w:eastAsia="Calibri" w:hAnsi="Calibri" w:cs="Calibri"/>
-          <w:sz w:val="22"/>
-          <w:szCs w:val="22"/>
-        </w:rPr>
-        <w:t>y carpetas personales, la universidad no solo pierde eficiencia operativa: también pierde capacidad de reacción frente a auditorías o requerimientos normativos.</w:t>
+        <w:t>a UDI cumpla sus horas reglamentarias; también responde por la calidad y la trazabilidad del proceso ante la Rectoría y ante los pares académicos que visitan el programa en procesos de acreditación. Cuando esa información está repartida entre hojas de cálculo, correos electrónicos y carpetas personales, la universidad no solo pierde eficiencia operativa: también pierde capacidad de reacción frente a auditorías o requerimientos normativos.</w:t>
       </w:r>
     </w:p>
     <w:p>
@@ -5629,23 +5557,7 @@
           <w:sz w:val="22"/>
           <w:szCs w:val="22"/>
         </w:rPr>
-        <w:t xml:space="preserve">RN-01: un estudiante con asignaturas </w:t>
-      </w:r>
-      <w:r>
-        <w:rPr>
-          <w:rFonts w:ascii="Calibri" w:eastAsia="Calibri" w:hAnsi="Calibri" w:cs="Calibri"/>
-          <w:sz w:val="22"/>
-          <w:szCs w:val="22"/>
-        </w:rPr>
-        <w:t xml:space="preserve">de </w:t>
-      </w:r>
-      <w:r>
-        <w:rPr>
-          <w:rFonts w:ascii="Calibri" w:eastAsia="Calibri" w:hAnsi="Calibri" w:cs="Calibri"/>
-          <w:sz w:val="22"/>
-          <w:szCs w:val="22"/>
-        </w:rPr>
-        <w:t>prerrequisito pendientes no puede ser vinculado a una práctica.</w:t>
+        <w:t>RN-01: un estudiante con asignaturas de prerrequisito pendientes no puede ser vinculado a una práctica.</w:t>
       </w:r>
     </w:p>
     <w:p>
@@ -5788,6 +5700,8570 @@
           <w:lang w:val="es-MX"/>
         </w:rPr>
       </w:pPr>
+    </w:p>
+    <w:p>
+      <w:pPr>
+        <w:rPr>
+          <w:b/>
+          <w:bCs/>
+        </w:rPr>
+      </w:pPr>
+      <w:r>
+        <w:rPr>
+          <w:b/>
+          <w:bCs/>
+        </w:rPr>
+        <w:t>7</w:t>
+      </w:r>
+      <w:r>
+        <w:rPr>
+          <w:b/>
+          <w:bCs/>
+        </w:rPr>
+        <w:t xml:space="preserve"> </w:t>
+      </w:r>
+      <w:r>
+        <w:rPr>
+          <w:b/>
+          <w:bCs/>
+        </w:rPr>
+        <w:t>Diagrama casos de uso</w:t>
+      </w:r>
+    </w:p>
+    <w:p>
+      <w:pPr>
+        <w:rPr>
+          <w:lang w:val="es-MX"/>
+        </w:rPr>
+      </w:pPr>
+      <w:r>
+        <w:rPr>
+          <w:noProof/>
+          <w:color w:val="000080"/>
+        </w:rPr>
+        <w:drawing>
+          <wp:inline distT="0" distB="0" distL="0" distR="0" wp14:anchorId="5C62133E" wp14:editId="56386E97">
+            <wp:extent cx="4869180" cy="4069080"/>
+            <wp:effectExtent l="0" t="0" r="7620" b="7620"/>
+            <wp:docPr id="388335100" name="Imagen 1"/>
+            <wp:cNvGraphicFramePr>
+              <a:graphicFrameLocks xmlns:a="http://schemas.openxmlformats.org/drawingml/2006/main" noChangeAspect="1"/>
+            </wp:cNvGraphicFramePr>
+            <a:graphic xmlns:a="http://schemas.openxmlformats.org/drawingml/2006/main">
+              <a:graphicData uri="http://schemas.openxmlformats.org/drawingml/2006/picture">
+                <pic:pic xmlns:pic="http://schemas.openxmlformats.org/drawingml/2006/picture">
+                  <pic:nvPicPr>
+                    <pic:cNvPr id="0" name="Picture 1"/>
+                    <pic:cNvPicPr>
+                      <a:picLocks noChangeAspect="1" noChangeArrowheads="1"/>
+                    </pic:cNvPicPr>
+                  </pic:nvPicPr>
+                  <pic:blipFill>
+                    <a:blip r:embed="rId5" cstate="print">
+                      <a:extLst>
+                        <a:ext uri="{28A0092B-C50C-407E-A947-70E740481C1C}">
+                          <a14:useLocalDpi xmlns:a14="http://schemas.microsoft.com/office/drawing/2010/main" val="0"/>
+                        </a:ext>
+                      </a:extLst>
+                    </a:blip>
+                    <a:srcRect/>
+                    <a:stretch>
+                      <a:fillRect/>
+                    </a:stretch>
+                  </pic:blipFill>
+                  <pic:spPr bwMode="auto">
+                    <a:xfrm>
+                      <a:off x="0" y="0"/>
+                      <a:ext cx="4869180" cy="4069080"/>
+                    </a:xfrm>
+                    <a:prstGeom prst="rect">
+                      <a:avLst/>
+                    </a:prstGeom>
+                    <a:noFill/>
+                    <a:ln>
+                      <a:noFill/>
+                    </a:ln>
+                  </pic:spPr>
+                </pic:pic>
+              </a:graphicData>
+            </a:graphic>
+          </wp:inline>
+        </w:drawing>
+      </w:r>
+    </w:p>
+    <w:p>
+      <w:pPr>
+        <w:pStyle w:val="Ttulo4"/>
+        <w:ind w:left="600"/>
+        <w:rPr>
+          <w:bCs/>
+          <w:lang w:eastAsia="es-CO"/>
+        </w:rPr>
+      </w:pPr>
+      <w:proofErr w:type="spellStart"/>
+      <w:r>
+        <w:rPr>
+          <w:b/>
+          <w:color w:val="000080"/>
+          <w:sz w:val="20"/>
+        </w:rPr>
+        <w:t>UseCase</w:t>
+      </w:r>
+      <w:proofErr w:type="spellEnd"/>
+      <w:r>
+        <w:rPr>
+          <w:b/>
+          <w:color w:val="000080"/>
+          <w:sz w:val="20"/>
+        </w:rPr>
+        <w:t xml:space="preserve"> </w:t>
+      </w:r>
+      <w:proofErr w:type="spellStart"/>
+      <w:r>
+        <w:rPr>
+          <w:b/>
+          <w:color w:val="000080"/>
+          <w:sz w:val="20"/>
+        </w:rPr>
+        <w:t>Description</w:t>
+      </w:r>
+      <w:proofErr w:type="spellEnd"/>
+    </w:p>
+    <w:tbl>
+      <w:tblPr>
+        <w:tblW w:w="7020" w:type="dxa"/>
+        <w:tblInd w:w="5" w:type="dxa"/>
+        <w:tblBorders>
+          <w:top w:val="single" w:sz="8" w:space="0" w:color="000000"/>
+          <w:left w:val="single" w:sz="8" w:space="0" w:color="000000"/>
+          <w:bottom w:val="single" w:sz="8" w:space="0" w:color="000000"/>
+          <w:right w:val="single" w:sz="8" w:space="0" w:color="000000"/>
+          <w:insideH w:val="single" w:sz="8" w:space="0" w:color="000000"/>
+          <w:insideV w:val="single" w:sz="8" w:space="0" w:color="000000"/>
+        </w:tblBorders>
+        <w:tblLayout w:type="fixed"/>
+        <w:tblCellMar>
+          <w:left w:w="0" w:type="dxa"/>
+          <w:right w:w="0" w:type="dxa"/>
+        </w:tblCellMar>
+        <w:tblLook w:val="0000" w:firstRow="0" w:lastRow="0" w:firstColumn="0" w:lastColumn="0" w:noHBand="0" w:noVBand="0"/>
+      </w:tblPr>
+      <w:tblGrid>
+        <w:gridCol w:w="2340"/>
+        <w:gridCol w:w="4680"/>
+      </w:tblGrid>
+      <w:tr>
+        <w:tblPrEx>
+          <w:tblCellMar>
+            <w:top w:w="0" w:type="dxa"/>
+            <w:bottom w:w="0" w:type="dxa"/>
+          </w:tblCellMar>
+        </w:tblPrEx>
+        <w:tc>
+          <w:tcPr>
+            <w:tcW w:w="2333" w:type="dxa"/>
+            <w:tcBorders>
+              <w:top w:val="single" w:sz="4" w:space="0" w:color="000000"/>
+              <w:left w:val="single" w:sz="4" w:space="0" w:color="000000"/>
+              <w:bottom w:val="single" w:sz="4" w:space="0" w:color="000000"/>
+              <w:right w:val="single" w:sz="4" w:space="0" w:color="000000"/>
+            </w:tcBorders>
+            <w:shd w:val="clear" w:color="auto" w:fill="C0C0C0"/>
+          </w:tcPr>
+          <w:p>
+            <w:pPr>
+              <w:widowControl w:val="0"/>
+              <w:adjustRightInd w:val="0"/>
+              <w:spacing w:line="320" w:lineRule="atLeast"/>
+              <w:rPr>
+                <w:lang w:eastAsia="es-CO"/>
+              </w:rPr>
+            </w:pPr>
+            <w:proofErr w:type="spellStart"/>
+            <w:r>
+              <w:rPr>
+                <w:b/>
+                <w:lang w:eastAsia="es-CO"/>
+              </w:rPr>
+              <w:t>Template</w:t>
+            </w:r>
+            <w:proofErr w:type="spellEnd"/>
+          </w:p>
+        </w:tc>
+        <w:tc>
+          <w:tcPr>
+            <w:tcW w:w="4666" w:type="dxa"/>
+            <w:tcBorders>
+              <w:top w:val="single" w:sz="4" w:space="0" w:color="000000"/>
+              <w:left w:val="single" w:sz="4" w:space="0" w:color="000000"/>
+              <w:bottom w:val="single" w:sz="4" w:space="0" w:color="000000"/>
+              <w:right w:val="single" w:sz="4" w:space="0" w:color="000000"/>
+            </w:tcBorders>
+            <w:shd w:val="clear" w:color="auto" w:fill="FFFFFF"/>
+          </w:tcPr>
+          <w:p>
+            <w:pPr>
+              <w:widowControl w:val="0"/>
+              <w:adjustRightInd w:val="0"/>
+              <w:spacing w:line="320" w:lineRule="atLeast"/>
+              <w:rPr>
+                <w:color w:val="000000"/>
+                <w:lang w:eastAsia="es-CO"/>
+              </w:rPr>
+            </w:pPr>
+            <w:r>
+              <w:rPr>
+                <w:color w:val="000000"/>
+                <w:lang w:eastAsia="es-CO"/>
+              </w:rPr>
+              <w:t>Astah Original</w:t>
+            </w:r>
+          </w:p>
+        </w:tc>
+      </w:tr>
+      <w:tr>
+        <w:tblPrEx>
+          <w:tblCellMar>
+            <w:top w:w="0" w:type="dxa"/>
+            <w:bottom w:w="0" w:type="dxa"/>
+          </w:tblCellMar>
+        </w:tblPrEx>
+        <w:tc>
+          <w:tcPr>
+            <w:tcW w:w="2333" w:type="dxa"/>
+            <w:tcBorders>
+              <w:top w:val="single" w:sz="4" w:space="0" w:color="000000"/>
+              <w:left w:val="single" w:sz="4" w:space="0" w:color="000000"/>
+              <w:bottom w:val="single" w:sz="4" w:space="0" w:color="000000"/>
+              <w:right w:val="single" w:sz="4" w:space="0" w:color="000000"/>
+            </w:tcBorders>
+            <w:shd w:val="clear" w:color="auto" w:fill="C0C0C0"/>
+          </w:tcPr>
+          <w:p>
+            <w:pPr>
+              <w:widowControl w:val="0"/>
+              <w:adjustRightInd w:val="0"/>
+              <w:spacing w:line="320" w:lineRule="atLeast"/>
+              <w:rPr>
+                <w:color w:val="000000"/>
+                <w:lang w:eastAsia="es-CO"/>
+              </w:rPr>
+            </w:pPr>
+            <w:proofErr w:type="spellStart"/>
+            <w:r>
+              <w:rPr>
+                <w:b/>
+                <w:color w:val="000000"/>
+                <w:lang w:eastAsia="es-CO"/>
+              </w:rPr>
+              <w:t>UseCase</w:t>
+            </w:r>
+            <w:proofErr w:type="spellEnd"/>
+          </w:p>
+        </w:tc>
+        <w:tc>
+          <w:tcPr>
+            <w:tcW w:w="4666" w:type="dxa"/>
+            <w:tcBorders>
+              <w:top w:val="single" w:sz="4" w:space="0" w:color="000000"/>
+              <w:left w:val="single" w:sz="4" w:space="0" w:color="000000"/>
+              <w:bottom w:val="single" w:sz="4" w:space="0" w:color="000000"/>
+              <w:right w:val="single" w:sz="4" w:space="0" w:color="000000"/>
+            </w:tcBorders>
+            <w:shd w:val="clear" w:color="auto" w:fill="FFFFFF"/>
+          </w:tcPr>
+          <w:p>
+            <w:pPr>
+              <w:widowControl w:val="0"/>
+              <w:adjustRightInd w:val="0"/>
+              <w:spacing w:line="320" w:lineRule="atLeast"/>
+              <w:rPr>
+                <w:color w:val="000000"/>
+                <w:lang w:eastAsia="es-CO"/>
+              </w:rPr>
+            </w:pPr>
+            <w:r>
+              <w:rPr>
+                <w:color w:val="000000"/>
+                <w:lang w:eastAsia="es-CO"/>
+              </w:rPr>
+              <w:t xml:space="preserve">Gestionar </w:t>
+            </w:r>
+            <w:r>
+              <w:rPr>
+                <w:color w:val="000000"/>
+                <w:lang w:eastAsia="es-CO"/>
+              </w:rPr>
+              <w:t>asignación</w:t>
+            </w:r>
+            <w:r>
+              <w:rPr>
+                <w:color w:val="000000"/>
+                <w:lang w:eastAsia="es-CO"/>
+              </w:rPr>
+              <w:t xml:space="preserve"> de estudiantes</w:t>
+            </w:r>
+          </w:p>
+        </w:tc>
+      </w:tr>
+      <w:tr>
+        <w:tblPrEx>
+          <w:tblCellMar>
+            <w:top w:w="0" w:type="dxa"/>
+            <w:bottom w:w="0" w:type="dxa"/>
+          </w:tblCellMar>
+        </w:tblPrEx>
+        <w:tc>
+          <w:tcPr>
+            <w:tcW w:w="2333" w:type="dxa"/>
+            <w:tcBorders>
+              <w:top w:val="single" w:sz="4" w:space="0" w:color="000000"/>
+              <w:left w:val="single" w:sz="4" w:space="0" w:color="000000"/>
+              <w:bottom w:val="single" w:sz="4" w:space="0" w:color="000000"/>
+              <w:right w:val="single" w:sz="4" w:space="0" w:color="000000"/>
+            </w:tcBorders>
+            <w:shd w:val="clear" w:color="auto" w:fill="C0C0C0"/>
+          </w:tcPr>
+          <w:p>
+            <w:pPr>
+              <w:widowControl w:val="0"/>
+              <w:adjustRightInd w:val="0"/>
+              <w:spacing w:line="320" w:lineRule="atLeast"/>
+              <w:rPr>
+                <w:color w:val="000000"/>
+                <w:lang w:eastAsia="es-CO"/>
+              </w:rPr>
+            </w:pPr>
+            <w:proofErr w:type="spellStart"/>
+            <w:r>
+              <w:rPr>
+                <w:b/>
+                <w:color w:val="000000"/>
+                <w:lang w:eastAsia="es-CO"/>
+              </w:rPr>
+              <w:t>Summary</w:t>
+            </w:r>
+            <w:proofErr w:type="spellEnd"/>
+          </w:p>
+        </w:tc>
+        <w:tc>
+          <w:tcPr>
+            <w:tcW w:w="4666" w:type="dxa"/>
+            <w:tcBorders>
+              <w:top w:val="single" w:sz="4" w:space="0" w:color="000000"/>
+              <w:left w:val="single" w:sz="4" w:space="0" w:color="000000"/>
+              <w:bottom w:val="single" w:sz="4" w:space="0" w:color="000000"/>
+              <w:right w:val="single" w:sz="4" w:space="0" w:color="000000"/>
+            </w:tcBorders>
+            <w:shd w:val="clear" w:color="auto" w:fill="FFFFFF"/>
+          </w:tcPr>
+          <w:p>
+            <w:pPr>
+              <w:widowControl w:val="0"/>
+              <w:adjustRightInd w:val="0"/>
+              <w:spacing w:line="320" w:lineRule="atLeast"/>
+              <w:rPr>
+                <w:color w:val="000000"/>
+                <w:lang w:eastAsia="es-CO"/>
+              </w:rPr>
+            </w:pPr>
+            <w:r>
+              <w:rPr>
+                <w:color w:val="000000"/>
+                <w:lang w:eastAsia="es-CO"/>
+              </w:rPr>
+              <w:t>Vincula al practicante con una institución receptora con convenio activo y le asigna un docente tutor.</w:t>
+            </w:r>
+          </w:p>
+        </w:tc>
+      </w:tr>
+      <w:tr>
+        <w:tblPrEx>
+          <w:tblCellMar>
+            <w:top w:w="0" w:type="dxa"/>
+            <w:bottom w:w="0" w:type="dxa"/>
+          </w:tblCellMar>
+        </w:tblPrEx>
+        <w:tc>
+          <w:tcPr>
+            <w:tcW w:w="2333" w:type="dxa"/>
+            <w:tcBorders>
+              <w:top w:val="single" w:sz="4" w:space="0" w:color="000000"/>
+              <w:left w:val="single" w:sz="4" w:space="0" w:color="000000"/>
+              <w:bottom w:val="single" w:sz="4" w:space="0" w:color="000000"/>
+              <w:right w:val="single" w:sz="4" w:space="0" w:color="000000"/>
+            </w:tcBorders>
+            <w:shd w:val="clear" w:color="auto" w:fill="C0C0C0"/>
+          </w:tcPr>
+          <w:p>
+            <w:pPr>
+              <w:widowControl w:val="0"/>
+              <w:adjustRightInd w:val="0"/>
+              <w:spacing w:line="320" w:lineRule="atLeast"/>
+              <w:rPr>
+                <w:color w:val="000000"/>
+                <w:lang w:eastAsia="es-CO"/>
+              </w:rPr>
+            </w:pPr>
+            <w:r>
+              <w:rPr>
+                <w:b/>
+                <w:color w:val="000000"/>
+                <w:lang w:eastAsia="es-CO"/>
+              </w:rPr>
+              <w:t>Actor</w:t>
+            </w:r>
+          </w:p>
+        </w:tc>
+        <w:tc>
+          <w:tcPr>
+            <w:tcW w:w="4666" w:type="dxa"/>
+            <w:tcBorders>
+              <w:top w:val="single" w:sz="4" w:space="0" w:color="000000"/>
+              <w:left w:val="single" w:sz="4" w:space="0" w:color="000000"/>
+              <w:bottom w:val="single" w:sz="4" w:space="0" w:color="000000"/>
+              <w:right w:val="single" w:sz="4" w:space="0" w:color="000000"/>
+            </w:tcBorders>
+            <w:shd w:val="clear" w:color="auto" w:fill="FFFFFF"/>
+          </w:tcPr>
+          <w:p>
+            <w:pPr>
+              <w:widowControl w:val="0"/>
+              <w:adjustRightInd w:val="0"/>
+              <w:spacing w:line="320" w:lineRule="atLeast"/>
+              <w:rPr>
+                <w:color w:val="000000"/>
+                <w:lang w:eastAsia="es-CO"/>
+              </w:rPr>
+            </w:pPr>
+            <w:r>
+              <w:rPr>
+                <w:color w:val="000000"/>
+                <w:lang w:eastAsia="es-CO"/>
+              </w:rPr>
+              <w:t>Gestor de Practicas</w:t>
+            </w:r>
+          </w:p>
+        </w:tc>
+      </w:tr>
+      <w:tr>
+        <w:tblPrEx>
+          <w:tblCellMar>
+            <w:top w:w="0" w:type="dxa"/>
+            <w:bottom w:w="0" w:type="dxa"/>
+          </w:tblCellMar>
+        </w:tblPrEx>
+        <w:tc>
+          <w:tcPr>
+            <w:tcW w:w="2333" w:type="dxa"/>
+            <w:tcBorders>
+              <w:top w:val="single" w:sz="4" w:space="0" w:color="000000"/>
+              <w:left w:val="single" w:sz="4" w:space="0" w:color="000000"/>
+              <w:bottom w:val="single" w:sz="4" w:space="0" w:color="000000"/>
+              <w:right w:val="single" w:sz="4" w:space="0" w:color="000000"/>
+            </w:tcBorders>
+            <w:shd w:val="clear" w:color="auto" w:fill="C0C0C0"/>
+          </w:tcPr>
+          <w:p>
+            <w:pPr>
+              <w:widowControl w:val="0"/>
+              <w:adjustRightInd w:val="0"/>
+              <w:spacing w:line="320" w:lineRule="atLeast"/>
+              <w:rPr>
+                <w:color w:val="000000"/>
+                <w:lang w:eastAsia="es-CO"/>
+              </w:rPr>
+            </w:pPr>
+            <w:proofErr w:type="spellStart"/>
+            <w:r>
+              <w:rPr>
+                <w:b/>
+                <w:color w:val="000000"/>
+                <w:lang w:eastAsia="es-CO"/>
+              </w:rPr>
+              <w:t>Precondition</w:t>
+            </w:r>
+            <w:proofErr w:type="spellEnd"/>
+          </w:p>
+        </w:tc>
+        <w:tc>
+          <w:tcPr>
+            <w:tcW w:w="4666" w:type="dxa"/>
+            <w:tcBorders>
+              <w:top w:val="single" w:sz="4" w:space="0" w:color="000000"/>
+              <w:left w:val="single" w:sz="4" w:space="0" w:color="000000"/>
+              <w:bottom w:val="single" w:sz="4" w:space="0" w:color="000000"/>
+              <w:right w:val="single" w:sz="4" w:space="0" w:color="000000"/>
+            </w:tcBorders>
+            <w:shd w:val="clear" w:color="auto" w:fill="FFFFFF"/>
+          </w:tcPr>
+          <w:p>
+            <w:pPr>
+              <w:widowControl w:val="0"/>
+              <w:adjustRightInd w:val="0"/>
+              <w:spacing w:line="320" w:lineRule="atLeast"/>
+              <w:rPr>
+                <w:color w:val="000000"/>
+                <w:lang w:eastAsia="es-CO"/>
+              </w:rPr>
+            </w:pPr>
+            <w:r>
+              <w:rPr>
+                <w:color w:val="000000"/>
+                <w:lang w:eastAsia="es-CO"/>
+              </w:rPr>
+              <w:t>Estudiante matriculado y convenio activo en el sistema.</w:t>
+            </w:r>
+          </w:p>
+        </w:tc>
+      </w:tr>
+      <w:tr>
+        <w:tblPrEx>
+          <w:tblCellMar>
+            <w:top w:w="0" w:type="dxa"/>
+            <w:bottom w:w="0" w:type="dxa"/>
+          </w:tblCellMar>
+        </w:tblPrEx>
+        <w:tc>
+          <w:tcPr>
+            <w:tcW w:w="2333" w:type="dxa"/>
+            <w:tcBorders>
+              <w:top w:val="single" w:sz="4" w:space="0" w:color="000000"/>
+              <w:left w:val="single" w:sz="4" w:space="0" w:color="000000"/>
+              <w:bottom w:val="single" w:sz="4" w:space="0" w:color="000000"/>
+              <w:right w:val="single" w:sz="4" w:space="0" w:color="000000"/>
+            </w:tcBorders>
+            <w:shd w:val="clear" w:color="auto" w:fill="C0C0C0"/>
+          </w:tcPr>
+          <w:p>
+            <w:pPr>
+              <w:widowControl w:val="0"/>
+              <w:adjustRightInd w:val="0"/>
+              <w:spacing w:line="320" w:lineRule="atLeast"/>
+              <w:rPr>
+                <w:color w:val="000000"/>
+                <w:lang w:eastAsia="es-CO"/>
+              </w:rPr>
+            </w:pPr>
+            <w:proofErr w:type="spellStart"/>
+            <w:r>
+              <w:rPr>
+                <w:b/>
+                <w:color w:val="000000"/>
+                <w:lang w:eastAsia="es-CO"/>
+              </w:rPr>
+              <w:t>Postcondition</w:t>
+            </w:r>
+            <w:proofErr w:type="spellEnd"/>
+          </w:p>
+        </w:tc>
+        <w:tc>
+          <w:tcPr>
+            <w:tcW w:w="4666" w:type="dxa"/>
+            <w:tcBorders>
+              <w:top w:val="single" w:sz="4" w:space="0" w:color="000000"/>
+              <w:left w:val="single" w:sz="4" w:space="0" w:color="000000"/>
+              <w:bottom w:val="single" w:sz="4" w:space="0" w:color="000000"/>
+              <w:right w:val="single" w:sz="4" w:space="0" w:color="000000"/>
+            </w:tcBorders>
+            <w:shd w:val="clear" w:color="auto" w:fill="FFFFFF"/>
+          </w:tcPr>
+          <w:p>
+            <w:pPr>
+              <w:widowControl w:val="0"/>
+              <w:adjustRightInd w:val="0"/>
+              <w:spacing w:line="320" w:lineRule="atLeast"/>
+              <w:rPr>
+                <w:color w:val="000000"/>
+                <w:lang w:eastAsia="es-CO"/>
+              </w:rPr>
+            </w:pPr>
+            <w:r>
+              <w:rPr>
+                <w:color w:val="000000"/>
+                <w:lang w:eastAsia="es-CO"/>
+              </w:rPr>
+              <w:t>Estudiante asignado a centro de práctica y docente asesor.</w:t>
+            </w:r>
+          </w:p>
+        </w:tc>
+      </w:tr>
+      <w:tr>
+        <w:tblPrEx>
+          <w:tblCellMar>
+            <w:top w:w="0" w:type="dxa"/>
+            <w:bottom w:w="0" w:type="dxa"/>
+          </w:tblCellMar>
+        </w:tblPrEx>
+        <w:tc>
+          <w:tcPr>
+            <w:tcW w:w="2333" w:type="dxa"/>
+            <w:tcBorders>
+              <w:top w:val="single" w:sz="4" w:space="0" w:color="000000"/>
+              <w:left w:val="single" w:sz="4" w:space="0" w:color="000000"/>
+              <w:bottom w:val="single" w:sz="4" w:space="0" w:color="000000"/>
+              <w:right w:val="single" w:sz="4" w:space="0" w:color="000000"/>
+            </w:tcBorders>
+            <w:shd w:val="clear" w:color="auto" w:fill="C0C0C0"/>
+          </w:tcPr>
+          <w:p>
+            <w:pPr>
+              <w:widowControl w:val="0"/>
+              <w:adjustRightInd w:val="0"/>
+              <w:spacing w:line="320" w:lineRule="atLeast"/>
+              <w:rPr>
+                <w:color w:val="000000"/>
+                <w:lang w:eastAsia="es-CO"/>
+              </w:rPr>
+            </w:pPr>
+            <w:r>
+              <w:rPr>
+                <w:b/>
+                <w:color w:val="000000"/>
+                <w:lang w:eastAsia="es-CO"/>
+              </w:rPr>
+              <w:lastRenderedPageBreak/>
+              <w:t xml:space="preserve">Base </w:t>
+            </w:r>
+            <w:proofErr w:type="spellStart"/>
+            <w:r>
+              <w:rPr>
+                <w:b/>
+                <w:color w:val="000000"/>
+                <w:lang w:eastAsia="es-CO"/>
+              </w:rPr>
+              <w:t>Sequence</w:t>
+            </w:r>
+            <w:proofErr w:type="spellEnd"/>
+          </w:p>
+        </w:tc>
+        <w:tc>
+          <w:tcPr>
+            <w:tcW w:w="4666" w:type="dxa"/>
+            <w:tcBorders>
+              <w:top w:val="single" w:sz="4" w:space="0" w:color="000000"/>
+              <w:left w:val="single" w:sz="4" w:space="0" w:color="000000"/>
+              <w:bottom w:val="single" w:sz="4" w:space="0" w:color="000000"/>
+              <w:right w:val="single" w:sz="4" w:space="0" w:color="000000"/>
+            </w:tcBorders>
+            <w:shd w:val="clear" w:color="auto" w:fill="FFFFFF"/>
+          </w:tcPr>
+          <w:p>
+            <w:pPr>
+              <w:widowControl w:val="0"/>
+              <w:adjustRightInd w:val="0"/>
+              <w:spacing w:line="320" w:lineRule="atLeast"/>
+              <w:rPr>
+                <w:color w:val="000000"/>
+                <w:lang w:eastAsia="es-CO"/>
+              </w:rPr>
+            </w:pPr>
+            <w:r>
+              <w:rPr>
+                <w:color w:val="000000"/>
+                <w:lang w:eastAsia="es-CO"/>
+              </w:rPr>
+              <w:t>1. El Gestor consulta los estudiantes aptos.</w:t>
+            </w:r>
+          </w:p>
+          <w:p>
+            <w:pPr>
+              <w:widowControl w:val="0"/>
+              <w:adjustRightInd w:val="0"/>
+              <w:spacing w:line="320" w:lineRule="atLeast"/>
+              <w:rPr>
+                <w:color w:val="000000"/>
+                <w:lang w:eastAsia="es-CO"/>
+              </w:rPr>
+            </w:pPr>
+          </w:p>
+          <w:p>
+            <w:pPr>
+              <w:widowControl w:val="0"/>
+              <w:adjustRightInd w:val="0"/>
+              <w:spacing w:line="320" w:lineRule="atLeast"/>
+              <w:rPr>
+                <w:color w:val="000000"/>
+                <w:lang w:eastAsia="es-CO"/>
+              </w:rPr>
+            </w:pPr>
+          </w:p>
+          <w:p>
+            <w:pPr>
+              <w:widowControl w:val="0"/>
+              <w:adjustRightInd w:val="0"/>
+              <w:spacing w:line="320" w:lineRule="atLeast"/>
+              <w:rPr>
+                <w:color w:val="000000"/>
+                <w:lang w:eastAsia="es-CO"/>
+              </w:rPr>
+            </w:pPr>
+            <w:r>
+              <w:rPr>
+                <w:color w:val="000000"/>
+                <w:lang w:eastAsia="es-CO"/>
+              </w:rPr>
+              <w:t>2. Selecciona la institución receptora con cupo disponible.</w:t>
+            </w:r>
+          </w:p>
+          <w:p>
+            <w:pPr>
+              <w:widowControl w:val="0"/>
+              <w:adjustRightInd w:val="0"/>
+              <w:spacing w:line="320" w:lineRule="atLeast"/>
+              <w:rPr>
+                <w:color w:val="000000"/>
+                <w:lang w:eastAsia="es-CO"/>
+              </w:rPr>
+            </w:pPr>
+          </w:p>
+          <w:p>
+            <w:pPr>
+              <w:widowControl w:val="0"/>
+              <w:adjustRightInd w:val="0"/>
+              <w:spacing w:line="320" w:lineRule="atLeast"/>
+              <w:rPr>
+                <w:color w:val="000000"/>
+                <w:lang w:eastAsia="es-CO"/>
+              </w:rPr>
+            </w:pPr>
+          </w:p>
+          <w:p>
+            <w:pPr>
+              <w:widowControl w:val="0"/>
+              <w:adjustRightInd w:val="0"/>
+              <w:spacing w:line="320" w:lineRule="atLeast"/>
+              <w:rPr>
+                <w:color w:val="000000"/>
+                <w:lang w:eastAsia="es-CO"/>
+              </w:rPr>
+            </w:pPr>
+            <w:r>
+              <w:rPr>
+                <w:color w:val="000000"/>
+                <w:lang w:eastAsia="es-CO"/>
+              </w:rPr>
+              <w:t>3. Asigna el docente asesor responsable y confirma la vinculación.</w:t>
+            </w:r>
+          </w:p>
+        </w:tc>
+      </w:tr>
+      <w:tr>
+        <w:tblPrEx>
+          <w:tblCellMar>
+            <w:top w:w="0" w:type="dxa"/>
+            <w:bottom w:w="0" w:type="dxa"/>
+          </w:tblCellMar>
+        </w:tblPrEx>
+        <w:tc>
+          <w:tcPr>
+            <w:tcW w:w="2333" w:type="dxa"/>
+            <w:tcBorders>
+              <w:top w:val="single" w:sz="4" w:space="0" w:color="000000"/>
+              <w:left w:val="single" w:sz="4" w:space="0" w:color="000000"/>
+              <w:bottom w:val="single" w:sz="4" w:space="0" w:color="000000"/>
+              <w:right w:val="single" w:sz="4" w:space="0" w:color="000000"/>
+            </w:tcBorders>
+            <w:shd w:val="clear" w:color="auto" w:fill="C0C0C0"/>
+          </w:tcPr>
+          <w:p>
+            <w:pPr>
+              <w:widowControl w:val="0"/>
+              <w:adjustRightInd w:val="0"/>
+              <w:spacing w:line="320" w:lineRule="atLeast"/>
+              <w:rPr>
+                <w:color w:val="000000"/>
+                <w:lang w:eastAsia="es-CO"/>
+              </w:rPr>
+            </w:pPr>
+            <w:r>
+              <w:rPr>
+                <w:b/>
+                <w:color w:val="000000"/>
+                <w:lang w:eastAsia="es-CO"/>
+              </w:rPr>
+              <w:t xml:space="preserve">Branch </w:t>
+            </w:r>
+            <w:proofErr w:type="spellStart"/>
+            <w:r>
+              <w:rPr>
+                <w:b/>
+                <w:color w:val="000000"/>
+                <w:lang w:eastAsia="es-CO"/>
+              </w:rPr>
+              <w:t>Sequence</w:t>
+            </w:r>
+            <w:proofErr w:type="spellEnd"/>
+          </w:p>
+        </w:tc>
+        <w:tc>
+          <w:tcPr>
+            <w:tcW w:w="4666" w:type="dxa"/>
+            <w:tcBorders>
+              <w:top w:val="single" w:sz="4" w:space="0" w:color="000000"/>
+              <w:left w:val="single" w:sz="4" w:space="0" w:color="000000"/>
+              <w:bottom w:val="single" w:sz="4" w:space="0" w:color="000000"/>
+              <w:right w:val="single" w:sz="4" w:space="0" w:color="000000"/>
+            </w:tcBorders>
+            <w:shd w:val="clear" w:color="auto" w:fill="FFFFFF"/>
+          </w:tcPr>
+          <w:p>
+            <w:pPr>
+              <w:widowControl w:val="0"/>
+              <w:adjustRightInd w:val="0"/>
+              <w:rPr>
+                <w:color w:val="000000"/>
+                <w:lang w:eastAsia="es-CO"/>
+              </w:rPr>
+            </w:pPr>
+          </w:p>
+        </w:tc>
+      </w:tr>
+      <w:tr>
+        <w:tblPrEx>
+          <w:tblCellMar>
+            <w:top w:w="0" w:type="dxa"/>
+            <w:bottom w:w="0" w:type="dxa"/>
+          </w:tblCellMar>
+        </w:tblPrEx>
+        <w:tc>
+          <w:tcPr>
+            <w:tcW w:w="2333" w:type="dxa"/>
+            <w:tcBorders>
+              <w:top w:val="single" w:sz="4" w:space="0" w:color="000000"/>
+              <w:left w:val="single" w:sz="4" w:space="0" w:color="000000"/>
+              <w:bottom w:val="single" w:sz="4" w:space="0" w:color="000000"/>
+              <w:right w:val="single" w:sz="4" w:space="0" w:color="000000"/>
+            </w:tcBorders>
+            <w:shd w:val="clear" w:color="auto" w:fill="C0C0C0"/>
+          </w:tcPr>
+          <w:p>
+            <w:pPr>
+              <w:widowControl w:val="0"/>
+              <w:adjustRightInd w:val="0"/>
+              <w:spacing w:line="320" w:lineRule="atLeast"/>
+              <w:rPr>
+                <w:color w:val="000000"/>
+                <w:lang w:eastAsia="es-CO"/>
+              </w:rPr>
+            </w:pPr>
+            <w:proofErr w:type="spellStart"/>
+            <w:r>
+              <w:rPr>
+                <w:b/>
+                <w:color w:val="000000"/>
+                <w:lang w:eastAsia="es-CO"/>
+              </w:rPr>
+              <w:t>Exception</w:t>
+            </w:r>
+            <w:proofErr w:type="spellEnd"/>
+            <w:r>
+              <w:rPr>
+                <w:b/>
+                <w:color w:val="000000"/>
+                <w:lang w:eastAsia="es-CO"/>
+              </w:rPr>
+              <w:t xml:space="preserve"> </w:t>
+            </w:r>
+            <w:proofErr w:type="spellStart"/>
+            <w:r>
+              <w:rPr>
+                <w:b/>
+                <w:color w:val="000000"/>
+                <w:lang w:eastAsia="es-CO"/>
+              </w:rPr>
+              <w:t>Sequence</w:t>
+            </w:r>
+            <w:proofErr w:type="spellEnd"/>
+          </w:p>
+        </w:tc>
+        <w:tc>
+          <w:tcPr>
+            <w:tcW w:w="4666" w:type="dxa"/>
+            <w:tcBorders>
+              <w:top w:val="single" w:sz="4" w:space="0" w:color="000000"/>
+              <w:left w:val="single" w:sz="4" w:space="0" w:color="000000"/>
+              <w:bottom w:val="single" w:sz="4" w:space="0" w:color="000000"/>
+              <w:right w:val="single" w:sz="4" w:space="0" w:color="000000"/>
+            </w:tcBorders>
+            <w:shd w:val="clear" w:color="auto" w:fill="FFFFFF"/>
+          </w:tcPr>
+          <w:p>
+            <w:pPr>
+              <w:widowControl w:val="0"/>
+              <w:adjustRightInd w:val="0"/>
+              <w:spacing w:line="320" w:lineRule="atLeast"/>
+              <w:rPr>
+                <w:color w:val="000000"/>
+                <w:lang w:eastAsia="es-CO"/>
+              </w:rPr>
+            </w:pPr>
+            <w:r>
+              <w:rPr>
+                <w:color w:val="000000"/>
+                <w:lang w:eastAsia="es-CO"/>
+              </w:rPr>
+              <w:t>Estudiante con asignaturas prerrequisito pendientes: El sistema bloquea la asignación.</w:t>
+            </w:r>
+          </w:p>
+        </w:tc>
+      </w:tr>
+      <w:tr>
+        <w:tblPrEx>
+          <w:tblCellMar>
+            <w:top w:w="0" w:type="dxa"/>
+            <w:bottom w:w="0" w:type="dxa"/>
+          </w:tblCellMar>
+        </w:tblPrEx>
+        <w:tc>
+          <w:tcPr>
+            <w:tcW w:w="2333" w:type="dxa"/>
+            <w:tcBorders>
+              <w:top w:val="single" w:sz="4" w:space="0" w:color="000000"/>
+              <w:left w:val="single" w:sz="4" w:space="0" w:color="000000"/>
+              <w:bottom w:val="single" w:sz="4" w:space="0" w:color="000000"/>
+              <w:right w:val="single" w:sz="4" w:space="0" w:color="000000"/>
+            </w:tcBorders>
+            <w:shd w:val="clear" w:color="auto" w:fill="C0C0C0"/>
+          </w:tcPr>
+          <w:p>
+            <w:pPr>
+              <w:widowControl w:val="0"/>
+              <w:adjustRightInd w:val="0"/>
+              <w:spacing w:line="320" w:lineRule="atLeast"/>
+              <w:rPr>
+                <w:color w:val="000000"/>
+                <w:lang w:eastAsia="es-CO"/>
+              </w:rPr>
+            </w:pPr>
+            <w:r>
+              <w:rPr>
+                <w:b/>
+                <w:color w:val="000000"/>
+                <w:lang w:eastAsia="es-CO"/>
+              </w:rPr>
+              <w:t xml:space="preserve">Sub </w:t>
+            </w:r>
+            <w:proofErr w:type="spellStart"/>
+            <w:r>
+              <w:rPr>
+                <w:b/>
+                <w:color w:val="000000"/>
+                <w:lang w:eastAsia="es-CO"/>
+              </w:rPr>
+              <w:t>UseCase</w:t>
+            </w:r>
+            <w:proofErr w:type="spellEnd"/>
+          </w:p>
+        </w:tc>
+        <w:tc>
+          <w:tcPr>
+            <w:tcW w:w="4666" w:type="dxa"/>
+            <w:tcBorders>
+              <w:top w:val="single" w:sz="4" w:space="0" w:color="000000"/>
+              <w:left w:val="single" w:sz="4" w:space="0" w:color="000000"/>
+              <w:bottom w:val="single" w:sz="4" w:space="0" w:color="000000"/>
+              <w:right w:val="single" w:sz="4" w:space="0" w:color="000000"/>
+            </w:tcBorders>
+            <w:shd w:val="clear" w:color="auto" w:fill="FFFFFF"/>
+          </w:tcPr>
+          <w:p>
+            <w:pPr>
+              <w:widowControl w:val="0"/>
+              <w:adjustRightInd w:val="0"/>
+              <w:spacing w:line="320" w:lineRule="atLeast"/>
+              <w:rPr>
+                <w:color w:val="000000"/>
+                <w:lang w:eastAsia="es-CO"/>
+              </w:rPr>
+            </w:pPr>
+            <w:r>
+              <w:rPr>
+                <w:color w:val="000000"/>
+                <w:lang w:eastAsia="es-CO"/>
+              </w:rPr>
+              <w:t>Gestionar instituciones y convenios,</w:t>
+            </w:r>
+          </w:p>
+          <w:p>
+            <w:pPr>
+              <w:widowControl w:val="0"/>
+              <w:adjustRightInd w:val="0"/>
+              <w:spacing w:line="320" w:lineRule="atLeast"/>
+              <w:rPr>
+                <w:color w:val="000000"/>
+                <w:lang w:eastAsia="es-CO"/>
+              </w:rPr>
+            </w:pPr>
+            <w:r>
+              <w:rPr>
+                <w:color w:val="000000"/>
+                <w:lang w:eastAsia="es-CO"/>
+              </w:rPr>
+              <w:t>Gestionar evidencias y cumplimientos de horas</w:t>
+            </w:r>
+          </w:p>
+        </w:tc>
+      </w:tr>
+      <w:tr>
+        <w:tblPrEx>
+          <w:tblCellMar>
+            <w:top w:w="0" w:type="dxa"/>
+            <w:bottom w:w="0" w:type="dxa"/>
+          </w:tblCellMar>
+        </w:tblPrEx>
+        <w:tc>
+          <w:tcPr>
+            <w:tcW w:w="2333" w:type="dxa"/>
+            <w:tcBorders>
+              <w:top w:val="single" w:sz="4" w:space="0" w:color="000000"/>
+              <w:left w:val="single" w:sz="4" w:space="0" w:color="000000"/>
+              <w:bottom w:val="single" w:sz="4" w:space="0" w:color="000000"/>
+              <w:right w:val="single" w:sz="4" w:space="0" w:color="000000"/>
+            </w:tcBorders>
+            <w:shd w:val="clear" w:color="auto" w:fill="C0C0C0"/>
+          </w:tcPr>
+          <w:p>
+            <w:pPr>
+              <w:widowControl w:val="0"/>
+              <w:adjustRightInd w:val="0"/>
+              <w:spacing w:line="320" w:lineRule="atLeast"/>
+              <w:rPr>
+                <w:color w:val="000000"/>
+                <w:lang w:eastAsia="es-CO"/>
+              </w:rPr>
+            </w:pPr>
+            <w:r>
+              <w:rPr>
+                <w:b/>
+                <w:color w:val="000000"/>
+                <w:lang w:eastAsia="es-CO"/>
+              </w:rPr>
+              <w:t>Note</w:t>
+            </w:r>
+          </w:p>
+        </w:tc>
+        <w:tc>
+          <w:tcPr>
+            <w:tcW w:w="4666" w:type="dxa"/>
+            <w:tcBorders>
+              <w:top w:val="single" w:sz="4" w:space="0" w:color="000000"/>
+              <w:left w:val="single" w:sz="4" w:space="0" w:color="000000"/>
+              <w:bottom w:val="single" w:sz="4" w:space="0" w:color="000000"/>
+              <w:right w:val="single" w:sz="4" w:space="0" w:color="000000"/>
+            </w:tcBorders>
+            <w:shd w:val="clear" w:color="auto" w:fill="FFFFFF"/>
+          </w:tcPr>
+          <w:p>
+            <w:pPr>
+              <w:widowControl w:val="0"/>
+              <w:adjustRightInd w:val="0"/>
+              <w:spacing w:line="320" w:lineRule="atLeast"/>
+              <w:rPr>
+                <w:color w:val="000000"/>
+                <w:lang w:eastAsia="es-CO"/>
+              </w:rPr>
+            </w:pPr>
+            <w:r>
+              <w:rPr>
+                <w:color w:val="000000"/>
+                <w:lang w:eastAsia="es-CO"/>
+              </w:rPr>
+              <w:t>Valida automáticamente la disponibilidad de plazas en el convenio activo.</w:t>
+            </w:r>
+          </w:p>
+        </w:tc>
+      </w:tr>
+    </w:tbl>
+    <w:p>
+      <w:pPr>
+        <w:pStyle w:val="Ttulo3"/>
+        <w:ind w:left="400"/>
+        <w:rPr>
+          <w:color w:val="000080"/>
+          <w:sz w:val="20"/>
+        </w:rPr>
+      </w:pPr>
+      <w:r>
+        <w:rPr>
+          <w:noProof/>
+          <w:color w:val="000000"/>
+          <w:lang w:eastAsia="es-CO"/>
+        </w:rPr>
+        <w:drawing>
+          <wp:inline distT="0" distB="0" distL="0" distR="0" wp14:anchorId="3EA7336E" wp14:editId="441DA704">
+            <wp:extent cx="121920" cy="121920"/>
+            <wp:effectExtent l="0" t="0" r="0" b="0"/>
+            <wp:docPr id="1269935030" name="Imagen 6"/>
+            <wp:cNvGraphicFramePr>
+              <a:graphicFrameLocks xmlns:a="http://schemas.openxmlformats.org/drawingml/2006/main" noChangeAspect="1"/>
+            </wp:cNvGraphicFramePr>
+            <a:graphic xmlns:a="http://schemas.openxmlformats.org/drawingml/2006/main">
+              <a:graphicData uri="http://schemas.openxmlformats.org/drawingml/2006/picture">
+                <pic:pic xmlns:pic="http://schemas.openxmlformats.org/drawingml/2006/picture">
+                  <pic:nvPicPr>
+                    <pic:cNvPr id="0" name="Picture 3"/>
+                    <pic:cNvPicPr>
+                      <a:picLocks noChangeAspect="1" noChangeArrowheads="1"/>
+                    </pic:cNvPicPr>
+                  </pic:nvPicPr>
+                  <pic:blipFill>
+                    <a:blip r:embed="rId6">
+                      <a:extLst>
+                        <a:ext uri="{28A0092B-C50C-407E-A947-70E740481C1C}">
+                          <a14:useLocalDpi xmlns:a14="http://schemas.microsoft.com/office/drawing/2010/main" val="0"/>
+                        </a:ext>
+                      </a:extLst>
+                    </a:blip>
+                    <a:srcRect/>
+                    <a:stretch>
+                      <a:fillRect/>
+                    </a:stretch>
+                  </pic:blipFill>
+                  <pic:spPr bwMode="auto">
+                    <a:xfrm>
+                      <a:off x="0" y="0"/>
+                      <a:ext cx="121920" cy="121920"/>
+                    </a:xfrm>
+                    <a:prstGeom prst="rect">
+                      <a:avLst/>
+                    </a:prstGeom>
+                    <a:noFill/>
+                    <a:ln>
+                      <a:noFill/>
+                    </a:ln>
+                  </pic:spPr>
+                </pic:pic>
+              </a:graphicData>
+            </a:graphic>
+          </wp:inline>
+        </w:drawing>
+      </w:r>
+      <w:bookmarkStart w:id="0" w:name="_hyperlink5"/>
+      <w:bookmarkEnd w:id="0"/>
+      <w:r>
+        <w:rPr>
+          <w:b/>
+          <w:color w:val="000080"/>
+          <w:sz w:val="20"/>
+        </w:rPr>
+        <w:t xml:space="preserve">Gestionar evidencias y cumplimientos de horas </w:t>
+      </w:r>
+    </w:p>
+    <w:p>
+      <w:pPr>
+        <w:pStyle w:val="Ttulo4"/>
+        <w:ind w:left="600"/>
+        <w:rPr>
+          <w:bCs/>
+          <w:lang w:eastAsia="es-CO"/>
+        </w:rPr>
+      </w:pPr>
+    </w:p>
+    <w:tbl>
+      <w:tblPr>
+        <w:tblW w:w="7020" w:type="dxa"/>
+        <w:tblInd w:w="5" w:type="dxa"/>
+        <w:tblBorders>
+          <w:top w:val="single" w:sz="8" w:space="0" w:color="000000"/>
+          <w:left w:val="single" w:sz="8" w:space="0" w:color="000000"/>
+          <w:bottom w:val="single" w:sz="8" w:space="0" w:color="000000"/>
+          <w:right w:val="single" w:sz="8" w:space="0" w:color="000000"/>
+          <w:insideH w:val="single" w:sz="8" w:space="0" w:color="000000"/>
+          <w:insideV w:val="single" w:sz="8" w:space="0" w:color="000000"/>
+        </w:tblBorders>
+        <w:tblLayout w:type="fixed"/>
+        <w:tblCellMar>
+          <w:left w:w="0" w:type="dxa"/>
+          <w:right w:w="0" w:type="dxa"/>
+        </w:tblCellMar>
+        <w:tblLook w:val="0000" w:firstRow="0" w:lastRow="0" w:firstColumn="0" w:lastColumn="0" w:noHBand="0" w:noVBand="0"/>
+      </w:tblPr>
+      <w:tblGrid>
+        <w:gridCol w:w="1002"/>
+        <w:gridCol w:w="1003"/>
+        <w:gridCol w:w="2006"/>
+        <w:gridCol w:w="3009"/>
+      </w:tblGrid>
+      <w:tr>
+        <w:tblPrEx>
+          <w:tblCellMar>
+            <w:top w:w="0" w:type="dxa"/>
+            <w:bottom w:w="0" w:type="dxa"/>
+          </w:tblCellMar>
+        </w:tblPrEx>
+        <w:tc>
+          <w:tcPr>
+            <w:tcW w:w="1000" w:type="dxa"/>
+            <w:tcBorders>
+              <w:top w:val="single" w:sz="4" w:space="0" w:color="000000"/>
+              <w:left w:val="single" w:sz="4" w:space="0" w:color="000000"/>
+              <w:bottom w:val="single" w:sz="4" w:space="0" w:color="000000"/>
+              <w:right w:val="single" w:sz="4" w:space="0" w:color="000000"/>
+            </w:tcBorders>
+            <w:shd w:val="clear" w:color="auto" w:fill="C0C0C0"/>
+          </w:tcPr>
+          <w:p>
+            <w:pPr>
+              <w:widowControl w:val="0"/>
+              <w:adjustRightInd w:val="0"/>
+              <w:spacing w:line="320" w:lineRule="atLeast"/>
+              <w:rPr>
+                <w:lang w:eastAsia="es-CO"/>
+              </w:rPr>
+            </w:pPr>
+            <w:r>
+              <w:rPr>
+                <w:b/>
+                <w:lang w:eastAsia="es-CO"/>
+              </w:rPr>
+              <w:t>Name</w:t>
+            </w:r>
+          </w:p>
+        </w:tc>
+        <w:tc>
+          <w:tcPr>
+            <w:tcW w:w="1000" w:type="dxa"/>
+            <w:tcBorders>
+              <w:top w:val="single" w:sz="4" w:space="0" w:color="000000"/>
+              <w:left w:val="single" w:sz="4" w:space="0" w:color="000000"/>
+              <w:bottom w:val="single" w:sz="4" w:space="0" w:color="000000"/>
+              <w:right w:val="single" w:sz="4" w:space="0" w:color="000000"/>
+            </w:tcBorders>
+            <w:shd w:val="clear" w:color="auto" w:fill="C0C0C0"/>
+          </w:tcPr>
+          <w:p>
+            <w:pPr>
+              <w:widowControl w:val="0"/>
+              <w:adjustRightInd w:val="0"/>
+              <w:spacing w:line="320" w:lineRule="atLeast"/>
+              <w:rPr>
+                <w:lang w:eastAsia="es-CO"/>
+              </w:rPr>
+            </w:pPr>
+            <w:proofErr w:type="spellStart"/>
+            <w:r>
+              <w:rPr>
+                <w:b/>
+                <w:lang w:eastAsia="es-CO"/>
+              </w:rPr>
+              <w:t>Type</w:t>
+            </w:r>
+            <w:proofErr w:type="spellEnd"/>
+          </w:p>
+        </w:tc>
+        <w:tc>
+          <w:tcPr>
+            <w:tcW w:w="2000" w:type="dxa"/>
+            <w:tcBorders>
+              <w:top w:val="single" w:sz="4" w:space="0" w:color="000000"/>
+              <w:left w:val="single" w:sz="4" w:space="0" w:color="000000"/>
+              <w:bottom w:val="single" w:sz="4" w:space="0" w:color="000000"/>
+              <w:right w:val="single" w:sz="4" w:space="0" w:color="000000"/>
+            </w:tcBorders>
+            <w:shd w:val="clear" w:color="auto" w:fill="C0C0C0"/>
+          </w:tcPr>
+          <w:p>
+            <w:pPr>
+              <w:widowControl w:val="0"/>
+              <w:adjustRightInd w:val="0"/>
+              <w:spacing w:line="320" w:lineRule="atLeast"/>
+              <w:rPr>
+                <w:lang w:eastAsia="es-CO"/>
+              </w:rPr>
+            </w:pPr>
+            <w:r>
+              <w:rPr>
+                <w:b/>
+                <w:lang w:eastAsia="es-CO"/>
+              </w:rPr>
+              <w:t>Target</w:t>
+            </w:r>
+          </w:p>
+        </w:tc>
+        <w:tc>
+          <w:tcPr>
+            <w:tcW w:w="3000" w:type="dxa"/>
+            <w:tcBorders>
+              <w:top w:val="single" w:sz="4" w:space="0" w:color="000000"/>
+              <w:left w:val="single" w:sz="4" w:space="0" w:color="000000"/>
+              <w:bottom w:val="single" w:sz="4" w:space="0" w:color="000000"/>
+              <w:right w:val="single" w:sz="4" w:space="0" w:color="000000"/>
+            </w:tcBorders>
+            <w:shd w:val="clear" w:color="auto" w:fill="C0C0C0"/>
+          </w:tcPr>
+          <w:p>
+            <w:pPr>
+              <w:widowControl w:val="0"/>
+              <w:adjustRightInd w:val="0"/>
+              <w:spacing w:line="320" w:lineRule="atLeast"/>
+              <w:rPr>
+                <w:lang w:eastAsia="es-CO"/>
+              </w:rPr>
+            </w:pPr>
+            <w:proofErr w:type="spellStart"/>
+            <w:r>
+              <w:rPr>
+                <w:b/>
+                <w:lang w:eastAsia="es-CO"/>
+              </w:rPr>
+              <w:t>Summary</w:t>
+            </w:r>
+            <w:proofErr w:type="spellEnd"/>
+          </w:p>
+        </w:tc>
+      </w:tr>
+      <w:tr>
+        <w:tblPrEx>
+          <w:tblCellMar>
+            <w:top w:w="0" w:type="dxa"/>
+            <w:bottom w:w="0" w:type="dxa"/>
+          </w:tblCellMar>
+        </w:tblPrEx>
+        <w:tc>
+          <w:tcPr>
+            <w:tcW w:w="1000" w:type="dxa"/>
+            <w:tcBorders>
+              <w:top w:val="single" w:sz="4" w:space="0" w:color="000000"/>
+              <w:left w:val="single" w:sz="4" w:space="0" w:color="000000"/>
+              <w:bottom w:val="single" w:sz="4" w:space="0" w:color="000000"/>
+              <w:right w:val="single" w:sz="4" w:space="0" w:color="000000"/>
+            </w:tcBorders>
+            <w:shd w:val="clear" w:color="auto" w:fill="FFFFFF"/>
+          </w:tcPr>
+          <w:p>
+            <w:pPr>
+              <w:widowControl w:val="0"/>
+              <w:adjustRightInd w:val="0"/>
+              <w:rPr>
+                <w:lang w:eastAsia="es-CO"/>
+              </w:rPr>
+            </w:pPr>
+          </w:p>
+        </w:tc>
+        <w:tc>
+          <w:tcPr>
+            <w:tcW w:w="1000" w:type="dxa"/>
+            <w:tcBorders>
+              <w:top w:val="single" w:sz="4" w:space="0" w:color="000000"/>
+              <w:left w:val="single" w:sz="4" w:space="0" w:color="000000"/>
+              <w:bottom w:val="single" w:sz="4" w:space="0" w:color="000000"/>
+              <w:right w:val="single" w:sz="4" w:space="0" w:color="000000"/>
+            </w:tcBorders>
+            <w:shd w:val="clear" w:color="auto" w:fill="FFFFFF"/>
+          </w:tcPr>
+          <w:p>
+            <w:pPr>
+              <w:widowControl w:val="0"/>
+              <w:adjustRightInd w:val="0"/>
+              <w:spacing w:line="320" w:lineRule="atLeast"/>
+              <w:rPr>
+                <w:color w:val="000000"/>
+                <w:lang w:eastAsia="es-CO"/>
+              </w:rPr>
+            </w:pPr>
+            <w:proofErr w:type="spellStart"/>
+            <w:r>
+              <w:rPr>
+                <w:color w:val="000000"/>
+                <w:lang w:eastAsia="es-CO"/>
+              </w:rPr>
+              <w:t>Extend</w:t>
+            </w:r>
+            <w:proofErr w:type="spellEnd"/>
+          </w:p>
+        </w:tc>
+        <w:tc>
+          <w:tcPr>
+            <w:tcW w:w="2000" w:type="dxa"/>
+            <w:tcBorders>
+              <w:top w:val="single" w:sz="4" w:space="0" w:color="000000"/>
+              <w:left w:val="single" w:sz="4" w:space="0" w:color="000000"/>
+              <w:bottom w:val="single" w:sz="4" w:space="0" w:color="000000"/>
+              <w:right w:val="single" w:sz="4" w:space="0" w:color="000000"/>
+            </w:tcBorders>
+            <w:shd w:val="clear" w:color="auto" w:fill="FFFFFF"/>
+          </w:tcPr>
+          <w:p>
+            <w:pPr>
+              <w:widowControl w:val="0"/>
+              <w:adjustRightInd w:val="0"/>
+              <w:spacing w:line="320" w:lineRule="atLeast"/>
+              <w:rPr>
+                <w:color w:val="000000"/>
+                <w:lang w:eastAsia="es-CO"/>
+              </w:rPr>
+            </w:pPr>
+            <w:proofErr w:type="spellStart"/>
+            <w:r>
+              <w:rPr>
+                <w:color w:val="000000"/>
+                <w:lang w:eastAsia="es-CO"/>
+              </w:rPr>
+              <w:t>Realizaar</w:t>
+            </w:r>
+            <w:proofErr w:type="spellEnd"/>
+            <w:r>
+              <w:rPr>
+                <w:color w:val="000000"/>
+                <w:lang w:eastAsia="es-CO"/>
+              </w:rPr>
+              <w:t xml:space="preserve"> seguimiento y </w:t>
+            </w:r>
+            <w:proofErr w:type="spellStart"/>
+            <w:r>
+              <w:rPr>
+                <w:color w:val="000000"/>
+                <w:lang w:eastAsia="es-CO"/>
+              </w:rPr>
+              <w:t>evaluacion</w:t>
+            </w:r>
+            <w:proofErr w:type="spellEnd"/>
+          </w:p>
+        </w:tc>
+        <w:tc>
+          <w:tcPr>
+            <w:tcW w:w="3000" w:type="dxa"/>
+            <w:tcBorders>
+              <w:top w:val="single" w:sz="4" w:space="0" w:color="000000"/>
+              <w:left w:val="single" w:sz="4" w:space="0" w:color="000000"/>
+              <w:bottom w:val="single" w:sz="4" w:space="0" w:color="000000"/>
+              <w:right w:val="single" w:sz="4" w:space="0" w:color="000000"/>
+            </w:tcBorders>
+            <w:shd w:val="clear" w:color="auto" w:fill="FFFFFF"/>
+          </w:tcPr>
+          <w:p>
+            <w:pPr>
+              <w:widowControl w:val="0"/>
+              <w:adjustRightInd w:val="0"/>
+              <w:rPr>
+                <w:color w:val="000000"/>
+                <w:lang w:eastAsia="es-CO"/>
+              </w:rPr>
+            </w:pPr>
+          </w:p>
+        </w:tc>
+      </w:tr>
+    </w:tbl>
+    <w:p>
+      <w:pPr>
+        <w:pStyle w:val="Ttulo4"/>
+        <w:ind w:left="600"/>
+        <w:rPr>
+          <w:bCs/>
+          <w:lang w:eastAsia="es-CO"/>
+        </w:rPr>
+      </w:pPr>
+      <w:r>
+        <w:rPr>
+          <w:b/>
+          <w:color w:val="000080"/>
+          <w:sz w:val="20"/>
+        </w:rPr>
+        <w:t xml:space="preserve">Relation (From Target </w:t>
+      </w:r>
+      <w:proofErr w:type="spellStart"/>
+      <w:r>
+        <w:rPr>
+          <w:b/>
+          <w:color w:val="000080"/>
+          <w:sz w:val="20"/>
+        </w:rPr>
+        <w:t>To</w:t>
+      </w:r>
+      <w:proofErr w:type="spellEnd"/>
+      <w:r>
+        <w:rPr>
+          <w:b/>
+          <w:color w:val="000080"/>
+          <w:sz w:val="20"/>
+        </w:rPr>
+        <w:t xml:space="preserve"> </w:t>
+      </w:r>
+      <w:proofErr w:type="spellStart"/>
+      <w:r>
+        <w:rPr>
+          <w:b/>
+          <w:color w:val="000080"/>
+          <w:sz w:val="20"/>
+        </w:rPr>
+        <w:t>Source</w:t>
+      </w:r>
+      <w:proofErr w:type="spellEnd"/>
+      <w:r>
+        <w:rPr>
+          <w:b/>
+          <w:color w:val="000080"/>
+          <w:sz w:val="20"/>
+        </w:rPr>
+        <w:t>)</w:t>
+      </w:r>
+    </w:p>
+    <w:tbl>
+      <w:tblPr>
+        <w:tblW w:w="7020" w:type="dxa"/>
+        <w:tblInd w:w="5" w:type="dxa"/>
+        <w:tblBorders>
+          <w:top w:val="single" w:sz="8" w:space="0" w:color="000000"/>
+          <w:left w:val="single" w:sz="8" w:space="0" w:color="000000"/>
+          <w:bottom w:val="single" w:sz="8" w:space="0" w:color="000000"/>
+          <w:right w:val="single" w:sz="8" w:space="0" w:color="000000"/>
+          <w:insideH w:val="single" w:sz="8" w:space="0" w:color="000000"/>
+          <w:insideV w:val="single" w:sz="8" w:space="0" w:color="000000"/>
+        </w:tblBorders>
+        <w:tblLayout w:type="fixed"/>
+        <w:tblCellMar>
+          <w:left w:w="0" w:type="dxa"/>
+          <w:right w:w="0" w:type="dxa"/>
+        </w:tblCellMar>
+        <w:tblLook w:val="0000" w:firstRow="0" w:lastRow="0" w:firstColumn="0" w:lastColumn="0" w:noHBand="0" w:noVBand="0"/>
+      </w:tblPr>
+      <w:tblGrid>
+        <w:gridCol w:w="1169"/>
+        <w:gridCol w:w="1170"/>
+        <w:gridCol w:w="1170"/>
+        <w:gridCol w:w="3511"/>
+      </w:tblGrid>
+      <w:tr>
+        <w:tblPrEx>
+          <w:tblCellMar>
+            <w:top w:w="0" w:type="dxa"/>
+            <w:bottom w:w="0" w:type="dxa"/>
+          </w:tblCellMar>
+        </w:tblPrEx>
+        <w:tc>
+          <w:tcPr>
+            <w:tcW w:w="1166" w:type="dxa"/>
+            <w:tcBorders>
+              <w:top w:val="single" w:sz="4" w:space="0" w:color="000000"/>
+              <w:left w:val="single" w:sz="4" w:space="0" w:color="000000"/>
+              <w:bottom w:val="single" w:sz="4" w:space="0" w:color="000000"/>
+              <w:right w:val="single" w:sz="4" w:space="0" w:color="000000"/>
+            </w:tcBorders>
+            <w:shd w:val="clear" w:color="auto" w:fill="C0C0C0"/>
+          </w:tcPr>
+          <w:p>
+            <w:pPr>
+              <w:widowControl w:val="0"/>
+              <w:adjustRightInd w:val="0"/>
+              <w:spacing w:line="320" w:lineRule="atLeast"/>
+              <w:rPr>
+                <w:lang w:eastAsia="es-CO"/>
+              </w:rPr>
+            </w:pPr>
+            <w:r>
+              <w:rPr>
+                <w:b/>
+                <w:lang w:eastAsia="es-CO"/>
+              </w:rPr>
+              <w:t>Name</w:t>
+            </w:r>
+          </w:p>
+        </w:tc>
+        <w:tc>
+          <w:tcPr>
+            <w:tcW w:w="1166" w:type="dxa"/>
+            <w:tcBorders>
+              <w:top w:val="single" w:sz="4" w:space="0" w:color="000000"/>
+              <w:left w:val="single" w:sz="4" w:space="0" w:color="000000"/>
+              <w:bottom w:val="single" w:sz="4" w:space="0" w:color="000000"/>
+              <w:right w:val="single" w:sz="4" w:space="0" w:color="000000"/>
+            </w:tcBorders>
+            <w:shd w:val="clear" w:color="auto" w:fill="C0C0C0"/>
+          </w:tcPr>
+          <w:p>
+            <w:pPr>
+              <w:widowControl w:val="0"/>
+              <w:adjustRightInd w:val="0"/>
+              <w:spacing w:line="320" w:lineRule="atLeast"/>
+              <w:rPr>
+                <w:lang w:eastAsia="es-CO"/>
+              </w:rPr>
+            </w:pPr>
+            <w:proofErr w:type="spellStart"/>
+            <w:r>
+              <w:rPr>
+                <w:b/>
+                <w:lang w:eastAsia="es-CO"/>
+              </w:rPr>
+              <w:t>Type</w:t>
+            </w:r>
+            <w:proofErr w:type="spellEnd"/>
+          </w:p>
+        </w:tc>
+        <w:tc>
+          <w:tcPr>
+            <w:tcW w:w="1166" w:type="dxa"/>
+            <w:tcBorders>
+              <w:top w:val="single" w:sz="4" w:space="0" w:color="000000"/>
+              <w:left w:val="single" w:sz="4" w:space="0" w:color="000000"/>
+              <w:bottom w:val="single" w:sz="4" w:space="0" w:color="000000"/>
+              <w:right w:val="single" w:sz="4" w:space="0" w:color="000000"/>
+            </w:tcBorders>
+            <w:shd w:val="clear" w:color="auto" w:fill="C0C0C0"/>
+          </w:tcPr>
+          <w:p>
+            <w:pPr>
+              <w:widowControl w:val="0"/>
+              <w:adjustRightInd w:val="0"/>
+              <w:spacing w:line="320" w:lineRule="atLeast"/>
+              <w:rPr>
+                <w:lang w:eastAsia="es-CO"/>
+              </w:rPr>
+            </w:pPr>
+            <w:proofErr w:type="spellStart"/>
+            <w:r>
+              <w:rPr>
+                <w:b/>
+                <w:lang w:eastAsia="es-CO"/>
+              </w:rPr>
+              <w:t>Source</w:t>
+            </w:r>
+            <w:proofErr w:type="spellEnd"/>
+          </w:p>
+        </w:tc>
+        <w:tc>
+          <w:tcPr>
+            <w:tcW w:w="3500" w:type="dxa"/>
+            <w:tcBorders>
+              <w:top w:val="single" w:sz="4" w:space="0" w:color="000000"/>
+              <w:left w:val="single" w:sz="4" w:space="0" w:color="000000"/>
+              <w:bottom w:val="single" w:sz="4" w:space="0" w:color="000000"/>
+              <w:right w:val="single" w:sz="4" w:space="0" w:color="000000"/>
+            </w:tcBorders>
+            <w:shd w:val="clear" w:color="auto" w:fill="C0C0C0"/>
+          </w:tcPr>
+          <w:p>
+            <w:pPr>
+              <w:widowControl w:val="0"/>
+              <w:adjustRightInd w:val="0"/>
+              <w:spacing w:line="320" w:lineRule="atLeast"/>
+              <w:rPr>
+                <w:lang w:eastAsia="es-CO"/>
+              </w:rPr>
+            </w:pPr>
+            <w:proofErr w:type="spellStart"/>
+            <w:r>
+              <w:rPr>
+                <w:b/>
+                <w:lang w:eastAsia="es-CO"/>
+              </w:rPr>
+              <w:t>Summary</w:t>
+            </w:r>
+            <w:proofErr w:type="spellEnd"/>
+          </w:p>
+        </w:tc>
+      </w:tr>
+      <w:tr>
+        <w:tblPrEx>
+          <w:tblCellMar>
+            <w:top w:w="0" w:type="dxa"/>
+            <w:bottom w:w="0" w:type="dxa"/>
+          </w:tblCellMar>
+        </w:tblPrEx>
+        <w:tc>
+          <w:tcPr>
+            <w:tcW w:w="1166" w:type="dxa"/>
+            <w:tcBorders>
+              <w:top w:val="single" w:sz="4" w:space="0" w:color="000000"/>
+              <w:left w:val="single" w:sz="4" w:space="0" w:color="000000"/>
+              <w:bottom w:val="single" w:sz="4" w:space="0" w:color="000000"/>
+              <w:right w:val="single" w:sz="4" w:space="0" w:color="000000"/>
+            </w:tcBorders>
+            <w:shd w:val="clear" w:color="auto" w:fill="FFFFFF"/>
+          </w:tcPr>
+          <w:p>
+            <w:pPr>
+              <w:widowControl w:val="0"/>
+              <w:adjustRightInd w:val="0"/>
+              <w:rPr>
+                <w:lang w:eastAsia="es-CO"/>
+              </w:rPr>
+            </w:pPr>
+          </w:p>
+        </w:tc>
+        <w:tc>
+          <w:tcPr>
+            <w:tcW w:w="1166" w:type="dxa"/>
+            <w:tcBorders>
+              <w:top w:val="single" w:sz="4" w:space="0" w:color="000000"/>
+              <w:left w:val="single" w:sz="4" w:space="0" w:color="000000"/>
+              <w:bottom w:val="single" w:sz="4" w:space="0" w:color="000000"/>
+              <w:right w:val="single" w:sz="4" w:space="0" w:color="000000"/>
+            </w:tcBorders>
+            <w:shd w:val="clear" w:color="auto" w:fill="FFFFFF"/>
+          </w:tcPr>
+          <w:p>
+            <w:pPr>
+              <w:widowControl w:val="0"/>
+              <w:adjustRightInd w:val="0"/>
+              <w:spacing w:line="320" w:lineRule="atLeast"/>
+              <w:rPr>
+                <w:color w:val="000000"/>
+                <w:lang w:eastAsia="es-CO"/>
+              </w:rPr>
+            </w:pPr>
+            <w:proofErr w:type="spellStart"/>
+            <w:r>
+              <w:rPr>
+                <w:color w:val="000000"/>
+                <w:lang w:eastAsia="es-CO"/>
+              </w:rPr>
+              <w:t>Include</w:t>
+            </w:r>
+            <w:proofErr w:type="spellEnd"/>
+          </w:p>
+        </w:tc>
+        <w:tc>
+          <w:tcPr>
+            <w:tcW w:w="1166" w:type="dxa"/>
+            <w:tcBorders>
+              <w:top w:val="single" w:sz="4" w:space="0" w:color="000000"/>
+              <w:left w:val="single" w:sz="4" w:space="0" w:color="000000"/>
+              <w:bottom w:val="single" w:sz="4" w:space="0" w:color="000000"/>
+              <w:right w:val="single" w:sz="4" w:space="0" w:color="000000"/>
+            </w:tcBorders>
+            <w:shd w:val="clear" w:color="auto" w:fill="FFFFFF"/>
+          </w:tcPr>
+          <w:p>
+            <w:pPr>
+              <w:widowControl w:val="0"/>
+              <w:adjustRightInd w:val="0"/>
+              <w:spacing w:line="320" w:lineRule="atLeast"/>
+              <w:rPr>
+                <w:color w:val="000000"/>
+                <w:lang w:eastAsia="es-CO"/>
+              </w:rPr>
+            </w:pPr>
+            <w:r>
+              <w:rPr>
+                <w:color w:val="000000"/>
+                <w:lang w:eastAsia="es-CO"/>
+              </w:rPr>
+              <w:t>Gestionar informes e indicadores</w:t>
+            </w:r>
+          </w:p>
+        </w:tc>
+        <w:tc>
+          <w:tcPr>
+            <w:tcW w:w="3500" w:type="dxa"/>
+            <w:tcBorders>
+              <w:top w:val="single" w:sz="4" w:space="0" w:color="000000"/>
+              <w:left w:val="single" w:sz="4" w:space="0" w:color="000000"/>
+              <w:bottom w:val="single" w:sz="4" w:space="0" w:color="000000"/>
+              <w:right w:val="single" w:sz="4" w:space="0" w:color="000000"/>
+            </w:tcBorders>
+            <w:shd w:val="clear" w:color="auto" w:fill="FFFFFF"/>
+          </w:tcPr>
+          <w:p>
+            <w:pPr>
+              <w:widowControl w:val="0"/>
+              <w:adjustRightInd w:val="0"/>
+              <w:rPr>
+                <w:color w:val="000000"/>
+                <w:lang w:eastAsia="es-CO"/>
+              </w:rPr>
+            </w:pPr>
+          </w:p>
+        </w:tc>
+      </w:tr>
+      <w:tr>
+        <w:tblPrEx>
+          <w:tblCellMar>
+            <w:top w:w="0" w:type="dxa"/>
+            <w:bottom w:w="0" w:type="dxa"/>
+          </w:tblCellMar>
+        </w:tblPrEx>
+        <w:tc>
+          <w:tcPr>
+            <w:tcW w:w="1166" w:type="dxa"/>
+            <w:tcBorders>
+              <w:top w:val="single" w:sz="4" w:space="0" w:color="000000"/>
+              <w:left w:val="single" w:sz="4" w:space="0" w:color="000000"/>
+              <w:bottom w:val="single" w:sz="4" w:space="0" w:color="000000"/>
+              <w:right w:val="single" w:sz="4" w:space="0" w:color="000000"/>
+            </w:tcBorders>
+            <w:shd w:val="clear" w:color="auto" w:fill="FFFFFF"/>
+          </w:tcPr>
+          <w:p>
+            <w:pPr>
+              <w:widowControl w:val="0"/>
+              <w:adjustRightInd w:val="0"/>
+              <w:rPr>
+                <w:color w:val="000000"/>
+                <w:lang w:eastAsia="es-CO"/>
+              </w:rPr>
+            </w:pPr>
+          </w:p>
+        </w:tc>
+        <w:tc>
+          <w:tcPr>
+            <w:tcW w:w="1166" w:type="dxa"/>
+            <w:tcBorders>
+              <w:top w:val="single" w:sz="4" w:space="0" w:color="000000"/>
+              <w:left w:val="single" w:sz="4" w:space="0" w:color="000000"/>
+              <w:bottom w:val="single" w:sz="4" w:space="0" w:color="000000"/>
+              <w:right w:val="single" w:sz="4" w:space="0" w:color="000000"/>
+            </w:tcBorders>
+            <w:shd w:val="clear" w:color="auto" w:fill="FFFFFF"/>
+          </w:tcPr>
+          <w:p>
+            <w:pPr>
+              <w:widowControl w:val="0"/>
+              <w:adjustRightInd w:val="0"/>
+              <w:spacing w:line="320" w:lineRule="atLeast"/>
+              <w:rPr>
+                <w:color w:val="000000"/>
+                <w:lang w:eastAsia="es-CO"/>
+              </w:rPr>
+            </w:pPr>
+            <w:proofErr w:type="spellStart"/>
+            <w:r>
+              <w:rPr>
+                <w:color w:val="000000"/>
+                <w:lang w:eastAsia="es-CO"/>
+              </w:rPr>
+              <w:t>Include</w:t>
+            </w:r>
+            <w:proofErr w:type="spellEnd"/>
+          </w:p>
+        </w:tc>
+        <w:tc>
+          <w:tcPr>
+            <w:tcW w:w="1166" w:type="dxa"/>
+            <w:tcBorders>
+              <w:top w:val="single" w:sz="4" w:space="0" w:color="000000"/>
+              <w:left w:val="single" w:sz="4" w:space="0" w:color="000000"/>
+              <w:bottom w:val="single" w:sz="4" w:space="0" w:color="000000"/>
+              <w:right w:val="single" w:sz="4" w:space="0" w:color="000000"/>
+            </w:tcBorders>
+            <w:shd w:val="clear" w:color="auto" w:fill="FFFFFF"/>
+          </w:tcPr>
+          <w:p>
+            <w:pPr>
+              <w:widowControl w:val="0"/>
+              <w:adjustRightInd w:val="0"/>
+              <w:spacing w:line="320" w:lineRule="atLeast"/>
+              <w:rPr>
+                <w:color w:val="000000"/>
+                <w:lang w:eastAsia="es-CO"/>
+              </w:rPr>
+            </w:pPr>
+            <w:r>
+              <w:rPr>
+                <w:color w:val="000000"/>
+                <w:lang w:eastAsia="es-CO"/>
+              </w:rPr>
+              <w:t xml:space="preserve">Gestionar </w:t>
+            </w:r>
+            <w:proofErr w:type="spellStart"/>
+            <w:r>
+              <w:rPr>
+                <w:color w:val="000000"/>
+                <w:lang w:eastAsia="es-CO"/>
+              </w:rPr>
+              <w:t>asignacion</w:t>
+            </w:r>
+            <w:proofErr w:type="spellEnd"/>
+            <w:r>
+              <w:rPr>
+                <w:color w:val="000000"/>
+                <w:lang w:eastAsia="es-CO"/>
+              </w:rPr>
+              <w:t xml:space="preserve"> de estudiantes</w:t>
+            </w:r>
+          </w:p>
+        </w:tc>
+        <w:tc>
+          <w:tcPr>
+            <w:tcW w:w="3500" w:type="dxa"/>
+            <w:tcBorders>
+              <w:top w:val="single" w:sz="4" w:space="0" w:color="000000"/>
+              <w:left w:val="single" w:sz="4" w:space="0" w:color="000000"/>
+              <w:bottom w:val="single" w:sz="4" w:space="0" w:color="000000"/>
+              <w:right w:val="single" w:sz="4" w:space="0" w:color="000000"/>
+            </w:tcBorders>
+            <w:shd w:val="clear" w:color="auto" w:fill="FFFFFF"/>
+          </w:tcPr>
+          <w:p>
+            <w:pPr>
+              <w:widowControl w:val="0"/>
+              <w:adjustRightInd w:val="0"/>
+              <w:rPr>
+                <w:color w:val="000000"/>
+                <w:lang w:eastAsia="es-CO"/>
+              </w:rPr>
+            </w:pPr>
+          </w:p>
+        </w:tc>
+      </w:tr>
+    </w:tbl>
+    <w:p>
+      <w:pPr>
+        <w:pStyle w:val="Ttulo4"/>
+        <w:ind w:left="600"/>
+        <w:rPr>
+          <w:bCs/>
+          <w:lang w:eastAsia="es-CO"/>
+        </w:rPr>
+      </w:pPr>
+      <w:proofErr w:type="spellStart"/>
+      <w:r>
+        <w:rPr>
+          <w:b/>
+          <w:color w:val="000080"/>
+          <w:sz w:val="20"/>
+        </w:rPr>
+        <w:t>UseCase</w:t>
+      </w:r>
+      <w:proofErr w:type="spellEnd"/>
+      <w:r>
+        <w:rPr>
+          <w:b/>
+          <w:color w:val="000080"/>
+          <w:sz w:val="20"/>
+        </w:rPr>
+        <w:t xml:space="preserve"> </w:t>
+      </w:r>
+      <w:proofErr w:type="spellStart"/>
+      <w:r>
+        <w:rPr>
+          <w:b/>
+          <w:color w:val="000080"/>
+          <w:sz w:val="20"/>
+        </w:rPr>
+        <w:t>Description</w:t>
+      </w:r>
+      <w:proofErr w:type="spellEnd"/>
+    </w:p>
+    <w:tbl>
+      <w:tblPr>
+        <w:tblW w:w="7020" w:type="dxa"/>
+        <w:tblInd w:w="5" w:type="dxa"/>
+        <w:tblBorders>
+          <w:top w:val="single" w:sz="8" w:space="0" w:color="000000"/>
+          <w:left w:val="single" w:sz="8" w:space="0" w:color="000000"/>
+          <w:bottom w:val="single" w:sz="8" w:space="0" w:color="000000"/>
+          <w:right w:val="single" w:sz="8" w:space="0" w:color="000000"/>
+          <w:insideH w:val="single" w:sz="8" w:space="0" w:color="000000"/>
+          <w:insideV w:val="single" w:sz="8" w:space="0" w:color="000000"/>
+        </w:tblBorders>
+        <w:tblLayout w:type="fixed"/>
+        <w:tblCellMar>
+          <w:left w:w="0" w:type="dxa"/>
+          <w:right w:w="0" w:type="dxa"/>
+        </w:tblCellMar>
+        <w:tblLook w:val="0000" w:firstRow="0" w:lastRow="0" w:firstColumn="0" w:lastColumn="0" w:noHBand="0" w:noVBand="0"/>
+      </w:tblPr>
+      <w:tblGrid>
+        <w:gridCol w:w="2340"/>
+        <w:gridCol w:w="4680"/>
+      </w:tblGrid>
+      <w:tr>
+        <w:tblPrEx>
+          <w:tblCellMar>
+            <w:top w:w="0" w:type="dxa"/>
+            <w:bottom w:w="0" w:type="dxa"/>
+          </w:tblCellMar>
+        </w:tblPrEx>
+        <w:tc>
+          <w:tcPr>
+            <w:tcW w:w="2333" w:type="dxa"/>
+            <w:tcBorders>
+              <w:top w:val="single" w:sz="4" w:space="0" w:color="000000"/>
+              <w:left w:val="single" w:sz="4" w:space="0" w:color="000000"/>
+              <w:bottom w:val="single" w:sz="4" w:space="0" w:color="000000"/>
+              <w:right w:val="single" w:sz="4" w:space="0" w:color="000000"/>
+            </w:tcBorders>
+            <w:shd w:val="clear" w:color="auto" w:fill="C0C0C0"/>
+          </w:tcPr>
+          <w:p>
+            <w:pPr>
+              <w:widowControl w:val="0"/>
+              <w:adjustRightInd w:val="0"/>
+              <w:spacing w:line="320" w:lineRule="atLeast"/>
+              <w:rPr>
+                <w:lang w:eastAsia="es-CO"/>
+              </w:rPr>
+            </w:pPr>
+            <w:proofErr w:type="spellStart"/>
+            <w:r>
+              <w:rPr>
+                <w:b/>
+                <w:lang w:eastAsia="es-CO"/>
+              </w:rPr>
+              <w:t>Template</w:t>
+            </w:r>
+            <w:proofErr w:type="spellEnd"/>
+          </w:p>
+        </w:tc>
+        <w:tc>
+          <w:tcPr>
+            <w:tcW w:w="4666" w:type="dxa"/>
+            <w:tcBorders>
+              <w:top w:val="single" w:sz="4" w:space="0" w:color="000000"/>
+              <w:left w:val="single" w:sz="4" w:space="0" w:color="000000"/>
+              <w:bottom w:val="single" w:sz="4" w:space="0" w:color="000000"/>
+              <w:right w:val="single" w:sz="4" w:space="0" w:color="000000"/>
+            </w:tcBorders>
+            <w:shd w:val="clear" w:color="auto" w:fill="FFFFFF"/>
+          </w:tcPr>
+          <w:p>
+            <w:pPr>
+              <w:widowControl w:val="0"/>
+              <w:adjustRightInd w:val="0"/>
+              <w:spacing w:line="320" w:lineRule="atLeast"/>
+              <w:rPr>
+                <w:color w:val="000000"/>
+                <w:lang w:eastAsia="es-CO"/>
+              </w:rPr>
+            </w:pPr>
+            <w:r>
+              <w:rPr>
+                <w:color w:val="000000"/>
+                <w:lang w:eastAsia="es-CO"/>
+              </w:rPr>
+              <w:t>Astah Original</w:t>
+            </w:r>
+          </w:p>
+        </w:tc>
+      </w:tr>
+      <w:tr>
+        <w:tblPrEx>
+          <w:tblCellMar>
+            <w:top w:w="0" w:type="dxa"/>
+            <w:bottom w:w="0" w:type="dxa"/>
+          </w:tblCellMar>
+        </w:tblPrEx>
+        <w:tc>
+          <w:tcPr>
+            <w:tcW w:w="2333" w:type="dxa"/>
+            <w:tcBorders>
+              <w:top w:val="single" w:sz="4" w:space="0" w:color="000000"/>
+              <w:left w:val="single" w:sz="4" w:space="0" w:color="000000"/>
+              <w:bottom w:val="single" w:sz="4" w:space="0" w:color="000000"/>
+              <w:right w:val="single" w:sz="4" w:space="0" w:color="000000"/>
+            </w:tcBorders>
+            <w:shd w:val="clear" w:color="auto" w:fill="C0C0C0"/>
+          </w:tcPr>
+          <w:p>
+            <w:pPr>
+              <w:widowControl w:val="0"/>
+              <w:adjustRightInd w:val="0"/>
+              <w:spacing w:line="320" w:lineRule="atLeast"/>
+              <w:rPr>
+                <w:color w:val="000000"/>
+                <w:lang w:eastAsia="es-CO"/>
+              </w:rPr>
+            </w:pPr>
+            <w:proofErr w:type="spellStart"/>
+            <w:r>
+              <w:rPr>
+                <w:b/>
+                <w:color w:val="000000"/>
+                <w:lang w:eastAsia="es-CO"/>
+              </w:rPr>
+              <w:t>UseCase</w:t>
+            </w:r>
+            <w:proofErr w:type="spellEnd"/>
+          </w:p>
+        </w:tc>
+        <w:tc>
+          <w:tcPr>
+            <w:tcW w:w="4666" w:type="dxa"/>
+            <w:tcBorders>
+              <w:top w:val="single" w:sz="4" w:space="0" w:color="000000"/>
+              <w:left w:val="single" w:sz="4" w:space="0" w:color="000000"/>
+              <w:bottom w:val="single" w:sz="4" w:space="0" w:color="000000"/>
+              <w:right w:val="single" w:sz="4" w:space="0" w:color="000000"/>
+            </w:tcBorders>
+            <w:shd w:val="clear" w:color="auto" w:fill="FFFFFF"/>
+          </w:tcPr>
+          <w:p>
+            <w:pPr>
+              <w:widowControl w:val="0"/>
+              <w:adjustRightInd w:val="0"/>
+              <w:spacing w:line="320" w:lineRule="atLeast"/>
+              <w:rPr>
+                <w:color w:val="000000"/>
+                <w:lang w:eastAsia="es-CO"/>
+              </w:rPr>
+            </w:pPr>
+            <w:r>
+              <w:rPr>
+                <w:color w:val="000000"/>
+                <w:lang w:eastAsia="es-CO"/>
+              </w:rPr>
+              <w:t>Gestionar evidencias y cumplimientos de horas</w:t>
+            </w:r>
+          </w:p>
+        </w:tc>
+      </w:tr>
+      <w:tr>
+        <w:tblPrEx>
+          <w:tblCellMar>
+            <w:top w:w="0" w:type="dxa"/>
+            <w:bottom w:w="0" w:type="dxa"/>
+          </w:tblCellMar>
+        </w:tblPrEx>
+        <w:tc>
+          <w:tcPr>
+            <w:tcW w:w="2333" w:type="dxa"/>
+            <w:tcBorders>
+              <w:top w:val="single" w:sz="4" w:space="0" w:color="000000"/>
+              <w:left w:val="single" w:sz="4" w:space="0" w:color="000000"/>
+              <w:bottom w:val="single" w:sz="4" w:space="0" w:color="000000"/>
+              <w:right w:val="single" w:sz="4" w:space="0" w:color="000000"/>
+            </w:tcBorders>
+            <w:shd w:val="clear" w:color="auto" w:fill="C0C0C0"/>
+          </w:tcPr>
+          <w:p>
+            <w:pPr>
+              <w:widowControl w:val="0"/>
+              <w:adjustRightInd w:val="0"/>
+              <w:spacing w:line="320" w:lineRule="atLeast"/>
+              <w:rPr>
+                <w:color w:val="000000"/>
+                <w:lang w:eastAsia="es-CO"/>
+              </w:rPr>
+            </w:pPr>
+            <w:proofErr w:type="spellStart"/>
+            <w:r>
+              <w:rPr>
+                <w:b/>
+                <w:color w:val="000000"/>
+                <w:lang w:eastAsia="es-CO"/>
+              </w:rPr>
+              <w:t>Summary</w:t>
+            </w:r>
+            <w:proofErr w:type="spellEnd"/>
+          </w:p>
+        </w:tc>
+        <w:tc>
+          <w:tcPr>
+            <w:tcW w:w="4666" w:type="dxa"/>
+            <w:tcBorders>
+              <w:top w:val="single" w:sz="4" w:space="0" w:color="000000"/>
+              <w:left w:val="single" w:sz="4" w:space="0" w:color="000000"/>
+              <w:bottom w:val="single" w:sz="4" w:space="0" w:color="000000"/>
+              <w:right w:val="single" w:sz="4" w:space="0" w:color="000000"/>
+            </w:tcBorders>
+            <w:shd w:val="clear" w:color="auto" w:fill="FFFFFF"/>
+          </w:tcPr>
+          <w:p>
+            <w:pPr>
+              <w:widowControl w:val="0"/>
+              <w:adjustRightInd w:val="0"/>
+              <w:spacing w:line="320" w:lineRule="atLeast"/>
+              <w:rPr>
+                <w:color w:val="000000"/>
+                <w:lang w:eastAsia="es-CO"/>
+              </w:rPr>
+            </w:pPr>
+            <w:r>
+              <w:rPr>
+                <w:color w:val="000000"/>
+                <w:lang w:eastAsia="es-CO"/>
+              </w:rPr>
+              <w:t>Registra las horas de práctica ejecutadas y carga los diarios de campo y soportes correspondientes.</w:t>
+            </w:r>
+          </w:p>
+        </w:tc>
+      </w:tr>
+      <w:tr>
+        <w:tblPrEx>
+          <w:tblCellMar>
+            <w:top w:w="0" w:type="dxa"/>
+            <w:bottom w:w="0" w:type="dxa"/>
+          </w:tblCellMar>
+        </w:tblPrEx>
+        <w:tc>
+          <w:tcPr>
+            <w:tcW w:w="2333" w:type="dxa"/>
+            <w:tcBorders>
+              <w:top w:val="single" w:sz="4" w:space="0" w:color="000000"/>
+              <w:left w:val="single" w:sz="4" w:space="0" w:color="000000"/>
+              <w:bottom w:val="single" w:sz="4" w:space="0" w:color="000000"/>
+              <w:right w:val="single" w:sz="4" w:space="0" w:color="000000"/>
+            </w:tcBorders>
+            <w:shd w:val="clear" w:color="auto" w:fill="C0C0C0"/>
+          </w:tcPr>
+          <w:p>
+            <w:pPr>
+              <w:widowControl w:val="0"/>
+              <w:adjustRightInd w:val="0"/>
+              <w:spacing w:line="320" w:lineRule="atLeast"/>
+              <w:rPr>
+                <w:color w:val="000000"/>
+                <w:lang w:eastAsia="es-CO"/>
+              </w:rPr>
+            </w:pPr>
+            <w:r>
+              <w:rPr>
+                <w:b/>
+                <w:color w:val="000000"/>
+                <w:lang w:eastAsia="es-CO"/>
+              </w:rPr>
+              <w:t>Actor</w:t>
+            </w:r>
+          </w:p>
+        </w:tc>
+        <w:tc>
+          <w:tcPr>
+            <w:tcW w:w="4666" w:type="dxa"/>
+            <w:tcBorders>
+              <w:top w:val="single" w:sz="4" w:space="0" w:color="000000"/>
+              <w:left w:val="single" w:sz="4" w:space="0" w:color="000000"/>
+              <w:bottom w:val="single" w:sz="4" w:space="0" w:color="000000"/>
+              <w:right w:val="single" w:sz="4" w:space="0" w:color="000000"/>
+            </w:tcBorders>
+            <w:shd w:val="clear" w:color="auto" w:fill="FFFFFF"/>
+          </w:tcPr>
+          <w:p>
+            <w:pPr>
+              <w:widowControl w:val="0"/>
+              <w:adjustRightInd w:val="0"/>
+              <w:spacing w:line="320" w:lineRule="atLeast"/>
+              <w:rPr>
+                <w:color w:val="000000"/>
+                <w:lang w:eastAsia="es-CO"/>
+              </w:rPr>
+            </w:pPr>
+            <w:r>
+              <w:rPr>
+                <w:color w:val="000000"/>
+                <w:lang w:eastAsia="es-CO"/>
+              </w:rPr>
+              <w:t>Estudiante</w:t>
+            </w:r>
+          </w:p>
+        </w:tc>
+      </w:tr>
+      <w:tr>
+        <w:tblPrEx>
+          <w:tblCellMar>
+            <w:top w:w="0" w:type="dxa"/>
+            <w:bottom w:w="0" w:type="dxa"/>
+          </w:tblCellMar>
+        </w:tblPrEx>
+        <w:tc>
+          <w:tcPr>
+            <w:tcW w:w="2333" w:type="dxa"/>
+            <w:tcBorders>
+              <w:top w:val="single" w:sz="4" w:space="0" w:color="000000"/>
+              <w:left w:val="single" w:sz="4" w:space="0" w:color="000000"/>
+              <w:bottom w:val="single" w:sz="4" w:space="0" w:color="000000"/>
+              <w:right w:val="single" w:sz="4" w:space="0" w:color="000000"/>
+            </w:tcBorders>
+            <w:shd w:val="clear" w:color="auto" w:fill="C0C0C0"/>
+          </w:tcPr>
+          <w:p>
+            <w:pPr>
+              <w:widowControl w:val="0"/>
+              <w:adjustRightInd w:val="0"/>
+              <w:spacing w:line="320" w:lineRule="atLeast"/>
+              <w:rPr>
+                <w:color w:val="000000"/>
+                <w:lang w:eastAsia="es-CO"/>
+              </w:rPr>
+            </w:pPr>
+            <w:proofErr w:type="spellStart"/>
+            <w:r>
+              <w:rPr>
+                <w:b/>
+                <w:color w:val="000000"/>
+                <w:lang w:eastAsia="es-CO"/>
+              </w:rPr>
+              <w:t>Precondition</w:t>
+            </w:r>
+            <w:proofErr w:type="spellEnd"/>
+          </w:p>
+        </w:tc>
+        <w:tc>
+          <w:tcPr>
+            <w:tcW w:w="4666" w:type="dxa"/>
+            <w:tcBorders>
+              <w:top w:val="single" w:sz="4" w:space="0" w:color="000000"/>
+              <w:left w:val="single" w:sz="4" w:space="0" w:color="000000"/>
+              <w:bottom w:val="single" w:sz="4" w:space="0" w:color="000000"/>
+              <w:right w:val="single" w:sz="4" w:space="0" w:color="000000"/>
+            </w:tcBorders>
+            <w:shd w:val="clear" w:color="auto" w:fill="FFFFFF"/>
+          </w:tcPr>
+          <w:p>
+            <w:pPr>
+              <w:widowControl w:val="0"/>
+              <w:adjustRightInd w:val="0"/>
+              <w:spacing w:line="320" w:lineRule="atLeast"/>
+              <w:rPr>
+                <w:color w:val="000000"/>
+                <w:lang w:eastAsia="es-CO"/>
+              </w:rPr>
+            </w:pPr>
+            <w:r>
+              <w:rPr>
+                <w:color w:val="000000"/>
+                <w:lang w:eastAsia="es-CO"/>
+              </w:rPr>
+              <w:t>Estudiante con estado "Asignado" en una institución.</w:t>
+            </w:r>
+          </w:p>
+        </w:tc>
+      </w:tr>
+      <w:tr>
+        <w:tblPrEx>
+          <w:tblCellMar>
+            <w:top w:w="0" w:type="dxa"/>
+            <w:bottom w:w="0" w:type="dxa"/>
+          </w:tblCellMar>
+        </w:tblPrEx>
+        <w:tc>
+          <w:tcPr>
+            <w:tcW w:w="2333" w:type="dxa"/>
+            <w:tcBorders>
+              <w:top w:val="single" w:sz="4" w:space="0" w:color="000000"/>
+              <w:left w:val="single" w:sz="4" w:space="0" w:color="000000"/>
+              <w:bottom w:val="single" w:sz="4" w:space="0" w:color="000000"/>
+              <w:right w:val="single" w:sz="4" w:space="0" w:color="000000"/>
+            </w:tcBorders>
+            <w:shd w:val="clear" w:color="auto" w:fill="C0C0C0"/>
+          </w:tcPr>
+          <w:p>
+            <w:pPr>
+              <w:widowControl w:val="0"/>
+              <w:adjustRightInd w:val="0"/>
+              <w:spacing w:line="320" w:lineRule="atLeast"/>
+              <w:rPr>
+                <w:color w:val="000000"/>
+                <w:lang w:eastAsia="es-CO"/>
+              </w:rPr>
+            </w:pPr>
+            <w:proofErr w:type="spellStart"/>
+            <w:r>
+              <w:rPr>
+                <w:b/>
+                <w:color w:val="000000"/>
+                <w:lang w:eastAsia="es-CO"/>
+              </w:rPr>
+              <w:t>Postcondition</w:t>
+            </w:r>
+            <w:proofErr w:type="spellEnd"/>
+          </w:p>
+        </w:tc>
+        <w:tc>
+          <w:tcPr>
+            <w:tcW w:w="4666" w:type="dxa"/>
+            <w:tcBorders>
+              <w:top w:val="single" w:sz="4" w:space="0" w:color="000000"/>
+              <w:left w:val="single" w:sz="4" w:space="0" w:color="000000"/>
+              <w:bottom w:val="single" w:sz="4" w:space="0" w:color="000000"/>
+              <w:right w:val="single" w:sz="4" w:space="0" w:color="000000"/>
+            </w:tcBorders>
+            <w:shd w:val="clear" w:color="auto" w:fill="FFFFFF"/>
+          </w:tcPr>
+          <w:p>
+            <w:pPr>
+              <w:widowControl w:val="0"/>
+              <w:adjustRightInd w:val="0"/>
+              <w:spacing w:line="320" w:lineRule="atLeast"/>
+              <w:rPr>
+                <w:color w:val="000000"/>
+                <w:lang w:eastAsia="es-CO"/>
+              </w:rPr>
+            </w:pPr>
+            <w:r>
+              <w:rPr>
+                <w:color w:val="000000"/>
+                <w:lang w:eastAsia="es-CO"/>
+              </w:rPr>
+              <w:t>Horas enviadas a revisión y acumuladas en el historial del estudiante.</w:t>
+            </w:r>
+          </w:p>
+        </w:tc>
+      </w:tr>
+      <w:tr>
+        <w:tblPrEx>
+          <w:tblCellMar>
+            <w:top w:w="0" w:type="dxa"/>
+            <w:bottom w:w="0" w:type="dxa"/>
+          </w:tblCellMar>
+        </w:tblPrEx>
+        <w:tc>
+          <w:tcPr>
+            <w:tcW w:w="2333" w:type="dxa"/>
+            <w:tcBorders>
+              <w:top w:val="single" w:sz="4" w:space="0" w:color="000000"/>
+              <w:left w:val="single" w:sz="4" w:space="0" w:color="000000"/>
+              <w:bottom w:val="single" w:sz="4" w:space="0" w:color="000000"/>
+              <w:right w:val="single" w:sz="4" w:space="0" w:color="000000"/>
+            </w:tcBorders>
+            <w:shd w:val="clear" w:color="auto" w:fill="C0C0C0"/>
+          </w:tcPr>
+          <w:p>
+            <w:pPr>
+              <w:widowControl w:val="0"/>
+              <w:adjustRightInd w:val="0"/>
+              <w:spacing w:line="320" w:lineRule="atLeast"/>
+              <w:rPr>
+                <w:color w:val="000000"/>
+                <w:lang w:eastAsia="es-CO"/>
+              </w:rPr>
+            </w:pPr>
+            <w:r>
+              <w:rPr>
+                <w:b/>
+                <w:color w:val="000000"/>
+                <w:lang w:eastAsia="es-CO"/>
+              </w:rPr>
+              <w:t xml:space="preserve">Base </w:t>
+            </w:r>
+            <w:proofErr w:type="spellStart"/>
+            <w:r>
+              <w:rPr>
+                <w:b/>
+                <w:color w:val="000000"/>
+                <w:lang w:eastAsia="es-CO"/>
+              </w:rPr>
+              <w:t>Sequence</w:t>
+            </w:r>
+            <w:proofErr w:type="spellEnd"/>
+          </w:p>
+        </w:tc>
+        <w:tc>
+          <w:tcPr>
+            <w:tcW w:w="4666" w:type="dxa"/>
+            <w:tcBorders>
+              <w:top w:val="single" w:sz="4" w:space="0" w:color="000000"/>
+              <w:left w:val="single" w:sz="4" w:space="0" w:color="000000"/>
+              <w:bottom w:val="single" w:sz="4" w:space="0" w:color="000000"/>
+              <w:right w:val="single" w:sz="4" w:space="0" w:color="000000"/>
+            </w:tcBorders>
+            <w:shd w:val="clear" w:color="auto" w:fill="FFFFFF"/>
+          </w:tcPr>
+          <w:p>
+            <w:pPr>
+              <w:widowControl w:val="0"/>
+              <w:adjustRightInd w:val="0"/>
+              <w:spacing w:line="320" w:lineRule="atLeast"/>
+              <w:rPr>
+                <w:color w:val="000000"/>
+                <w:lang w:eastAsia="es-CO"/>
+              </w:rPr>
+            </w:pPr>
+            <w:r>
+              <w:rPr>
+                <w:color w:val="000000"/>
+                <w:lang w:eastAsia="es-CO"/>
+              </w:rPr>
+              <w:t>1. El Estudiante registra las horas de práctica realizadas.</w:t>
+            </w:r>
+          </w:p>
+          <w:p>
+            <w:pPr>
+              <w:widowControl w:val="0"/>
+              <w:adjustRightInd w:val="0"/>
+              <w:spacing w:line="320" w:lineRule="atLeast"/>
+              <w:rPr>
+                <w:color w:val="000000"/>
+                <w:lang w:eastAsia="es-CO"/>
+              </w:rPr>
+            </w:pPr>
+          </w:p>
+          <w:p>
+            <w:pPr>
+              <w:widowControl w:val="0"/>
+              <w:adjustRightInd w:val="0"/>
+              <w:spacing w:line="320" w:lineRule="atLeast"/>
+              <w:rPr>
+                <w:color w:val="000000"/>
+                <w:lang w:eastAsia="es-CO"/>
+              </w:rPr>
+            </w:pPr>
+          </w:p>
+          <w:p>
+            <w:pPr>
+              <w:widowControl w:val="0"/>
+              <w:adjustRightInd w:val="0"/>
+              <w:spacing w:line="320" w:lineRule="atLeast"/>
+              <w:rPr>
+                <w:color w:val="000000"/>
+                <w:lang w:eastAsia="es-CO"/>
+              </w:rPr>
+            </w:pPr>
+            <w:r>
+              <w:rPr>
+                <w:color w:val="000000"/>
+                <w:lang w:eastAsia="es-CO"/>
+              </w:rPr>
+              <w:t>2. Carga los soportes documentales exigidos (diarios/asistencia).</w:t>
+            </w:r>
+          </w:p>
+          <w:p>
+            <w:pPr>
+              <w:widowControl w:val="0"/>
+              <w:adjustRightInd w:val="0"/>
+              <w:spacing w:line="320" w:lineRule="atLeast"/>
+              <w:rPr>
+                <w:color w:val="000000"/>
+                <w:lang w:eastAsia="es-CO"/>
+              </w:rPr>
+            </w:pPr>
+          </w:p>
+          <w:p>
+            <w:pPr>
+              <w:widowControl w:val="0"/>
+              <w:adjustRightInd w:val="0"/>
+              <w:spacing w:line="320" w:lineRule="atLeast"/>
+              <w:rPr>
+                <w:color w:val="000000"/>
+                <w:lang w:eastAsia="es-CO"/>
+              </w:rPr>
+            </w:pPr>
+          </w:p>
+          <w:p>
+            <w:pPr>
+              <w:widowControl w:val="0"/>
+              <w:adjustRightInd w:val="0"/>
+              <w:spacing w:line="320" w:lineRule="atLeast"/>
+              <w:rPr>
+                <w:color w:val="000000"/>
+                <w:lang w:eastAsia="es-CO"/>
+              </w:rPr>
+            </w:pPr>
+            <w:r>
+              <w:rPr>
+                <w:color w:val="000000"/>
+                <w:lang w:eastAsia="es-CO"/>
+              </w:rPr>
+              <w:t>3. Envía el reporte a validación del docente asesor.</w:t>
+            </w:r>
+          </w:p>
+        </w:tc>
+      </w:tr>
+      <w:tr>
+        <w:tblPrEx>
+          <w:tblCellMar>
+            <w:top w:w="0" w:type="dxa"/>
+            <w:bottom w:w="0" w:type="dxa"/>
+          </w:tblCellMar>
+        </w:tblPrEx>
+        <w:tc>
+          <w:tcPr>
+            <w:tcW w:w="2333" w:type="dxa"/>
+            <w:tcBorders>
+              <w:top w:val="single" w:sz="4" w:space="0" w:color="000000"/>
+              <w:left w:val="single" w:sz="4" w:space="0" w:color="000000"/>
+              <w:bottom w:val="single" w:sz="4" w:space="0" w:color="000000"/>
+              <w:right w:val="single" w:sz="4" w:space="0" w:color="000000"/>
+            </w:tcBorders>
+            <w:shd w:val="clear" w:color="auto" w:fill="C0C0C0"/>
+          </w:tcPr>
+          <w:p>
+            <w:pPr>
+              <w:widowControl w:val="0"/>
+              <w:adjustRightInd w:val="0"/>
+              <w:spacing w:line="320" w:lineRule="atLeast"/>
+              <w:rPr>
+                <w:color w:val="000000"/>
+                <w:lang w:eastAsia="es-CO"/>
+              </w:rPr>
+            </w:pPr>
+            <w:r>
+              <w:rPr>
+                <w:b/>
+                <w:color w:val="000000"/>
+                <w:lang w:eastAsia="es-CO"/>
+              </w:rPr>
+              <w:t xml:space="preserve">Branch </w:t>
+            </w:r>
+            <w:proofErr w:type="spellStart"/>
+            <w:r>
+              <w:rPr>
+                <w:b/>
+                <w:color w:val="000000"/>
+                <w:lang w:eastAsia="es-CO"/>
+              </w:rPr>
+              <w:t>Sequence</w:t>
+            </w:r>
+            <w:proofErr w:type="spellEnd"/>
+          </w:p>
+        </w:tc>
+        <w:tc>
+          <w:tcPr>
+            <w:tcW w:w="4666" w:type="dxa"/>
+            <w:tcBorders>
+              <w:top w:val="single" w:sz="4" w:space="0" w:color="000000"/>
+              <w:left w:val="single" w:sz="4" w:space="0" w:color="000000"/>
+              <w:bottom w:val="single" w:sz="4" w:space="0" w:color="000000"/>
+              <w:right w:val="single" w:sz="4" w:space="0" w:color="000000"/>
+            </w:tcBorders>
+            <w:shd w:val="clear" w:color="auto" w:fill="FFFFFF"/>
+          </w:tcPr>
+          <w:p>
+            <w:pPr>
+              <w:widowControl w:val="0"/>
+              <w:adjustRightInd w:val="0"/>
+              <w:spacing w:line="320" w:lineRule="atLeast"/>
+              <w:rPr>
+                <w:color w:val="000000"/>
+                <w:lang w:eastAsia="es-CO"/>
+              </w:rPr>
+            </w:pPr>
+            <w:r>
+              <w:rPr>
+                <w:color w:val="000000"/>
+                <w:lang w:eastAsia="es-CO"/>
+              </w:rPr>
+              <w:t>Reporte fuera de fecha límite: El sistema registra la entrega como extemporánea para revisión del Gestor.</w:t>
+            </w:r>
+          </w:p>
+        </w:tc>
+      </w:tr>
+      <w:tr>
+        <w:tblPrEx>
+          <w:tblCellMar>
+            <w:top w:w="0" w:type="dxa"/>
+            <w:bottom w:w="0" w:type="dxa"/>
+          </w:tblCellMar>
+        </w:tblPrEx>
+        <w:tc>
+          <w:tcPr>
+            <w:tcW w:w="2333" w:type="dxa"/>
+            <w:tcBorders>
+              <w:top w:val="single" w:sz="4" w:space="0" w:color="000000"/>
+              <w:left w:val="single" w:sz="4" w:space="0" w:color="000000"/>
+              <w:bottom w:val="single" w:sz="4" w:space="0" w:color="000000"/>
+              <w:right w:val="single" w:sz="4" w:space="0" w:color="000000"/>
+            </w:tcBorders>
+            <w:shd w:val="clear" w:color="auto" w:fill="C0C0C0"/>
+          </w:tcPr>
+          <w:p>
+            <w:pPr>
+              <w:widowControl w:val="0"/>
+              <w:adjustRightInd w:val="0"/>
+              <w:spacing w:line="320" w:lineRule="atLeast"/>
+              <w:rPr>
+                <w:color w:val="000000"/>
+                <w:lang w:eastAsia="es-CO"/>
+              </w:rPr>
+            </w:pPr>
+            <w:proofErr w:type="spellStart"/>
+            <w:r>
+              <w:rPr>
+                <w:b/>
+                <w:color w:val="000000"/>
+                <w:lang w:eastAsia="es-CO"/>
+              </w:rPr>
+              <w:t>Exception</w:t>
+            </w:r>
+            <w:proofErr w:type="spellEnd"/>
+            <w:r>
+              <w:rPr>
+                <w:b/>
+                <w:color w:val="000000"/>
+                <w:lang w:eastAsia="es-CO"/>
+              </w:rPr>
+              <w:t xml:space="preserve"> </w:t>
+            </w:r>
+            <w:proofErr w:type="spellStart"/>
+            <w:r>
+              <w:rPr>
+                <w:b/>
+                <w:color w:val="000000"/>
+                <w:lang w:eastAsia="es-CO"/>
+              </w:rPr>
+              <w:t>Sequence</w:t>
+            </w:r>
+            <w:proofErr w:type="spellEnd"/>
+          </w:p>
+        </w:tc>
+        <w:tc>
+          <w:tcPr>
+            <w:tcW w:w="4666" w:type="dxa"/>
+            <w:tcBorders>
+              <w:top w:val="single" w:sz="4" w:space="0" w:color="000000"/>
+              <w:left w:val="single" w:sz="4" w:space="0" w:color="000000"/>
+              <w:bottom w:val="single" w:sz="4" w:space="0" w:color="000000"/>
+              <w:right w:val="single" w:sz="4" w:space="0" w:color="000000"/>
+            </w:tcBorders>
+            <w:shd w:val="clear" w:color="auto" w:fill="FFFFFF"/>
+          </w:tcPr>
+          <w:p>
+            <w:pPr>
+              <w:widowControl w:val="0"/>
+              <w:adjustRightInd w:val="0"/>
+              <w:rPr>
+                <w:color w:val="000000"/>
+                <w:lang w:eastAsia="es-CO"/>
+              </w:rPr>
+            </w:pPr>
+          </w:p>
+        </w:tc>
+      </w:tr>
+      <w:tr>
+        <w:tblPrEx>
+          <w:tblCellMar>
+            <w:top w:w="0" w:type="dxa"/>
+            <w:bottom w:w="0" w:type="dxa"/>
+          </w:tblCellMar>
+        </w:tblPrEx>
+        <w:tc>
+          <w:tcPr>
+            <w:tcW w:w="2333" w:type="dxa"/>
+            <w:tcBorders>
+              <w:top w:val="single" w:sz="4" w:space="0" w:color="000000"/>
+              <w:left w:val="single" w:sz="4" w:space="0" w:color="000000"/>
+              <w:bottom w:val="single" w:sz="4" w:space="0" w:color="000000"/>
+              <w:right w:val="single" w:sz="4" w:space="0" w:color="000000"/>
+            </w:tcBorders>
+            <w:shd w:val="clear" w:color="auto" w:fill="C0C0C0"/>
+          </w:tcPr>
+          <w:p>
+            <w:pPr>
+              <w:widowControl w:val="0"/>
+              <w:adjustRightInd w:val="0"/>
+              <w:spacing w:line="320" w:lineRule="atLeast"/>
+              <w:rPr>
+                <w:color w:val="000000"/>
+                <w:lang w:eastAsia="es-CO"/>
+              </w:rPr>
+            </w:pPr>
+            <w:r>
+              <w:rPr>
+                <w:b/>
+                <w:color w:val="000000"/>
+                <w:lang w:eastAsia="es-CO"/>
+              </w:rPr>
+              <w:lastRenderedPageBreak/>
+              <w:t xml:space="preserve">Sub </w:t>
+            </w:r>
+            <w:proofErr w:type="spellStart"/>
+            <w:r>
+              <w:rPr>
+                <w:b/>
+                <w:color w:val="000000"/>
+                <w:lang w:eastAsia="es-CO"/>
+              </w:rPr>
+              <w:t>UseCase</w:t>
+            </w:r>
+            <w:proofErr w:type="spellEnd"/>
+          </w:p>
+        </w:tc>
+        <w:tc>
+          <w:tcPr>
+            <w:tcW w:w="4666" w:type="dxa"/>
+            <w:tcBorders>
+              <w:top w:val="single" w:sz="4" w:space="0" w:color="000000"/>
+              <w:left w:val="single" w:sz="4" w:space="0" w:color="000000"/>
+              <w:bottom w:val="single" w:sz="4" w:space="0" w:color="000000"/>
+              <w:right w:val="single" w:sz="4" w:space="0" w:color="000000"/>
+            </w:tcBorders>
+            <w:shd w:val="clear" w:color="auto" w:fill="FFFFFF"/>
+          </w:tcPr>
+          <w:p>
+            <w:pPr>
+              <w:widowControl w:val="0"/>
+              <w:adjustRightInd w:val="0"/>
+              <w:rPr>
+                <w:color w:val="000000"/>
+                <w:lang w:eastAsia="es-CO"/>
+              </w:rPr>
+            </w:pPr>
+          </w:p>
+        </w:tc>
+      </w:tr>
+      <w:tr>
+        <w:tblPrEx>
+          <w:tblCellMar>
+            <w:top w:w="0" w:type="dxa"/>
+            <w:bottom w:w="0" w:type="dxa"/>
+          </w:tblCellMar>
+        </w:tblPrEx>
+        <w:tc>
+          <w:tcPr>
+            <w:tcW w:w="2333" w:type="dxa"/>
+            <w:tcBorders>
+              <w:top w:val="single" w:sz="4" w:space="0" w:color="000000"/>
+              <w:left w:val="single" w:sz="4" w:space="0" w:color="000000"/>
+              <w:bottom w:val="single" w:sz="4" w:space="0" w:color="000000"/>
+              <w:right w:val="single" w:sz="4" w:space="0" w:color="000000"/>
+            </w:tcBorders>
+            <w:shd w:val="clear" w:color="auto" w:fill="C0C0C0"/>
+          </w:tcPr>
+          <w:p>
+            <w:pPr>
+              <w:widowControl w:val="0"/>
+              <w:adjustRightInd w:val="0"/>
+              <w:spacing w:line="320" w:lineRule="atLeast"/>
+              <w:rPr>
+                <w:color w:val="000000"/>
+                <w:lang w:eastAsia="es-CO"/>
+              </w:rPr>
+            </w:pPr>
+            <w:r>
+              <w:rPr>
+                <w:b/>
+                <w:color w:val="000000"/>
+                <w:lang w:eastAsia="es-CO"/>
+              </w:rPr>
+              <w:t>Note</w:t>
+            </w:r>
+          </w:p>
+        </w:tc>
+        <w:tc>
+          <w:tcPr>
+            <w:tcW w:w="4666" w:type="dxa"/>
+            <w:tcBorders>
+              <w:top w:val="single" w:sz="4" w:space="0" w:color="000000"/>
+              <w:left w:val="single" w:sz="4" w:space="0" w:color="000000"/>
+              <w:bottom w:val="single" w:sz="4" w:space="0" w:color="000000"/>
+              <w:right w:val="single" w:sz="4" w:space="0" w:color="000000"/>
+            </w:tcBorders>
+            <w:shd w:val="clear" w:color="auto" w:fill="FFFFFF"/>
+          </w:tcPr>
+          <w:p>
+            <w:pPr>
+              <w:widowControl w:val="0"/>
+              <w:adjustRightInd w:val="0"/>
+              <w:spacing w:line="320" w:lineRule="atLeast"/>
+              <w:rPr>
+                <w:color w:val="000000"/>
+                <w:lang w:eastAsia="es-CO"/>
+              </w:rPr>
+            </w:pPr>
+            <w:r>
+              <w:rPr>
+                <w:color w:val="000000"/>
+                <w:lang w:eastAsia="es-CO"/>
+              </w:rPr>
+              <w:t>Acumula la intensidad horaria auditable exigida en el plan de estudios.</w:t>
+            </w:r>
+          </w:p>
+        </w:tc>
+      </w:tr>
+    </w:tbl>
+    <w:p>
+      <w:pPr>
+        <w:pStyle w:val="Ttulo3"/>
+        <w:ind w:left="400"/>
+        <w:rPr>
+          <w:color w:val="000080"/>
+          <w:sz w:val="20"/>
+        </w:rPr>
+      </w:pPr>
+      <w:r>
+        <w:rPr>
+          <w:noProof/>
+          <w:color w:val="000000"/>
+          <w:lang w:eastAsia="es-CO"/>
+        </w:rPr>
+        <w:drawing>
+          <wp:inline distT="0" distB="0" distL="0" distR="0" wp14:anchorId="2F6CD59C" wp14:editId="4AD10200">
+            <wp:extent cx="121920" cy="121920"/>
+            <wp:effectExtent l="0" t="0" r="0" b="0"/>
+            <wp:docPr id="1716425473" name="Imagen 5"/>
+            <wp:cNvGraphicFramePr>
+              <a:graphicFrameLocks xmlns:a="http://schemas.openxmlformats.org/drawingml/2006/main" noChangeAspect="1"/>
+            </wp:cNvGraphicFramePr>
+            <a:graphic xmlns:a="http://schemas.openxmlformats.org/drawingml/2006/main">
+              <a:graphicData uri="http://schemas.openxmlformats.org/drawingml/2006/picture">
+                <pic:pic xmlns:pic="http://schemas.openxmlformats.org/drawingml/2006/picture">
+                  <pic:nvPicPr>
+                    <pic:cNvPr id="0" name="Picture 4"/>
+                    <pic:cNvPicPr>
+                      <a:picLocks noChangeAspect="1" noChangeArrowheads="1"/>
+                    </pic:cNvPicPr>
+                  </pic:nvPicPr>
+                  <pic:blipFill>
+                    <a:blip r:embed="rId6">
+                      <a:extLst>
+                        <a:ext uri="{28A0092B-C50C-407E-A947-70E740481C1C}">
+                          <a14:useLocalDpi xmlns:a14="http://schemas.microsoft.com/office/drawing/2010/main" val="0"/>
+                        </a:ext>
+                      </a:extLst>
+                    </a:blip>
+                    <a:srcRect/>
+                    <a:stretch>
+                      <a:fillRect/>
+                    </a:stretch>
+                  </pic:blipFill>
+                  <pic:spPr bwMode="auto">
+                    <a:xfrm>
+                      <a:off x="0" y="0"/>
+                      <a:ext cx="121920" cy="121920"/>
+                    </a:xfrm>
+                    <a:prstGeom prst="rect">
+                      <a:avLst/>
+                    </a:prstGeom>
+                    <a:noFill/>
+                    <a:ln>
+                      <a:noFill/>
+                    </a:ln>
+                  </pic:spPr>
+                </pic:pic>
+              </a:graphicData>
+            </a:graphic>
+          </wp:inline>
+        </w:drawing>
+      </w:r>
+      <w:bookmarkStart w:id="1" w:name="_hyperlink6"/>
+      <w:bookmarkEnd w:id="1"/>
+      <w:r>
+        <w:rPr>
+          <w:b/>
+          <w:color w:val="000080"/>
+          <w:sz w:val="20"/>
+        </w:rPr>
+        <w:t>Gestionar informes e indicadores</w:t>
+      </w:r>
+    </w:p>
+    <w:p>
+      <w:pPr>
+        <w:pStyle w:val="Ttulo4"/>
+        <w:ind w:left="600"/>
+        <w:rPr>
+          <w:bCs/>
+          <w:lang w:eastAsia="es-CO"/>
+        </w:rPr>
+      </w:pPr>
+      <w:r>
+        <w:rPr>
+          <w:b/>
+          <w:color w:val="000080"/>
+          <w:sz w:val="20"/>
+        </w:rPr>
+        <w:t xml:space="preserve">Relation (From Target </w:t>
+      </w:r>
+      <w:proofErr w:type="spellStart"/>
+      <w:r>
+        <w:rPr>
+          <w:b/>
+          <w:color w:val="000080"/>
+          <w:sz w:val="20"/>
+        </w:rPr>
+        <w:t>To</w:t>
+      </w:r>
+      <w:proofErr w:type="spellEnd"/>
+      <w:r>
+        <w:rPr>
+          <w:b/>
+          <w:color w:val="000080"/>
+          <w:sz w:val="20"/>
+        </w:rPr>
+        <w:t xml:space="preserve"> </w:t>
+      </w:r>
+      <w:proofErr w:type="spellStart"/>
+      <w:r>
+        <w:rPr>
+          <w:b/>
+          <w:color w:val="000080"/>
+          <w:sz w:val="20"/>
+        </w:rPr>
+        <w:t>Source</w:t>
+      </w:r>
+      <w:proofErr w:type="spellEnd"/>
+      <w:r>
+        <w:rPr>
+          <w:b/>
+          <w:color w:val="000080"/>
+          <w:sz w:val="20"/>
+        </w:rPr>
+        <w:t>)</w:t>
+      </w:r>
+    </w:p>
+    <w:tbl>
+      <w:tblPr>
+        <w:tblW w:w="7020" w:type="dxa"/>
+        <w:tblInd w:w="5" w:type="dxa"/>
+        <w:tblBorders>
+          <w:top w:val="single" w:sz="8" w:space="0" w:color="000000"/>
+          <w:left w:val="single" w:sz="8" w:space="0" w:color="000000"/>
+          <w:bottom w:val="single" w:sz="8" w:space="0" w:color="000000"/>
+          <w:right w:val="single" w:sz="8" w:space="0" w:color="000000"/>
+          <w:insideH w:val="single" w:sz="8" w:space="0" w:color="000000"/>
+          <w:insideV w:val="single" w:sz="8" w:space="0" w:color="000000"/>
+        </w:tblBorders>
+        <w:tblLayout w:type="fixed"/>
+        <w:tblCellMar>
+          <w:left w:w="0" w:type="dxa"/>
+          <w:right w:w="0" w:type="dxa"/>
+        </w:tblCellMar>
+        <w:tblLook w:val="0000" w:firstRow="0" w:lastRow="0" w:firstColumn="0" w:lastColumn="0" w:noHBand="0" w:noVBand="0"/>
+      </w:tblPr>
+      <w:tblGrid>
+        <w:gridCol w:w="1169"/>
+        <w:gridCol w:w="1170"/>
+        <w:gridCol w:w="1170"/>
+        <w:gridCol w:w="3511"/>
+      </w:tblGrid>
+      <w:tr>
+        <w:tblPrEx>
+          <w:tblCellMar>
+            <w:top w:w="0" w:type="dxa"/>
+            <w:bottom w:w="0" w:type="dxa"/>
+          </w:tblCellMar>
+        </w:tblPrEx>
+        <w:tc>
+          <w:tcPr>
+            <w:tcW w:w="1166" w:type="dxa"/>
+            <w:tcBorders>
+              <w:top w:val="single" w:sz="4" w:space="0" w:color="000000"/>
+              <w:left w:val="single" w:sz="4" w:space="0" w:color="000000"/>
+              <w:bottom w:val="single" w:sz="4" w:space="0" w:color="000000"/>
+              <w:right w:val="single" w:sz="4" w:space="0" w:color="000000"/>
+            </w:tcBorders>
+            <w:shd w:val="clear" w:color="auto" w:fill="C0C0C0"/>
+          </w:tcPr>
+          <w:p>
+            <w:pPr>
+              <w:widowControl w:val="0"/>
+              <w:adjustRightInd w:val="0"/>
+              <w:spacing w:line="320" w:lineRule="atLeast"/>
+              <w:rPr>
+                <w:lang w:eastAsia="es-CO"/>
+              </w:rPr>
+            </w:pPr>
+            <w:r>
+              <w:rPr>
+                <w:b/>
+                <w:lang w:eastAsia="es-CO"/>
+              </w:rPr>
+              <w:t>Name</w:t>
+            </w:r>
+          </w:p>
+        </w:tc>
+        <w:tc>
+          <w:tcPr>
+            <w:tcW w:w="1166" w:type="dxa"/>
+            <w:tcBorders>
+              <w:top w:val="single" w:sz="4" w:space="0" w:color="000000"/>
+              <w:left w:val="single" w:sz="4" w:space="0" w:color="000000"/>
+              <w:bottom w:val="single" w:sz="4" w:space="0" w:color="000000"/>
+              <w:right w:val="single" w:sz="4" w:space="0" w:color="000000"/>
+            </w:tcBorders>
+            <w:shd w:val="clear" w:color="auto" w:fill="C0C0C0"/>
+          </w:tcPr>
+          <w:p>
+            <w:pPr>
+              <w:widowControl w:val="0"/>
+              <w:adjustRightInd w:val="0"/>
+              <w:spacing w:line="320" w:lineRule="atLeast"/>
+              <w:rPr>
+                <w:lang w:eastAsia="es-CO"/>
+              </w:rPr>
+            </w:pPr>
+            <w:proofErr w:type="spellStart"/>
+            <w:r>
+              <w:rPr>
+                <w:b/>
+                <w:lang w:eastAsia="es-CO"/>
+              </w:rPr>
+              <w:t>Type</w:t>
+            </w:r>
+            <w:proofErr w:type="spellEnd"/>
+          </w:p>
+        </w:tc>
+        <w:tc>
+          <w:tcPr>
+            <w:tcW w:w="1166" w:type="dxa"/>
+            <w:tcBorders>
+              <w:top w:val="single" w:sz="4" w:space="0" w:color="000000"/>
+              <w:left w:val="single" w:sz="4" w:space="0" w:color="000000"/>
+              <w:bottom w:val="single" w:sz="4" w:space="0" w:color="000000"/>
+              <w:right w:val="single" w:sz="4" w:space="0" w:color="000000"/>
+            </w:tcBorders>
+            <w:shd w:val="clear" w:color="auto" w:fill="C0C0C0"/>
+          </w:tcPr>
+          <w:p>
+            <w:pPr>
+              <w:widowControl w:val="0"/>
+              <w:adjustRightInd w:val="0"/>
+              <w:spacing w:line="320" w:lineRule="atLeast"/>
+              <w:rPr>
+                <w:lang w:eastAsia="es-CO"/>
+              </w:rPr>
+            </w:pPr>
+            <w:proofErr w:type="spellStart"/>
+            <w:r>
+              <w:rPr>
+                <w:b/>
+                <w:lang w:eastAsia="es-CO"/>
+              </w:rPr>
+              <w:t>Source</w:t>
+            </w:r>
+            <w:proofErr w:type="spellEnd"/>
+          </w:p>
+        </w:tc>
+        <w:tc>
+          <w:tcPr>
+            <w:tcW w:w="3500" w:type="dxa"/>
+            <w:tcBorders>
+              <w:top w:val="single" w:sz="4" w:space="0" w:color="000000"/>
+              <w:left w:val="single" w:sz="4" w:space="0" w:color="000000"/>
+              <w:bottom w:val="single" w:sz="4" w:space="0" w:color="000000"/>
+              <w:right w:val="single" w:sz="4" w:space="0" w:color="000000"/>
+            </w:tcBorders>
+            <w:shd w:val="clear" w:color="auto" w:fill="C0C0C0"/>
+          </w:tcPr>
+          <w:p>
+            <w:pPr>
+              <w:widowControl w:val="0"/>
+              <w:adjustRightInd w:val="0"/>
+              <w:spacing w:line="320" w:lineRule="atLeast"/>
+              <w:rPr>
+                <w:lang w:eastAsia="es-CO"/>
+              </w:rPr>
+            </w:pPr>
+            <w:proofErr w:type="spellStart"/>
+            <w:r>
+              <w:rPr>
+                <w:b/>
+                <w:lang w:eastAsia="es-CO"/>
+              </w:rPr>
+              <w:t>Summary</w:t>
+            </w:r>
+            <w:proofErr w:type="spellEnd"/>
+          </w:p>
+        </w:tc>
+      </w:tr>
+      <w:tr>
+        <w:tblPrEx>
+          <w:tblCellMar>
+            <w:top w:w="0" w:type="dxa"/>
+            <w:bottom w:w="0" w:type="dxa"/>
+          </w:tblCellMar>
+        </w:tblPrEx>
+        <w:tc>
+          <w:tcPr>
+            <w:tcW w:w="1166" w:type="dxa"/>
+            <w:tcBorders>
+              <w:top w:val="single" w:sz="4" w:space="0" w:color="000000"/>
+              <w:left w:val="single" w:sz="4" w:space="0" w:color="000000"/>
+              <w:bottom w:val="single" w:sz="4" w:space="0" w:color="000000"/>
+              <w:right w:val="single" w:sz="4" w:space="0" w:color="000000"/>
+            </w:tcBorders>
+            <w:shd w:val="clear" w:color="auto" w:fill="FFFFFF"/>
+          </w:tcPr>
+          <w:p>
+            <w:pPr>
+              <w:widowControl w:val="0"/>
+              <w:adjustRightInd w:val="0"/>
+              <w:rPr>
+                <w:lang w:eastAsia="es-CO"/>
+              </w:rPr>
+            </w:pPr>
+          </w:p>
+        </w:tc>
+        <w:tc>
+          <w:tcPr>
+            <w:tcW w:w="1166" w:type="dxa"/>
+            <w:tcBorders>
+              <w:top w:val="single" w:sz="4" w:space="0" w:color="000000"/>
+              <w:left w:val="single" w:sz="4" w:space="0" w:color="000000"/>
+              <w:bottom w:val="single" w:sz="4" w:space="0" w:color="000000"/>
+              <w:right w:val="single" w:sz="4" w:space="0" w:color="000000"/>
+            </w:tcBorders>
+            <w:shd w:val="clear" w:color="auto" w:fill="FFFFFF"/>
+          </w:tcPr>
+          <w:p>
+            <w:pPr>
+              <w:widowControl w:val="0"/>
+              <w:adjustRightInd w:val="0"/>
+              <w:spacing w:line="320" w:lineRule="atLeast"/>
+              <w:rPr>
+                <w:color w:val="000000"/>
+                <w:lang w:eastAsia="es-CO"/>
+              </w:rPr>
+            </w:pPr>
+            <w:proofErr w:type="spellStart"/>
+            <w:r>
+              <w:rPr>
+                <w:color w:val="000000"/>
+                <w:lang w:eastAsia="es-CO"/>
+              </w:rPr>
+              <w:t>Include</w:t>
+            </w:r>
+            <w:proofErr w:type="spellEnd"/>
+          </w:p>
+        </w:tc>
+        <w:tc>
+          <w:tcPr>
+            <w:tcW w:w="1166" w:type="dxa"/>
+            <w:tcBorders>
+              <w:top w:val="single" w:sz="4" w:space="0" w:color="000000"/>
+              <w:left w:val="single" w:sz="4" w:space="0" w:color="000000"/>
+              <w:bottom w:val="single" w:sz="4" w:space="0" w:color="000000"/>
+              <w:right w:val="single" w:sz="4" w:space="0" w:color="000000"/>
+            </w:tcBorders>
+            <w:shd w:val="clear" w:color="auto" w:fill="FFFFFF"/>
+          </w:tcPr>
+          <w:p>
+            <w:pPr>
+              <w:widowControl w:val="0"/>
+              <w:adjustRightInd w:val="0"/>
+              <w:spacing w:line="320" w:lineRule="atLeast"/>
+              <w:rPr>
+                <w:color w:val="000000"/>
+                <w:lang w:eastAsia="es-CO"/>
+              </w:rPr>
+            </w:pPr>
+            <w:r>
+              <w:rPr>
+                <w:color w:val="000000"/>
+                <w:lang w:eastAsia="es-CO"/>
+              </w:rPr>
+              <w:t>Gestionar instituciones y convenios</w:t>
+            </w:r>
+          </w:p>
+        </w:tc>
+        <w:tc>
+          <w:tcPr>
+            <w:tcW w:w="3500" w:type="dxa"/>
+            <w:tcBorders>
+              <w:top w:val="single" w:sz="4" w:space="0" w:color="000000"/>
+              <w:left w:val="single" w:sz="4" w:space="0" w:color="000000"/>
+              <w:bottom w:val="single" w:sz="4" w:space="0" w:color="000000"/>
+              <w:right w:val="single" w:sz="4" w:space="0" w:color="000000"/>
+            </w:tcBorders>
+            <w:shd w:val="clear" w:color="auto" w:fill="FFFFFF"/>
+          </w:tcPr>
+          <w:p>
+            <w:pPr>
+              <w:widowControl w:val="0"/>
+              <w:adjustRightInd w:val="0"/>
+              <w:rPr>
+                <w:color w:val="000000"/>
+                <w:lang w:eastAsia="es-CO"/>
+              </w:rPr>
+            </w:pPr>
+          </w:p>
+        </w:tc>
+      </w:tr>
+    </w:tbl>
+    <w:p>
+      <w:pPr>
+        <w:pStyle w:val="Ttulo4"/>
+        <w:ind w:left="600"/>
+        <w:rPr>
+          <w:bCs/>
+          <w:lang w:eastAsia="es-CO"/>
+        </w:rPr>
+      </w:pPr>
+      <w:proofErr w:type="spellStart"/>
+      <w:r>
+        <w:rPr>
+          <w:b/>
+          <w:color w:val="000080"/>
+          <w:sz w:val="20"/>
+        </w:rPr>
+        <w:t>UseCase</w:t>
+      </w:r>
+      <w:proofErr w:type="spellEnd"/>
+      <w:r>
+        <w:rPr>
+          <w:b/>
+          <w:color w:val="000080"/>
+          <w:sz w:val="20"/>
+        </w:rPr>
+        <w:t xml:space="preserve"> </w:t>
+      </w:r>
+      <w:proofErr w:type="spellStart"/>
+      <w:r>
+        <w:rPr>
+          <w:b/>
+          <w:color w:val="000080"/>
+          <w:sz w:val="20"/>
+        </w:rPr>
+        <w:t>Description</w:t>
+      </w:r>
+      <w:proofErr w:type="spellEnd"/>
+    </w:p>
+    <w:tbl>
+      <w:tblPr>
+        <w:tblW w:w="7020" w:type="dxa"/>
+        <w:tblInd w:w="5" w:type="dxa"/>
+        <w:tblBorders>
+          <w:top w:val="single" w:sz="8" w:space="0" w:color="000000"/>
+          <w:left w:val="single" w:sz="8" w:space="0" w:color="000000"/>
+          <w:bottom w:val="single" w:sz="8" w:space="0" w:color="000000"/>
+          <w:right w:val="single" w:sz="8" w:space="0" w:color="000000"/>
+          <w:insideH w:val="single" w:sz="8" w:space="0" w:color="000000"/>
+          <w:insideV w:val="single" w:sz="8" w:space="0" w:color="000000"/>
+        </w:tblBorders>
+        <w:tblLayout w:type="fixed"/>
+        <w:tblCellMar>
+          <w:left w:w="0" w:type="dxa"/>
+          <w:right w:w="0" w:type="dxa"/>
+        </w:tblCellMar>
+        <w:tblLook w:val="0000" w:firstRow="0" w:lastRow="0" w:firstColumn="0" w:lastColumn="0" w:noHBand="0" w:noVBand="0"/>
+      </w:tblPr>
+      <w:tblGrid>
+        <w:gridCol w:w="2340"/>
+        <w:gridCol w:w="4680"/>
+      </w:tblGrid>
+      <w:tr>
+        <w:tblPrEx>
+          <w:tblCellMar>
+            <w:top w:w="0" w:type="dxa"/>
+            <w:bottom w:w="0" w:type="dxa"/>
+          </w:tblCellMar>
+        </w:tblPrEx>
+        <w:tc>
+          <w:tcPr>
+            <w:tcW w:w="2333" w:type="dxa"/>
+            <w:tcBorders>
+              <w:top w:val="single" w:sz="4" w:space="0" w:color="000000"/>
+              <w:left w:val="single" w:sz="4" w:space="0" w:color="000000"/>
+              <w:bottom w:val="single" w:sz="4" w:space="0" w:color="000000"/>
+              <w:right w:val="single" w:sz="4" w:space="0" w:color="000000"/>
+            </w:tcBorders>
+            <w:shd w:val="clear" w:color="auto" w:fill="C0C0C0"/>
+          </w:tcPr>
+          <w:p>
+            <w:pPr>
+              <w:widowControl w:val="0"/>
+              <w:adjustRightInd w:val="0"/>
+              <w:spacing w:line="320" w:lineRule="atLeast"/>
+              <w:rPr>
+                <w:lang w:eastAsia="es-CO"/>
+              </w:rPr>
+            </w:pPr>
+            <w:proofErr w:type="spellStart"/>
+            <w:r>
+              <w:rPr>
+                <w:b/>
+                <w:lang w:eastAsia="es-CO"/>
+              </w:rPr>
+              <w:t>Template</w:t>
+            </w:r>
+            <w:proofErr w:type="spellEnd"/>
+          </w:p>
+        </w:tc>
+        <w:tc>
+          <w:tcPr>
+            <w:tcW w:w="4666" w:type="dxa"/>
+            <w:tcBorders>
+              <w:top w:val="single" w:sz="4" w:space="0" w:color="000000"/>
+              <w:left w:val="single" w:sz="4" w:space="0" w:color="000000"/>
+              <w:bottom w:val="single" w:sz="4" w:space="0" w:color="000000"/>
+              <w:right w:val="single" w:sz="4" w:space="0" w:color="000000"/>
+            </w:tcBorders>
+            <w:shd w:val="clear" w:color="auto" w:fill="FFFFFF"/>
+          </w:tcPr>
+          <w:p>
+            <w:pPr>
+              <w:widowControl w:val="0"/>
+              <w:adjustRightInd w:val="0"/>
+              <w:spacing w:line="320" w:lineRule="atLeast"/>
+              <w:rPr>
+                <w:color w:val="000000"/>
+                <w:lang w:eastAsia="es-CO"/>
+              </w:rPr>
+            </w:pPr>
+            <w:r>
+              <w:rPr>
+                <w:color w:val="000000"/>
+                <w:lang w:eastAsia="es-CO"/>
+              </w:rPr>
+              <w:t>Astah Original</w:t>
+            </w:r>
+          </w:p>
+        </w:tc>
+      </w:tr>
+      <w:tr>
+        <w:tblPrEx>
+          <w:tblCellMar>
+            <w:top w:w="0" w:type="dxa"/>
+            <w:bottom w:w="0" w:type="dxa"/>
+          </w:tblCellMar>
+        </w:tblPrEx>
+        <w:tc>
+          <w:tcPr>
+            <w:tcW w:w="2333" w:type="dxa"/>
+            <w:tcBorders>
+              <w:top w:val="single" w:sz="4" w:space="0" w:color="000000"/>
+              <w:left w:val="single" w:sz="4" w:space="0" w:color="000000"/>
+              <w:bottom w:val="single" w:sz="4" w:space="0" w:color="000000"/>
+              <w:right w:val="single" w:sz="4" w:space="0" w:color="000000"/>
+            </w:tcBorders>
+            <w:shd w:val="clear" w:color="auto" w:fill="C0C0C0"/>
+          </w:tcPr>
+          <w:p>
+            <w:pPr>
+              <w:widowControl w:val="0"/>
+              <w:adjustRightInd w:val="0"/>
+              <w:spacing w:line="320" w:lineRule="atLeast"/>
+              <w:rPr>
+                <w:color w:val="000000"/>
+                <w:lang w:eastAsia="es-CO"/>
+              </w:rPr>
+            </w:pPr>
+            <w:proofErr w:type="spellStart"/>
+            <w:r>
+              <w:rPr>
+                <w:b/>
+                <w:color w:val="000000"/>
+                <w:lang w:eastAsia="es-CO"/>
+              </w:rPr>
+              <w:t>UseCase</w:t>
+            </w:r>
+            <w:proofErr w:type="spellEnd"/>
+          </w:p>
+        </w:tc>
+        <w:tc>
+          <w:tcPr>
+            <w:tcW w:w="4666" w:type="dxa"/>
+            <w:tcBorders>
+              <w:top w:val="single" w:sz="4" w:space="0" w:color="000000"/>
+              <w:left w:val="single" w:sz="4" w:space="0" w:color="000000"/>
+              <w:bottom w:val="single" w:sz="4" w:space="0" w:color="000000"/>
+              <w:right w:val="single" w:sz="4" w:space="0" w:color="000000"/>
+            </w:tcBorders>
+            <w:shd w:val="clear" w:color="auto" w:fill="FFFFFF"/>
+          </w:tcPr>
+          <w:p>
+            <w:pPr>
+              <w:widowControl w:val="0"/>
+              <w:adjustRightInd w:val="0"/>
+              <w:spacing w:line="320" w:lineRule="atLeast"/>
+              <w:rPr>
+                <w:color w:val="000000"/>
+                <w:lang w:eastAsia="es-CO"/>
+              </w:rPr>
+            </w:pPr>
+            <w:r>
+              <w:rPr>
+                <w:color w:val="000000"/>
+                <w:lang w:eastAsia="es-CO"/>
+              </w:rPr>
+              <w:t>Gestionar informes e indicadores</w:t>
+            </w:r>
+          </w:p>
+        </w:tc>
+      </w:tr>
+      <w:tr>
+        <w:tblPrEx>
+          <w:tblCellMar>
+            <w:top w:w="0" w:type="dxa"/>
+            <w:bottom w:w="0" w:type="dxa"/>
+          </w:tblCellMar>
+        </w:tblPrEx>
+        <w:tc>
+          <w:tcPr>
+            <w:tcW w:w="2333" w:type="dxa"/>
+            <w:tcBorders>
+              <w:top w:val="single" w:sz="4" w:space="0" w:color="000000"/>
+              <w:left w:val="single" w:sz="4" w:space="0" w:color="000000"/>
+              <w:bottom w:val="single" w:sz="4" w:space="0" w:color="000000"/>
+              <w:right w:val="single" w:sz="4" w:space="0" w:color="000000"/>
+            </w:tcBorders>
+            <w:shd w:val="clear" w:color="auto" w:fill="C0C0C0"/>
+          </w:tcPr>
+          <w:p>
+            <w:pPr>
+              <w:widowControl w:val="0"/>
+              <w:adjustRightInd w:val="0"/>
+              <w:spacing w:line="320" w:lineRule="atLeast"/>
+              <w:rPr>
+                <w:color w:val="000000"/>
+                <w:lang w:eastAsia="es-CO"/>
+              </w:rPr>
+            </w:pPr>
+            <w:proofErr w:type="spellStart"/>
+            <w:r>
+              <w:rPr>
+                <w:b/>
+                <w:color w:val="000000"/>
+                <w:lang w:eastAsia="es-CO"/>
+              </w:rPr>
+              <w:t>Summary</w:t>
+            </w:r>
+            <w:proofErr w:type="spellEnd"/>
+          </w:p>
+        </w:tc>
+        <w:tc>
+          <w:tcPr>
+            <w:tcW w:w="4666" w:type="dxa"/>
+            <w:tcBorders>
+              <w:top w:val="single" w:sz="4" w:space="0" w:color="000000"/>
+              <w:left w:val="single" w:sz="4" w:space="0" w:color="000000"/>
+              <w:bottom w:val="single" w:sz="4" w:space="0" w:color="000000"/>
+              <w:right w:val="single" w:sz="4" w:space="0" w:color="000000"/>
+            </w:tcBorders>
+            <w:shd w:val="clear" w:color="auto" w:fill="FFFFFF"/>
+          </w:tcPr>
+          <w:p>
+            <w:pPr>
+              <w:widowControl w:val="0"/>
+              <w:adjustRightInd w:val="0"/>
+              <w:spacing w:line="320" w:lineRule="atLeast"/>
+              <w:rPr>
+                <w:color w:val="000000"/>
+                <w:lang w:eastAsia="es-CO"/>
+              </w:rPr>
+            </w:pPr>
+            <w:r>
+              <w:rPr>
+                <w:color w:val="000000"/>
+                <w:lang w:eastAsia="es-CO"/>
+              </w:rPr>
+              <w:t>Consolida métricas de cumplimiento, horas ejecutadas e indicadores de impacto para los informes de acreditación (MEN).</w:t>
+            </w:r>
+          </w:p>
+        </w:tc>
+      </w:tr>
+      <w:tr>
+        <w:tblPrEx>
+          <w:tblCellMar>
+            <w:top w:w="0" w:type="dxa"/>
+            <w:bottom w:w="0" w:type="dxa"/>
+          </w:tblCellMar>
+        </w:tblPrEx>
+        <w:tc>
+          <w:tcPr>
+            <w:tcW w:w="2333" w:type="dxa"/>
+            <w:tcBorders>
+              <w:top w:val="single" w:sz="4" w:space="0" w:color="000000"/>
+              <w:left w:val="single" w:sz="4" w:space="0" w:color="000000"/>
+              <w:bottom w:val="single" w:sz="4" w:space="0" w:color="000000"/>
+              <w:right w:val="single" w:sz="4" w:space="0" w:color="000000"/>
+            </w:tcBorders>
+            <w:shd w:val="clear" w:color="auto" w:fill="C0C0C0"/>
+          </w:tcPr>
+          <w:p>
+            <w:pPr>
+              <w:widowControl w:val="0"/>
+              <w:adjustRightInd w:val="0"/>
+              <w:spacing w:line="320" w:lineRule="atLeast"/>
+              <w:rPr>
+                <w:color w:val="000000"/>
+                <w:lang w:eastAsia="es-CO"/>
+              </w:rPr>
+            </w:pPr>
+            <w:r>
+              <w:rPr>
+                <w:b/>
+                <w:color w:val="000000"/>
+                <w:lang w:eastAsia="es-CO"/>
+              </w:rPr>
+              <w:t>Actor</w:t>
+            </w:r>
+          </w:p>
+        </w:tc>
+        <w:tc>
+          <w:tcPr>
+            <w:tcW w:w="4666" w:type="dxa"/>
+            <w:tcBorders>
+              <w:top w:val="single" w:sz="4" w:space="0" w:color="000000"/>
+              <w:left w:val="single" w:sz="4" w:space="0" w:color="000000"/>
+              <w:bottom w:val="single" w:sz="4" w:space="0" w:color="000000"/>
+              <w:right w:val="single" w:sz="4" w:space="0" w:color="000000"/>
+            </w:tcBorders>
+            <w:shd w:val="clear" w:color="auto" w:fill="FFFFFF"/>
+          </w:tcPr>
+          <w:p>
+            <w:pPr>
+              <w:widowControl w:val="0"/>
+              <w:adjustRightInd w:val="0"/>
+              <w:spacing w:line="320" w:lineRule="atLeast"/>
+              <w:rPr>
+                <w:color w:val="000000"/>
+                <w:lang w:eastAsia="es-CO"/>
+              </w:rPr>
+            </w:pPr>
+            <w:r>
+              <w:rPr>
+                <w:color w:val="000000"/>
+                <w:lang w:eastAsia="es-CO"/>
+              </w:rPr>
+              <w:t>Gestor de Practicas</w:t>
+            </w:r>
+          </w:p>
+        </w:tc>
+      </w:tr>
+      <w:tr>
+        <w:tblPrEx>
+          <w:tblCellMar>
+            <w:top w:w="0" w:type="dxa"/>
+            <w:bottom w:w="0" w:type="dxa"/>
+          </w:tblCellMar>
+        </w:tblPrEx>
+        <w:tc>
+          <w:tcPr>
+            <w:tcW w:w="2333" w:type="dxa"/>
+            <w:tcBorders>
+              <w:top w:val="single" w:sz="4" w:space="0" w:color="000000"/>
+              <w:left w:val="single" w:sz="4" w:space="0" w:color="000000"/>
+              <w:bottom w:val="single" w:sz="4" w:space="0" w:color="000000"/>
+              <w:right w:val="single" w:sz="4" w:space="0" w:color="000000"/>
+            </w:tcBorders>
+            <w:shd w:val="clear" w:color="auto" w:fill="C0C0C0"/>
+          </w:tcPr>
+          <w:p>
+            <w:pPr>
+              <w:widowControl w:val="0"/>
+              <w:adjustRightInd w:val="0"/>
+              <w:spacing w:line="320" w:lineRule="atLeast"/>
+              <w:rPr>
+                <w:color w:val="000000"/>
+                <w:lang w:eastAsia="es-CO"/>
+              </w:rPr>
+            </w:pPr>
+            <w:proofErr w:type="spellStart"/>
+            <w:r>
+              <w:rPr>
+                <w:b/>
+                <w:color w:val="000000"/>
+                <w:lang w:eastAsia="es-CO"/>
+              </w:rPr>
+              <w:t>Precondition</w:t>
+            </w:r>
+            <w:proofErr w:type="spellEnd"/>
+          </w:p>
+        </w:tc>
+        <w:tc>
+          <w:tcPr>
+            <w:tcW w:w="4666" w:type="dxa"/>
+            <w:tcBorders>
+              <w:top w:val="single" w:sz="4" w:space="0" w:color="000000"/>
+              <w:left w:val="single" w:sz="4" w:space="0" w:color="000000"/>
+              <w:bottom w:val="single" w:sz="4" w:space="0" w:color="000000"/>
+              <w:right w:val="single" w:sz="4" w:space="0" w:color="000000"/>
+            </w:tcBorders>
+            <w:shd w:val="clear" w:color="auto" w:fill="FFFFFF"/>
+          </w:tcPr>
+          <w:p>
+            <w:pPr>
+              <w:widowControl w:val="0"/>
+              <w:adjustRightInd w:val="0"/>
+              <w:spacing w:line="320" w:lineRule="atLeast"/>
+              <w:rPr>
+                <w:color w:val="000000"/>
+                <w:lang w:eastAsia="es-CO"/>
+              </w:rPr>
+            </w:pPr>
+            <w:r>
+              <w:rPr>
+                <w:color w:val="000000"/>
+                <w:lang w:eastAsia="es-CO"/>
+              </w:rPr>
+              <w:t>Datos de ejecución registrados en el sistema.</w:t>
+            </w:r>
+          </w:p>
+        </w:tc>
+      </w:tr>
+      <w:tr>
+        <w:tblPrEx>
+          <w:tblCellMar>
+            <w:top w:w="0" w:type="dxa"/>
+            <w:bottom w:w="0" w:type="dxa"/>
+          </w:tblCellMar>
+        </w:tblPrEx>
+        <w:tc>
+          <w:tcPr>
+            <w:tcW w:w="2333" w:type="dxa"/>
+            <w:tcBorders>
+              <w:top w:val="single" w:sz="4" w:space="0" w:color="000000"/>
+              <w:left w:val="single" w:sz="4" w:space="0" w:color="000000"/>
+              <w:bottom w:val="single" w:sz="4" w:space="0" w:color="000000"/>
+              <w:right w:val="single" w:sz="4" w:space="0" w:color="000000"/>
+            </w:tcBorders>
+            <w:shd w:val="clear" w:color="auto" w:fill="C0C0C0"/>
+          </w:tcPr>
+          <w:p>
+            <w:pPr>
+              <w:widowControl w:val="0"/>
+              <w:adjustRightInd w:val="0"/>
+              <w:spacing w:line="320" w:lineRule="atLeast"/>
+              <w:rPr>
+                <w:color w:val="000000"/>
+                <w:lang w:eastAsia="es-CO"/>
+              </w:rPr>
+            </w:pPr>
+            <w:proofErr w:type="spellStart"/>
+            <w:r>
+              <w:rPr>
+                <w:b/>
+                <w:color w:val="000000"/>
+                <w:lang w:eastAsia="es-CO"/>
+              </w:rPr>
+              <w:t>Postcondition</w:t>
+            </w:r>
+            <w:proofErr w:type="spellEnd"/>
+          </w:p>
+        </w:tc>
+        <w:tc>
+          <w:tcPr>
+            <w:tcW w:w="4666" w:type="dxa"/>
+            <w:tcBorders>
+              <w:top w:val="single" w:sz="4" w:space="0" w:color="000000"/>
+              <w:left w:val="single" w:sz="4" w:space="0" w:color="000000"/>
+              <w:bottom w:val="single" w:sz="4" w:space="0" w:color="000000"/>
+              <w:right w:val="single" w:sz="4" w:space="0" w:color="000000"/>
+            </w:tcBorders>
+            <w:shd w:val="clear" w:color="auto" w:fill="FFFFFF"/>
+          </w:tcPr>
+          <w:p>
+            <w:pPr>
+              <w:widowControl w:val="0"/>
+              <w:adjustRightInd w:val="0"/>
+              <w:spacing w:line="320" w:lineRule="atLeast"/>
+              <w:rPr>
+                <w:color w:val="000000"/>
+                <w:lang w:eastAsia="es-CO"/>
+              </w:rPr>
+            </w:pPr>
+            <w:r>
+              <w:rPr>
+                <w:color w:val="000000"/>
+                <w:lang w:eastAsia="es-CO"/>
+              </w:rPr>
+              <w:t>Informe estadístico generado y listo para visualización o exportación.</w:t>
+            </w:r>
+          </w:p>
+        </w:tc>
+      </w:tr>
+      <w:tr>
+        <w:tblPrEx>
+          <w:tblCellMar>
+            <w:top w:w="0" w:type="dxa"/>
+            <w:bottom w:w="0" w:type="dxa"/>
+          </w:tblCellMar>
+        </w:tblPrEx>
+        <w:tc>
+          <w:tcPr>
+            <w:tcW w:w="2333" w:type="dxa"/>
+            <w:tcBorders>
+              <w:top w:val="single" w:sz="4" w:space="0" w:color="000000"/>
+              <w:left w:val="single" w:sz="4" w:space="0" w:color="000000"/>
+              <w:bottom w:val="single" w:sz="4" w:space="0" w:color="000000"/>
+              <w:right w:val="single" w:sz="4" w:space="0" w:color="000000"/>
+            </w:tcBorders>
+            <w:shd w:val="clear" w:color="auto" w:fill="C0C0C0"/>
+          </w:tcPr>
+          <w:p>
+            <w:pPr>
+              <w:widowControl w:val="0"/>
+              <w:adjustRightInd w:val="0"/>
+              <w:spacing w:line="320" w:lineRule="atLeast"/>
+              <w:rPr>
+                <w:color w:val="000000"/>
+                <w:lang w:eastAsia="es-CO"/>
+              </w:rPr>
+            </w:pPr>
+            <w:r>
+              <w:rPr>
+                <w:b/>
+                <w:color w:val="000000"/>
+                <w:lang w:eastAsia="es-CO"/>
+              </w:rPr>
+              <w:t xml:space="preserve">Base </w:t>
+            </w:r>
+            <w:proofErr w:type="spellStart"/>
+            <w:r>
+              <w:rPr>
+                <w:b/>
+                <w:color w:val="000000"/>
+                <w:lang w:eastAsia="es-CO"/>
+              </w:rPr>
+              <w:t>Sequence</w:t>
+            </w:r>
+            <w:proofErr w:type="spellEnd"/>
+          </w:p>
+        </w:tc>
+        <w:tc>
+          <w:tcPr>
+            <w:tcW w:w="4666" w:type="dxa"/>
+            <w:tcBorders>
+              <w:top w:val="single" w:sz="4" w:space="0" w:color="000000"/>
+              <w:left w:val="single" w:sz="4" w:space="0" w:color="000000"/>
+              <w:bottom w:val="single" w:sz="4" w:space="0" w:color="000000"/>
+              <w:right w:val="single" w:sz="4" w:space="0" w:color="000000"/>
+            </w:tcBorders>
+            <w:shd w:val="clear" w:color="auto" w:fill="FFFFFF"/>
+          </w:tcPr>
+          <w:p>
+            <w:pPr>
+              <w:widowControl w:val="0"/>
+              <w:adjustRightInd w:val="0"/>
+              <w:spacing w:line="320" w:lineRule="atLeast"/>
+              <w:rPr>
+                <w:color w:val="000000"/>
+                <w:lang w:eastAsia="es-CO"/>
+              </w:rPr>
+            </w:pPr>
+            <w:r>
+              <w:rPr>
+                <w:color w:val="000000"/>
+                <w:lang w:eastAsia="es-CO"/>
+              </w:rPr>
+              <w:t>1. El Gestor selecciona el tipo de reporte o indicador requerido.</w:t>
+            </w:r>
+          </w:p>
+          <w:p>
+            <w:pPr>
+              <w:widowControl w:val="0"/>
+              <w:adjustRightInd w:val="0"/>
+              <w:spacing w:line="320" w:lineRule="atLeast"/>
+              <w:rPr>
+                <w:color w:val="000000"/>
+                <w:lang w:eastAsia="es-CO"/>
+              </w:rPr>
+            </w:pPr>
+          </w:p>
+          <w:p>
+            <w:pPr>
+              <w:widowControl w:val="0"/>
+              <w:adjustRightInd w:val="0"/>
+              <w:spacing w:line="320" w:lineRule="atLeast"/>
+              <w:rPr>
+                <w:color w:val="000000"/>
+                <w:lang w:eastAsia="es-CO"/>
+              </w:rPr>
+            </w:pPr>
+          </w:p>
+          <w:p>
+            <w:pPr>
+              <w:widowControl w:val="0"/>
+              <w:adjustRightInd w:val="0"/>
+              <w:spacing w:line="320" w:lineRule="atLeast"/>
+              <w:rPr>
+                <w:color w:val="000000"/>
+                <w:lang w:eastAsia="es-CO"/>
+              </w:rPr>
+            </w:pPr>
+            <w:r>
+              <w:rPr>
+                <w:color w:val="000000"/>
+                <w:lang w:eastAsia="es-CO"/>
+              </w:rPr>
+              <w:t>2. El sistema procesa los datos y calcula las métricas.</w:t>
+            </w:r>
+          </w:p>
+          <w:p>
+            <w:pPr>
+              <w:widowControl w:val="0"/>
+              <w:adjustRightInd w:val="0"/>
+              <w:spacing w:line="320" w:lineRule="atLeast"/>
+              <w:rPr>
+                <w:color w:val="000000"/>
+                <w:lang w:eastAsia="es-CO"/>
+              </w:rPr>
+            </w:pPr>
+          </w:p>
+          <w:p>
+            <w:pPr>
+              <w:widowControl w:val="0"/>
+              <w:adjustRightInd w:val="0"/>
+              <w:spacing w:line="320" w:lineRule="atLeast"/>
+              <w:rPr>
+                <w:color w:val="000000"/>
+                <w:lang w:eastAsia="es-CO"/>
+              </w:rPr>
+            </w:pPr>
+          </w:p>
+          <w:p>
+            <w:pPr>
+              <w:widowControl w:val="0"/>
+              <w:adjustRightInd w:val="0"/>
+              <w:spacing w:line="320" w:lineRule="atLeast"/>
+              <w:rPr>
+                <w:color w:val="000000"/>
+                <w:lang w:eastAsia="es-CO"/>
+              </w:rPr>
+            </w:pPr>
+            <w:r>
+              <w:rPr>
+                <w:color w:val="000000"/>
+                <w:lang w:eastAsia="es-CO"/>
+              </w:rPr>
+              <w:t xml:space="preserve">3. Se despliega el consolidado numérico con </w:t>
+            </w:r>
+            <w:r>
+              <w:rPr>
+                <w:color w:val="000000"/>
+                <w:lang w:eastAsia="es-CO"/>
+              </w:rPr>
+              <w:lastRenderedPageBreak/>
+              <w:t>opción de descarga.</w:t>
+            </w:r>
+          </w:p>
+        </w:tc>
+      </w:tr>
+      <w:tr>
+        <w:tblPrEx>
+          <w:tblCellMar>
+            <w:top w:w="0" w:type="dxa"/>
+            <w:bottom w:w="0" w:type="dxa"/>
+          </w:tblCellMar>
+        </w:tblPrEx>
+        <w:tc>
+          <w:tcPr>
+            <w:tcW w:w="2333" w:type="dxa"/>
+            <w:tcBorders>
+              <w:top w:val="single" w:sz="4" w:space="0" w:color="000000"/>
+              <w:left w:val="single" w:sz="4" w:space="0" w:color="000000"/>
+              <w:bottom w:val="single" w:sz="4" w:space="0" w:color="000000"/>
+              <w:right w:val="single" w:sz="4" w:space="0" w:color="000000"/>
+            </w:tcBorders>
+            <w:shd w:val="clear" w:color="auto" w:fill="C0C0C0"/>
+          </w:tcPr>
+          <w:p>
+            <w:pPr>
+              <w:widowControl w:val="0"/>
+              <w:adjustRightInd w:val="0"/>
+              <w:spacing w:line="320" w:lineRule="atLeast"/>
+              <w:rPr>
+                <w:color w:val="000000"/>
+                <w:lang w:eastAsia="es-CO"/>
+              </w:rPr>
+            </w:pPr>
+            <w:r>
+              <w:rPr>
+                <w:b/>
+                <w:color w:val="000000"/>
+                <w:lang w:eastAsia="es-CO"/>
+              </w:rPr>
+              <w:lastRenderedPageBreak/>
+              <w:t xml:space="preserve">Branch </w:t>
+            </w:r>
+            <w:proofErr w:type="spellStart"/>
+            <w:r>
+              <w:rPr>
+                <w:b/>
+                <w:color w:val="000000"/>
+                <w:lang w:eastAsia="es-CO"/>
+              </w:rPr>
+              <w:t>Sequence</w:t>
+            </w:r>
+            <w:proofErr w:type="spellEnd"/>
+          </w:p>
+        </w:tc>
+        <w:tc>
+          <w:tcPr>
+            <w:tcW w:w="4666" w:type="dxa"/>
+            <w:tcBorders>
+              <w:top w:val="single" w:sz="4" w:space="0" w:color="000000"/>
+              <w:left w:val="single" w:sz="4" w:space="0" w:color="000000"/>
+              <w:bottom w:val="single" w:sz="4" w:space="0" w:color="000000"/>
+              <w:right w:val="single" w:sz="4" w:space="0" w:color="000000"/>
+            </w:tcBorders>
+            <w:shd w:val="clear" w:color="auto" w:fill="FFFFFF"/>
+          </w:tcPr>
+          <w:p>
+            <w:pPr>
+              <w:widowControl w:val="0"/>
+              <w:adjustRightInd w:val="0"/>
+              <w:spacing w:line="320" w:lineRule="atLeast"/>
+              <w:rPr>
+                <w:color w:val="000000"/>
+                <w:lang w:eastAsia="es-CO"/>
+              </w:rPr>
+            </w:pPr>
+            <w:r>
+              <w:rPr>
+                <w:color w:val="000000"/>
+                <w:lang w:eastAsia="es-CO"/>
+              </w:rPr>
+              <w:t>Información incompleta por registros pendientes: El sistema genera el reporte emitiendo una advertencia de muestra parcial.</w:t>
+            </w:r>
+          </w:p>
+        </w:tc>
+      </w:tr>
+      <w:tr>
+        <w:tblPrEx>
+          <w:tblCellMar>
+            <w:top w:w="0" w:type="dxa"/>
+            <w:bottom w:w="0" w:type="dxa"/>
+          </w:tblCellMar>
+        </w:tblPrEx>
+        <w:tc>
+          <w:tcPr>
+            <w:tcW w:w="2333" w:type="dxa"/>
+            <w:tcBorders>
+              <w:top w:val="single" w:sz="4" w:space="0" w:color="000000"/>
+              <w:left w:val="single" w:sz="4" w:space="0" w:color="000000"/>
+              <w:bottom w:val="single" w:sz="4" w:space="0" w:color="000000"/>
+              <w:right w:val="single" w:sz="4" w:space="0" w:color="000000"/>
+            </w:tcBorders>
+            <w:shd w:val="clear" w:color="auto" w:fill="C0C0C0"/>
+          </w:tcPr>
+          <w:p>
+            <w:pPr>
+              <w:widowControl w:val="0"/>
+              <w:adjustRightInd w:val="0"/>
+              <w:spacing w:line="320" w:lineRule="atLeast"/>
+              <w:rPr>
+                <w:color w:val="000000"/>
+                <w:lang w:eastAsia="es-CO"/>
+              </w:rPr>
+            </w:pPr>
+            <w:proofErr w:type="spellStart"/>
+            <w:r>
+              <w:rPr>
+                <w:b/>
+                <w:color w:val="000000"/>
+                <w:lang w:eastAsia="es-CO"/>
+              </w:rPr>
+              <w:t>Exception</w:t>
+            </w:r>
+            <w:proofErr w:type="spellEnd"/>
+            <w:r>
+              <w:rPr>
+                <w:b/>
+                <w:color w:val="000000"/>
+                <w:lang w:eastAsia="es-CO"/>
+              </w:rPr>
+              <w:t xml:space="preserve"> </w:t>
+            </w:r>
+            <w:proofErr w:type="spellStart"/>
+            <w:r>
+              <w:rPr>
+                <w:b/>
+                <w:color w:val="000000"/>
+                <w:lang w:eastAsia="es-CO"/>
+              </w:rPr>
+              <w:t>Sequence</w:t>
+            </w:r>
+            <w:proofErr w:type="spellEnd"/>
+          </w:p>
+        </w:tc>
+        <w:tc>
+          <w:tcPr>
+            <w:tcW w:w="4666" w:type="dxa"/>
+            <w:tcBorders>
+              <w:top w:val="single" w:sz="4" w:space="0" w:color="000000"/>
+              <w:left w:val="single" w:sz="4" w:space="0" w:color="000000"/>
+              <w:bottom w:val="single" w:sz="4" w:space="0" w:color="000000"/>
+              <w:right w:val="single" w:sz="4" w:space="0" w:color="000000"/>
+            </w:tcBorders>
+            <w:shd w:val="clear" w:color="auto" w:fill="FFFFFF"/>
+          </w:tcPr>
+          <w:p>
+            <w:pPr>
+              <w:widowControl w:val="0"/>
+              <w:adjustRightInd w:val="0"/>
+              <w:rPr>
+                <w:color w:val="000000"/>
+                <w:lang w:eastAsia="es-CO"/>
+              </w:rPr>
+            </w:pPr>
+          </w:p>
+        </w:tc>
+      </w:tr>
+      <w:tr>
+        <w:tblPrEx>
+          <w:tblCellMar>
+            <w:top w:w="0" w:type="dxa"/>
+            <w:bottom w:w="0" w:type="dxa"/>
+          </w:tblCellMar>
+        </w:tblPrEx>
+        <w:tc>
+          <w:tcPr>
+            <w:tcW w:w="2333" w:type="dxa"/>
+            <w:tcBorders>
+              <w:top w:val="single" w:sz="4" w:space="0" w:color="000000"/>
+              <w:left w:val="single" w:sz="4" w:space="0" w:color="000000"/>
+              <w:bottom w:val="single" w:sz="4" w:space="0" w:color="000000"/>
+              <w:right w:val="single" w:sz="4" w:space="0" w:color="000000"/>
+            </w:tcBorders>
+            <w:shd w:val="clear" w:color="auto" w:fill="C0C0C0"/>
+          </w:tcPr>
+          <w:p>
+            <w:pPr>
+              <w:widowControl w:val="0"/>
+              <w:adjustRightInd w:val="0"/>
+              <w:spacing w:line="320" w:lineRule="atLeast"/>
+              <w:rPr>
+                <w:color w:val="000000"/>
+                <w:lang w:eastAsia="es-CO"/>
+              </w:rPr>
+            </w:pPr>
+            <w:r>
+              <w:rPr>
+                <w:b/>
+                <w:color w:val="000000"/>
+                <w:lang w:eastAsia="es-CO"/>
+              </w:rPr>
+              <w:t xml:space="preserve">Sub </w:t>
+            </w:r>
+            <w:proofErr w:type="spellStart"/>
+            <w:r>
+              <w:rPr>
+                <w:b/>
+                <w:color w:val="000000"/>
+                <w:lang w:eastAsia="es-CO"/>
+              </w:rPr>
+              <w:t>UseCase</w:t>
+            </w:r>
+            <w:proofErr w:type="spellEnd"/>
+          </w:p>
+        </w:tc>
+        <w:tc>
+          <w:tcPr>
+            <w:tcW w:w="4666" w:type="dxa"/>
+            <w:tcBorders>
+              <w:top w:val="single" w:sz="4" w:space="0" w:color="000000"/>
+              <w:left w:val="single" w:sz="4" w:space="0" w:color="000000"/>
+              <w:bottom w:val="single" w:sz="4" w:space="0" w:color="000000"/>
+              <w:right w:val="single" w:sz="4" w:space="0" w:color="000000"/>
+            </w:tcBorders>
+            <w:shd w:val="clear" w:color="auto" w:fill="FFFFFF"/>
+          </w:tcPr>
+          <w:p>
+            <w:pPr>
+              <w:widowControl w:val="0"/>
+              <w:adjustRightInd w:val="0"/>
+              <w:spacing w:line="320" w:lineRule="atLeast"/>
+              <w:rPr>
+                <w:color w:val="000000"/>
+                <w:lang w:eastAsia="es-CO"/>
+              </w:rPr>
+            </w:pPr>
+            <w:r>
+              <w:rPr>
+                <w:color w:val="000000"/>
+                <w:lang w:eastAsia="es-CO"/>
+              </w:rPr>
+              <w:t>Gestionar evidencias y cumplimientos de horas</w:t>
+            </w:r>
+          </w:p>
+        </w:tc>
+      </w:tr>
+      <w:tr>
+        <w:tblPrEx>
+          <w:tblCellMar>
+            <w:top w:w="0" w:type="dxa"/>
+            <w:bottom w:w="0" w:type="dxa"/>
+          </w:tblCellMar>
+        </w:tblPrEx>
+        <w:tc>
+          <w:tcPr>
+            <w:tcW w:w="2333" w:type="dxa"/>
+            <w:tcBorders>
+              <w:top w:val="single" w:sz="4" w:space="0" w:color="000000"/>
+              <w:left w:val="single" w:sz="4" w:space="0" w:color="000000"/>
+              <w:bottom w:val="single" w:sz="4" w:space="0" w:color="000000"/>
+              <w:right w:val="single" w:sz="4" w:space="0" w:color="000000"/>
+            </w:tcBorders>
+            <w:shd w:val="clear" w:color="auto" w:fill="C0C0C0"/>
+          </w:tcPr>
+          <w:p>
+            <w:pPr>
+              <w:widowControl w:val="0"/>
+              <w:adjustRightInd w:val="0"/>
+              <w:spacing w:line="320" w:lineRule="atLeast"/>
+              <w:rPr>
+                <w:color w:val="000000"/>
+                <w:lang w:eastAsia="es-CO"/>
+              </w:rPr>
+            </w:pPr>
+            <w:r>
+              <w:rPr>
+                <w:b/>
+                <w:color w:val="000000"/>
+                <w:lang w:eastAsia="es-CO"/>
+              </w:rPr>
+              <w:t>Note</w:t>
+            </w:r>
+          </w:p>
+        </w:tc>
+        <w:tc>
+          <w:tcPr>
+            <w:tcW w:w="4666" w:type="dxa"/>
+            <w:tcBorders>
+              <w:top w:val="single" w:sz="4" w:space="0" w:color="000000"/>
+              <w:left w:val="single" w:sz="4" w:space="0" w:color="000000"/>
+              <w:bottom w:val="single" w:sz="4" w:space="0" w:color="000000"/>
+              <w:right w:val="single" w:sz="4" w:space="0" w:color="000000"/>
+            </w:tcBorders>
+            <w:shd w:val="clear" w:color="auto" w:fill="FFFFFF"/>
+          </w:tcPr>
+          <w:p>
+            <w:pPr>
+              <w:widowControl w:val="0"/>
+              <w:adjustRightInd w:val="0"/>
+              <w:spacing w:line="320" w:lineRule="atLeast"/>
+              <w:rPr>
+                <w:color w:val="000000"/>
+                <w:lang w:eastAsia="es-CO"/>
+              </w:rPr>
+            </w:pPr>
+            <w:r>
+              <w:rPr>
+                <w:color w:val="000000"/>
+                <w:lang w:eastAsia="es-CO"/>
+              </w:rPr>
+              <w:t>Suministra la información requerida en las auditorías de autoevaluación institucional.</w:t>
+            </w:r>
+          </w:p>
+        </w:tc>
+      </w:tr>
+    </w:tbl>
+    <w:p>
+      <w:pPr>
+        <w:pStyle w:val="Ttulo3"/>
+        <w:ind w:left="400"/>
+        <w:rPr>
+          <w:color w:val="000080"/>
+          <w:sz w:val="20"/>
+        </w:rPr>
+      </w:pPr>
+      <w:r>
+        <w:rPr>
+          <w:noProof/>
+          <w:color w:val="000000"/>
+          <w:lang w:eastAsia="es-CO"/>
+        </w:rPr>
+        <w:drawing>
+          <wp:inline distT="0" distB="0" distL="0" distR="0" wp14:anchorId="7D4B828E" wp14:editId="2C6D4A03">
+            <wp:extent cx="121920" cy="121920"/>
+            <wp:effectExtent l="0" t="0" r="0" b="0"/>
+            <wp:docPr id="436710329" name="Imagen 4"/>
+            <wp:cNvGraphicFramePr>
+              <a:graphicFrameLocks xmlns:a="http://schemas.openxmlformats.org/drawingml/2006/main" noChangeAspect="1"/>
+            </wp:cNvGraphicFramePr>
+            <a:graphic xmlns:a="http://schemas.openxmlformats.org/drawingml/2006/main">
+              <a:graphicData uri="http://schemas.openxmlformats.org/drawingml/2006/picture">
+                <pic:pic xmlns:pic="http://schemas.openxmlformats.org/drawingml/2006/picture">
+                  <pic:nvPicPr>
+                    <pic:cNvPr id="0" name="Picture 5"/>
+                    <pic:cNvPicPr>
+                      <a:picLocks noChangeAspect="1" noChangeArrowheads="1"/>
+                    </pic:cNvPicPr>
+                  </pic:nvPicPr>
+                  <pic:blipFill>
+                    <a:blip r:embed="rId6">
+                      <a:extLst>
+                        <a:ext uri="{28A0092B-C50C-407E-A947-70E740481C1C}">
+                          <a14:useLocalDpi xmlns:a14="http://schemas.microsoft.com/office/drawing/2010/main" val="0"/>
+                        </a:ext>
+                      </a:extLst>
+                    </a:blip>
+                    <a:srcRect/>
+                    <a:stretch>
+                      <a:fillRect/>
+                    </a:stretch>
+                  </pic:blipFill>
+                  <pic:spPr bwMode="auto">
+                    <a:xfrm>
+                      <a:off x="0" y="0"/>
+                      <a:ext cx="121920" cy="121920"/>
+                    </a:xfrm>
+                    <a:prstGeom prst="rect">
+                      <a:avLst/>
+                    </a:prstGeom>
+                    <a:noFill/>
+                    <a:ln>
+                      <a:noFill/>
+                    </a:ln>
+                  </pic:spPr>
+                </pic:pic>
+              </a:graphicData>
+            </a:graphic>
+          </wp:inline>
+        </w:drawing>
+      </w:r>
+      <w:bookmarkStart w:id="2" w:name="_hyperlink7"/>
+      <w:bookmarkEnd w:id="2"/>
+      <w:r>
+        <w:rPr>
+          <w:b/>
+          <w:color w:val="000080"/>
+          <w:sz w:val="20"/>
+        </w:rPr>
+        <w:t>Gestionar instituciones y convenios</w:t>
+      </w:r>
+    </w:p>
+    <w:p>
+      <w:pPr>
+        <w:pStyle w:val="Ttulo4"/>
+        <w:ind w:left="600"/>
+        <w:rPr>
+          <w:bCs/>
+          <w:lang w:eastAsia="es-CO"/>
+        </w:rPr>
+      </w:pPr>
+      <w:r>
+        <w:rPr>
+          <w:b/>
+          <w:color w:val="000080"/>
+          <w:sz w:val="20"/>
+        </w:rPr>
+        <w:t xml:space="preserve">Relation (From Target </w:t>
+      </w:r>
+      <w:proofErr w:type="spellStart"/>
+      <w:r>
+        <w:rPr>
+          <w:b/>
+          <w:color w:val="000080"/>
+          <w:sz w:val="20"/>
+        </w:rPr>
+        <w:t>To</w:t>
+      </w:r>
+      <w:proofErr w:type="spellEnd"/>
+      <w:r>
+        <w:rPr>
+          <w:b/>
+          <w:color w:val="000080"/>
+          <w:sz w:val="20"/>
+        </w:rPr>
+        <w:t xml:space="preserve"> </w:t>
+      </w:r>
+      <w:proofErr w:type="spellStart"/>
+      <w:r>
+        <w:rPr>
+          <w:b/>
+          <w:color w:val="000080"/>
+          <w:sz w:val="20"/>
+        </w:rPr>
+        <w:t>Source</w:t>
+      </w:r>
+      <w:proofErr w:type="spellEnd"/>
+      <w:r>
+        <w:rPr>
+          <w:b/>
+          <w:color w:val="000080"/>
+          <w:sz w:val="20"/>
+        </w:rPr>
+        <w:t>)</w:t>
+      </w:r>
+    </w:p>
+    <w:tbl>
+      <w:tblPr>
+        <w:tblW w:w="7020" w:type="dxa"/>
+        <w:tblInd w:w="5" w:type="dxa"/>
+        <w:tblBorders>
+          <w:top w:val="single" w:sz="8" w:space="0" w:color="000000"/>
+          <w:left w:val="single" w:sz="8" w:space="0" w:color="000000"/>
+          <w:bottom w:val="single" w:sz="8" w:space="0" w:color="000000"/>
+          <w:right w:val="single" w:sz="8" w:space="0" w:color="000000"/>
+          <w:insideH w:val="single" w:sz="8" w:space="0" w:color="000000"/>
+          <w:insideV w:val="single" w:sz="8" w:space="0" w:color="000000"/>
+        </w:tblBorders>
+        <w:tblLayout w:type="fixed"/>
+        <w:tblCellMar>
+          <w:left w:w="0" w:type="dxa"/>
+          <w:right w:w="0" w:type="dxa"/>
+        </w:tblCellMar>
+        <w:tblLook w:val="0000" w:firstRow="0" w:lastRow="0" w:firstColumn="0" w:lastColumn="0" w:noHBand="0" w:noVBand="0"/>
+      </w:tblPr>
+      <w:tblGrid>
+        <w:gridCol w:w="1169"/>
+        <w:gridCol w:w="1170"/>
+        <w:gridCol w:w="1170"/>
+        <w:gridCol w:w="3511"/>
+      </w:tblGrid>
+      <w:tr>
+        <w:tblPrEx>
+          <w:tblCellMar>
+            <w:top w:w="0" w:type="dxa"/>
+            <w:bottom w:w="0" w:type="dxa"/>
+          </w:tblCellMar>
+        </w:tblPrEx>
+        <w:tc>
+          <w:tcPr>
+            <w:tcW w:w="1166" w:type="dxa"/>
+            <w:tcBorders>
+              <w:top w:val="single" w:sz="4" w:space="0" w:color="000000"/>
+              <w:left w:val="single" w:sz="4" w:space="0" w:color="000000"/>
+              <w:bottom w:val="single" w:sz="4" w:space="0" w:color="000000"/>
+              <w:right w:val="single" w:sz="4" w:space="0" w:color="000000"/>
+            </w:tcBorders>
+            <w:shd w:val="clear" w:color="auto" w:fill="C0C0C0"/>
+          </w:tcPr>
+          <w:p>
+            <w:pPr>
+              <w:widowControl w:val="0"/>
+              <w:adjustRightInd w:val="0"/>
+              <w:spacing w:line="320" w:lineRule="atLeast"/>
+              <w:rPr>
+                <w:lang w:eastAsia="es-CO"/>
+              </w:rPr>
+            </w:pPr>
+            <w:r>
+              <w:rPr>
+                <w:b/>
+                <w:lang w:eastAsia="es-CO"/>
+              </w:rPr>
+              <w:t>Name</w:t>
+            </w:r>
+          </w:p>
+        </w:tc>
+        <w:tc>
+          <w:tcPr>
+            <w:tcW w:w="1166" w:type="dxa"/>
+            <w:tcBorders>
+              <w:top w:val="single" w:sz="4" w:space="0" w:color="000000"/>
+              <w:left w:val="single" w:sz="4" w:space="0" w:color="000000"/>
+              <w:bottom w:val="single" w:sz="4" w:space="0" w:color="000000"/>
+              <w:right w:val="single" w:sz="4" w:space="0" w:color="000000"/>
+            </w:tcBorders>
+            <w:shd w:val="clear" w:color="auto" w:fill="C0C0C0"/>
+          </w:tcPr>
+          <w:p>
+            <w:pPr>
+              <w:widowControl w:val="0"/>
+              <w:adjustRightInd w:val="0"/>
+              <w:spacing w:line="320" w:lineRule="atLeast"/>
+              <w:rPr>
+                <w:lang w:eastAsia="es-CO"/>
+              </w:rPr>
+            </w:pPr>
+            <w:proofErr w:type="spellStart"/>
+            <w:r>
+              <w:rPr>
+                <w:b/>
+                <w:lang w:eastAsia="es-CO"/>
+              </w:rPr>
+              <w:t>Type</w:t>
+            </w:r>
+            <w:proofErr w:type="spellEnd"/>
+          </w:p>
+        </w:tc>
+        <w:tc>
+          <w:tcPr>
+            <w:tcW w:w="1166" w:type="dxa"/>
+            <w:tcBorders>
+              <w:top w:val="single" w:sz="4" w:space="0" w:color="000000"/>
+              <w:left w:val="single" w:sz="4" w:space="0" w:color="000000"/>
+              <w:bottom w:val="single" w:sz="4" w:space="0" w:color="000000"/>
+              <w:right w:val="single" w:sz="4" w:space="0" w:color="000000"/>
+            </w:tcBorders>
+            <w:shd w:val="clear" w:color="auto" w:fill="C0C0C0"/>
+          </w:tcPr>
+          <w:p>
+            <w:pPr>
+              <w:widowControl w:val="0"/>
+              <w:adjustRightInd w:val="0"/>
+              <w:spacing w:line="320" w:lineRule="atLeast"/>
+              <w:rPr>
+                <w:lang w:eastAsia="es-CO"/>
+              </w:rPr>
+            </w:pPr>
+            <w:proofErr w:type="spellStart"/>
+            <w:r>
+              <w:rPr>
+                <w:b/>
+                <w:lang w:eastAsia="es-CO"/>
+              </w:rPr>
+              <w:t>Source</w:t>
+            </w:r>
+            <w:proofErr w:type="spellEnd"/>
+          </w:p>
+        </w:tc>
+        <w:tc>
+          <w:tcPr>
+            <w:tcW w:w="3500" w:type="dxa"/>
+            <w:tcBorders>
+              <w:top w:val="single" w:sz="4" w:space="0" w:color="000000"/>
+              <w:left w:val="single" w:sz="4" w:space="0" w:color="000000"/>
+              <w:bottom w:val="single" w:sz="4" w:space="0" w:color="000000"/>
+              <w:right w:val="single" w:sz="4" w:space="0" w:color="000000"/>
+            </w:tcBorders>
+            <w:shd w:val="clear" w:color="auto" w:fill="C0C0C0"/>
+          </w:tcPr>
+          <w:p>
+            <w:pPr>
+              <w:widowControl w:val="0"/>
+              <w:adjustRightInd w:val="0"/>
+              <w:spacing w:line="320" w:lineRule="atLeast"/>
+              <w:rPr>
+                <w:lang w:eastAsia="es-CO"/>
+              </w:rPr>
+            </w:pPr>
+            <w:proofErr w:type="spellStart"/>
+            <w:r>
+              <w:rPr>
+                <w:b/>
+                <w:lang w:eastAsia="es-CO"/>
+              </w:rPr>
+              <w:t>Summary</w:t>
+            </w:r>
+            <w:proofErr w:type="spellEnd"/>
+          </w:p>
+        </w:tc>
+      </w:tr>
+      <w:tr>
+        <w:tblPrEx>
+          <w:tblCellMar>
+            <w:top w:w="0" w:type="dxa"/>
+            <w:bottom w:w="0" w:type="dxa"/>
+          </w:tblCellMar>
+        </w:tblPrEx>
+        <w:tc>
+          <w:tcPr>
+            <w:tcW w:w="1166" w:type="dxa"/>
+            <w:tcBorders>
+              <w:top w:val="single" w:sz="4" w:space="0" w:color="000000"/>
+              <w:left w:val="single" w:sz="4" w:space="0" w:color="000000"/>
+              <w:bottom w:val="single" w:sz="4" w:space="0" w:color="000000"/>
+              <w:right w:val="single" w:sz="4" w:space="0" w:color="000000"/>
+            </w:tcBorders>
+            <w:shd w:val="clear" w:color="auto" w:fill="FFFFFF"/>
+          </w:tcPr>
+          <w:p>
+            <w:pPr>
+              <w:widowControl w:val="0"/>
+              <w:adjustRightInd w:val="0"/>
+              <w:rPr>
+                <w:lang w:eastAsia="es-CO"/>
+              </w:rPr>
+            </w:pPr>
+          </w:p>
+        </w:tc>
+        <w:tc>
+          <w:tcPr>
+            <w:tcW w:w="1166" w:type="dxa"/>
+            <w:tcBorders>
+              <w:top w:val="single" w:sz="4" w:space="0" w:color="000000"/>
+              <w:left w:val="single" w:sz="4" w:space="0" w:color="000000"/>
+              <w:bottom w:val="single" w:sz="4" w:space="0" w:color="000000"/>
+              <w:right w:val="single" w:sz="4" w:space="0" w:color="000000"/>
+            </w:tcBorders>
+            <w:shd w:val="clear" w:color="auto" w:fill="FFFFFF"/>
+          </w:tcPr>
+          <w:p>
+            <w:pPr>
+              <w:widowControl w:val="0"/>
+              <w:adjustRightInd w:val="0"/>
+              <w:spacing w:line="320" w:lineRule="atLeast"/>
+              <w:rPr>
+                <w:color w:val="000000"/>
+                <w:lang w:eastAsia="es-CO"/>
+              </w:rPr>
+            </w:pPr>
+            <w:proofErr w:type="spellStart"/>
+            <w:r>
+              <w:rPr>
+                <w:color w:val="000000"/>
+                <w:lang w:eastAsia="es-CO"/>
+              </w:rPr>
+              <w:t>Include</w:t>
+            </w:r>
+            <w:proofErr w:type="spellEnd"/>
+          </w:p>
+        </w:tc>
+        <w:tc>
+          <w:tcPr>
+            <w:tcW w:w="1166" w:type="dxa"/>
+            <w:tcBorders>
+              <w:top w:val="single" w:sz="4" w:space="0" w:color="000000"/>
+              <w:left w:val="single" w:sz="4" w:space="0" w:color="000000"/>
+              <w:bottom w:val="single" w:sz="4" w:space="0" w:color="000000"/>
+              <w:right w:val="single" w:sz="4" w:space="0" w:color="000000"/>
+            </w:tcBorders>
+            <w:shd w:val="clear" w:color="auto" w:fill="FFFFFF"/>
+          </w:tcPr>
+          <w:p>
+            <w:pPr>
+              <w:widowControl w:val="0"/>
+              <w:adjustRightInd w:val="0"/>
+              <w:spacing w:line="320" w:lineRule="atLeast"/>
+              <w:rPr>
+                <w:color w:val="000000"/>
+                <w:lang w:eastAsia="es-CO"/>
+              </w:rPr>
+            </w:pPr>
+            <w:r>
+              <w:rPr>
+                <w:color w:val="000000"/>
+                <w:lang w:eastAsia="es-CO"/>
+              </w:rPr>
+              <w:t xml:space="preserve">Gestionar </w:t>
+            </w:r>
+            <w:proofErr w:type="spellStart"/>
+            <w:r>
+              <w:rPr>
+                <w:color w:val="000000"/>
+                <w:lang w:eastAsia="es-CO"/>
+              </w:rPr>
+              <w:t>asignacion</w:t>
+            </w:r>
+            <w:proofErr w:type="spellEnd"/>
+            <w:r>
+              <w:rPr>
+                <w:color w:val="000000"/>
+                <w:lang w:eastAsia="es-CO"/>
+              </w:rPr>
+              <w:t xml:space="preserve"> de estudiantes</w:t>
+            </w:r>
+          </w:p>
+        </w:tc>
+        <w:tc>
+          <w:tcPr>
+            <w:tcW w:w="3500" w:type="dxa"/>
+            <w:tcBorders>
+              <w:top w:val="single" w:sz="4" w:space="0" w:color="000000"/>
+              <w:left w:val="single" w:sz="4" w:space="0" w:color="000000"/>
+              <w:bottom w:val="single" w:sz="4" w:space="0" w:color="000000"/>
+              <w:right w:val="single" w:sz="4" w:space="0" w:color="000000"/>
+            </w:tcBorders>
+            <w:shd w:val="clear" w:color="auto" w:fill="FFFFFF"/>
+          </w:tcPr>
+          <w:p>
+            <w:pPr>
+              <w:widowControl w:val="0"/>
+              <w:adjustRightInd w:val="0"/>
+              <w:rPr>
+                <w:color w:val="000000"/>
+                <w:lang w:eastAsia="es-CO"/>
+              </w:rPr>
+            </w:pPr>
+          </w:p>
+        </w:tc>
+      </w:tr>
+    </w:tbl>
+    <w:p>
+      <w:pPr>
+        <w:pStyle w:val="Ttulo4"/>
+        <w:ind w:left="600"/>
+        <w:rPr>
+          <w:bCs/>
+          <w:lang w:eastAsia="es-CO"/>
+        </w:rPr>
+      </w:pPr>
+      <w:proofErr w:type="spellStart"/>
+      <w:r>
+        <w:rPr>
+          <w:b/>
+          <w:color w:val="000080"/>
+          <w:sz w:val="20"/>
+        </w:rPr>
+        <w:t>UseCase</w:t>
+      </w:r>
+      <w:proofErr w:type="spellEnd"/>
+      <w:r>
+        <w:rPr>
+          <w:b/>
+          <w:color w:val="000080"/>
+          <w:sz w:val="20"/>
+        </w:rPr>
+        <w:t xml:space="preserve"> </w:t>
+      </w:r>
+      <w:proofErr w:type="spellStart"/>
+      <w:r>
+        <w:rPr>
+          <w:b/>
+          <w:color w:val="000080"/>
+          <w:sz w:val="20"/>
+        </w:rPr>
+        <w:t>Description</w:t>
+      </w:r>
+      <w:proofErr w:type="spellEnd"/>
+    </w:p>
+    <w:tbl>
+      <w:tblPr>
+        <w:tblW w:w="7020" w:type="dxa"/>
+        <w:tblInd w:w="5" w:type="dxa"/>
+        <w:tblBorders>
+          <w:top w:val="single" w:sz="8" w:space="0" w:color="000000"/>
+          <w:left w:val="single" w:sz="8" w:space="0" w:color="000000"/>
+          <w:bottom w:val="single" w:sz="8" w:space="0" w:color="000000"/>
+          <w:right w:val="single" w:sz="8" w:space="0" w:color="000000"/>
+          <w:insideH w:val="single" w:sz="8" w:space="0" w:color="000000"/>
+          <w:insideV w:val="single" w:sz="8" w:space="0" w:color="000000"/>
+        </w:tblBorders>
+        <w:tblLayout w:type="fixed"/>
+        <w:tblCellMar>
+          <w:left w:w="0" w:type="dxa"/>
+          <w:right w:w="0" w:type="dxa"/>
+        </w:tblCellMar>
+        <w:tblLook w:val="0000" w:firstRow="0" w:lastRow="0" w:firstColumn="0" w:lastColumn="0" w:noHBand="0" w:noVBand="0"/>
+      </w:tblPr>
+      <w:tblGrid>
+        <w:gridCol w:w="2340"/>
+        <w:gridCol w:w="4680"/>
+      </w:tblGrid>
+      <w:tr>
+        <w:tblPrEx>
+          <w:tblCellMar>
+            <w:top w:w="0" w:type="dxa"/>
+            <w:bottom w:w="0" w:type="dxa"/>
+          </w:tblCellMar>
+        </w:tblPrEx>
+        <w:tc>
+          <w:tcPr>
+            <w:tcW w:w="2333" w:type="dxa"/>
+            <w:tcBorders>
+              <w:top w:val="single" w:sz="4" w:space="0" w:color="000000"/>
+              <w:left w:val="single" w:sz="4" w:space="0" w:color="000000"/>
+              <w:bottom w:val="single" w:sz="4" w:space="0" w:color="000000"/>
+              <w:right w:val="single" w:sz="4" w:space="0" w:color="000000"/>
+            </w:tcBorders>
+            <w:shd w:val="clear" w:color="auto" w:fill="C0C0C0"/>
+          </w:tcPr>
+          <w:p>
+            <w:pPr>
+              <w:widowControl w:val="0"/>
+              <w:adjustRightInd w:val="0"/>
+              <w:spacing w:line="320" w:lineRule="atLeast"/>
+              <w:rPr>
+                <w:lang w:eastAsia="es-CO"/>
+              </w:rPr>
+            </w:pPr>
+            <w:proofErr w:type="spellStart"/>
+            <w:r>
+              <w:rPr>
+                <w:b/>
+                <w:lang w:eastAsia="es-CO"/>
+              </w:rPr>
+              <w:t>Template</w:t>
+            </w:r>
+            <w:proofErr w:type="spellEnd"/>
+          </w:p>
+        </w:tc>
+        <w:tc>
+          <w:tcPr>
+            <w:tcW w:w="4666" w:type="dxa"/>
+            <w:tcBorders>
+              <w:top w:val="single" w:sz="4" w:space="0" w:color="000000"/>
+              <w:left w:val="single" w:sz="4" w:space="0" w:color="000000"/>
+              <w:bottom w:val="single" w:sz="4" w:space="0" w:color="000000"/>
+              <w:right w:val="single" w:sz="4" w:space="0" w:color="000000"/>
+            </w:tcBorders>
+            <w:shd w:val="clear" w:color="auto" w:fill="FFFFFF"/>
+          </w:tcPr>
+          <w:p>
+            <w:pPr>
+              <w:widowControl w:val="0"/>
+              <w:adjustRightInd w:val="0"/>
+              <w:spacing w:line="320" w:lineRule="atLeast"/>
+              <w:rPr>
+                <w:color w:val="000000"/>
+                <w:lang w:eastAsia="es-CO"/>
+              </w:rPr>
+            </w:pPr>
+            <w:r>
+              <w:rPr>
+                <w:color w:val="000000"/>
+                <w:lang w:eastAsia="es-CO"/>
+              </w:rPr>
+              <w:t>Astah Original</w:t>
+            </w:r>
+          </w:p>
+        </w:tc>
+      </w:tr>
+      <w:tr>
+        <w:tblPrEx>
+          <w:tblCellMar>
+            <w:top w:w="0" w:type="dxa"/>
+            <w:bottom w:w="0" w:type="dxa"/>
+          </w:tblCellMar>
+        </w:tblPrEx>
+        <w:tc>
+          <w:tcPr>
+            <w:tcW w:w="2333" w:type="dxa"/>
+            <w:tcBorders>
+              <w:top w:val="single" w:sz="4" w:space="0" w:color="000000"/>
+              <w:left w:val="single" w:sz="4" w:space="0" w:color="000000"/>
+              <w:bottom w:val="single" w:sz="4" w:space="0" w:color="000000"/>
+              <w:right w:val="single" w:sz="4" w:space="0" w:color="000000"/>
+            </w:tcBorders>
+            <w:shd w:val="clear" w:color="auto" w:fill="C0C0C0"/>
+          </w:tcPr>
+          <w:p>
+            <w:pPr>
+              <w:widowControl w:val="0"/>
+              <w:adjustRightInd w:val="0"/>
+              <w:spacing w:line="320" w:lineRule="atLeast"/>
+              <w:rPr>
+                <w:color w:val="000000"/>
+                <w:lang w:eastAsia="es-CO"/>
+              </w:rPr>
+            </w:pPr>
+            <w:proofErr w:type="spellStart"/>
+            <w:r>
+              <w:rPr>
+                <w:b/>
+                <w:color w:val="000000"/>
+                <w:lang w:eastAsia="es-CO"/>
+              </w:rPr>
+              <w:t>UseCase</w:t>
+            </w:r>
+            <w:proofErr w:type="spellEnd"/>
+          </w:p>
+        </w:tc>
+        <w:tc>
+          <w:tcPr>
+            <w:tcW w:w="4666" w:type="dxa"/>
+            <w:tcBorders>
+              <w:top w:val="single" w:sz="4" w:space="0" w:color="000000"/>
+              <w:left w:val="single" w:sz="4" w:space="0" w:color="000000"/>
+              <w:bottom w:val="single" w:sz="4" w:space="0" w:color="000000"/>
+              <w:right w:val="single" w:sz="4" w:space="0" w:color="000000"/>
+            </w:tcBorders>
+            <w:shd w:val="clear" w:color="auto" w:fill="FFFFFF"/>
+          </w:tcPr>
+          <w:p>
+            <w:pPr>
+              <w:widowControl w:val="0"/>
+              <w:adjustRightInd w:val="0"/>
+              <w:spacing w:line="320" w:lineRule="atLeast"/>
+              <w:rPr>
+                <w:color w:val="000000"/>
+                <w:lang w:eastAsia="es-CO"/>
+              </w:rPr>
+            </w:pPr>
+            <w:r>
+              <w:rPr>
+                <w:color w:val="000000"/>
+                <w:lang w:eastAsia="es-CO"/>
+              </w:rPr>
+              <w:t>Gestionar instituciones y convenios</w:t>
+            </w:r>
+          </w:p>
+        </w:tc>
+      </w:tr>
+      <w:tr>
+        <w:tblPrEx>
+          <w:tblCellMar>
+            <w:top w:w="0" w:type="dxa"/>
+            <w:bottom w:w="0" w:type="dxa"/>
+          </w:tblCellMar>
+        </w:tblPrEx>
+        <w:tc>
+          <w:tcPr>
+            <w:tcW w:w="2333" w:type="dxa"/>
+            <w:tcBorders>
+              <w:top w:val="single" w:sz="4" w:space="0" w:color="000000"/>
+              <w:left w:val="single" w:sz="4" w:space="0" w:color="000000"/>
+              <w:bottom w:val="single" w:sz="4" w:space="0" w:color="000000"/>
+              <w:right w:val="single" w:sz="4" w:space="0" w:color="000000"/>
+            </w:tcBorders>
+            <w:shd w:val="clear" w:color="auto" w:fill="C0C0C0"/>
+          </w:tcPr>
+          <w:p>
+            <w:pPr>
+              <w:widowControl w:val="0"/>
+              <w:adjustRightInd w:val="0"/>
+              <w:spacing w:line="320" w:lineRule="atLeast"/>
+              <w:rPr>
+                <w:color w:val="000000"/>
+                <w:lang w:eastAsia="es-CO"/>
+              </w:rPr>
+            </w:pPr>
+            <w:proofErr w:type="spellStart"/>
+            <w:r>
+              <w:rPr>
+                <w:b/>
+                <w:color w:val="000000"/>
+                <w:lang w:eastAsia="es-CO"/>
+              </w:rPr>
+              <w:t>Summary</w:t>
+            </w:r>
+            <w:proofErr w:type="spellEnd"/>
+          </w:p>
+        </w:tc>
+        <w:tc>
+          <w:tcPr>
+            <w:tcW w:w="4666" w:type="dxa"/>
+            <w:tcBorders>
+              <w:top w:val="single" w:sz="4" w:space="0" w:color="000000"/>
+              <w:left w:val="single" w:sz="4" w:space="0" w:color="000000"/>
+              <w:bottom w:val="single" w:sz="4" w:space="0" w:color="000000"/>
+              <w:right w:val="single" w:sz="4" w:space="0" w:color="000000"/>
+            </w:tcBorders>
+            <w:shd w:val="clear" w:color="auto" w:fill="FFFFFF"/>
+          </w:tcPr>
+          <w:p>
+            <w:pPr>
+              <w:widowControl w:val="0"/>
+              <w:adjustRightInd w:val="0"/>
+              <w:spacing w:line="320" w:lineRule="atLeast"/>
+              <w:rPr>
+                <w:color w:val="000000"/>
+                <w:lang w:eastAsia="es-CO"/>
+              </w:rPr>
+            </w:pPr>
+            <w:r>
+              <w:rPr>
+                <w:color w:val="000000"/>
+                <w:lang w:eastAsia="es-CO"/>
+              </w:rPr>
+              <w:t>Administra el registro legal de los centros educativos receptores, la vigencia de los convenios y el control de cupos.</w:t>
+            </w:r>
+          </w:p>
+        </w:tc>
+      </w:tr>
+      <w:tr>
+        <w:tblPrEx>
+          <w:tblCellMar>
+            <w:top w:w="0" w:type="dxa"/>
+            <w:bottom w:w="0" w:type="dxa"/>
+          </w:tblCellMar>
+        </w:tblPrEx>
+        <w:tc>
+          <w:tcPr>
+            <w:tcW w:w="2333" w:type="dxa"/>
+            <w:tcBorders>
+              <w:top w:val="single" w:sz="4" w:space="0" w:color="000000"/>
+              <w:left w:val="single" w:sz="4" w:space="0" w:color="000000"/>
+              <w:bottom w:val="single" w:sz="4" w:space="0" w:color="000000"/>
+              <w:right w:val="single" w:sz="4" w:space="0" w:color="000000"/>
+            </w:tcBorders>
+            <w:shd w:val="clear" w:color="auto" w:fill="C0C0C0"/>
+          </w:tcPr>
+          <w:p>
+            <w:pPr>
+              <w:widowControl w:val="0"/>
+              <w:adjustRightInd w:val="0"/>
+              <w:spacing w:line="320" w:lineRule="atLeast"/>
+              <w:rPr>
+                <w:color w:val="000000"/>
+                <w:lang w:eastAsia="es-CO"/>
+              </w:rPr>
+            </w:pPr>
+            <w:r>
+              <w:rPr>
+                <w:b/>
+                <w:color w:val="000000"/>
+                <w:lang w:eastAsia="es-CO"/>
+              </w:rPr>
+              <w:t>Actor</w:t>
+            </w:r>
+          </w:p>
+        </w:tc>
+        <w:tc>
+          <w:tcPr>
+            <w:tcW w:w="4666" w:type="dxa"/>
+            <w:tcBorders>
+              <w:top w:val="single" w:sz="4" w:space="0" w:color="000000"/>
+              <w:left w:val="single" w:sz="4" w:space="0" w:color="000000"/>
+              <w:bottom w:val="single" w:sz="4" w:space="0" w:color="000000"/>
+              <w:right w:val="single" w:sz="4" w:space="0" w:color="000000"/>
+            </w:tcBorders>
+            <w:shd w:val="clear" w:color="auto" w:fill="FFFFFF"/>
+          </w:tcPr>
+          <w:p>
+            <w:pPr>
+              <w:widowControl w:val="0"/>
+              <w:adjustRightInd w:val="0"/>
+              <w:spacing w:line="320" w:lineRule="atLeast"/>
+              <w:rPr>
+                <w:color w:val="000000"/>
+                <w:lang w:eastAsia="es-CO"/>
+              </w:rPr>
+            </w:pPr>
+            <w:r>
+              <w:rPr>
+                <w:color w:val="000000"/>
+                <w:lang w:eastAsia="es-CO"/>
+              </w:rPr>
+              <w:t>Gestor de Practicas</w:t>
+            </w:r>
+          </w:p>
+        </w:tc>
+      </w:tr>
+      <w:tr>
+        <w:tblPrEx>
+          <w:tblCellMar>
+            <w:top w:w="0" w:type="dxa"/>
+            <w:bottom w:w="0" w:type="dxa"/>
+          </w:tblCellMar>
+        </w:tblPrEx>
+        <w:tc>
+          <w:tcPr>
+            <w:tcW w:w="2333" w:type="dxa"/>
+            <w:tcBorders>
+              <w:top w:val="single" w:sz="4" w:space="0" w:color="000000"/>
+              <w:left w:val="single" w:sz="4" w:space="0" w:color="000000"/>
+              <w:bottom w:val="single" w:sz="4" w:space="0" w:color="000000"/>
+              <w:right w:val="single" w:sz="4" w:space="0" w:color="000000"/>
+            </w:tcBorders>
+            <w:shd w:val="clear" w:color="auto" w:fill="C0C0C0"/>
+          </w:tcPr>
+          <w:p>
+            <w:pPr>
+              <w:widowControl w:val="0"/>
+              <w:adjustRightInd w:val="0"/>
+              <w:spacing w:line="320" w:lineRule="atLeast"/>
+              <w:rPr>
+                <w:color w:val="000000"/>
+                <w:lang w:eastAsia="es-CO"/>
+              </w:rPr>
+            </w:pPr>
+            <w:proofErr w:type="spellStart"/>
+            <w:r>
+              <w:rPr>
+                <w:b/>
+                <w:color w:val="000000"/>
+                <w:lang w:eastAsia="es-CO"/>
+              </w:rPr>
+              <w:t>Precondition</w:t>
+            </w:r>
+            <w:proofErr w:type="spellEnd"/>
+          </w:p>
+        </w:tc>
+        <w:tc>
+          <w:tcPr>
+            <w:tcW w:w="4666" w:type="dxa"/>
+            <w:tcBorders>
+              <w:top w:val="single" w:sz="4" w:space="0" w:color="000000"/>
+              <w:left w:val="single" w:sz="4" w:space="0" w:color="000000"/>
+              <w:bottom w:val="single" w:sz="4" w:space="0" w:color="000000"/>
+              <w:right w:val="single" w:sz="4" w:space="0" w:color="000000"/>
+            </w:tcBorders>
+            <w:shd w:val="clear" w:color="auto" w:fill="FFFFFF"/>
+          </w:tcPr>
+          <w:p>
+            <w:pPr>
+              <w:widowControl w:val="0"/>
+              <w:adjustRightInd w:val="0"/>
+              <w:spacing w:line="320" w:lineRule="atLeast"/>
+              <w:rPr>
+                <w:color w:val="000000"/>
+                <w:lang w:eastAsia="es-CO"/>
+              </w:rPr>
+            </w:pPr>
+            <w:r>
+              <w:rPr>
+                <w:color w:val="000000"/>
+                <w:lang w:eastAsia="es-CO"/>
+              </w:rPr>
+              <w:t>Disponer de la documentación legal del centro de práctica.</w:t>
+            </w:r>
+          </w:p>
+        </w:tc>
+      </w:tr>
+      <w:tr>
+        <w:tblPrEx>
+          <w:tblCellMar>
+            <w:top w:w="0" w:type="dxa"/>
+            <w:bottom w:w="0" w:type="dxa"/>
+          </w:tblCellMar>
+        </w:tblPrEx>
+        <w:tc>
+          <w:tcPr>
+            <w:tcW w:w="2333" w:type="dxa"/>
+            <w:tcBorders>
+              <w:top w:val="single" w:sz="4" w:space="0" w:color="000000"/>
+              <w:left w:val="single" w:sz="4" w:space="0" w:color="000000"/>
+              <w:bottom w:val="single" w:sz="4" w:space="0" w:color="000000"/>
+              <w:right w:val="single" w:sz="4" w:space="0" w:color="000000"/>
+            </w:tcBorders>
+            <w:shd w:val="clear" w:color="auto" w:fill="C0C0C0"/>
+          </w:tcPr>
+          <w:p>
+            <w:pPr>
+              <w:widowControl w:val="0"/>
+              <w:adjustRightInd w:val="0"/>
+              <w:spacing w:line="320" w:lineRule="atLeast"/>
+              <w:rPr>
+                <w:color w:val="000000"/>
+                <w:lang w:eastAsia="es-CO"/>
+              </w:rPr>
+            </w:pPr>
+            <w:proofErr w:type="spellStart"/>
+            <w:r>
+              <w:rPr>
+                <w:b/>
+                <w:color w:val="000000"/>
+                <w:lang w:eastAsia="es-CO"/>
+              </w:rPr>
+              <w:t>Postcondition</w:t>
+            </w:r>
+            <w:proofErr w:type="spellEnd"/>
+          </w:p>
+        </w:tc>
+        <w:tc>
+          <w:tcPr>
+            <w:tcW w:w="4666" w:type="dxa"/>
+            <w:tcBorders>
+              <w:top w:val="single" w:sz="4" w:space="0" w:color="000000"/>
+              <w:left w:val="single" w:sz="4" w:space="0" w:color="000000"/>
+              <w:bottom w:val="single" w:sz="4" w:space="0" w:color="000000"/>
+              <w:right w:val="single" w:sz="4" w:space="0" w:color="000000"/>
+            </w:tcBorders>
+            <w:shd w:val="clear" w:color="auto" w:fill="FFFFFF"/>
+          </w:tcPr>
+          <w:p>
+            <w:pPr>
+              <w:widowControl w:val="0"/>
+              <w:adjustRightInd w:val="0"/>
+              <w:spacing w:line="320" w:lineRule="atLeast"/>
+              <w:rPr>
+                <w:color w:val="000000"/>
+                <w:lang w:eastAsia="es-CO"/>
+              </w:rPr>
+            </w:pPr>
+            <w:r>
+              <w:rPr>
+                <w:color w:val="000000"/>
+                <w:lang w:eastAsia="es-CO"/>
+              </w:rPr>
+              <w:t>Institución registrada y plazas habilitadas en el sistema.</w:t>
+            </w:r>
+          </w:p>
+        </w:tc>
+      </w:tr>
+      <w:tr>
+        <w:tblPrEx>
+          <w:tblCellMar>
+            <w:top w:w="0" w:type="dxa"/>
+            <w:bottom w:w="0" w:type="dxa"/>
+          </w:tblCellMar>
+        </w:tblPrEx>
+        <w:tc>
+          <w:tcPr>
+            <w:tcW w:w="2333" w:type="dxa"/>
+            <w:tcBorders>
+              <w:top w:val="single" w:sz="4" w:space="0" w:color="000000"/>
+              <w:left w:val="single" w:sz="4" w:space="0" w:color="000000"/>
+              <w:bottom w:val="single" w:sz="4" w:space="0" w:color="000000"/>
+              <w:right w:val="single" w:sz="4" w:space="0" w:color="000000"/>
+            </w:tcBorders>
+            <w:shd w:val="clear" w:color="auto" w:fill="C0C0C0"/>
+          </w:tcPr>
+          <w:p>
+            <w:pPr>
+              <w:widowControl w:val="0"/>
+              <w:adjustRightInd w:val="0"/>
+              <w:spacing w:line="320" w:lineRule="atLeast"/>
+              <w:rPr>
+                <w:color w:val="000000"/>
+                <w:lang w:eastAsia="es-CO"/>
+              </w:rPr>
+            </w:pPr>
+            <w:r>
+              <w:rPr>
+                <w:b/>
+                <w:color w:val="000000"/>
+                <w:lang w:eastAsia="es-CO"/>
+              </w:rPr>
+              <w:t xml:space="preserve">Base </w:t>
+            </w:r>
+            <w:proofErr w:type="spellStart"/>
+            <w:r>
+              <w:rPr>
+                <w:b/>
+                <w:color w:val="000000"/>
+                <w:lang w:eastAsia="es-CO"/>
+              </w:rPr>
+              <w:t>Sequence</w:t>
+            </w:r>
+            <w:proofErr w:type="spellEnd"/>
+          </w:p>
+        </w:tc>
+        <w:tc>
+          <w:tcPr>
+            <w:tcW w:w="4666" w:type="dxa"/>
+            <w:tcBorders>
+              <w:top w:val="single" w:sz="4" w:space="0" w:color="000000"/>
+              <w:left w:val="single" w:sz="4" w:space="0" w:color="000000"/>
+              <w:bottom w:val="single" w:sz="4" w:space="0" w:color="000000"/>
+              <w:right w:val="single" w:sz="4" w:space="0" w:color="000000"/>
+            </w:tcBorders>
+            <w:shd w:val="clear" w:color="auto" w:fill="FFFFFF"/>
+          </w:tcPr>
+          <w:p>
+            <w:pPr>
+              <w:widowControl w:val="0"/>
+              <w:adjustRightInd w:val="0"/>
+              <w:spacing w:line="320" w:lineRule="atLeast"/>
+              <w:rPr>
+                <w:color w:val="000000"/>
+                <w:lang w:eastAsia="es-CO"/>
+              </w:rPr>
+            </w:pPr>
+            <w:r>
+              <w:rPr>
+                <w:color w:val="000000"/>
+                <w:lang w:eastAsia="es-CO"/>
+              </w:rPr>
+              <w:t>1. El Gestor ingresa los datos de la institución receptora.</w:t>
+            </w:r>
+          </w:p>
+          <w:p>
+            <w:pPr>
+              <w:widowControl w:val="0"/>
+              <w:adjustRightInd w:val="0"/>
+              <w:spacing w:line="320" w:lineRule="atLeast"/>
+              <w:rPr>
+                <w:color w:val="000000"/>
+                <w:lang w:eastAsia="es-CO"/>
+              </w:rPr>
+            </w:pPr>
+          </w:p>
+          <w:p>
+            <w:pPr>
+              <w:widowControl w:val="0"/>
+              <w:adjustRightInd w:val="0"/>
+              <w:spacing w:line="320" w:lineRule="atLeast"/>
+              <w:rPr>
+                <w:color w:val="000000"/>
+                <w:lang w:eastAsia="es-CO"/>
+              </w:rPr>
+            </w:pPr>
+          </w:p>
+          <w:p>
+            <w:pPr>
+              <w:widowControl w:val="0"/>
+              <w:adjustRightInd w:val="0"/>
+              <w:spacing w:line="320" w:lineRule="atLeast"/>
+              <w:rPr>
+                <w:color w:val="000000"/>
+                <w:lang w:eastAsia="es-CO"/>
+              </w:rPr>
+            </w:pPr>
+            <w:r>
+              <w:rPr>
+                <w:color w:val="000000"/>
+                <w:lang w:eastAsia="es-CO"/>
+              </w:rPr>
+              <w:t>2. Registra la vigencia legal del convenio y el número de cupos.</w:t>
+            </w:r>
+          </w:p>
+          <w:p>
+            <w:pPr>
+              <w:widowControl w:val="0"/>
+              <w:adjustRightInd w:val="0"/>
+              <w:spacing w:line="320" w:lineRule="atLeast"/>
+              <w:rPr>
+                <w:color w:val="000000"/>
+                <w:lang w:eastAsia="es-CO"/>
+              </w:rPr>
+            </w:pPr>
+          </w:p>
+          <w:p>
+            <w:pPr>
+              <w:widowControl w:val="0"/>
+              <w:adjustRightInd w:val="0"/>
+              <w:spacing w:line="320" w:lineRule="atLeast"/>
+              <w:rPr>
+                <w:color w:val="000000"/>
+                <w:lang w:eastAsia="es-CO"/>
+              </w:rPr>
+            </w:pPr>
+          </w:p>
+          <w:p>
+            <w:pPr>
+              <w:widowControl w:val="0"/>
+              <w:adjustRightInd w:val="0"/>
+              <w:spacing w:line="320" w:lineRule="atLeast"/>
+              <w:rPr>
+                <w:color w:val="000000"/>
+                <w:lang w:eastAsia="es-CO"/>
+              </w:rPr>
+            </w:pPr>
+            <w:r>
+              <w:rPr>
+                <w:color w:val="000000"/>
+                <w:lang w:eastAsia="es-CO"/>
+              </w:rPr>
+              <w:t>3. Adjunta la documentación digitalizada y activa la institución.</w:t>
+            </w:r>
+          </w:p>
+        </w:tc>
+      </w:tr>
+      <w:tr>
+        <w:tblPrEx>
+          <w:tblCellMar>
+            <w:top w:w="0" w:type="dxa"/>
+            <w:bottom w:w="0" w:type="dxa"/>
+          </w:tblCellMar>
+        </w:tblPrEx>
+        <w:tc>
+          <w:tcPr>
+            <w:tcW w:w="2333" w:type="dxa"/>
+            <w:tcBorders>
+              <w:top w:val="single" w:sz="4" w:space="0" w:color="000000"/>
+              <w:left w:val="single" w:sz="4" w:space="0" w:color="000000"/>
+              <w:bottom w:val="single" w:sz="4" w:space="0" w:color="000000"/>
+              <w:right w:val="single" w:sz="4" w:space="0" w:color="000000"/>
+            </w:tcBorders>
+            <w:shd w:val="clear" w:color="auto" w:fill="C0C0C0"/>
+          </w:tcPr>
+          <w:p>
+            <w:pPr>
+              <w:widowControl w:val="0"/>
+              <w:adjustRightInd w:val="0"/>
+              <w:spacing w:line="320" w:lineRule="atLeast"/>
+              <w:rPr>
+                <w:color w:val="000000"/>
+                <w:lang w:eastAsia="es-CO"/>
+              </w:rPr>
+            </w:pPr>
+            <w:r>
+              <w:rPr>
+                <w:b/>
+                <w:color w:val="000000"/>
+                <w:lang w:eastAsia="es-CO"/>
+              </w:rPr>
+              <w:lastRenderedPageBreak/>
+              <w:t xml:space="preserve">Branch </w:t>
+            </w:r>
+            <w:proofErr w:type="spellStart"/>
+            <w:r>
+              <w:rPr>
+                <w:b/>
+                <w:color w:val="000000"/>
+                <w:lang w:eastAsia="es-CO"/>
+              </w:rPr>
+              <w:t>Sequence</w:t>
+            </w:r>
+            <w:proofErr w:type="spellEnd"/>
+          </w:p>
+        </w:tc>
+        <w:tc>
+          <w:tcPr>
+            <w:tcW w:w="4666" w:type="dxa"/>
+            <w:tcBorders>
+              <w:top w:val="single" w:sz="4" w:space="0" w:color="000000"/>
+              <w:left w:val="single" w:sz="4" w:space="0" w:color="000000"/>
+              <w:bottom w:val="single" w:sz="4" w:space="0" w:color="000000"/>
+              <w:right w:val="single" w:sz="4" w:space="0" w:color="000000"/>
+            </w:tcBorders>
+            <w:shd w:val="clear" w:color="auto" w:fill="FFFFFF"/>
+          </w:tcPr>
+          <w:p>
+            <w:pPr>
+              <w:widowControl w:val="0"/>
+              <w:adjustRightInd w:val="0"/>
+              <w:rPr>
+                <w:color w:val="000000"/>
+                <w:lang w:eastAsia="es-CO"/>
+              </w:rPr>
+            </w:pPr>
+          </w:p>
+        </w:tc>
+      </w:tr>
+      <w:tr>
+        <w:tblPrEx>
+          <w:tblCellMar>
+            <w:top w:w="0" w:type="dxa"/>
+            <w:bottom w:w="0" w:type="dxa"/>
+          </w:tblCellMar>
+        </w:tblPrEx>
+        <w:tc>
+          <w:tcPr>
+            <w:tcW w:w="2333" w:type="dxa"/>
+            <w:tcBorders>
+              <w:top w:val="single" w:sz="4" w:space="0" w:color="000000"/>
+              <w:left w:val="single" w:sz="4" w:space="0" w:color="000000"/>
+              <w:bottom w:val="single" w:sz="4" w:space="0" w:color="000000"/>
+              <w:right w:val="single" w:sz="4" w:space="0" w:color="000000"/>
+            </w:tcBorders>
+            <w:shd w:val="clear" w:color="auto" w:fill="C0C0C0"/>
+          </w:tcPr>
+          <w:p>
+            <w:pPr>
+              <w:widowControl w:val="0"/>
+              <w:adjustRightInd w:val="0"/>
+              <w:spacing w:line="320" w:lineRule="atLeast"/>
+              <w:rPr>
+                <w:color w:val="000000"/>
+                <w:lang w:eastAsia="es-CO"/>
+              </w:rPr>
+            </w:pPr>
+            <w:proofErr w:type="spellStart"/>
+            <w:r>
+              <w:rPr>
+                <w:b/>
+                <w:color w:val="000000"/>
+                <w:lang w:eastAsia="es-CO"/>
+              </w:rPr>
+              <w:t>Exception</w:t>
+            </w:r>
+            <w:proofErr w:type="spellEnd"/>
+            <w:r>
+              <w:rPr>
+                <w:b/>
+                <w:color w:val="000000"/>
+                <w:lang w:eastAsia="es-CO"/>
+              </w:rPr>
+              <w:t xml:space="preserve"> </w:t>
+            </w:r>
+            <w:proofErr w:type="spellStart"/>
+            <w:r>
+              <w:rPr>
+                <w:b/>
+                <w:color w:val="000000"/>
+                <w:lang w:eastAsia="es-CO"/>
+              </w:rPr>
+              <w:t>Sequence</w:t>
+            </w:r>
+            <w:proofErr w:type="spellEnd"/>
+          </w:p>
+        </w:tc>
+        <w:tc>
+          <w:tcPr>
+            <w:tcW w:w="4666" w:type="dxa"/>
+            <w:tcBorders>
+              <w:top w:val="single" w:sz="4" w:space="0" w:color="000000"/>
+              <w:left w:val="single" w:sz="4" w:space="0" w:color="000000"/>
+              <w:bottom w:val="single" w:sz="4" w:space="0" w:color="000000"/>
+              <w:right w:val="single" w:sz="4" w:space="0" w:color="000000"/>
+            </w:tcBorders>
+            <w:shd w:val="clear" w:color="auto" w:fill="FFFFFF"/>
+          </w:tcPr>
+          <w:p>
+            <w:pPr>
+              <w:widowControl w:val="0"/>
+              <w:adjustRightInd w:val="0"/>
+              <w:spacing w:line="320" w:lineRule="atLeast"/>
+              <w:rPr>
+                <w:color w:val="000000"/>
+                <w:lang w:eastAsia="es-CO"/>
+              </w:rPr>
+            </w:pPr>
+            <w:r>
+              <w:rPr>
+                <w:color w:val="000000"/>
+                <w:lang w:eastAsia="es-CO"/>
+              </w:rPr>
+              <w:t>Convenio vencido o sin firma: La institución pasa a estado "Inactiva" y se impiden asignaciones.</w:t>
+            </w:r>
+          </w:p>
+        </w:tc>
+      </w:tr>
+      <w:tr>
+        <w:tblPrEx>
+          <w:tblCellMar>
+            <w:top w:w="0" w:type="dxa"/>
+            <w:bottom w:w="0" w:type="dxa"/>
+          </w:tblCellMar>
+        </w:tblPrEx>
+        <w:tc>
+          <w:tcPr>
+            <w:tcW w:w="2333" w:type="dxa"/>
+            <w:tcBorders>
+              <w:top w:val="single" w:sz="4" w:space="0" w:color="000000"/>
+              <w:left w:val="single" w:sz="4" w:space="0" w:color="000000"/>
+              <w:bottom w:val="single" w:sz="4" w:space="0" w:color="000000"/>
+              <w:right w:val="single" w:sz="4" w:space="0" w:color="000000"/>
+            </w:tcBorders>
+            <w:shd w:val="clear" w:color="auto" w:fill="C0C0C0"/>
+          </w:tcPr>
+          <w:p>
+            <w:pPr>
+              <w:widowControl w:val="0"/>
+              <w:adjustRightInd w:val="0"/>
+              <w:spacing w:line="320" w:lineRule="atLeast"/>
+              <w:rPr>
+                <w:color w:val="000000"/>
+                <w:lang w:eastAsia="es-CO"/>
+              </w:rPr>
+            </w:pPr>
+            <w:r>
+              <w:rPr>
+                <w:b/>
+                <w:color w:val="000000"/>
+                <w:lang w:eastAsia="es-CO"/>
+              </w:rPr>
+              <w:t xml:space="preserve">Sub </w:t>
+            </w:r>
+            <w:proofErr w:type="spellStart"/>
+            <w:r>
+              <w:rPr>
+                <w:b/>
+                <w:color w:val="000000"/>
+                <w:lang w:eastAsia="es-CO"/>
+              </w:rPr>
+              <w:t>UseCase</w:t>
+            </w:r>
+            <w:proofErr w:type="spellEnd"/>
+          </w:p>
+        </w:tc>
+        <w:tc>
+          <w:tcPr>
+            <w:tcW w:w="4666" w:type="dxa"/>
+            <w:tcBorders>
+              <w:top w:val="single" w:sz="4" w:space="0" w:color="000000"/>
+              <w:left w:val="single" w:sz="4" w:space="0" w:color="000000"/>
+              <w:bottom w:val="single" w:sz="4" w:space="0" w:color="000000"/>
+              <w:right w:val="single" w:sz="4" w:space="0" w:color="000000"/>
+            </w:tcBorders>
+            <w:shd w:val="clear" w:color="auto" w:fill="FFFFFF"/>
+          </w:tcPr>
+          <w:p>
+            <w:pPr>
+              <w:widowControl w:val="0"/>
+              <w:adjustRightInd w:val="0"/>
+              <w:spacing w:line="320" w:lineRule="atLeast"/>
+              <w:rPr>
+                <w:color w:val="000000"/>
+                <w:lang w:eastAsia="es-CO"/>
+              </w:rPr>
+            </w:pPr>
+            <w:r>
+              <w:rPr>
+                <w:color w:val="000000"/>
+                <w:lang w:eastAsia="es-CO"/>
+              </w:rPr>
+              <w:t>Gestionar informes e indicadores</w:t>
+            </w:r>
+          </w:p>
+        </w:tc>
+      </w:tr>
+      <w:tr>
+        <w:tblPrEx>
+          <w:tblCellMar>
+            <w:top w:w="0" w:type="dxa"/>
+            <w:bottom w:w="0" w:type="dxa"/>
+          </w:tblCellMar>
+        </w:tblPrEx>
+        <w:tc>
+          <w:tcPr>
+            <w:tcW w:w="2333" w:type="dxa"/>
+            <w:tcBorders>
+              <w:top w:val="single" w:sz="4" w:space="0" w:color="000000"/>
+              <w:left w:val="single" w:sz="4" w:space="0" w:color="000000"/>
+              <w:bottom w:val="single" w:sz="4" w:space="0" w:color="000000"/>
+              <w:right w:val="single" w:sz="4" w:space="0" w:color="000000"/>
+            </w:tcBorders>
+            <w:shd w:val="clear" w:color="auto" w:fill="C0C0C0"/>
+          </w:tcPr>
+          <w:p>
+            <w:pPr>
+              <w:widowControl w:val="0"/>
+              <w:adjustRightInd w:val="0"/>
+              <w:spacing w:line="320" w:lineRule="atLeast"/>
+              <w:rPr>
+                <w:color w:val="000000"/>
+                <w:lang w:eastAsia="es-CO"/>
+              </w:rPr>
+            </w:pPr>
+            <w:r>
+              <w:rPr>
+                <w:b/>
+                <w:color w:val="000000"/>
+                <w:lang w:eastAsia="es-CO"/>
+              </w:rPr>
+              <w:t>Note</w:t>
+            </w:r>
+          </w:p>
+        </w:tc>
+        <w:tc>
+          <w:tcPr>
+            <w:tcW w:w="4666" w:type="dxa"/>
+            <w:tcBorders>
+              <w:top w:val="single" w:sz="4" w:space="0" w:color="000000"/>
+              <w:left w:val="single" w:sz="4" w:space="0" w:color="000000"/>
+              <w:bottom w:val="single" w:sz="4" w:space="0" w:color="000000"/>
+              <w:right w:val="single" w:sz="4" w:space="0" w:color="000000"/>
+            </w:tcBorders>
+            <w:shd w:val="clear" w:color="auto" w:fill="FFFFFF"/>
+          </w:tcPr>
+          <w:p>
+            <w:pPr>
+              <w:widowControl w:val="0"/>
+              <w:adjustRightInd w:val="0"/>
+              <w:spacing w:line="320" w:lineRule="atLeast"/>
+              <w:rPr>
+                <w:color w:val="000000"/>
+                <w:lang w:eastAsia="es-CO"/>
+              </w:rPr>
+            </w:pPr>
+            <w:r>
+              <w:rPr>
+                <w:color w:val="000000"/>
+                <w:lang w:eastAsia="es-CO"/>
+              </w:rPr>
+              <w:t>Mantiene la trazabilidad de minutas y fechas de vencimiento de acuerdos interinstitucionales.</w:t>
+            </w:r>
+          </w:p>
+        </w:tc>
+      </w:tr>
+    </w:tbl>
+    <w:p>
+      <w:pPr>
+        <w:pStyle w:val="Ttulo3"/>
+        <w:ind w:left="400"/>
+        <w:rPr>
+          <w:color w:val="000080"/>
+          <w:sz w:val="20"/>
+        </w:rPr>
+      </w:pPr>
+      <w:r>
+        <w:rPr>
+          <w:noProof/>
+          <w:color w:val="000000"/>
+          <w:lang w:eastAsia="es-CO"/>
+        </w:rPr>
+        <w:drawing>
+          <wp:inline distT="0" distB="0" distL="0" distR="0" wp14:anchorId="54DC8D54" wp14:editId="0F5D63AC">
+            <wp:extent cx="121920" cy="121920"/>
+            <wp:effectExtent l="0" t="0" r="0" b="0"/>
+            <wp:docPr id="1876501853" name="Imagen 3"/>
+            <wp:cNvGraphicFramePr>
+              <a:graphicFrameLocks xmlns:a="http://schemas.openxmlformats.org/drawingml/2006/main" noChangeAspect="1"/>
+            </wp:cNvGraphicFramePr>
+            <a:graphic xmlns:a="http://schemas.openxmlformats.org/drawingml/2006/main">
+              <a:graphicData uri="http://schemas.openxmlformats.org/drawingml/2006/picture">
+                <pic:pic xmlns:pic="http://schemas.openxmlformats.org/drawingml/2006/picture">
+                  <pic:nvPicPr>
+                    <pic:cNvPr id="0" name="Picture 6"/>
+                    <pic:cNvPicPr>
+                      <a:picLocks noChangeAspect="1" noChangeArrowheads="1"/>
+                    </pic:cNvPicPr>
+                  </pic:nvPicPr>
+                  <pic:blipFill>
+                    <a:blip r:embed="rId6">
+                      <a:extLst>
+                        <a:ext uri="{28A0092B-C50C-407E-A947-70E740481C1C}">
+                          <a14:useLocalDpi xmlns:a14="http://schemas.microsoft.com/office/drawing/2010/main" val="0"/>
+                        </a:ext>
+                      </a:extLst>
+                    </a:blip>
+                    <a:srcRect/>
+                    <a:stretch>
+                      <a:fillRect/>
+                    </a:stretch>
+                  </pic:blipFill>
+                  <pic:spPr bwMode="auto">
+                    <a:xfrm>
+                      <a:off x="0" y="0"/>
+                      <a:ext cx="121920" cy="121920"/>
+                    </a:xfrm>
+                    <a:prstGeom prst="rect">
+                      <a:avLst/>
+                    </a:prstGeom>
+                    <a:noFill/>
+                    <a:ln>
+                      <a:noFill/>
+                    </a:ln>
+                  </pic:spPr>
+                </pic:pic>
+              </a:graphicData>
+            </a:graphic>
+          </wp:inline>
+        </w:drawing>
+      </w:r>
+      <w:bookmarkStart w:id="3" w:name="_hyperlink8"/>
+      <w:bookmarkEnd w:id="3"/>
+      <w:r>
+        <w:rPr>
+          <w:b/>
+          <w:color w:val="000080"/>
+          <w:sz w:val="20"/>
+        </w:rPr>
+        <w:t xml:space="preserve">Planificar practica </w:t>
+      </w:r>
+      <w:proofErr w:type="spellStart"/>
+      <w:r>
+        <w:rPr>
+          <w:b/>
+          <w:color w:val="000080"/>
+          <w:sz w:val="20"/>
+        </w:rPr>
+        <w:t>academica</w:t>
+      </w:r>
+      <w:proofErr w:type="spellEnd"/>
+    </w:p>
+    <w:p>
+      <w:pPr>
+        <w:pStyle w:val="Ttulo4"/>
+        <w:ind w:left="600"/>
+        <w:rPr>
+          <w:bCs/>
+          <w:lang w:eastAsia="es-CO"/>
+        </w:rPr>
+      </w:pPr>
+      <w:proofErr w:type="spellStart"/>
+      <w:r>
+        <w:rPr>
+          <w:b/>
+          <w:color w:val="000080"/>
+          <w:sz w:val="20"/>
+        </w:rPr>
+        <w:t>UseCase</w:t>
+      </w:r>
+      <w:proofErr w:type="spellEnd"/>
+      <w:r>
+        <w:rPr>
+          <w:b/>
+          <w:color w:val="000080"/>
+          <w:sz w:val="20"/>
+        </w:rPr>
+        <w:t xml:space="preserve"> </w:t>
+      </w:r>
+      <w:proofErr w:type="spellStart"/>
+      <w:r>
+        <w:rPr>
+          <w:b/>
+          <w:color w:val="000080"/>
+          <w:sz w:val="20"/>
+        </w:rPr>
+        <w:t>Description</w:t>
+      </w:r>
+      <w:proofErr w:type="spellEnd"/>
+    </w:p>
+    <w:tbl>
+      <w:tblPr>
+        <w:tblW w:w="7020" w:type="dxa"/>
+        <w:tblInd w:w="5" w:type="dxa"/>
+        <w:tblBorders>
+          <w:top w:val="single" w:sz="8" w:space="0" w:color="000000"/>
+          <w:left w:val="single" w:sz="8" w:space="0" w:color="000000"/>
+          <w:bottom w:val="single" w:sz="8" w:space="0" w:color="000000"/>
+          <w:right w:val="single" w:sz="8" w:space="0" w:color="000000"/>
+          <w:insideH w:val="single" w:sz="8" w:space="0" w:color="000000"/>
+          <w:insideV w:val="single" w:sz="8" w:space="0" w:color="000000"/>
+        </w:tblBorders>
+        <w:tblLayout w:type="fixed"/>
+        <w:tblCellMar>
+          <w:left w:w="0" w:type="dxa"/>
+          <w:right w:w="0" w:type="dxa"/>
+        </w:tblCellMar>
+        <w:tblLook w:val="0000" w:firstRow="0" w:lastRow="0" w:firstColumn="0" w:lastColumn="0" w:noHBand="0" w:noVBand="0"/>
+      </w:tblPr>
+      <w:tblGrid>
+        <w:gridCol w:w="2340"/>
+        <w:gridCol w:w="4680"/>
+      </w:tblGrid>
+      <w:tr>
+        <w:tblPrEx>
+          <w:tblCellMar>
+            <w:top w:w="0" w:type="dxa"/>
+            <w:bottom w:w="0" w:type="dxa"/>
+          </w:tblCellMar>
+        </w:tblPrEx>
+        <w:tc>
+          <w:tcPr>
+            <w:tcW w:w="2333" w:type="dxa"/>
+            <w:tcBorders>
+              <w:top w:val="single" w:sz="4" w:space="0" w:color="000000"/>
+              <w:left w:val="single" w:sz="4" w:space="0" w:color="000000"/>
+              <w:bottom w:val="single" w:sz="4" w:space="0" w:color="000000"/>
+              <w:right w:val="single" w:sz="4" w:space="0" w:color="000000"/>
+            </w:tcBorders>
+            <w:shd w:val="clear" w:color="auto" w:fill="C0C0C0"/>
+          </w:tcPr>
+          <w:p>
+            <w:pPr>
+              <w:widowControl w:val="0"/>
+              <w:adjustRightInd w:val="0"/>
+              <w:spacing w:line="320" w:lineRule="atLeast"/>
+              <w:rPr>
+                <w:lang w:eastAsia="es-CO"/>
+              </w:rPr>
+            </w:pPr>
+            <w:proofErr w:type="spellStart"/>
+            <w:r>
+              <w:rPr>
+                <w:b/>
+                <w:lang w:eastAsia="es-CO"/>
+              </w:rPr>
+              <w:t>Template</w:t>
+            </w:r>
+            <w:proofErr w:type="spellEnd"/>
+          </w:p>
+        </w:tc>
+        <w:tc>
+          <w:tcPr>
+            <w:tcW w:w="4666" w:type="dxa"/>
+            <w:tcBorders>
+              <w:top w:val="single" w:sz="4" w:space="0" w:color="000000"/>
+              <w:left w:val="single" w:sz="4" w:space="0" w:color="000000"/>
+              <w:bottom w:val="single" w:sz="4" w:space="0" w:color="000000"/>
+              <w:right w:val="single" w:sz="4" w:space="0" w:color="000000"/>
+            </w:tcBorders>
+            <w:shd w:val="clear" w:color="auto" w:fill="FFFFFF"/>
+          </w:tcPr>
+          <w:p>
+            <w:pPr>
+              <w:widowControl w:val="0"/>
+              <w:adjustRightInd w:val="0"/>
+              <w:spacing w:line="320" w:lineRule="atLeast"/>
+              <w:rPr>
+                <w:color w:val="000000"/>
+                <w:lang w:eastAsia="es-CO"/>
+              </w:rPr>
+            </w:pPr>
+            <w:r>
+              <w:rPr>
+                <w:color w:val="000000"/>
+                <w:lang w:eastAsia="es-CO"/>
+              </w:rPr>
+              <w:t>Astah Original</w:t>
+            </w:r>
+          </w:p>
+        </w:tc>
+      </w:tr>
+      <w:tr>
+        <w:tblPrEx>
+          <w:tblCellMar>
+            <w:top w:w="0" w:type="dxa"/>
+            <w:bottom w:w="0" w:type="dxa"/>
+          </w:tblCellMar>
+        </w:tblPrEx>
+        <w:tc>
+          <w:tcPr>
+            <w:tcW w:w="2333" w:type="dxa"/>
+            <w:tcBorders>
+              <w:top w:val="single" w:sz="4" w:space="0" w:color="000000"/>
+              <w:left w:val="single" w:sz="4" w:space="0" w:color="000000"/>
+              <w:bottom w:val="single" w:sz="4" w:space="0" w:color="000000"/>
+              <w:right w:val="single" w:sz="4" w:space="0" w:color="000000"/>
+            </w:tcBorders>
+            <w:shd w:val="clear" w:color="auto" w:fill="C0C0C0"/>
+          </w:tcPr>
+          <w:p>
+            <w:pPr>
+              <w:widowControl w:val="0"/>
+              <w:adjustRightInd w:val="0"/>
+              <w:spacing w:line="320" w:lineRule="atLeast"/>
+              <w:rPr>
+                <w:color w:val="000000"/>
+                <w:lang w:eastAsia="es-CO"/>
+              </w:rPr>
+            </w:pPr>
+            <w:proofErr w:type="spellStart"/>
+            <w:r>
+              <w:rPr>
+                <w:b/>
+                <w:color w:val="000000"/>
+                <w:lang w:eastAsia="es-CO"/>
+              </w:rPr>
+              <w:t>UseCase</w:t>
+            </w:r>
+            <w:proofErr w:type="spellEnd"/>
+          </w:p>
+        </w:tc>
+        <w:tc>
+          <w:tcPr>
+            <w:tcW w:w="4666" w:type="dxa"/>
+            <w:tcBorders>
+              <w:top w:val="single" w:sz="4" w:space="0" w:color="000000"/>
+              <w:left w:val="single" w:sz="4" w:space="0" w:color="000000"/>
+              <w:bottom w:val="single" w:sz="4" w:space="0" w:color="000000"/>
+              <w:right w:val="single" w:sz="4" w:space="0" w:color="000000"/>
+            </w:tcBorders>
+            <w:shd w:val="clear" w:color="auto" w:fill="FFFFFF"/>
+          </w:tcPr>
+          <w:p>
+            <w:pPr>
+              <w:widowControl w:val="0"/>
+              <w:adjustRightInd w:val="0"/>
+              <w:spacing w:line="320" w:lineRule="atLeast"/>
+              <w:rPr>
+                <w:color w:val="000000"/>
+                <w:lang w:eastAsia="es-CO"/>
+              </w:rPr>
+            </w:pPr>
+            <w:r>
+              <w:rPr>
+                <w:color w:val="000000"/>
+                <w:lang w:eastAsia="es-CO"/>
+              </w:rPr>
+              <w:t xml:space="preserve">Planificar practica </w:t>
+            </w:r>
+            <w:proofErr w:type="spellStart"/>
+            <w:r>
+              <w:rPr>
+                <w:color w:val="000000"/>
+                <w:lang w:eastAsia="es-CO"/>
+              </w:rPr>
+              <w:t>academica</w:t>
+            </w:r>
+            <w:proofErr w:type="spellEnd"/>
+          </w:p>
+        </w:tc>
+      </w:tr>
+      <w:tr>
+        <w:tblPrEx>
+          <w:tblCellMar>
+            <w:top w:w="0" w:type="dxa"/>
+            <w:bottom w:w="0" w:type="dxa"/>
+          </w:tblCellMar>
+        </w:tblPrEx>
+        <w:tc>
+          <w:tcPr>
+            <w:tcW w:w="2333" w:type="dxa"/>
+            <w:tcBorders>
+              <w:top w:val="single" w:sz="4" w:space="0" w:color="000000"/>
+              <w:left w:val="single" w:sz="4" w:space="0" w:color="000000"/>
+              <w:bottom w:val="single" w:sz="4" w:space="0" w:color="000000"/>
+              <w:right w:val="single" w:sz="4" w:space="0" w:color="000000"/>
+            </w:tcBorders>
+            <w:shd w:val="clear" w:color="auto" w:fill="C0C0C0"/>
+          </w:tcPr>
+          <w:p>
+            <w:pPr>
+              <w:widowControl w:val="0"/>
+              <w:adjustRightInd w:val="0"/>
+              <w:spacing w:line="320" w:lineRule="atLeast"/>
+              <w:rPr>
+                <w:color w:val="000000"/>
+                <w:lang w:eastAsia="es-CO"/>
+              </w:rPr>
+            </w:pPr>
+            <w:proofErr w:type="spellStart"/>
+            <w:r>
+              <w:rPr>
+                <w:b/>
+                <w:color w:val="000000"/>
+                <w:lang w:eastAsia="es-CO"/>
+              </w:rPr>
+              <w:t>Summary</w:t>
+            </w:r>
+            <w:proofErr w:type="spellEnd"/>
+          </w:p>
+        </w:tc>
+        <w:tc>
+          <w:tcPr>
+            <w:tcW w:w="4666" w:type="dxa"/>
+            <w:tcBorders>
+              <w:top w:val="single" w:sz="4" w:space="0" w:color="000000"/>
+              <w:left w:val="single" w:sz="4" w:space="0" w:color="000000"/>
+              <w:bottom w:val="single" w:sz="4" w:space="0" w:color="000000"/>
+              <w:right w:val="single" w:sz="4" w:space="0" w:color="000000"/>
+            </w:tcBorders>
+            <w:shd w:val="clear" w:color="auto" w:fill="FFFFFF"/>
+          </w:tcPr>
+          <w:p>
+            <w:pPr>
+              <w:widowControl w:val="0"/>
+              <w:adjustRightInd w:val="0"/>
+              <w:spacing w:line="320" w:lineRule="atLeast"/>
+              <w:rPr>
+                <w:color w:val="000000"/>
+                <w:lang w:eastAsia="es-CO"/>
+              </w:rPr>
+            </w:pPr>
+            <w:r>
+              <w:rPr>
+                <w:color w:val="000000"/>
+                <w:lang w:eastAsia="es-CO"/>
+              </w:rPr>
+              <w:t>Configura la intensidad horaria reglamentaria, reglas de negocio y rúbricas aplicables para el periodo lectivo.</w:t>
+            </w:r>
+          </w:p>
+        </w:tc>
+      </w:tr>
+      <w:tr>
+        <w:tblPrEx>
+          <w:tblCellMar>
+            <w:top w:w="0" w:type="dxa"/>
+            <w:bottom w:w="0" w:type="dxa"/>
+          </w:tblCellMar>
+        </w:tblPrEx>
+        <w:tc>
+          <w:tcPr>
+            <w:tcW w:w="2333" w:type="dxa"/>
+            <w:tcBorders>
+              <w:top w:val="single" w:sz="4" w:space="0" w:color="000000"/>
+              <w:left w:val="single" w:sz="4" w:space="0" w:color="000000"/>
+              <w:bottom w:val="single" w:sz="4" w:space="0" w:color="000000"/>
+              <w:right w:val="single" w:sz="4" w:space="0" w:color="000000"/>
+            </w:tcBorders>
+            <w:shd w:val="clear" w:color="auto" w:fill="C0C0C0"/>
+          </w:tcPr>
+          <w:p>
+            <w:pPr>
+              <w:widowControl w:val="0"/>
+              <w:adjustRightInd w:val="0"/>
+              <w:spacing w:line="320" w:lineRule="atLeast"/>
+              <w:rPr>
+                <w:color w:val="000000"/>
+                <w:lang w:eastAsia="es-CO"/>
+              </w:rPr>
+            </w:pPr>
+            <w:r>
+              <w:rPr>
+                <w:b/>
+                <w:color w:val="000000"/>
+                <w:lang w:eastAsia="es-CO"/>
+              </w:rPr>
+              <w:t>Actor</w:t>
+            </w:r>
+          </w:p>
+        </w:tc>
+        <w:tc>
+          <w:tcPr>
+            <w:tcW w:w="4666" w:type="dxa"/>
+            <w:tcBorders>
+              <w:top w:val="single" w:sz="4" w:space="0" w:color="000000"/>
+              <w:left w:val="single" w:sz="4" w:space="0" w:color="000000"/>
+              <w:bottom w:val="single" w:sz="4" w:space="0" w:color="000000"/>
+              <w:right w:val="single" w:sz="4" w:space="0" w:color="000000"/>
+            </w:tcBorders>
+            <w:shd w:val="clear" w:color="auto" w:fill="FFFFFF"/>
+          </w:tcPr>
+          <w:p>
+            <w:pPr>
+              <w:widowControl w:val="0"/>
+              <w:adjustRightInd w:val="0"/>
+              <w:spacing w:line="320" w:lineRule="atLeast"/>
+              <w:rPr>
+                <w:color w:val="000000"/>
+                <w:lang w:eastAsia="es-CO"/>
+              </w:rPr>
+            </w:pPr>
+            <w:r>
+              <w:rPr>
+                <w:color w:val="000000"/>
+                <w:lang w:eastAsia="es-CO"/>
+              </w:rPr>
+              <w:t>Gestor de Practicas</w:t>
+            </w:r>
+          </w:p>
+        </w:tc>
+      </w:tr>
+      <w:tr>
+        <w:tblPrEx>
+          <w:tblCellMar>
+            <w:top w:w="0" w:type="dxa"/>
+            <w:bottom w:w="0" w:type="dxa"/>
+          </w:tblCellMar>
+        </w:tblPrEx>
+        <w:tc>
+          <w:tcPr>
+            <w:tcW w:w="2333" w:type="dxa"/>
+            <w:tcBorders>
+              <w:top w:val="single" w:sz="4" w:space="0" w:color="000000"/>
+              <w:left w:val="single" w:sz="4" w:space="0" w:color="000000"/>
+              <w:bottom w:val="single" w:sz="4" w:space="0" w:color="000000"/>
+              <w:right w:val="single" w:sz="4" w:space="0" w:color="000000"/>
+            </w:tcBorders>
+            <w:shd w:val="clear" w:color="auto" w:fill="C0C0C0"/>
+          </w:tcPr>
+          <w:p>
+            <w:pPr>
+              <w:widowControl w:val="0"/>
+              <w:adjustRightInd w:val="0"/>
+              <w:spacing w:line="320" w:lineRule="atLeast"/>
+              <w:rPr>
+                <w:color w:val="000000"/>
+                <w:lang w:eastAsia="es-CO"/>
+              </w:rPr>
+            </w:pPr>
+            <w:proofErr w:type="spellStart"/>
+            <w:r>
+              <w:rPr>
+                <w:b/>
+                <w:color w:val="000000"/>
+                <w:lang w:eastAsia="es-CO"/>
+              </w:rPr>
+              <w:t>Precondition</w:t>
+            </w:r>
+            <w:proofErr w:type="spellEnd"/>
+          </w:p>
+        </w:tc>
+        <w:tc>
+          <w:tcPr>
+            <w:tcW w:w="4666" w:type="dxa"/>
+            <w:tcBorders>
+              <w:top w:val="single" w:sz="4" w:space="0" w:color="000000"/>
+              <w:left w:val="single" w:sz="4" w:space="0" w:color="000000"/>
+              <w:bottom w:val="single" w:sz="4" w:space="0" w:color="000000"/>
+              <w:right w:val="single" w:sz="4" w:space="0" w:color="000000"/>
+            </w:tcBorders>
+            <w:shd w:val="clear" w:color="auto" w:fill="FFFFFF"/>
+          </w:tcPr>
+          <w:p>
+            <w:pPr>
+              <w:widowControl w:val="0"/>
+              <w:adjustRightInd w:val="0"/>
+              <w:spacing w:line="320" w:lineRule="atLeast"/>
+              <w:rPr>
+                <w:color w:val="000000"/>
+                <w:lang w:eastAsia="es-CO"/>
+              </w:rPr>
+            </w:pPr>
+            <w:r>
+              <w:rPr>
+                <w:color w:val="000000"/>
+                <w:lang w:eastAsia="es-CO"/>
+              </w:rPr>
+              <w:t>Periodo académico habilitado en el sistema institucional.</w:t>
+            </w:r>
+          </w:p>
+        </w:tc>
+      </w:tr>
+      <w:tr>
+        <w:tblPrEx>
+          <w:tblCellMar>
+            <w:top w:w="0" w:type="dxa"/>
+            <w:bottom w:w="0" w:type="dxa"/>
+          </w:tblCellMar>
+        </w:tblPrEx>
+        <w:tc>
+          <w:tcPr>
+            <w:tcW w:w="2333" w:type="dxa"/>
+            <w:tcBorders>
+              <w:top w:val="single" w:sz="4" w:space="0" w:color="000000"/>
+              <w:left w:val="single" w:sz="4" w:space="0" w:color="000000"/>
+              <w:bottom w:val="single" w:sz="4" w:space="0" w:color="000000"/>
+              <w:right w:val="single" w:sz="4" w:space="0" w:color="000000"/>
+            </w:tcBorders>
+            <w:shd w:val="clear" w:color="auto" w:fill="C0C0C0"/>
+          </w:tcPr>
+          <w:p>
+            <w:pPr>
+              <w:widowControl w:val="0"/>
+              <w:adjustRightInd w:val="0"/>
+              <w:spacing w:line="320" w:lineRule="atLeast"/>
+              <w:rPr>
+                <w:color w:val="000000"/>
+                <w:lang w:eastAsia="es-CO"/>
+              </w:rPr>
+            </w:pPr>
+            <w:proofErr w:type="spellStart"/>
+            <w:r>
+              <w:rPr>
+                <w:b/>
+                <w:color w:val="000000"/>
+                <w:lang w:eastAsia="es-CO"/>
+              </w:rPr>
+              <w:t>Postcondition</w:t>
+            </w:r>
+            <w:proofErr w:type="spellEnd"/>
+          </w:p>
+        </w:tc>
+        <w:tc>
+          <w:tcPr>
+            <w:tcW w:w="4666" w:type="dxa"/>
+            <w:tcBorders>
+              <w:top w:val="single" w:sz="4" w:space="0" w:color="000000"/>
+              <w:left w:val="single" w:sz="4" w:space="0" w:color="000000"/>
+              <w:bottom w:val="single" w:sz="4" w:space="0" w:color="000000"/>
+              <w:right w:val="single" w:sz="4" w:space="0" w:color="000000"/>
+            </w:tcBorders>
+            <w:shd w:val="clear" w:color="auto" w:fill="FFFFFF"/>
+          </w:tcPr>
+          <w:p>
+            <w:pPr>
+              <w:widowControl w:val="0"/>
+              <w:adjustRightInd w:val="0"/>
+              <w:spacing w:line="320" w:lineRule="atLeast"/>
+              <w:rPr>
+                <w:color w:val="000000"/>
+                <w:lang w:eastAsia="es-CO"/>
+              </w:rPr>
+            </w:pPr>
+            <w:r>
+              <w:rPr>
+                <w:color w:val="000000"/>
+                <w:lang w:eastAsia="es-CO"/>
+              </w:rPr>
+              <w:t>Práctica parametrizada y lista para la vinculación de estudiantes.</w:t>
+            </w:r>
+          </w:p>
+        </w:tc>
+      </w:tr>
+      <w:tr>
+        <w:tblPrEx>
+          <w:tblCellMar>
+            <w:top w:w="0" w:type="dxa"/>
+            <w:bottom w:w="0" w:type="dxa"/>
+          </w:tblCellMar>
+        </w:tblPrEx>
+        <w:tc>
+          <w:tcPr>
+            <w:tcW w:w="2333" w:type="dxa"/>
+            <w:tcBorders>
+              <w:top w:val="single" w:sz="4" w:space="0" w:color="000000"/>
+              <w:left w:val="single" w:sz="4" w:space="0" w:color="000000"/>
+              <w:bottom w:val="single" w:sz="4" w:space="0" w:color="000000"/>
+              <w:right w:val="single" w:sz="4" w:space="0" w:color="000000"/>
+            </w:tcBorders>
+            <w:shd w:val="clear" w:color="auto" w:fill="C0C0C0"/>
+          </w:tcPr>
+          <w:p>
+            <w:pPr>
+              <w:widowControl w:val="0"/>
+              <w:adjustRightInd w:val="0"/>
+              <w:spacing w:line="320" w:lineRule="atLeast"/>
+              <w:rPr>
+                <w:color w:val="000000"/>
+                <w:lang w:eastAsia="es-CO"/>
+              </w:rPr>
+            </w:pPr>
+            <w:r>
+              <w:rPr>
+                <w:b/>
+                <w:color w:val="000000"/>
+                <w:lang w:eastAsia="es-CO"/>
+              </w:rPr>
+              <w:t xml:space="preserve">Base </w:t>
+            </w:r>
+            <w:proofErr w:type="spellStart"/>
+            <w:r>
+              <w:rPr>
+                <w:b/>
+                <w:color w:val="000000"/>
+                <w:lang w:eastAsia="es-CO"/>
+              </w:rPr>
+              <w:t>Sequence</w:t>
+            </w:r>
+            <w:proofErr w:type="spellEnd"/>
+          </w:p>
+        </w:tc>
+        <w:tc>
+          <w:tcPr>
+            <w:tcW w:w="4666" w:type="dxa"/>
+            <w:tcBorders>
+              <w:top w:val="single" w:sz="4" w:space="0" w:color="000000"/>
+              <w:left w:val="single" w:sz="4" w:space="0" w:color="000000"/>
+              <w:bottom w:val="single" w:sz="4" w:space="0" w:color="000000"/>
+              <w:right w:val="single" w:sz="4" w:space="0" w:color="000000"/>
+            </w:tcBorders>
+            <w:shd w:val="clear" w:color="auto" w:fill="FFFFFF"/>
+          </w:tcPr>
+          <w:p>
+            <w:pPr>
+              <w:widowControl w:val="0"/>
+              <w:adjustRightInd w:val="0"/>
+              <w:spacing w:line="320" w:lineRule="atLeast"/>
+              <w:rPr>
+                <w:color w:val="000000"/>
+                <w:lang w:eastAsia="es-CO"/>
+              </w:rPr>
+            </w:pPr>
+            <w:r>
+              <w:rPr>
+                <w:color w:val="000000"/>
+                <w:lang w:eastAsia="es-CO"/>
+              </w:rPr>
+              <w:t>1. El Gestor selecciona la licenciatura y nivel de práctica.</w:t>
+            </w:r>
+          </w:p>
+          <w:p>
+            <w:pPr>
+              <w:widowControl w:val="0"/>
+              <w:adjustRightInd w:val="0"/>
+              <w:spacing w:line="320" w:lineRule="atLeast"/>
+              <w:rPr>
+                <w:color w:val="000000"/>
+                <w:lang w:eastAsia="es-CO"/>
+              </w:rPr>
+            </w:pPr>
+          </w:p>
+          <w:p>
+            <w:pPr>
+              <w:widowControl w:val="0"/>
+              <w:adjustRightInd w:val="0"/>
+              <w:spacing w:line="320" w:lineRule="atLeast"/>
+              <w:rPr>
+                <w:color w:val="000000"/>
+                <w:lang w:eastAsia="es-CO"/>
+              </w:rPr>
+            </w:pPr>
+          </w:p>
+          <w:p>
+            <w:pPr>
+              <w:widowControl w:val="0"/>
+              <w:adjustRightInd w:val="0"/>
+              <w:spacing w:line="320" w:lineRule="atLeast"/>
+              <w:rPr>
+                <w:color w:val="000000"/>
+                <w:lang w:eastAsia="es-CO"/>
+              </w:rPr>
+            </w:pPr>
+            <w:r>
+              <w:rPr>
+                <w:color w:val="000000"/>
+                <w:lang w:eastAsia="es-CO"/>
+              </w:rPr>
+              <w:t>2. Define la intensidad horaria mínima y criterios de evaluación.</w:t>
+            </w:r>
+          </w:p>
+          <w:p>
+            <w:pPr>
+              <w:widowControl w:val="0"/>
+              <w:adjustRightInd w:val="0"/>
+              <w:spacing w:line="320" w:lineRule="atLeast"/>
+              <w:rPr>
+                <w:color w:val="000000"/>
+                <w:lang w:eastAsia="es-CO"/>
+              </w:rPr>
+            </w:pPr>
+          </w:p>
+          <w:p>
+            <w:pPr>
+              <w:widowControl w:val="0"/>
+              <w:adjustRightInd w:val="0"/>
+              <w:spacing w:line="320" w:lineRule="atLeast"/>
+              <w:rPr>
+                <w:color w:val="000000"/>
+                <w:lang w:eastAsia="es-CO"/>
+              </w:rPr>
+            </w:pPr>
+          </w:p>
+          <w:p>
+            <w:pPr>
+              <w:widowControl w:val="0"/>
+              <w:adjustRightInd w:val="0"/>
+              <w:spacing w:line="320" w:lineRule="atLeast"/>
+              <w:rPr>
+                <w:color w:val="000000"/>
+                <w:lang w:eastAsia="es-CO"/>
+              </w:rPr>
+            </w:pPr>
+            <w:r>
+              <w:rPr>
+                <w:color w:val="000000"/>
+                <w:lang w:eastAsia="es-CO"/>
+              </w:rPr>
+              <w:t>3. Almacena y publica la configuración del periodo.</w:t>
+            </w:r>
+          </w:p>
+        </w:tc>
+      </w:tr>
+      <w:tr>
+        <w:tblPrEx>
+          <w:tblCellMar>
+            <w:top w:w="0" w:type="dxa"/>
+            <w:bottom w:w="0" w:type="dxa"/>
+          </w:tblCellMar>
+        </w:tblPrEx>
+        <w:tc>
+          <w:tcPr>
+            <w:tcW w:w="2333" w:type="dxa"/>
+            <w:tcBorders>
+              <w:top w:val="single" w:sz="4" w:space="0" w:color="000000"/>
+              <w:left w:val="single" w:sz="4" w:space="0" w:color="000000"/>
+              <w:bottom w:val="single" w:sz="4" w:space="0" w:color="000000"/>
+              <w:right w:val="single" w:sz="4" w:space="0" w:color="000000"/>
+            </w:tcBorders>
+            <w:shd w:val="clear" w:color="auto" w:fill="C0C0C0"/>
+          </w:tcPr>
+          <w:p>
+            <w:pPr>
+              <w:widowControl w:val="0"/>
+              <w:adjustRightInd w:val="0"/>
+              <w:spacing w:line="320" w:lineRule="atLeast"/>
+              <w:rPr>
+                <w:color w:val="000000"/>
+                <w:lang w:eastAsia="es-CO"/>
+              </w:rPr>
+            </w:pPr>
+            <w:r>
+              <w:rPr>
+                <w:b/>
+                <w:color w:val="000000"/>
+                <w:lang w:eastAsia="es-CO"/>
+              </w:rPr>
+              <w:lastRenderedPageBreak/>
+              <w:t xml:space="preserve">Branch </w:t>
+            </w:r>
+            <w:proofErr w:type="spellStart"/>
+            <w:r>
+              <w:rPr>
+                <w:b/>
+                <w:color w:val="000000"/>
+                <w:lang w:eastAsia="es-CO"/>
+              </w:rPr>
+              <w:t>Sequence</w:t>
+            </w:r>
+            <w:proofErr w:type="spellEnd"/>
+          </w:p>
+        </w:tc>
+        <w:tc>
+          <w:tcPr>
+            <w:tcW w:w="4666" w:type="dxa"/>
+            <w:tcBorders>
+              <w:top w:val="single" w:sz="4" w:space="0" w:color="000000"/>
+              <w:left w:val="single" w:sz="4" w:space="0" w:color="000000"/>
+              <w:bottom w:val="single" w:sz="4" w:space="0" w:color="000000"/>
+              <w:right w:val="single" w:sz="4" w:space="0" w:color="000000"/>
+            </w:tcBorders>
+            <w:shd w:val="clear" w:color="auto" w:fill="FFFFFF"/>
+          </w:tcPr>
+          <w:p>
+            <w:pPr>
+              <w:widowControl w:val="0"/>
+              <w:adjustRightInd w:val="0"/>
+              <w:rPr>
+                <w:color w:val="000000"/>
+                <w:lang w:eastAsia="es-CO"/>
+              </w:rPr>
+            </w:pPr>
+          </w:p>
+        </w:tc>
+      </w:tr>
+      <w:tr>
+        <w:tblPrEx>
+          <w:tblCellMar>
+            <w:top w:w="0" w:type="dxa"/>
+            <w:bottom w:w="0" w:type="dxa"/>
+          </w:tblCellMar>
+        </w:tblPrEx>
+        <w:tc>
+          <w:tcPr>
+            <w:tcW w:w="2333" w:type="dxa"/>
+            <w:tcBorders>
+              <w:top w:val="single" w:sz="4" w:space="0" w:color="000000"/>
+              <w:left w:val="single" w:sz="4" w:space="0" w:color="000000"/>
+              <w:bottom w:val="single" w:sz="4" w:space="0" w:color="000000"/>
+              <w:right w:val="single" w:sz="4" w:space="0" w:color="000000"/>
+            </w:tcBorders>
+            <w:shd w:val="clear" w:color="auto" w:fill="C0C0C0"/>
+          </w:tcPr>
+          <w:p>
+            <w:pPr>
+              <w:widowControl w:val="0"/>
+              <w:adjustRightInd w:val="0"/>
+              <w:spacing w:line="320" w:lineRule="atLeast"/>
+              <w:rPr>
+                <w:color w:val="000000"/>
+                <w:lang w:eastAsia="es-CO"/>
+              </w:rPr>
+            </w:pPr>
+            <w:proofErr w:type="spellStart"/>
+            <w:r>
+              <w:rPr>
+                <w:b/>
+                <w:color w:val="000000"/>
+                <w:lang w:eastAsia="es-CO"/>
+              </w:rPr>
+              <w:t>Exception</w:t>
+            </w:r>
+            <w:proofErr w:type="spellEnd"/>
+            <w:r>
+              <w:rPr>
+                <w:b/>
+                <w:color w:val="000000"/>
+                <w:lang w:eastAsia="es-CO"/>
+              </w:rPr>
+              <w:t xml:space="preserve"> </w:t>
+            </w:r>
+            <w:proofErr w:type="spellStart"/>
+            <w:r>
+              <w:rPr>
+                <w:b/>
+                <w:color w:val="000000"/>
+                <w:lang w:eastAsia="es-CO"/>
+              </w:rPr>
+              <w:t>Sequence</w:t>
+            </w:r>
+            <w:proofErr w:type="spellEnd"/>
+          </w:p>
+        </w:tc>
+        <w:tc>
+          <w:tcPr>
+            <w:tcW w:w="4666" w:type="dxa"/>
+            <w:tcBorders>
+              <w:top w:val="single" w:sz="4" w:space="0" w:color="000000"/>
+              <w:left w:val="single" w:sz="4" w:space="0" w:color="000000"/>
+              <w:bottom w:val="single" w:sz="4" w:space="0" w:color="000000"/>
+              <w:right w:val="single" w:sz="4" w:space="0" w:color="000000"/>
+            </w:tcBorders>
+            <w:shd w:val="clear" w:color="auto" w:fill="FFFFFF"/>
+          </w:tcPr>
+          <w:p>
+            <w:pPr>
+              <w:widowControl w:val="0"/>
+              <w:adjustRightInd w:val="0"/>
+              <w:spacing w:line="320" w:lineRule="atLeast"/>
+              <w:rPr>
+                <w:color w:val="000000"/>
+                <w:lang w:eastAsia="es-CO"/>
+              </w:rPr>
+            </w:pPr>
+            <w:r>
+              <w:rPr>
+                <w:color w:val="000000"/>
+                <w:lang w:eastAsia="es-CO"/>
+              </w:rPr>
+              <w:t>Si la intensidad horaria es menor al mínimo legal, el sistema bloquea el registro y exige corrección.</w:t>
+            </w:r>
+          </w:p>
+        </w:tc>
+      </w:tr>
+      <w:tr>
+        <w:tblPrEx>
+          <w:tblCellMar>
+            <w:top w:w="0" w:type="dxa"/>
+            <w:bottom w:w="0" w:type="dxa"/>
+          </w:tblCellMar>
+        </w:tblPrEx>
+        <w:tc>
+          <w:tcPr>
+            <w:tcW w:w="2333" w:type="dxa"/>
+            <w:tcBorders>
+              <w:top w:val="single" w:sz="4" w:space="0" w:color="000000"/>
+              <w:left w:val="single" w:sz="4" w:space="0" w:color="000000"/>
+              <w:bottom w:val="single" w:sz="4" w:space="0" w:color="000000"/>
+              <w:right w:val="single" w:sz="4" w:space="0" w:color="000000"/>
+            </w:tcBorders>
+            <w:shd w:val="clear" w:color="auto" w:fill="C0C0C0"/>
+          </w:tcPr>
+          <w:p>
+            <w:pPr>
+              <w:widowControl w:val="0"/>
+              <w:adjustRightInd w:val="0"/>
+              <w:spacing w:line="320" w:lineRule="atLeast"/>
+              <w:rPr>
+                <w:color w:val="000000"/>
+                <w:lang w:eastAsia="es-CO"/>
+              </w:rPr>
+            </w:pPr>
+            <w:r>
+              <w:rPr>
+                <w:b/>
+                <w:color w:val="000000"/>
+                <w:lang w:eastAsia="es-CO"/>
+              </w:rPr>
+              <w:t xml:space="preserve">Sub </w:t>
+            </w:r>
+            <w:proofErr w:type="spellStart"/>
+            <w:r>
+              <w:rPr>
+                <w:b/>
+                <w:color w:val="000000"/>
+                <w:lang w:eastAsia="es-CO"/>
+              </w:rPr>
+              <w:t>UseCase</w:t>
+            </w:r>
+            <w:proofErr w:type="spellEnd"/>
+          </w:p>
+        </w:tc>
+        <w:tc>
+          <w:tcPr>
+            <w:tcW w:w="4666" w:type="dxa"/>
+            <w:tcBorders>
+              <w:top w:val="single" w:sz="4" w:space="0" w:color="000000"/>
+              <w:left w:val="single" w:sz="4" w:space="0" w:color="000000"/>
+              <w:bottom w:val="single" w:sz="4" w:space="0" w:color="000000"/>
+              <w:right w:val="single" w:sz="4" w:space="0" w:color="000000"/>
+            </w:tcBorders>
+            <w:shd w:val="clear" w:color="auto" w:fill="FFFFFF"/>
+          </w:tcPr>
+          <w:p>
+            <w:pPr>
+              <w:widowControl w:val="0"/>
+              <w:adjustRightInd w:val="0"/>
+              <w:rPr>
+                <w:color w:val="000000"/>
+                <w:lang w:eastAsia="es-CO"/>
+              </w:rPr>
+            </w:pPr>
+          </w:p>
+        </w:tc>
+      </w:tr>
+      <w:tr>
+        <w:tblPrEx>
+          <w:tblCellMar>
+            <w:top w:w="0" w:type="dxa"/>
+            <w:bottom w:w="0" w:type="dxa"/>
+          </w:tblCellMar>
+        </w:tblPrEx>
+        <w:tc>
+          <w:tcPr>
+            <w:tcW w:w="2333" w:type="dxa"/>
+            <w:tcBorders>
+              <w:top w:val="single" w:sz="4" w:space="0" w:color="000000"/>
+              <w:left w:val="single" w:sz="4" w:space="0" w:color="000000"/>
+              <w:bottom w:val="single" w:sz="4" w:space="0" w:color="000000"/>
+              <w:right w:val="single" w:sz="4" w:space="0" w:color="000000"/>
+            </w:tcBorders>
+            <w:shd w:val="clear" w:color="auto" w:fill="C0C0C0"/>
+          </w:tcPr>
+          <w:p>
+            <w:pPr>
+              <w:widowControl w:val="0"/>
+              <w:adjustRightInd w:val="0"/>
+              <w:spacing w:line="320" w:lineRule="atLeast"/>
+              <w:rPr>
+                <w:color w:val="000000"/>
+                <w:lang w:eastAsia="es-CO"/>
+              </w:rPr>
+            </w:pPr>
+            <w:r>
+              <w:rPr>
+                <w:b/>
+                <w:color w:val="000000"/>
+                <w:lang w:eastAsia="es-CO"/>
+              </w:rPr>
+              <w:t>Note</w:t>
+            </w:r>
+          </w:p>
+        </w:tc>
+        <w:tc>
+          <w:tcPr>
+            <w:tcW w:w="4666" w:type="dxa"/>
+            <w:tcBorders>
+              <w:top w:val="single" w:sz="4" w:space="0" w:color="000000"/>
+              <w:left w:val="single" w:sz="4" w:space="0" w:color="000000"/>
+              <w:bottom w:val="single" w:sz="4" w:space="0" w:color="000000"/>
+              <w:right w:val="single" w:sz="4" w:space="0" w:color="000000"/>
+            </w:tcBorders>
+            <w:shd w:val="clear" w:color="auto" w:fill="FFFFFF"/>
+          </w:tcPr>
+          <w:p>
+            <w:pPr>
+              <w:widowControl w:val="0"/>
+              <w:adjustRightInd w:val="0"/>
+              <w:spacing w:line="320" w:lineRule="atLeast"/>
+              <w:rPr>
+                <w:color w:val="000000"/>
+                <w:lang w:eastAsia="es-CO"/>
+              </w:rPr>
+            </w:pPr>
+            <w:r>
+              <w:rPr>
+                <w:color w:val="000000"/>
+                <w:lang w:eastAsia="es-CO"/>
+              </w:rPr>
+              <w:t>Establece las reglas base obligatorias acorde a la normativa del MEN para el ciclo.</w:t>
+            </w:r>
+          </w:p>
+        </w:tc>
+      </w:tr>
+    </w:tbl>
+    <w:p>
+      <w:pPr>
+        <w:pStyle w:val="Ttulo3"/>
+        <w:ind w:left="400"/>
+        <w:rPr>
+          <w:color w:val="000080"/>
+        </w:rPr>
+      </w:pPr>
+      <w:r>
+        <w:rPr>
+          <w:noProof/>
+          <w:color w:val="000000"/>
+          <w:lang w:eastAsia="es-CO"/>
+        </w:rPr>
+        <w:drawing>
+          <wp:inline distT="0" distB="0" distL="0" distR="0" wp14:anchorId="2C26A037" wp14:editId="17C7E70F">
+            <wp:extent cx="121920" cy="121920"/>
+            <wp:effectExtent l="0" t="0" r="0" b="0"/>
+            <wp:docPr id="1302262809" name="Imagen 2"/>
+            <wp:cNvGraphicFramePr>
+              <a:graphicFrameLocks xmlns:a="http://schemas.openxmlformats.org/drawingml/2006/main" noChangeAspect="1"/>
+            </wp:cNvGraphicFramePr>
+            <a:graphic xmlns:a="http://schemas.openxmlformats.org/drawingml/2006/main">
+              <a:graphicData uri="http://schemas.openxmlformats.org/drawingml/2006/picture">
+                <pic:pic xmlns:pic="http://schemas.openxmlformats.org/drawingml/2006/picture">
+                  <pic:nvPicPr>
+                    <pic:cNvPr id="0" name="Picture 7"/>
+                    <pic:cNvPicPr>
+                      <a:picLocks noChangeAspect="1" noChangeArrowheads="1"/>
+                    </pic:cNvPicPr>
+                  </pic:nvPicPr>
+                  <pic:blipFill>
+                    <a:blip r:embed="rId6">
+                      <a:extLst>
+                        <a:ext uri="{28A0092B-C50C-407E-A947-70E740481C1C}">
+                          <a14:useLocalDpi xmlns:a14="http://schemas.microsoft.com/office/drawing/2010/main" val="0"/>
+                        </a:ext>
+                      </a:extLst>
+                    </a:blip>
+                    <a:srcRect/>
+                    <a:stretch>
+                      <a:fillRect/>
+                    </a:stretch>
+                  </pic:blipFill>
+                  <pic:spPr bwMode="auto">
+                    <a:xfrm>
+                      <a:off x="0" y="0"/>
+                      <a:ext cx="121920" cy="121920"/>
+                    </a:xfrm>
+                    <a:prstGeom prst="rect">
+                      <a:avLst/>
+                    </a:prstGeom>
+                    <a:noFill/>
+                    <a:ln>
+                      <a:noFill/>
+                    </a:ln>
+                  </pic:spPr>
+                </pic:pic>
+              </a:graphicData>
+            </a:graphic>
+          </wp:inline>
+        </w:drawing>
+      </w:r>
+      <w:bookmarkStart w:id="4" w:name="_hyperlink9"/>
+      <w:bookmarkEnd w:id="4"/>
+      <w:proofErr w:type="spellStart"/>
+      <w:r>
+        <w:rPr>
+          <w:b/>
+          <w:color w:val="000080"/>
+          <w:sz w:val="20"/>
+        </w:rPr>
+        <w:t>Realizaar</w:t>
+      </w:r>
+      <w:proofErr w:type="spellEnd"/>
+      <w:r>
+        <w:rPr>
+          <w:b/>
+          <w:color w:val="000080"/>
+          <w:sz w:val="20"/>
+        </w:rPr>
+        <w:t xml:space="preserve"> seguimiento y </w:t>
+      </w:r>
+      <w:proofErr w:type="spellStart"/>
+      <w:r>
+        <w:rPr>
+          <w:b/>
+          <w:color w:val="000080"/>
+          <w:sz w:val="20"/>
+        </w:rPr>
+        <w:t>evaluacion</w:t>
+      </w:r>
+      <w:proofErr w:type="spellEnd"/>
+      <w:r>
+        <w:rPr>
+          <w:b/>
+          <w:color w:val="000080"/>
+          <w:sz w:val="20"/>
+        </w:rPr>
+        <w:t xml:space="preserve"> </w:t>
+      </w:r>
+    </w:p>
+    <w:p>
+      <w:pPr>
+        <w:pStyle w:val="Ttulo4"/>
+        <w:ind w:left="600"/>
+        <w:rPr>
+          <w:bCs/>
+          <w:lang w:eastAsia="es-CO"/>
+        </w:rPr>
+      </w:pPr>
+      <w:r>
+        <w:rPr>
+          <w:b/>
+          <w:color w:val="000080"/>
+          <w:sz w:val="20"/>
+        </w:rPr>
+        <w:t xml:space="preserve">Relation (From </w:t>
+      </w:r>
+      <w:proofErr w:type="spellStart"/>
+      <w:r>
+        <w:rPr>
+          <w:b/>
+          <w:color w:val="000080"/>
+          <w:sz w:val="20"/>
+        </w:rPr>
+        <w:t>Source</w:t>
+      </w:r>
+      <w:proofErr w:type="spellEnd"/>
+      <w:r>
+        <w:rPr>
+          <w:b/>
+          <w:color w:val="000080"/>
+          <w:sz w:val="20"/>
+        </w:rPr>
+        <w:t xml:space="preserve"> </w:t>
+      </w:r>
+      <w:proofErr w:type="spellStart"/>
+      <w:r>
+        <w:rPr>
+          <w:b/>
+          <w:color w:val="000080"/>
+          <w:sz w:val="20"/>
+        </w:rPr>
+        <w:t>To</w:t>
+      </w:r>
+      <w:proofErr w:type="spellEnd"/>
+      <w:r>
+        <w:rPr>
+          <w:b/>
+          <w:color w:val="000080"/>
+          <w:sz w:val="20"/>
+        </w:rPr>
+        <w:t xml:space="preserve"> Target)</w:t>
+      </w:r>
+    </w:p>
+    <w:tbl>
+      <w:tblPr>
+        <w:tblW w:w="7020" w:type="dxa"/>
+        <w:tblInd w:w="5" w:type="dxa"/>
+        <w:tblBorders>
+          <w:top w:val="single" w:sz="8" w:space="0" w:color="000000"/>
+          <w:left w:val="single" w:sz="8" w:space="0" w:color="000000"/>
+          <w:bottom w:val="single" w:sz="8" w:space="0" w:color="000000"/>
+          <w:right w:val="single" w:sz="8" w:space="0" w:color="000000"/>
+          <w:insideH w:val="single" w:sz="8" w:space="0" w:color="000000"/>
+          <w:insideV w:val="single" w:sz="8" w:space="0" w:color="000000"/>
+        </w:tblBorders>
+        <w:tblLayout w:type="fixed"/>
+        <w:tblCellMar>
+          <w:left w:w="0" w:type="dxa"/>
+          <w:right w:w="0" w:type="dxa"/>
+        </w:tblCellMar>
+        <w:tblLook w:val="0000" w:firstRow="0" w:lastRow="0" w:firstColumn="0" w:lastColumn="0" w:noHBand="0" w:noVBand="0"/>
+      </w:tblPr>
+      <w:tblGrid>
+        <w:gridCol w:w="1002"/>
+        <w:gridCol w:w="1003"/>
+        <w:gridCol w:w="2006"/>
+        <w:gridCol w:w="3009"/>
+      </w:tblGrid>
+      <w:tr>
+        <w:tblPrEx>
+          <w:tblCellMar>
+            <w:top w:w="0" w:type="dxa"/>
+            <w:bottom w:w="0" w:type="dxa"/>
+          </w:tblCellMar>
+        </w:tblPrEx>
+        <w:tc>
+          <w:tcPr>
+            <w:tcW w:w="1000" w:type="dxa"/>
+            <w:tcBorders>
+              <w:top w:val="single" w:sz="4" w:space="0" w:color="000000"/>
+              <w:left w:val="single" w:sz="4" w:space="0" w:color="000000"/>
+              <w:bottom w:val="single" w:sz="4" w:space="0" w:color="000000"/>
+              <w:right w:val="single" w:sz="4" w:space="0" w:color="000000"/>
+            </w:tcBorders>
+            <w:shd w:val="clear" w:color="auto" w:fill="C0C0C0"/>
+          </w:tcPr>
+          <w:p>
+            <w:pPr>
+              <w:widowControl w:val="0"/>
+              <w:adjustRightInd w:val="0"/>
+              <w:spacing w:line="320" w:lineRule="atLeast"/>
+              <w:rPr>
+                <w:lang w:eastAsia="es-CO"/>
+              </w:rPr>
+            </w:pPr>
+            <w:r>
+              <w:rPr>
+                <w:b/>
+                <w:lang w:eastAsia="es-CO"/>
+              </w:rPr>
+              <w:t>Name</w:t>
+            </w:r>
+          </w:p>
+        </w:tc>
+        <w:tc>
+          <w:tcPr>
+            <w:tcW w:w="1000" w:type="dxa"/>
+            <w:tcBorders>
+              <w:top w:val="single" w:sz="4" w:space="0" w:color="000000"/>
+              <w:left w:val="single" w:sz="4" w:space="0" w:color="000000"/>
+              <w:bottom w:val="single" w:sz="4" w:space="0" w:color="000000"/>
+              <w:right w:val="single" w:sz="4" w:space="0" w:color="000000"/>
+            </w:tcBorders>
+            <w:shd w:val="clear" w:color="auto" w:fill="C0C0C0"/>
+          </w:tcPr>
+          <w:p>
+            <w:pPr>
+              <w:widowControl w:val="0"/>
+              <w:adjustRightInd w:val="0"/>
+              <w:spacing w:line="320" w:lineRule="atLeast"/>
+              <w:rPr>
+                <w:lang w:eastAsia="es-CO"/>
+              </w:rPr>
+            </w:pPr>
+            <w:proofErr w:type="spellStart"/>
+            <w:r>
+              <w:rPr>
+                <w:b/>
+                <w:lang w:eastAsia="es-CO"/>
+              </w:rPr>
+              <w:t>Type</w:t>
+            </w:r>
+            <w:proofErr w:type="spellEnd"/>
+          </w:p>
+        </w:tc>
+        <w:tc>
+          <w:tcPr>
+            <w:tcW w:w="2000" w:type="dxa"/>
+            <w:tcBorders>
+              <w:top w:val="single" w:sz="4" w:space="0" w:color="000000"/>
+              <w:left w:val="single" w:sz="4" w:space="0" w:color="000000"/>
+              <w:bottom w:val="single" w:sz="4" w:space="0" w:color="000000"/>
+              <w:right w:val="single" w:sz="4" w:space="0" w:color="000000"/>
+            </w:tcBorders>
+            <w:shd w:val="clear" w:color="auto" w:fill="C0C0C0"/>
+          </w:tcPr>
+          <w:p>
+            <w:pPr>
+              <w:widowControl w:val="0"/>
+              <w:adjustRightInd w:val="0"/>
+              <w:spacing w:line="320" w:lineRule="atLeast"/>
+              <w:rPr>
+                <w:lang w:eastAsia="es-CO"/>
+              </w:rPr>
+            </w:pPr>
+            <w:r>
+              <w:rPr>
+                <w:b/>
+                <w:lang w:eastAsia="es-CO"/>
+              </w:rPr>
+              <w:t>Target</w:t>
+            </w:r>
+          </w:p>
+        </w:tc>
+        <w:tc>
+          <w:tcPr>
+            <w:tcW w:w="3000" w:type="dxa"/>
+            <w:tcBorders>
+              <w:top w:val="single" w:sz="4" w:space="0" w:color="000000"/>
+              <w:left w:val="single" w:sz="4" w:space="0" w:color="000000"/>
+              <w:bottom w:val="single" w:sz="4" w:space="0" w:color="000000"/>
+              <w:right w:val="single" w:sz="4" w:space="0" w:color="000000"/>
+            </w:tcBorders>
+            <w:shd w:val="clear" w:color="auto" w:fill="C0C0C0"/>
+          </w:tcPr>
+          <w:p>
+            <w:pPr>
+              <w:widowControl w:val="0"/>
+              <w:adjustRightInd w:val="0"/>
+              <w:spacing w:line="320" w:lineRule="atLeast"/>
+              <w:rPr>
+                <w:lang w:eastAsia="es-CO"/>
+              </w:rPr>
+            </w:pPr>
+            <w:proofErr w:type="spellStart"/>
+            <w:r>
+              <w:rPr>
+                <w:b/>
+                <w:lang w:eastAsia="es-CO"/>
+              </w:rPr>
+              <w:t>Summary</w:t>
+            </w:r>
+            <w:proofErr w:type="spellEnd"/>
+          </w:p>
+        </w:tc>
+      </w:tr>
+      <w:tr>
+        <w:tblPrEx>
+          <w:tblCellMar>
+            <w:top w:w="0" w:type="dxa"/>
+            <w:bottom w:w="0" w:type="dxa"/>
+          </w:tblCellMar>
+        </w:tblPrEx>
+        <w:tc>
+          <w:tcPr>
+            <w:tcW w:w="1000" w:type="dxa"/>
+            <w:tcBorders>
+              <w:top w:val="single" w:sz="4" w:space="0" w:color="000000"/>
+              <w:left w:val="single" w:sz="4" w:space="0" w:color="000000"/>
+              <w:bottom w:val="single" w:sz="4" w:space="0" w:color="000000"/>
+              <w:right w:val="single" w:sz="4" w:space="0" w:color="000000"/>
+            </w:tcBorders>
+            <w:shd w:val="clear" w:color="auto" w:fill="FFFFFF"/>
+          </w:tcPr>
+          <w:p>
+            <w:pPr>
+              <w:widowControl w:val="0"/>
+              <w:adjustRightInd w:val="0"/>
+              <w:rPr>
+                <w:lang w:eastAsia="es-CO"/>
+              </w:rPr>
+            </w:pPr>
+          </w:p>
+        </w:tc>
+        <w:tc>
+          <w:tcPr>
+            <w:tcW w:w="1000" w:type="dxa"/>
+            <w:tcBorders>
+              <w:top w:val="single" w:sz="4" w:space="0" w:color="000000"/>
+              <w:left w:val="single" w:sz="4" w:space="0" w:color="000000"/>
+              <w:bottom w:val="single" w:sz="4" w:space="0" w:color="000000"/>
+              <w:right w:val="single" w:sz="4" w:space="0" w:color="000000"/>
+            </w:tcBorders>
+            <w:shd w:val="clear" w:color="auto" w:fill="FFFFFF"/>
+          </w:tcPr>
+          <w:p>
+            <w:pPr>
+              <w:widowControl w:val="0"/>
+              <w:adjustRightInd w:val="0"/>
+              <w:spacing w:line="320" w:lineRule="atLeast"/>
+              <w:rPr>
+                <w:color w:val="000000"/>
+                <w:lang w:eastAsia="es-CO"/>
+              </w:rPr>
+            </w:pPr>
+            <w:proofErr w:type="spellStart"/>
+            <w:r>
+              <w:rPr>
+                <w:color w:val="000000"/>
+                <w:lang w:eastAsia="es-CO"/>
+              </w:rPr>
+              <w:t>Extend</w:t>
+            </w:r>
+            <w:proofErr w:type="spellEnd"/>
+          </w:p>
+        </w:tc>
+        <w:tc>
+          <w:tcPr>
+            <w:tcW w:w="2000" w:type="dxa"/>
+            <w:tcBorders>
+              <w:top w:val="single" w:sz="4" w:space="0" w:color="000000"/>
+              <w:left w:val="single" w:sz="4" w:space="0" w:color="000000"/>
+              <w:bottom w:val="single" w:sz="4" w:space="0" w:color="000000"/>
+              <w:right w:val="single" w:sz="4" w:space="0" w:color="000000"/>
+            </w:tcBorders>
+            <w:shd w:val="clear" w:color="auto" w:fill="FFFFFF"/>
+          </w:tcPr>
+          <w:p>
+            <w:pPr>
+              <w:widowControl w:val="0"/>
+              <w:adjustRightInd w:val="0"/>
+              <w:spacing w:line="320" w:lineRule="atLeast"/>
+              <w:rPr>
+                <w:color w:val="000000"/>
+                <w:lang w:eastAsia="es-CO"/>
+              </w:rPr>
+            </w:pPr>
+            <w:r>
+              <w:rPr>
+                <w:color w:val="000000"/>
+                <w:lang w:eastAsia="es-CO"/>
+              </w:rPr>
+              <w:t>Gestionar evidencias y cumplimientos de horas</w:t>
+            </w:r>
+          </w:p>
+        </w:tc>
+        <w:tc>
+          <w:tcPr>
+            <w:tcW w:w="3000" w:type="dxa"/>
+            <w:tcBorders>
+              <w:top w:val="single" w:sz="4" w:space="0" w:color="000000"/>
+              <w:left w:val="single" w:sz="4" w:space="0" w:color="000000"/>
+              <w:bottom w:val="single" w:sz="4" w:space="0" w:color="000000"/>
+              <w:right w:val="single" w:sz="4" w:space="0" w:color="000000"/>
+            </w:tcBorders>
+            <w:shd w:val="clear" w:color="auto" w:fill="FFFFFF"/>
+          </w:tcPr>
+          <w:p>
+            <w:pPr>
+              <w:widowControl w:val="0"/>
+              <w:adjustRightInd w:val="0"/>
+              <w:rPr>
+                <w:color w:val="000000"/>
+                <w:lang w:eastAsia="es-CO"/>
+              </w:rPr>
+            </w:pPr>
+          </w:p>
+        </w:tc>
+      </w:tr>
+    </w:tbl>
+    <w:p>
+      <w:pPr>
+        <w:pStyle w:val="Ttulo4"/>
+        <w:ind w:left="600"/>
+        <w:rPr>
+          <w:bCs/>
+          <w:lang w:eastAsia="es-CO"/>
+        </w:rPr>
+      </w:pPr>
+      <w:proofErr w:type="spellStart"/>
+      <w:r>
+        <w:rPr>
+          <w:b/>
+          <w:color w:val="000080"/>
+          <w:sz w:val="20"/>
+        </w:rPr>
+        <w:t>UseCase</w:t>
+      </w:r>
+      <w:proofErr w:type="spellEnd"/>
+      <w:r>
+        <w:rPr>
+          <w:b/>
+          <w:color w:val="000080"/>
+          <w:sz w:val="20"/>
+        </w:rPr>
+        <w:t xml:space="preserve"> </w:t>
+      </w:r>
+      <w:proofErr w:type="spellStart"/>
+      <w:r>
+        <w:rPr>
+          <w:b/>
+          <w:color w:val="000080"/>
+          <w:sz w:val="20"/>
+        </w:rPr>
+        <w:t>Description</w:t>
+      </w:r>
+      <w:proofErr w:type="spellEnd"/>
+    </w:p>
+    <w:tbl>
+      <w:tblPr>
+        <w:tblW w:w="7020" w:type="dxa"/>
+        <w:tblInd w:w="5" w:type="dxa"/>
+        <w:tblBorders>
+          <w:top w:val="single" w:sz="8" w:space="0" w:color="000000"/>
+          <w:left w:val="single" w:sz="8" w:space="0" w:color="000000"/>
+          <w:bottom w:val="single" w:sz="8" w:space="0" w:color="000000"/>
+          <w:right w:val="single" w:sz="8" w:space="0" w:color="000000"/>
+          <w:insideH w:val="single" w:sz="8" w:space="0" w:color="000000"/>
+          <w:insideV w:val="single" w:sz="8" w:space="0" w:color="000000"/>
+        </w:tblBorders>
+        <w:tblLayout w:type="fixed"/>
+        <w:tblCellMar>
+          <w:left w:w="0" w:type="dxa"/>
+          <w:right w:w="0" w:type="dxa"/>
+        </w:tblCellMar>
+        <w:tblLook w:val="0000" w:firstRow="0" w:lastRow="0" w:firstColumn="0" w:lastColumn="0" w:noHBand="0" w:noVBand="0"/>
+      </w:tblPr>
+      <w:tblGrid>
+        <w:gridCol w:w="2340"/>
+        <w:gridCol w:w="4680"/>
+      </w:tblGrid>
+      <w:tr>
+        <w:tblPrEx>
+          <w:tblCellMar>
+            <w:top w:w="0" w:type="dxa"/>
+            <w:bottom w:w="0" w:type="dxa"/>
+          </w:tblCellMar>
+        </w:tblPrEx>
+        <w:tc>
+          <w:tcPr>
+            <w:tcW w:w="2333" w:type="dxa"/>
+            <w:tcBorders>
+              <w:top w:val="single" w:sz="4" w:space="0" w:color="000000"/>
+              <w:left w:val="single" w:sz="4" w:space="0" w:color="000000"/>
+              <w:bottom w:val="single" w:sz="4" w:space="0" w:color="000000"/>
+              <w:right w:val="single" w:sz="4" w:space="0" w:color="000000"/>
+            </w:tcBorders>
+            <w:shd w:val="clear" w:color="auto" w:fill="C0C0C0"/>
+          </w:tcPr>
+          <w:p>
+            <w:pPr>
+              <w:widowControl w:val="0"/>
+              <w:adjustRightInd w:val="0"/>
+              <w:spacing w:line="320" w:lineRule="atLeast"/>
+              <w:rPr>
+                <w:lang w:eastAsia="es-CO"/>
+              </w:rPr>
+            </w:pPr>
+            <w:proofErr w:type="spellStart"/>
+            <w:r>
+              <w:rPr>
+                <w:b/>
+                <w:lang w:eastAsia="es-CO"/>
+              </w:rPr>
+              <w:t>Template</w:t>
+            </w:r>
+            <w:proofErr w:type="spellEnd"/>
+          </w:p>
+        </w:tc>
+        <w:tc>
+          <w:tcPr>
+            <w:tcW w:w="4666" w:type="dxa"/>
+            <w:tcBorders>
+              <w:top w:val="single" w:sz="4" w:space="0" w:color="000000"/>
+              <w:left w:val="single" w:sz="4" w:space="0" w:color="000000"/>
+              <w:bottom w:val="single" w:sz="4" w:space="0" w:color="000000"/>
+              <w:right w:val="single" w:sz="4" w:space="0" w:color="000000"/>
+            </w:tcBorders>
+            <w:shd w:val="clear" w:color="auto" w:fill="FFFFFF"/>
+          </w:tcPr>
+          <w:p>
+            <w:pPr>
+              <w:widowControl w:val="0"/>
+              <w:adjustRightInd w:val="0"/>
+              <w:spacing w:line="320" w:lineRule="atLeast"/>
+              <w:rPr>
+                <w:color w:val="000000"/>
+                <w:lang w:eastAsia="es-CO"/>
+              </w:rPr>
+            </w:pPr>
+            <w:r>
+              <w:rPr>
+                <w:color w:val="000000"/>
+                <w:lang w:eastAsia="es-CO"/>
+              </w:rPr>
+              <w:t>Astah Original</w:t>
+            </w:r>
+          </w:p>
+        </w:tc>
+      </w:tr>
+      <w:tr>
+        <w:tblPrEx>
+          <w:tblCellMar>
+            <w:top w:w="0" w:type="dxa"/>
+            <w:bottom w:w="0" w:type="dxa"/>
+          </w:tblCellMar>
+        </w:tblPrEx>
+        <w:tc>
+          <w:tcPr>
+            <w:tcW w:w="2333" w:type="dxa"/>
+            <w:tcBorders>
+              <w:top w:val="single" w:sz="4" w:space="0" w:color="000000"/>
+              <w:left w:val="single" w:sz="4" w:space="0" w:color="000000"/>
+              <w:bottom w:val="single" w:sz="4" w:space="0" w:color="000000"/>
+              <w:right w:val="single" w:sz="4" w:space="0" w:color="000000"/>
+            </w:tcBorders>
+            <w:shd w:val="clear" w:color="auto" w:fill="C0C0C0"/>
+          </w:tcPr>
+          <w:p>
+            <w:pPr>
+              <w:widowControl w:val="0"/>
+              <w:adjustRightInd w:val="0"/>
+              <w:spacing w:line="320" w:lineRule="atLeast"/>
+              <w:rPr>
+                <w:color w:val="000000"/>
+                <w:lang w:eastAsia="es-CO"/>
+              </w:rPr>
+            </w:pPr>
+            <w:proofErr w:type="spellStart"/>
+            <w:r>
+              <w:rPr>
+                <w:b/>
+                <w:color w:val="000000"/>
+                <w:lang w:eastAsia="es-CO"/>
+              </w:rPr>
+              <w:t>UseCase</w:t>
+            </w:r>
+            <w:proofErr w:type="spellEnd"/>
+          </w:p>
+        </w:tc>
+        <w:tc>
+          <w:tcPr>
+            <w:tcW w:w="4666" w:type="dxa"/>
+            <w:tcBorders>
+              <w:top w:val="single" w:sz="4" w:space="0" w:color="000000"/>
+              <w:left w:val="single" w:sz="4" w:space="0" w:color="000000"/>
+              <w:bottom w:val="single" w:sz="4" w:space="0" w:color="000000"/>
+              <w:right w:val="single" w:sz="4" w:space="0" w:color="000000"/>
+            </w:tcBorders>
+            <w:shd w:val="clear" w:color="auto" w:fill="FFFFFF"/>
+          </w:tcPr>
+          <w:p>
+            <w:pPr>
+              <w:widowControl w:val="0"/>
+              <w:adjustRightInd w:val="0"/>
+              <w:spacing w:line="320" w:lineRule="atLeast"/>
+              <w:rPr>
+                <w:color w:val="000000"/>
+                <w:lang w:eastAsia="es-CO"/>
+              </w:rPr>
+            </w:pPr>
+            <w:proofErr w:type="spellStart"/>
+            <w:r>
+              <w:rPr>
+                <w:color w:val="000000"/>
+                <w:lang w:eastAsia="es-CO"/>
+              </w:rPr>
+              <w:t>Realizaar</w:t>
+            </w:r>
+            <w:proofErr w:type="spellEnd"/>
+            <w:r>
+              <w:rPr>
+                <w:color w:val="000000"/>
+                <w:lang w:eastAsia="es-CO"/>
+              </w:rPr>
+              <w:t xml:space="preserve"> seguimiento y </w:t>
+            </w:r>
+            <w:proofErr w:type="spellStart"/>
+            <w:r>
+              <w:rPr>
+                <w:color w:val="000000"/>
+                <w:lang w:eastAsia="es-CO"/>
+              </w:rPr>
+              <w:t>evaluacion</w:t>
+            </w:r>
+            <w:proofErr w:type="spellEnd"/>
+          </w:p>
+        </w:tc>
+      </w:tr>
+      <w:tr>
+        <w:tblPrEx>
+          <w:tblCellMar>
+            <w:top w:w="0" w:type="dxa"/>
+            <w:bottom w:w="0" w:type="dxa"/>
+          </w:tblCellMar>
+        </w:tblPrEx>
+        <w:tc>
+          <w:tcPr>
+            <w:tcW w:w="2333" w:type="dxa"/>
+            <w:tcBorders>
+              <w:top w:val="single" w:sz="4" w:space="0" w:color="000000"/>
+              <w:left w:val="single" w:sz="4" w:space="0" w:color="000000"/>
+              <w:bottom w:val="single" w:sz="4" w:space="0" w:color="000000"/>
+              <w:right w:val="single" w:sz="4" w:space="0" w:color="000000"/>
+            </w:tcBorders>
+            <w:shd w:val="clear" w:color="auto" w:fill="C0C0C0"/>
+          </w:tcPr>
+          <w:p>
+            <w:pPr>
+              <w:widowControl w:val="0"/>
+              <w:adjustRightInd w:val="0"/>
+              <w:spacing w:line="320" w:lineRule="atLeast"/>
+              <w:rPr>
+                <w:color w:val="000000"/>
+                <w:lang w:eastAsia="es-CO"/>
+              </w:rPr>
+            </w:pPr>
+            <w:proofErr w:type="spellStart"/>
+            <w:r>
+              <w:rPr>
+                <w:b/>
+                <w:color w:val="000000"/>
+                <w:lang w:eastAsia="es-CO"/>
+              </w:rPr>
+              <w:t>Summary</w:t>
+            </w:r>
+            <w:proofErr w:type="spellEnd"/>
+          </w:p>
+        </w:tc>
+        <w:tc>
+          <w:tcPr>
+            <w:tcW w:w="4666" w:type="dxa"/>
+            <w:tcBorders>
+              <w:top w:val="single" w:sz="4" w:space="0" w:color="000000"/>
+              <w:left w:val="single" w:sz="4" w:space="0" w:color="000000"/>
+              <w:bottom w:val="single" w:sz="4" w:space="0" w:color="000000"/>
+              <w:right w:val="single" w:sz="4" w:space="0" w:color="000000"/>
+            </w:tcBorders>
+            <w:shd w:val="clear" w:color="auto" w:fill="FFFFFF"/>
+          </w:tcPr>
+          <w:p>
+            <w:pPr>
+              <w:widowControl w:val="0"/>
+              <w:adjustRightInd w:val="0"/>
+              <w:spacing w:line="320" w:lineRule="atLeast"/>
+              <w:rPr>
+                <w:color w:val="000000"/>
+                <w:lang w:eastAsia="es-CO"/>
+              </w:rPr>
+            </w:pPr>
+            <w:r>
+              <w:rPr>
+                <w:color w:val="000000"/>
+                <w:lang w:eastAsia="es-CO"/>
+              </w:rPr>
+              <w:t>Registra las visitas de acompañamiento, evalúa las competencias pedagógicas y retroalimenta al practicante.</w:t>
+            </w:r>
+          </w:p>
+        </w:tc>
+      </w:tr>
+      <w:tr>
+        <w:tblPrEx>
+          <w:tblCellMar>
+            <w:top w:w="0" w:type="dxa"/>
+            <w:bottom w:w="0" w:type="dxa"/>
+          </w:tblCellMar>
+        </w:tblPrEx>
+        <w:tc>
+          <w:tcPr>
+            <w:tcW w:w="2333" w:type="dxa"/>
+            <w:tcBorders>
+              <w:top w:val="single" w:sz="4" w:space="0" w:color="000000"/>
+              <w:left w:val="single" w:sz="4" w:space="0" w:color="000000"/>
+              <w:bottom w:val="single" w:sz="4" w:space="0" w:color="000000"/>
+              <w:right w:val="single" w:sz="4" w:space="0" w:color="000000"/>
+            </w:tcBorders>
+            <w:shd w:val="clear" w:color="auto" w:fill="C0C0C0"/>
+          </w:tcPr>
+          <w:p>
+            <w:pPr>
+              <w:widowControl w:val="0"/>
+              <w:adjustRightInd w:val="0"/>
+              <w:spacing w:line="320" w:lineRule="atLeast"/>
+              <w:rPr>
+                <w:color w:val="000000"/>
+                <w:lang w:eastAsia="es-CO"/>
+              </w:rPr>
+            </w:pPr>
+            <w:r>
+              <w:rPr>
+                <w:b/>
+                <w:color w:val="000000"/>
+                <w:lang w:eastAsia="es-CO"/>
+              </w:rPr>
+              <w:t>Actor</w:t>
+            </w:r>
+          </w:p>
+        </w:tc>
+        <w:tc>
+          <w:tcPr>
+            <w:tcW w:w="4666" w:type="dxa"/>
+            <w:tcBorders>
+              <w:top w:val="single" w:sz="4" w:space="0" w:color="000000"/>
+              <w:left w:val="single" w:sz="4" w:space="0" w:color="000000"/>
+              <w:bottom w:val="single" w:sz="4" w:space="0" w:color="000000"/>
+              <w:right w:val="single" w:sz="4" w:space="0" w:color="000000"/>
+            </w:tcBorders>
+            <w:shd w:val="clear" w:color="auto" w:fill="FFFFFF"/>
+          </w:tcPr>
+          <w:p>
+            <w:pPr>
+              <w:widowControl w:val="0"/>
+              <w:adjustRightInd w:val="0"/>
+              <w:spacing w:line="320" w:lineRule="atLeast"/>
+              <w:rPr>
+                <w:color w:val="000000"/>
+                <w:lang w:eastAsia="es-CO"/>
+              </w:rPr>
+            </w:pPr>
+            <w:r>
+              <w:rPr>
+                <w:color w:val="000000"/>
+                <w:lang w:eastAsia="es-CO"/>
+              </w:rPr>
+              <w:t>Docente Asesor</w:t>
+            </w:r>
+          </w:p>
+        </w:tc>
+      </w:tr>
+      <w:tr>
+        <w:tblPrEx>
+          <w:tblCellMar>
+            <w:top w:w="0" w:type="dxa"/>
+            <w:bottom w:w="0" w:type="dxa"/>
+          </w:tblCellMar>
+        </w:tblPrEx>
+        <w:tc>
+          <w:tcPr>
+            <w:tcW w:w="2333" w:type="dxa"/>
+            <w:tcBorders>
+              <w:top w:val="single" w:sz="4" w:space="0" w:color="000000"/>
+              <w:left w:val="single" w:sz="4" w:space="0" w:color="000000"/>
+              <w:bottom w:val="single" w:sz="4" w:space="0" w:color="000000"/>
+              <w:right w:val="single" w:sz="4" w:space="0" w:color="000000"/>
+            </w:tcBorders>
+            <w:shd w:val="clear" w:color="auto" w:fill="C0C0C0"/>
+          </w:tcPr>
+          <w:p>
+            <w:pPr>
+              <w:widowControl w:val="0"/>
+              <w:adjustRightInd w:val="0"/>
+              <w:spacing w:line="320" w:lineRule="atLeast"/>
+              <w:rPr>
+                <w:color w:val="000000"/>
+                <w:lang w:eastAsia="es-CO"/>
+              </w:rPr>
+            </w:pPr>
+            <w:proofErr w:type="spellStart"/>
+            <w:r>
+              <w:rPr>
+                <w:b/>
+                <w:color w:val="000000"/>
+                <w:lang w:eastAsia="es-CO"/>
+              </w:rPr>
+              <w:t>Precondition</w:t>
+            </w:r>
+            <w:proofErr w:type="spellEnd"/>
+          </w:p>
+        </w:tc>
+        <w:tc>
+          <w:tcPr>
+            <w:tcW w:w="4666" w:type="dxa"/>
+            <w:tcBorders>
+              <w:top w:val="single" w:sz="4" w:space="0" w:color="000000"/>
+              <w:left w:val="single" w:sz="4" w:space="0" w:color="000000"/>
+              <w:bottom w:val="single" w:sz="4" w:space="0" w:color="000000"/>
+              <w:right w:val="single" w:sz="4" w:space="0" w:color="000000"/>
+            </w:tcBorders>
+            <w:shd w:val="clear" w:color="auto" w:fill="FFFFFF"/>
+          </w:tcPr>
+          <w:p>
+            <w:pPr>
+              <w:widowControl w:val="0"/>
+              <w:adjustRightInd w:val="0"/>
+              <w:spacing w:line="320" w:lineRule="atLeast"/>
+              <w:rPr>
+                <w:color w:val="000000"/>
+                <w:lang w:eastAsia="es-CO"/>
+              </w:rPr>
+            </w:pPr>
+            <w:r>
+              <w:rPr>
+                <w:color w:val="000000"/>
+                <w:lang w:eastAsia="es-CO"/>
+              </w:rPr>
+              <w:t xml:space="preserve">Estudiante asignado al docente en el periodo </w:t>
+            </w:r>
+            <w:r>
+              <w:rPr>
+                <w:color w:val="000000"/>
+                <w:lang w:eastAsia="es-CO"/>
+              </w:rPr>
+              <w:lastRenderedPageBreak/>
+              <w:t>activo.</w:t>
+            </w:r>
+          </w:p>
+        </w:tc>
+      </w:tr>
+      <w:tr>
+        <w:tblPrEx>
+          <w:tblCellMar>
+            <w:top w:w="0" w:type="dxa"/>
+            <w:bottom w:w="0" w:type="dxa"/>
+          </w:tblCellMar>
+        </w:tblPrEx>
+        <w:tc>
+          <w:tcPr>
+            <w:tcW w:w="2333" w:type="dxa"/>
+            <w:tcBorders>
+              <w:top w:val="single" w:sz="4" w:space="0" w:color="000000"/>
+              <w:left w:val="single" w:sz="4" w:space="0" w:color="000000"/>
+              <w:bottom w:val="single" w:sz="4" w:space="0" w:color="000000"/>
+              <w:right w:val="single" w:sz="4" w:space="0" w:color="000000"/>
+            </w:tcBorders>
+            <w:shd w:val="clear" w:color="auto" w:fill="C0C0C0"/>
+          </w:tcPr>
+          <w:p>
+            <w:pPr>
+              <w:widowControl w:val="0"/>
+              <w:adjustRightInd w:val="0"/>
+              <w:spacing w:line="320" w:lineRule="atLeast"/>
+              <w:rPr>
+                <w:color w:val="000000"/>
+                <w:lang w:eastAsia="es-CO"/>
+              </w:rPr>
+            </w:pPr>
+            <w:proofErr w:type="spellStart"/>
+            <w:r>
+              <w:rPr>
+                <w:b/>
+                <w:color w:val="000000"/>
+                <w:lang w:eastAsia="es-CO"/>
+              </w:rPr>
+              <w:lastRenderedPageBreak/>
+              <w:t>Postcondition</w:t>
+            </w:r>
+            <w:proofErr w:type="spellEnd"/>
+          </w:p>
+        </w:tc>
+        <w:tc>
+          <w:tcPr>
+            <w:tcW w:w="4666" w:type="dxa"/>
+            <w:tcBorders>
+              <w:top w:val="single" w:sz="4" w:space="0" w:color="000000"/>
+              <w:left w:val="single" w:sz="4" w:space="0" w:color="000000"/>
+              <w:bottom w:val="single" w:sz="4" w:space="0" w:color="000000"/>
+              <w:right w:val="single" w:sz="4" w:space="0" w:color="000000"/>
+            </w:tcBorders>
+            <w:shd w:val="clear" w:color="auto" w:fill="FFFFFF"/>
+          </w:tcPr>
+          <w:p>
+            <w:pPr>
+              <w:widowControl w:val="0"/>
+              <w:adjustRightInd w:val="0"/>
+              <w:spacing w:line="320" w:lineRule="atLeast"/>
+              <w:rPr>
+                <w:color w:val="000000"/>
+                <w:lang w:eastAsia="es-CO"/>
+              </w:rPr>
+            </w:pPr>
+            <w:r>
+              <w:rPr>
+                <w:color w:val="000000"/>
+                <w:lang w:eastAsia="es-CO"/>
+              </w:rPr>
+              <w:t>Registro de visita y calificaciones consolidadas en el sistema.</w:t>
+            </w:r>
+          </w:p>
+        </w:tc>
+      </w:tr>
+      <w:tr>
+        <w:tblPrEx>
+          <w:tblCellMar>
+            <w:top w:w="0" w:type="dxa"/>
+            <w:bottom w:w="0" w:type="dxa"/>
+          </w:tblCellMar>
+        </w:tblPrEx>
+        <w:tc>
+          <w:tcPr>
+            <w:tcW w:w="2333" w:type="dxa"/>
+            <w:tcBorders>
+              <w:top w:val="single" w:sz="4" w:space="0" w:color="000000"/>
+              <w:left w:val="single" w:sz="4" w:space="0" w:color="000000"/>
+              <w:bottom w:val="single" w:sz="4" w:space="0" w:color="000000"/>
+              <w:right w:val="single" w:sz="4" w:space="0" w:color="000000"/>
+            </w:tcBorders>
+            <w:shd w:val="clear" w:color="auto" w:fill="C0C0C0"/>
+          </w:tcPr>
+          <w:p>
+            <w:pPr>
+              <w:widowControl w:val="0"/>
+              <w:adjustRightInd w:val="0"/>
+              <w:spacing w:line="320" w:lineRule="atLeast"/>
+              <w:rPr>
+                <w:color w:val="000000"/>
+                <w:lang w:eastAsia="es-CO"/>
+              </w:rPr>
+            </w:pPr>
+            <w:r>
+              <w:rPr>
+                <w:b/>
+                <w:color w:val="000000"/>
+                <w:lang w:eastAsia="es-CO"/>
+              </w:rPr>
+              <w:t xml:space="preserve">Base </w:t>
+            </w:r>
+            <w:proofErr w:type="spellStart"/>
+            <w:r>
+              <w:rPr>
+                <w:b/>
+                <w:color w:val="000000"/>
+                <w:lang w:eastAsia="es-CO"/>
+              </w:rPr>
+              <w:t>Sequence</w:t>
+            </w:r>
+            <w:proofErr w:type="spellEnd"/>
+          </w:p>
+        </w:tc>
+        <w:tc>
+          <w:tcPr>
+            <w:tcW w:w="4666" w:type="dxa"/>
+            <w:tcBorders>
+              <w:top w:val="single" w:sz="4" w:space="0" w:color="000000"/>
+              <w:left w:val="single" w:sz="4" w:space="0" w:color="000000"/>
+              <w:bottom w:val="single" w:sz="4" w:space="0" w:color="000000"/>
+              <w:right w:val="single" w:sz="4" w:space="0" w:color="000000"/>
+            </w:tcBorders>
+            <w:shd w:val="clear" w:color="auto" w:fill="FFFFFF"/>
+          </w:tcPr>
+          <w:p>
+            <w:pPr>
+              <w:widowControl w:val="0"/>
+              <w:adjustRightInd w:val="0"/>
+              <w:spacing w:line="320" w:lineRule="atLeast"/>
+              <w:rPr>
+                <w:color w:val="000000"/>
+                <w:lang w:eastAsia="es-CO"/>
+              </w:rPr>
+            </w:pPr>
+            <w:r>
+              <w:rPr>
+                <w:color w:val="000000"/>
+                <w:lang w:eastAsia="es-CO"/>
+              </w:rPr>
+              <w:t>1. El Docente selecciona el estudiante asignado.</w:t>
+            </w:r>
+          </w:p>
+          <w:p>
+            <w:pPr>
+              <w:widowControl w:val="0"/>
+              <w:adjustRightInd w:val="0"/>
+              <w:spacing w:line="320" w:lineRule="atLeast"/>
+              <w:rPr>
+                <w:color w:val="000000"/>
+                <w:lang w:eastAsia="es-CO"/>
+              </w:rPr>
+            </w:pPr>
+          </w:p>
+          <w:p>
+            <w:pPr>
+              <w:widowControl w:val="0"/>
+              <w:adjustRightInd w:val="0"/>
+              <w:spacing w:line="320" w:lineRule="atLeast"/>
+              <w:rPr>
+                <w:color w:val="000000"/>
+                <w:lang w:eastAsia="es-CO"/>
+              </w:rPr>
+            </w:pPr>
+          </w:p>
+          <w:p>
+            <w:pPr>
+              <w:widowControl w:val="0"/>
+              <w:adjustRightInd w:val="0"/>
+              <w:spacing w:line="320" w:lineRule="atLeast"/>
+              <w:rPr>
+                <w:color w:val="000000"/>
+                <w:lang w:eastAsia="es-CO"/>
+              </w:rPr>
+            </w:pPr>
+            <w:r>
+              <w:rPr>
+                <w:color w:val="000000"/>
+                <w:lang w:eastAsia="es-CO"/>
+              </w:rPr>
+              <w:t>2. Registra la bitácora de la visita realizada al aula.</w:t>
+            </w:r>
+          </w:p>
+          <w:p>
+            <w:pPr>
+              <w:widowControl w:val="0"/>
+              <w:adjustRightInd w:val="0"/>
+              <w:spacing w:line="320" w:lineRule="atLeast"/>
+              <w:rPr>
+                <w:color w:val="000000"/>
+                <w:lang w:eastAsia="es-CO"/>
+              </w:rPr>
+            </w:pPr>
+          </w:p>
+          <w:p>
+            <w:pPr>
+              <w:widowControl w:val="0"/>
+              <w:adjustRightInd w:val="0"/>
+              <w:spacing w:line="320" w:lineRule="atLeast"/>
+              <w:rPr>
+                <w:color w:val="000000"/>
+                <w:lang w:eastAsia="es-CO"/>
+              </w:rPr>
+            </w:pPr>
+          </w:p>
+          <w:p>
+            <w:pPr>
+              <w:widowControl w:val="0"/>
+              <w:adjustRightInd w:val="0"/>
+              <w:spacing w:line="320" w:lineRule="atLeast"/>
+              <w:rPr>
+                <w:color w:val="000000"/>
+                <w:lang w:eastAsia="es-CO"/>
+              </w:rPr>
+            </w:pPr>
+            <w:r>
+              <w:rPr>
+                <w:color w:val="000000"/>
+                <w:lang w:eastAsia="es-CO"/>
+              </w:rPr>
+              <w:t>3. Diligencia la rúbrica de evaluación y guarda las notas.</w:t>
+            </w:r>
+          </w:p>
+        </w:tc>
+      </w:tr>
+      <w:tr>
+        <w:tblPrEx>
+          <w:tblCellMar>
+            <w:top w:w="0" w:type="dxa"/>
+            <w:bottom w:w="0" w:type="dxa"/>
+          </w:tblCellMar>
+        </w:tblPrEx>
+        <w:tc>
+          <w:tcPr>
+            <w:tcW w:w="2333" w:type="dxa"/>
+            <w:tcBorders>
+              <w:top w:val="single" w:sz="4" w:space="0" w:color="000000"/>
+              <w:left w:val="single" w:sz="4" w:space="0" w:color="000000"/>
+              <w:bottom w:val="single" w:sz="4" w:space="0" w:color="000000"/>
+              <w:right w:val="single" w:sz="4" w:space="0" w:color="000000"/>
+            </w:tcBorders>
+            <w:shd w:val="clear" w:color="auto" w:fill="C0C0C0"/>
+          </w:tcPr>
+          <w:p>
+            <w:pPr>
+              <w:widowControl w:val="0"/>
+              <w:adjustRightInd w:val="0"/>
+              <w:spacing w:line="320" w:lineRule="atLeast"/>
+              <w:rPr>
+                <w:color w:val="000000"/>
+                <w:lang w:eastAsia="es-CO"/>
+              </w:rPr>
+            </w:pPr>
+            <w:r>
+              <w:rPr>
+                <w:b/>
+                <w:color w:val="000000"/>
+                <w:lang w:eastAsia="es-CO"/>
+              </w:rPr>
+              <w:t xml:space="preserve">Branch </w:t>
+            </w:r>
+            <w:proofErr w:type="spellStart"/>
+            <w:r>
+              <w:rPr>
+                <w:b/>
+                <w:color w:val="000000"/>
+                <w:lang w:eastAsia="es-CO"/>
+              </w:rPr>
+              <w:t>Sequence</w:t>
+            </w:r>
+            <w:proofErr w:type="spellEnd"/>
+          </w:p>
+        </w:tc>
+        <w:tc>
+          <w:tcPr>
+            <w:tcW w:w="4666" w:type="dxa"/>
+            <w:tcBorders>
+              <w:top w:val="single" w:sz="4" w:space="0" w:color="000000"/>
+              <w:left w:val="single" w:sz="4" w:space="0" w:color="000000"/>
+              <w:bottom w:val="single" w:sz="4" w:space="0" w:color="000000"/>
+              <w:right w:val="single" w:sz="4" w:space="0" w:color="000000"/>
+            </w:tcBorders>
+            <w:shd w:val="clear" w:color="auto" w:fill="FFFFFF"/>
+          </w:tcPr>
+          <w:p>
+            <w:pPr>
+              <w:widowControl w:val="0"/>
+              <w:adjustRightInd w:val="0"/>
+              <w:rPr>
+                <w:color w:val="000000"/>
+                <w:lang w:eastAsia="es-CO"/>
+              </w:rPr>
+            </w:pPr>
+          </w:p>
+        </w:tc>
+      </w:tr>
+      <w:tr>
+        <w:tblPrEx>
+          <w:tblCellMar>
+            <w:top w:w="0" w:type="dxa"/>
+            <w:bottom w:w="0" w:type="dxa"/>
+          </w:tblCellMar>
+        </w:tblPrEx>
+        <w:tc>
+          <w:tcPr>
+            <w:tcW w:w="2333" w:type="dxa"/>
+            <w:tcBorders>
+              <w:top w:val="single" w:sz="4" w:space="0" w:color="000000"/>
+              <w:left w:val="single" w:sz="4" w:space="0" w:color="000000"/>
+              <w:bottom w:val="single" w:sz="4" w:space="0" w:color="000000"/>
+              <w:right w:val="single" w:sz="4" w:space="0" w:color="000000"/>
+            </w:tcBorders>
+            <w:shd w:val="clear" w:color="auto" w:fill="C0C0C0"/>
+          </w:tcPr>
+          <w:p>
+            <w:pPr>
+              <w:widowControl w:val="0"/>
+              <w:adjustRightInd w:val="0"/>
+              <w:spacing w:line="320" w:lineRule="atLeast"/>
+              <w:rPr>
+                <w:color w:val="000000"/>
+                <w:lang w:eastAsia="es-CO"/>
+              </w:rPr>
+            </w:pPr>
+            <w:proofErr w:type="spellStart"/>
+            <w:r>
+              <w:rPr>
+                <w:b/>
+                <w:color w:val="000000"/>
+                <w:lang w:eastAsia="es-CO"/>
+              </w:rPr>
+              <w:t>Exception</w:t>
+            </w:r>
+            <w:proofErr w:type="spellEnd"/>
+            <w:r>
+              <w:rPr>
+                <w:b/>
+                <w:color w:val="000000"/>
+                <w:lang w:eastAsia="es-CO"/>
+              </w:rPr>
+              <w:t xml:space="preserve"> </w:t>
+            </w:r>
+            <w:proofErr w:type="spellStart"/>
+            <w:r>
+              <w:rPr>
+                <w:b/>
+                <w:color w:val="000000"/>
+                <w:lang w:eastAsia="es-CO"/>
+              </w:rPr>
+              <w:t>Sequence</w:t>
+            </w:r>
+            <w:proofErr w:type="spellEnd"/>
+          </w:p>
+        </w:tc>
+        <w:tc>
+          <w:tcPr>
+            <w:tcW w:w="4666" w:type="dxa"/>
+            <w:tcBorders>
+              <w:top w:val="single" w:sz="4" w:space="0" w:color="000000"/>
+              <w:left w:val="single" w:sz="4" w:space="0" w:color="000000"/>
+              <w:bottom w:val="single" w:sz="4" w:space="0" w:color="000000"/>
+              <w:right w:val="single" w:sz="4" w:space="0" w:color="000000"/>
+            </w:tcBorders>
+            <w:shd w:val="clear" w:color="auto" w:fill="FFFFFF"/>
+          </w:tcPr>
+          <w:p>
+            <w:pPr>
+              <w:widowControl w:val="0"/>
+              <w:adjustRightInd w:val="0"/>
+              <w:spacing w:line="320" w:lineRule="atLeast"/>
+              <w:rPr>
+                <w:color w:val="000000"/>
+                <w:lang w:eastAsia="es-CO"/>
+              </w:rPr>
+            </w:pPr>
+            <w:r>
+              <w:rPr>
+                <w:color w:val="000000"/>
+                <w:lang w:eastAsia="es-CO"/>
+              </w:rPr>
+              <w:t>Inasistencia del estudiante: El Docente registra el incumplimiento y el sistema notifica al Gestor.</w:t>
+            </w:r>
+          </w:p>
+        </w:tc>
+      </w:tr>
+      <w:tr>
+        <w:tblPrEx>
+          <w:tblCellMar>
+            <w:top w:w="0" w:type="dxa"/>
+            <w:bottom w:w="0" w:type="dxa"/>
+          </w:tblCellMar>
+        </w:tblPrEx>
+        <w:tc>
+          <w:tcPr>
+            <w:tcW w:w="2333" w:type="dxa"/>
+            <w:tcBorders>
+              <w:top w:val="single" w:sz="4" w:space="0" w:color="000000"/>
+              <w:left w:val="single" w:sz="4" w:space="0" w:color="000000"/>
+              <w:bottom w:val="single" w:sz="4" w:space="0" w:color="000000"/>
+              <w:right w:val="single" w:sz="4" w:space="0" w:color="000000"/>
+            </w:tcBorders>
+            <w:shd w:val="clear" w:color="auto" w:fill="C0C0C0"/>
+          </w:tcPr>
+          <w:p>
+            <w:pPr>
+              <w:widowControl w:val="0"/>
+              <w:adjustRightInd w:val="0"/>
+              <w:spacing w:line="320" w:lineRule="atLeast"/>
+              <w:rPr>
+                <w:color w:val="000000"/>
+                <w:lang w:eastAsia="es-CO"/>
+              </w:rPr>
+            </w:pPr>
+            <w:r>
+              <w:rPr>
+                <w:b/>
+                <w:color w:val="000000"/>
+                <w:lang w:eastAsia="es-CO"/>
+              </w:rPr>
+              <w:t xml:space="preserve">Sub </w:t>
+            </w:r>
+            <w:proofErr w:type="spellStart"/>
+            <w:r>
+              <w:rPr>
+                <w:b/>
+                <w:color w:val="000000"/>
+                <w:lang w:eastAsia="es-CO"/>
+              </w:rPr>
+              <w:t>UseCase</w:t>
+            </w:r>
+            <w:proofErr w:type="spellEnd"/>
+          </w:p>
+        </w:tc>
+        <w:tc>
+          <w:tcPr>
+            <w:tcW w:w="4666" w:type="dxa"/>
+            <w:tcBorders>
+              <w:top w:val="single" w:sz="4" w:space="0" w:color="000000"/>
+              <w:left w:val="single" w:sz="4" w:space="0" w:color="000000"/>
+              <w:bottom w:val="single" w:sz="4" w:space="0" w:color="000000"/>
+              <w:right w:val="single" w:sz="4" w:space="0" w:color="000000"/>
+            </w:tcBorders>
+            <w:shd w:val="clear" w:color="auto" w:fill="FFFFFF"/>
+          </w:tcPr>
+          <w:p>
+            <w:pPr>
+              <w:widowControl w:val="0"/>
+              <w:adjustRightInd w:val="0"/>
+              <w:rPr>
+                <w:color w:val="000000"/>
+                <w:lang w:eastAsia="es-CO"/>
+              </w:rPr>
+            </w:pPr>
+          </w:p>
+        </w:tc>
+      </w:tr>
+      <w:tr>
+        <w:tblPrEx>
+          <w:tblCellMar>
+            <w:top w:w="0" w:type="dxa"/>
+            <w:bottom w:w="0" w:type="dxa"/>
+          </w:tblCellMar>
+        </w:tblPrEx>
+        <w:tc>
+          <w:tcPr>
+            <w:tcW w:w="2333" w:type="dxa"/>
+            <w:tcBorders>
+              <w:top w:val="single" w:sz="4" w:space="0" w:color="000000"/>
+              <w:left w:val="single" w:sz="4" w:space="0" w:color="000000"/>
+              <w:bottom w:val="single" w:sz="4" w:space="0" w:color="000000"/>
+              <w:right w:val="single" w:sz="4" w:space="0" w:color="000000"/>
+            </w:tcBorders>
+            <w:shd w:val="clear" w:color="auto" w:fill="C0C0C0"/>
+          </w:tcPr>
+          <w:p>
+            <w:pPr>
+              <w:widowControl w:val="0"/>
+              <w:adjustRightInd w:val="0"/>
+              <w:spacing w:line="320" w:lineRule="atLeast"/>
+              <w:rPr>
+                <w:color w:val="000000"/>
+                <w:lang w:eastAsia="es-CO"/>
+              </w:rPr>
+            </w:pPr>
+            <w:r>
+              <w:rPr>
+                <w:b/>
+                <w:color w:val="000000"/>
+                <w:lang w:eastAsia="es-CO"/>
+              </w:rPr>
+              <w:t>Note</w:t>
+            </w:r>
+          </w:p>
+        </w:tc>
+        <w:tc>
+          <w:tcPr>
+            <w:tcW w:w="4666" w:type="dxa"/>
+            <w:tcBorders>
+              <w:top w:val="single" w:sz="4" w:space="0" w:color="000000"/>
+              <w:left w:val="single" w:sz="4" w:space="0" w:color="000000"/>
+              <w:bottom w:val="single" w:sz="4" w:space="0" w:color="000000"/>
+              <w:right w:val="single" w:sz="4" w:space="0" w:color="000000"/>
+            </w:tcBorders>
+            <w:shd w:val="clear" w:color="auto" w:fill="FFFFFF"/>
+          </w:tcPr>
+          <w:p>
+            <w:pPr>
+              <w:widowControl w:val="0"/>
+              <w:adjustRightInd w:val="0"/>
+              <w:spacing w:line="320" w:lineRule="atLeast"/>
+              <w:rPr>
+                <w:color w:val="000000"/>
+                <w:lang w:eastAsia="es-CO"/>
+              </w:rPr>
+            </w:pPr>
+            <w:r>
+              <w:rPr>
+                <w:color w:val="000000"/>
+                <w:lang w:eastAsia="es-CO"/>
+              </w:rPr>
+              <w:t>Punto de extensión: Rechazo o corrección de evidencia por parte del docente.</w:t>
+            </w:r>
+          </w:p>
+        </w:tc>
+      </w:tr>
+    </w:tbl>
+    <w:p>
+      <w:pPr>
+        <w:pStyle w:val="Ttulo2"/>
+        <w:ind w:left="200"/>
+      </w:pPr>
+    </w:p>
+    <w:p>
+      <w:pPr>
+        <w:rPr>
+          <w:b/>
+          <w:bCs/>
+        </w:rPr>
+      </w:pPr>
+      <w:r>
+        <w:rPr>
+          <w:b/>
+          <w:bCs/>
+        </w:rPr>
+        <w:t>8</w:t>
+      </w:r>
+      <w:r>
+        <w:rPr>
+          <w:b/>
+          <w:bCs/>
+        </w:rPr>
+        <w:t xml:space="preserve"> </w:t>
+      </w:r>
+      <w:r>
+        <w:rPr>
+          <w:b/>
+          <w:bCs/>
+        </w:rPr>
+        <w:t xml:space="preserve">Diagrama </w:t>
+      </w:r>
+      <w:r>
+        <w:rPr>
+          <w:b/>
+          <w:bCs/>
+        </w:rPr>
+        <w:t>de dominio</w:t>
+      </w:r>
+    </w:p>
+    <w:p>
+      <w:pPr>
+        <w:rPr>
+          <w:lang w:val="es-MX"/>
+        </w:rPr>
+      </w:pPr>
+      <w:r>
+        <w:rPr>
+          <w:noProof/>
+          <w:color w:val="000080"/>
+        </w:rPr>
+        <w:lastRenderedPageBreak/>
+        <w:drawing>
+          <wp:inline distT="0" distB="0" distL="0" distR="0" wp14:anchorId="4F4627EC" wp14:editId="4F7D0D22">
+            <wp:extent cx="5612130" cy="5165725"/>
+            <wp:effectExtent l="0" t="0" r="7620" b="0"/>
+            <wp:docPr id="1016012129" name="Imagen 7"/>
+            <wp:cNvGraphicFramePr>
+              <a:graphicFrameLocks xmlns:a="http://schemas.openxmlformats.org/drawingml/2006/main" noChangeAspect="1"/>
+            </wp:cNvGraphicFramePr>
+            <a:graphic xmlns:a="http://schemas.openxmlformats.org/drawingml/2006/main">
+              <a:graphicData uri="http://schemas.openxmlformats.org/drawingml/2006/picture">
+                <pic:pic xmlns:pic="http://schemas.openxmlformats.org/drawingml/2006/picture">
+                  <pic:nvPicPr>
+                    <pic:cNvPr id="0" name="Picture 13"/>
+                    <pic:cNvPicPr>
+                      <a:picLocks noChangeAspect="1" noChangeArrowheads="1"/>
+                    </pic:cNvPicPr>
+                  </pic:nvPicPr>
+                  <pic:blipFill>
+                    <a:blip r:embed="rId7" cstate="print">
+                      <a:extLst>
+                        <a:ext uri="{28A0092B-C50C-407E-A947-70E740481C1C}">
+                          <a14:useLocalDpi xmlns:a14="http://schemas.microsoft.com/office/drawing/2010/main" val="0"/>
+                        </a:ext>
+                      </a:extLst>
+                    </a:blip>
+                    <a:srcRect/>
+                    <a:stretch>
+                      <a:fillRect/>
+                    </a:stretch>
+                  </pic:blipFill>
+                  <pic:spPr bwMode="auto">
+                    <a:xfrm>
+                      <a:off x="0" y="0"/>
+                      <a:ext cx="5612130" cy="5165725"/>
+                    </a:xfrm>
+                    <a:prstGeom prst="rect">
+                      <a:avLst/>
+                    </a:prstGeom>
+                    <a:noFill/>
+                    <a:ln>
+                      <a:noFill/>
+                    </a:ln>
+                  </pic:spPr>
+                </pic:pic>
+              </a:graphicData>
+            </a:graphic>
+          </wp:inline>
+        </w:drawing>
+      </w:r>
+    </w:p>
+    <w:p>
+      <w:pPr>
+        <w:rPr>
+          <w:lang w:val="es-MX"/>
+        </w:rPr>
+      </w:pPr>
+    </w:p>
+    <w:p>
+      <w:pPr>
+        <w:rPr>
+          <w:b/>
+          <w:bCs/>
+        </w:rPr>
+      </w:pPr>
+      <w:r>
+        <w:rPr>
+          <w:b/>
+          <w:bCs/>
+        </w:rPr>
+        <w:t>9</w:t>
+      </w:r>
+      <w:r>
+        <w:rPr>
+          <w:b/>
+          <w:bCs/>
+        </w:rPr>
+        <w:t xml:space="preserve"> </w:t>
+      </w:r>
+      <w:r>
+        <w:rPr>
+          <w:b/>
+          <w:bCs/>
+        </w:rPr>
+        <w:t>Prototipo de mediana fidelidad</w:t>
+      </w:r>
+    </w:p>
+    <w:p>
+      <w:r>
+        <w:t xml:space="preserve">Para esta entrega se construyó un prototipo de mediana fidelidad del panel del Estudiante, que es el actor con el que más se interactúa en el día a día del sistema, ya que es quien registra las horas y carga las evidencias de la práctica. El prototipo cubre los flujos correspondientes a los casos de uso </w:t>
+      </w:r>
+      <w:r>
+        <w:rPr>
+          <w:i/>
+          <w:iCs/>
+        </w:rPr>
+        <w:t>Gestionar evidencias y cumplimientos de horas</w:t>
+      </w:r>
+      <w:r>
+        <w:t xml:space="preserve"> y, de forma indirecta, a </w:t>
+      </w:r>
+      <w:r>
+        <w:rPr>
+          <w:i/>
+          <w:iCs/>
+        </w:rPr>
+        <w:t>Realizar seguimiento y evaluación</w:t>
+      </w:r>
+      <w:r>
+        <w:t>, en la parte donde el estudiante consulta el resultado de las validaciones del docente asesor. Las cinco pantallas siguen un mismo menú lateral (Inicio, Mi bitácora, Evidencias, Validaciones y Reportes), de manera que el estudiante siempre tiene visibles todas las secciones de su panel sin importar en cuál se encuentre.</w:t>
+      </w:r>
+    </w:p>
+    <w:p/>
+    <w:p>
+      <w:r>
+        <w:rPr>
+          <w:b/>
+          <w:bCs/>
+        </w:rPr>
+        <w:lastRenderedPageBreak/>
+        <w:t>Inicio – Resumen de práctica</w:t>
+      </w:r>
+    </w:p>
+    <w:p>
+      <w:r>
+        <w:t>Esta es la pantalla de bienvenida del panel del estudiante. Muestra un resumen general del estado de la práctica actual: las horas aprobadas frente al total requerido (72 de 120, equivalentes a un 60% de avance), la cantidad de bitácoras pendientes de seguimiento y el estado general de la práctica (en este caso, "En curso"). Debajo se presenta la información de la práctica activa —institución receptora, docente asesor y periodo académico— y un acceso directo para registrar una nueva actividad. Esta vista responde directamente al requerimiento RF-12 (registrar horas ejecutadas), en la medida en que le permite al estudiante ubicar rápidamente cuánto le falta por cumplir sin tener que ir a revisar reportes independientes.</w:t>
+      </w:r>
+    </w:p>
+    <w:p/>
+    <w:p>
+      <w:pPr>
+        <w:rPr>
+          <w:b/>
+          <w:bCs/>
+        </w:rPr>
+      </w:pPr>
+      <w:r>
+        <w:rPr>
+          <w:b/>
+          <w:bCs/>
+        </w:rPr>
+        <w:drawing>
+          <wp:inline distT="0" distB="0" distL="0" distR="0" wp14:anchorId="7F7A41EF" wp14:editId="2F7D8CE7">
+            <wp:extent cx="5612130" cy="2490470"/>
+            <wp:effectExtent l="0" t="0" r="7620" b="5080"/>
+            <wp:docPr id="2016106412" name="Imagen 1"/>
+            <wp:cNvGraphicFramePr>
+              <a:graphicFrameLocks xmlns:a="http://schemas.openxmlformats.org/drawingml/2006/main" noChangeAspect="1"/>
+            </wp:cNvGraphicFramePr>
+            <a:graphic xmlns:a="http://schemas.openxmlformats.org/drawingml/2006/main">
+              <a:graphicData uri="http://schemas.openxmlformats.org/drawingml/2006/picture">
+                <pic:pic xmlns:pic="http://schemas.openxmlformats.org/drawingml/2006/picture">
+                  <pic:nvPicPr>
+                    <pic:cNvPr id="2016106412" name=""/>
+                    <pic:cNvPicPr/>
+                  </pic:nvPicPr>
+                  <pic:blipFill>
+                    <a:blip r:embed="rId8"/>
+                    <a:stretch>
+                      <a:fillRect/>
+                    </a:stretch>
+                  </pic:blipFill>
+                  <pic:spPr>
+                    <a:xfrm>
+                      <a:off x="0" y="0"/>
+                      <a:ext cx="5612130" cy="2490470"/>
+                    </a:xfrm>
+                    <a:prstGeom prst="rect">
+                      <a:avLst/>
+                    </a:prstGeom>
+                  </pic:spPr>
+                </pic:pic>
+              </a:graphicData>
+            </a:graphic>
+          </wp:inline>
+        </w:drawing>
+      </w:r>
+    </w:p>
+    <w:p>
+      <w:pPr>
+        <w:rPr>
+          <w:b/>
+          <w:bCs/>
+        </w:rPr>
+      </w:pPr>
+      <w:r>
+        <w:rPr>
+          <w:b/>
+          <w:bCs/>
+        </w:rPr>
+        <w:t>Mi bitácora</w:t>
+      </w:r>
+    </w:p>
+    <w:p>
+      <w:r>
+        <w:t>En esta pantalla el estudiante registra una nueva entrada de bitácora, indicando la fecha de la actividad, un nombre corto de la actividad realizada, las horas invertidas y una descripción de lo hecho y de los resultados obtenidos. Este formulario es la puerta de entrada para que las horas queden reportadas en el sistema y puedan pasar posteriormente a validación del docente asesor, por lo que corresponde al requerimiento RF-12 y sienta la base para el control de RN-05 (horas reportadas fuera de la fecha límite quedan marcadas como extemporáneas).</w:t>
+      </w:r>
+    </w:p>
+    <w:p>
+      <w:pPr>
+        <w:rPr>
+          <w:b/>
+          <w:bCs/>
+        </w:rPr>
+      </w:pPr>
+    </w:p>
+    <w:p>
+      <w:pPr>
+        <w:rPr>
+          <w:lang w:val="es-MX"/>
+        </w:rPr>
+      </w:pPr>
+      <w:r>
+        <w:rPr>
+          <w:lang w:val="es-MX"/>
+        </w:rPr>
+        <w:lastRenderedPageBreak/>
+        <w:drawing>
+          <wp:inline distT="0" distB="0" distL="0" distR="0" wp14:anchorId="634DB473" wp14:editId="389F3BE2">
+            <wp:extent cx="5612130" cy="2776855"/>
+            <wp:effectExtent l="0" t="0" r="7620" b="4445"/>
+            <wp:docPr id="369883712" name="Imagen 1"/>
+            <wp:cNvGraphicFramePr>
+              <a:graphicFrameLocks xmlns:a="http://schemas.openxmlformats.org/drawingml/2006/main" noChangeAspect="1"/>
+            </wp:cNvGraphicFramePr>
+            <a:graphic xmlns:a="http://schemas.openxmlformats.org/drawingml/2006/main">
+              <a:graphicData uri="http://schemas.openxmlformats.org/drawingml/2006/picture">
+                <pic:pic xmlns:pic="http://schemas.openxmlformats.org/drawingml/2006/picture">
+                  <pic:nvPicPr>
+                    <pic:cNvPr id="369883712" name=""/>
+                    <pic:cNvPicPr/>
+                  </pic:nvPicPr>
+                  <pic:blipFill>
+                    <a:blip r:embed="rId9"/>
+                    <a:stretch>
+                      <a:fillRect/>
+                    </a:stretch>
+                  </pic:blipFill>
+                  <pic:spPr>
+                    <a:xfrm>
+                      <a:off x="0" y="0"/>
+                      <a:ext cx="5612130" cy="2776855"/>
+                    </a:xfrm>
+                    <a:prstGeom prst="rect">
+                      <a:avLst/>
+                    </a:prstGeom>
+                  </pic:spPr>
+                </pic:pic>
+              </a:graphicData>
+            </a:graphic>
+          </wp:inline>
+        </w:drawing>
+      </w:r>
+    </w:p>
+    <w:p>
+      <w:r>
+        <w:rPr>
+          <w:b/>
+          <w:bCs/>
+        </w:rPr>
+        <w:t>Evidencias</w:t>
+      </w:r>
+    </w:p>
+    <w:p>
+      <w:r>
+        <w:t xml:space="preserve">Aquí el estudiante consulta los archivos que ha cargado como soporte de sus </w:t>
+      </w:r>
+      <w:r>
+        <w:t>actividades,</w:t>
+      </w:r>
+      <w:r>
+        <w:t xml:space="preserve"> por ejemplo, </w:t>
+      </w:r>
+      <w:r>
+        <w:t xml:space="preserve">las </w:t>
+      </w:r>
+      <w:r>
+        <w:t xml:space="preserve">planeaciones de clase o registros </w:t>
+      </w:r>
+      <w:r>
+        <w:t>fotográficos</w:t>
+      </w:r>
+      <w:r>
+        <w:t xml:space="preserve">, </w:t>
+      </w:r>
+      <w:r>
+        <w:t>junto</w:t>
+      </w:r>
+      <w:r>
+        <w:t xml:space="preserve"> con la bitácora a la que están asociados, la fecha y su estado de disponibilidad. El botón "Cargar evidencia" permite adjuntar nuevos soportes documentales. Esta pantalla implementa el requerimiento RF-13 (cargar evidencias) </w:t>
+      </w:r>
+      <w:r>
+        <w:t>.</w:t>
+      </w:r>
+    </w:p>
+    <w:p>
+      <w:pPr>
+        <w:rPr>
+          <w:lang w:val="es-MX"/>
+        </w:rPr>
+      </w:pPr>
+    </w:p>
+    <w:p>
+      <w:pPr>
+        <w:rPr>
+          <w:lang w:val="es-MX"/>
+        </w:rPr>
+      </w:pPr>
+      <w:r>
+        <w:rPr>
+          <w:lang w:val="es-MX"/>
+        </w:rPr>
+        <w:drawing>
+          <wp:inline distT="0" distB="0" distL="0" distR="0" wp14:anchorId="7874E894" wp14:editId="166F3274">
+            <wp:extent cx="5612130" cy="2207260"/>
+            <wp:effectExtent l="0" t="0" r="7620" b="2540"/>
+            <wp:docPr id="1027014195" name="Imagen 1"/>
+            <wp:cNvGraphicFramePr>
+              <a:graphicFrameLocks xmlns:a="http://schemas.openxmlformats.org/drawingml/2006/main" noChangeAspect="1"/>
+            </wp:cNvGraphicFramePr>
+            <a:graphic xmlns:a="http://schemas.openxmlformats.org/drawingml/2006/main">
+              <a:graphicData uri="http://schemas.openxmlformats.org/drawingml/2006/picture">
+                <pic:pic xmlns:pic="http://schemas.openxmlformats.org/drawingml/2006/picture">
+                  <pic:nvPicPr>
+                    <pic:cNvPr id="1027014195" name=""/>
+                    <pic:cNvPicPr/>
+                  </pic:nvPicPr>
+                  <pic:blipFill>
+                    <a:blip r:embed="rId10"/>
+                    <a:stretch>
+                      <a:fillRect/>
+                    </a:stretch>
+                  </pic:blipFill>
+                  <pic:spPr>
+                    <a:xfrm>
+                      <a:off x="0" y="0"/>
+                      <a:ext cx="5612130" cy="2207260"/>
+                    </a:xfrm>
+                    <a:prstGeom prst="rect">
+                      <a:avLst/>
+                    </a:prstGeom>
+                  </pic:spPr>
+                </pic:pic>
+              </a:graphicData>
+            </a:graphic>
+          </wp:inline>
+        </w:drawing>
+      </w:r>
+    </w:p>
+    <w:p>
+      <w:r>
+        <w:rPr>
+          <w:b/>
+          <w:bCs/>
+        </w:rPr>
+        <w:t>Validaciones</w:t>
+      </w:r>
+    </w:p>
+    <w:p>
+      <w:r>
+        <w:t xml:space="preserve">Esta vista le permite al estudiante hacer seguimiento al resultado de la revisión que hace el docente asesor sobre cada actividad reportada: si fue aprobada o si sigue pendiente, junto con la observación correspondiente. Es el punto de contacto entre el trabajo del estudiante y el caso de uso </w:t>
+      </w:r>
+      <w:r>
+        <w:rPr>
+          <w:i/>
+          <w:iCs/>
+        </w:rPr>
+        <w:t>Realizar seguimiento y evaluación</w:t>
+      </w:r>
+      <w:r>
+        <w:t xml:space="preserve">, que es </w:t>
+      </w:r>
+      <w:r>
+        <w:lastRenderedPageBreak/>
+        <w:t>responsabilidad del Docente Asesor, y le da al estudiante la trazabilidad que hoy no existe cuando las evaluaciones quedan dispersas en archivos personales de cada docente.</w:t>
+      </w:r>
+    </w:p>
+    <w:p>
+      <w:pPr>
+        <w:rPr>
+          <w:lang w:val="es-MX"/>
+        </w:rPr>
+      </w:pPr>
+    </w:p>
+    <w:p>
+      <w:pPr>
+        <w:rPr>
+          <w:lang w:val="es-MX"/>
+        </w:rPr>
+      </w:pPr>
+      <w:r>
+        <w:rPr>
+          <w:lang w:val="es-MX"/>
+        </w:rPr>
+        <w:drawing>
+          <wp:inline distT="0" distB="0" distL="0" distR="0" wp14:anchorId="6EDB775C" wp14:editId="0CDB1D2C">
+            <wp:extent cx="5612130" cy="1574165"/>
+            <wp:effectExtent l="0" t="0" r="7620" b="6985"/>
+            <wp:docPr id="323203278" name="Imagen 1"/>
+            <wp:cNvGraphicFramePr>
+              <a:graphicFrameLocks xmlns:a="http://schemas.openxmlformats.org/drawingml/2006/main" noChangeAspect="1"/>
+            </wp:cNvGraphicFramePr>
+            <a:graphic xmlns:a="http://schemas.openxmlformats.org/drawingml/2006/main">
+              <a:graphicData uri="http://schemas.openxmlformats.org/drawingml/2006/picture">
+                <pic:pic xmlns:pic="http://schemas.openxmlformats.org/drawingml/2006/picture">
+                  <pic:nvPicPr>
+                    <pic:cNvPr id="323203278" name=""/>
+                    <pic:cNvPicPr/>
+                  </pic:nvPicPr>
+                  <pic:blipFill>
+                    <a:blip r:embed="rId11"/>
+                    <a:stretch>
+                      <a:fillRect/>
+                    </a:stretch>
+                  </pic:blipFill>
+                  <pic:spPr>
+                    <a:xfrm>
+                      <a:off x="0" y="0"/>
+                      <a:ext cx="5612130" cy="1574165"/>
+                    </a:xfrm>
+                    <a:prstGeom prst="rect">
+                      <a:avLst/>
+                    </a:prstGeom>
+                  </pic:spPr>
+                </pic:pic>
+              </a:graphicData>
+            </a:graphic>
+          </wp:inline>
+        </w:drawing>
+      </w:r>
+    </w:p>
+    <w:p>
+      <w:r>
+        <w:rPr>
+          <w:b/>
+          <w:bCs/>
+        </w:rPr>
+        <w:t>Reportes</w:t>
+      </w:r>
+    </w:p>
+    <w:p>
+      <w:r>
+        <w:t>E</w:t>
+      </w:r>
+      <w:r>
+        <w:t>sta pantalla presenta un reporte de avance consultable por periodo académico, con las horas requeridas, las horas aprobadas y el porcentaje de avance, más la opción de exportar el reporte. Es la vista más sencilla del panel del estudiante, pero resume de forma directa el propósito general del sistema: que cualquier actor pueda saber en cualquier momento cuál es el estado real de la práctica sin tener que pedirle esa información a otra persona.</w:t>
+      </w:r>
+    </w:p>
+    <w:p>
+      <w:pPr>
+        <w:rPr>
+          <w:lang w:val="es-MX"/>
+        </w:rPr>
+      </w:pPr>
+    </w:p>
+    <w:p>
+      <w:pPr>
+        <w:rPr>
+          <w:lang w:val="es-MX"/>
+        </w:rPr>
+      </w:pPr>
+      <w:r>
+        <w:rPr>
+          <w:lang w:val="es-MX"/>
+        </w:rPr>
+        <w:drawing>
+          <wp:inline distT="0" distB="0" distL="0" distR="0" wp14:anchorId="6FA2A831" wp14:editId="3CF05E3F">
+            <wp:extent cx="5612130" cy="1630680"/>
+            <wp:effectExtent l="0" t="0" r="7620" b="7620"/>
+            <wp:docPr id="1200983063" name="Imagen 1"/>
+            <wp:cNvGraphicFramePr>
+              <a:graphicFrameLocks xmlns:a="http://schemas.openxmlformats.org/drawingml/2006/main" noChangeAspect="1"/>
+            </wp:cNvGraphicFramePr>
+            <a:graphic xmlns:a="http://schemas.openxmlformats.org/drawingml/2006/main">
+              <a:graphicData uri="http://schemas.openxmlformats.org/drawingml/2006/picture">
+                <pic:pic xmlns:pic="http://schemas.openxmlformats.org/drawingml/2006/picture">
+                  <pic:nvPicPr>
+                    <pic:cNvPr id="1200983063" name=""/>
+                    <pic:cNvPicPr/>
+                  </pic:nvPicPr>
+                  <pic:blipFill>
+                    <a:blip r:embed="rId12"/>
+                    <a:stretch>
+                      <a:fillRect/>
+                    </a:stretch>
+                  </pic:blipFill>
+                  <pic:spPr>
+                    <a:xfrm>
+                      <a:off x="0" y="0"/>
+                      <a:ext cx="5612130" cy="1630680"/>
+                    </a:xfrm>
+                    <a:prstGeom prst="rect">
+                      <a:avLst/>
+                    </a:prstGeom>
+                  </pic:spPr>
+                </pic:pic>
+              </a:graphicData>
+            </a:graphic>
+          </wp:inline>
+        </w:drawing>
+      </w:r>
+    </w:p>
+    <w:p>
+      <w:pPr>
+        <w:rPr>
+          <w:lang w:val="es-MX"/>
+        </w:rPr>
+      </w:pPr>
+      <w:r>
+        <w:rPr>
+          <w:lang w:val="es-MX"/>
+        </w:rPr>
+        <w:br w:type="page"/>
+      </w:r>
     </w:p>
     <w:p>
       <w:pPr>
@@ -7462,9 +15938,9 @@
   <w:latentStyles w:defLockedState="0" w:defUIPriority="99" w:defSemiHidden="0" w:defUnhideWhenUsed="0" w:defQFormat="0" w:count="376">
     <w:lsdException w:name="Normal" w:uiPriority="0" w:qFormat="1"/>
     <w:lsdException w:name="heading 1" w:uiPriority="9" w:qFormat="1"/>
-    <w:lsdException w:name="heading 2" w:semiHidden="1" w:uiPriority="9" w:unhideWhenUsed="1" w:qFormat="1"/>
-    <w:lsdException w:name="heading 3" w:semiHidden="1" w:uiPriority="9" w:unhideWhenUsed="1" w:qFormat="1"/>
-    <w:lsdException w:name="heading 4" w:semiHidden="1" w:uiPriority="9" w:unhideWhenUsed="1" w:qFormat="1"/>
+    <w:lsdException w:name="heading 2" w:semiHidden="1" w:unhideWhenUsed="1" w:qFormat="1"/>
+    <w:lsdException w:name="heading 3" w:semiHidden="1" w:unhideWhenUsed="1" w:qFormat="1"/>
+    <w:lsdException w:name="heading 4" w:semiHidden="1" w:unhideWhenUsed="1" w:qFormat="1"/>
     <w:lsdException w:name="heading 5" w:semiHidden="1" w:uiPriority="9" w:unhideWhenUsed="1" w:qFormat="1"/>
     <w:lsdException w:name="heading 6" w:semiHidden="1" w:uiPriority="9" w:unhideWhenUsed="1" w:qFormat="1"/>
     <w:lsdException w:name="heading 7" w:semiHidden="1" w:uiPriority="9" w:unhideWhenUsed="1" w:qFormat="1"/>
@@ -7840,7 +16316,7 @@
   <w:style w:type="paragraph" w:default="1" w:styleId="Normal">
     <w:name w:val="Normal"/>
     <w:qFormat/>
-    <w:rsid w:val="002D4515"/>
+    <w:rsid w:val="00362B34"/>
   </w:style>
   <w:style w:type="paragraph" w:styleId="Ttulo1">
     <w:name w:val="heading 1"/>
@@ -7868,8 +16344,7 @@
     <w:basedOn w:val="Normal"/>
     <w:next w:val="Normal"/>
     <w:link w:val="Ttulo2Car"/>
-    <w:uiPriority w:val="9"/>
-    <w:semiHidden/>
+    <w:uiPriority w:val="99"/>
     <w:unhideWhenUsed/>
     <w:qFormat/>
     <w:rsid w:val="002E0965"/>
@@ -7891,8 +16366,7 @@
     <w:basedOn w:val="Normal"/>
     <w:next w:val="Normal"/>
     <w:link w:val="Ttulo3Car"/>
-    <w:uiPriority w:val="9"/>
-    <w:semiHidden/>
+    <w:uiPriority w:val="99"/>
     <w:unhideWhenUsed/>
     <w:qFormat/>
     <w:rsid w:val="002E0965"/>
@@ -7914,8 +16388,7 @@
     <w:basedOn w:val="Normal"/>
     <w:next w:val="Normal"/>
     <w:link w:val="Ttulo4Car"/>
-    <w:uiPriority w:val="9"/>
-    <w:semiHidden/>
+    <w:uiPriority w:val="99"/>
     <w:unhideWhenUsed/>
     <w:qFormat/>
     <w:rsid w:val="002E0965"/>
@@ -8084,8 +16557,7 @@
     <w:name w:val="Título 2 Car"/>
     <w:basedOn w:val="Fuentedeprrafopredeter"/>
     <w:link w:val="Ttulo2"/>
-    <w:uiPriority w:val="9"/>
-    <w:semiHidden/>
+    <w:uiPriority w:val="99"/>
     <w:rsid w:val="002E0965"/>
     <w:rPr>
       <w:rFonts w:asciiTheme="majorHAnsi" w:eastAsiaTheme="majorEastAsia" w:hAnsiTheme="majorHAnsi" w:cstheme="majorBidi"/>
@@ -8098,8 +16570,7 @@
     <w:name w:val="Título 3 Car"/>
     <w:basedOn w:val="Fuentedeprrafopredeter"/>
     <w:link w:val="Ttulo3"/>
-    <w:uiPriority w:val="9"/>
-    <w:semiHidden/>
+    <w:uiPriority w:val="99"/>
     <w:rsid w:val="002E0965"/>
     <w:rPr>
       <w:rFonts w:eastAsiaTheme="majorEastAsia" w:cstheme="majorBidi"/>
@@ -8112,8 +16583,7 @@
     <w:name w:val="Título 4 Car"/>
     <w:basedOn w:val="Fuentedeprrafopredeter"/>
     <w:link w:val="Ttulo4"/>
-    <w:uiPriority w:val="9"/>
-    <w:semiHidden/>
+    <w:uiPriority w:val="99"/>
     <w:rsid w:val="002E0965"/>
     <w:rPr>
       <w:rFonts w:eastAsiaTheme="majorEastAsia" w:cstheme="majorBidi"/>

--- a/Propuesta de Proyecto Integrador.docx
+++ b/Propuesta de Proyecto Integrador.docx
@@ -201,25 +201,7 @@
           <w:sz w:val="22"/>
           <w:szCs w:val="22"/>
         </w:rPr>
-        <w:t xml:space="preserve">El problema es que, en la práctica, buena parte de esta gestión todavía se hace de forma manual y con herramientas que no se hablan o </w:t>
-      </w:r>
-      <w:proofErr w:type="spellStart"/>
-      <w:r>
-        <w:rPr>
-          <w:rFonts w:ascii="Calibri" w:eastAsia="Calibri" w:hAnsi="Calibri" w:cs="Calibri"/>
-          <w:sz w:val="22"/>
-          <w:szCs w:val="22"/>
-        </w:rPr>
-        <w:t>interactuan</w:t>
-      </w:r>
-      <w:proofErr w:type="spellEnd"/>
-      <w:r>
-        <w:rPr>
-          <w:rFonts w:ascii="Calibri" w:eastAsia="Calibri" w:hAnsi="Calibri" w:cs="Calibri"/>
-          <w:sz w:val="22"/>
-          <w:szCs w:val="22"/>
-        </w:rPr>
-        <w:t xml:space="preserve"> entre sí: hojas de cálculo, correos electrónicos, formatos físicos y carpetas personales en el computador de cada docente o coordinador. Esto hace que el Director del Programa, que es quien finalmente responde por la calidad y la trazabilidad de las prácticas ante la Decanatura y ante entes externos, termine invirtiendo buena parte de su tiempo en tareas operativas de verificación en lugar de dedicarse a análisis y decisiones de fondo.</w:t>
+        <w:t>El problema es que, en la práctica, buena parte de esta gestión todavía se hace de forma manual y con herramientas que no se hablan o interactuan entre sí: hojas de cálculo, correos electrónicos, formatos físicos y carpetas personales en el computador de cada docente o coordinador. Esto hace que el Director del Programa, que es quien finalmente responde por la calidad y la trazabilidad de las prácticas ante la Decanatura y ante entes externos, termine invirtiendo buena parte de su tiempo en tareas operativas de verificación en lugar de dedicarse a análisis y decisiones de fondo.</w:t>
       </w:r>
     </w:p>
     <w:p>
@@ -998,6 +980,14 @@
           <w:sz w:val="22"/>
           <w:szCs w:val="22"/>
         </w:rPr>
+        <w:t xml:space="preserve"> en cuanto a que el aplicativo web sea intuitivo con el usuario</w:t>
+      </w:r>
+      <w:r>
+        <w:rPr>
+          <w:rFonts w:ascii="Calibri" w:eastAsia="Calibri" w:hAnsi="Calibri" w:cs="Calibri"/>
+          <w:sz w:val="22"/>
+          <w:szCs w:val="22"/>
+        </w:rPr>
         <w:t>.</w:t>
       </w:r>
     </w:p>
@@ -1451,43 +1441,7 @@
           <w:sz w:val="22"/>
           <w:szCs w:val="22"/>
         </w:rPr>
-        <w:t xml:space="preserve">Validación de datos tanto en el </w:t>
-      </w:r>
-      <w:proofErr w:type="spellStart"/>
-      <w:r>
-        <w:rPr>
-          <w:rFonts w:ascii="Calibri" w:eastAsia="Calibri" w:hAnsi="Calibri" w:cs="Calibri"/>
-          <w:sz w:val="22"/>
-          <w:szCs w:val="22"/>
-        </w:rPr>
-        <w:t>frontend</w:t>
-      </w:r>
-      <w:proofErr w:type="spellEnd"/>
-      <w:r>
-        <w:rPr>
-          <w:rFonts w:ascii="Calibri" w:eastAsia="Calibri" w:hAnsi="Calibri" w:cs="Calibri"/>
-          <w:sz w:val="22"/>
-          <w:szCs w:val="22"/>
-        </w:rPr>
-        <w:t xml:space="preserve"> como en el </w:t>
-      </w:r>
-      <w:proofErr w:type="spellStart"/>
-      <w:r>
-        <w:rPr>
-          <w:rFonts w:ascii="Calibri" w:eastAsia="Calibri" w:hAnsi="Calibri" w:cs="Calibri"/>
-          <w:sz w:val="22"/>
-          <w:szCs w:val="22"/>
-        </w:rPr>
-        <w:t>backend</w:t>
-      </w:r>
-      <w:proofErr w:type="spellEnd"/>
-      <w:r>
-        <w:rPr>
-          <w:rFonts w:ascii="Calibri" w:eastAsia="Calibri" w:hAnsi="Calibri" w:cs="Calibri"/>
-          <w:sz w:val="22"/>
-          <w:szCs w:val="22"/>
-        </w:rPr>
-        <w:t>.</w:t>
+        <w:t>Validación de datos tanto en el frontend como en el backend.</w:t>
       </w:r>
     </w:p>
     <w:p>
@@ -1672,15 +1626,7 @@
               </w:rPr>
             </w:pPr>
             <w:r>
-              <w:t xml:space="preserve">Propuesta, arquitectura, requerimientos, UML (casos de uso y dominio), modelo entidad-relación y prototipo en </w:t>
-            </w:r>
-            <w:proofErr w:type="spellStart"/>
-            <w:r>
-              <w:t>Figma</w:t>
-            </w:r>
-            <w:proofErr w:type="spellEnd"/>
-            <w:r>
-              <w:t>.</w:t>
+              <w:t>Propuesta, arquitectura, requerimientos, UML (casos de uso y dominio), modelo entidad-relación y prototipo en Figma.</w:t>
             </w:r>
           </w:p>
         </w:tc>
@@ -2043,41 +1989,6 @@
                 <w:szCs w:val="20"/>
               </w:rPr>
               <w:t>Registra las horas de práctica ejecutadas y carga las evidencias y soportes documentales exigidos.</w:t>
-            </w:r>
-          </w:p>
-        </w:tc>
-      </w:tr>
-      <w:tr>
-        <w:tc>
-          <w:tcPr>
-            <w:tcW w:w="4414" w:type="dxa"/>
-          </w:tcPr>
-          <w:p>
-            <w:pPr>
-              <w:rPr>
-                <w:lang w:val="es-MX"/>
-              </w:rPr>
-            </w:pPr>
-            <w:r>
-              <w:t>Docente Asesor</w:t>
-            </w:r>
-          </w:p>
-        </w:tc>
-        <w:tc>
-          <w:tcPr>
-            <w:tcW w:w="4414" w:type="dxa"/>
-          </w:tcPr>
-          <w:p>
-            <w:pPr>
-              <w:rPr>
-                <w:lang w:val="es-MX"/>
-              </w:rPr>
-            </w:pPr>
-            <w:r>
-              <w:t>Consulta estudiantes asignados, realiza seguimiento de visitas, documenta observaciones y aplica evaluaciones</w:t>
-            </w:r>
-            <w:r>
-              <w:t>.</w:t>
             </w:r>
           </w:p>
         </w:tc>
@@ -3029,7 +2940,7 @@
           </w:tcPr>
           <w:p>
             <w:r>
-              <w:t>Media</w:t>
+              <w:t>Alta</w:t>
             </w:r>
           </w:p>
         </w:tc>
@@ -3059,7 +2970,6 @@
           </w:tcPr>
           <w:p>
             <w:r>
-              <w:lastRenderedPageBreak/>
               <w:t>RF-06</w:t>
             </w:r>
           </w:p>
@@ -3199,6 +3109,7 @@
           </w:tcPr>
           <w:p>
             <w:r>
+              <w:lastRenderedPageBreak/>
               <w:t>RF-07</w:t>
             </w:r>
           </w:p>
@@ -4805,7 +4716,6 @@
           </w:tcPr>
           <w:p>
             <w:r>
-              <w:lastRenderedPageBreak/>
               <w:t>RNF-02</w:t>
             </w:r>
           </w:p>
@@ -4861,25 +4771,7 @@
                 <w:sz w:val="20"/>
                 <w:szCs w:val="20"/>
               </w:rPr>
-              <w:t xml:space="preserve">Todo </w:t>
-            </w:r>
-            <w:proofErr w:type="spellStart"/>
-            <w:r>
-              <w:rPr>
-                <w:rFonts w:ascii="Calibri" w:eastAsia="Calibri" w:hAnsi="Calibri" w:cs="Calibri"/>
-                <w:sz w:val="20"/>
-                <w:szCs w:val="20"/>
-              </w:rPr>
-              <w:t>endpoint</w:t>
-            </w:r>
-            <w:proofErr w:type="spellEnd"/>
-            <w:r>
-              <w:rPr>
-                <w:rFonts w:ascii="Calibri" w:eastAsia="Calibri" w:hAnsi="Calibri" w:cs="Calibri"/>
-                <w:sz w:val="20"/>
-                <w:szCs w:val="20"/>
-              </w:rPr>
-              <w:t xml:space="preserve"> protegido debe verificar el rol del usuario antes de ejecutar la operación.</w:t>
+              <w:t>Todo endpoint protegido debe verificar el rol del usuario antes de ejecutar la operación.</w:t>
             </w:r>
           </w:p>
         </w:tc>
@@ -4908,6 +4800,7 @@
           </w:tcPr>
           <w:p>
             <w:r>
+              <w:lastRenderedPageBreak/>
               <w:t>RNF-03</w:t>
             </w:r>
           </w:p>
@@ -5300,25 +5193,7 @@
                 <w:sz w:val="20"/>
                 <w:szCs w:val="20"/>
               </w:rPr>
-              <w:t xml:space="preserve">La API debe documentarse con </w:t>
-            </w:r>
-            <w:proofErr w:type="spellStart"/>
-            <w:r>
-              <w:rPr>
-                <w:rFonts w:ascii="Calibri" w:eastAsia="Calibri" w:hAnsi="Calibri" w:cs="Calibri"/>
-                <w:sz w:val="20"/>
-                <w:szCs w:val="20"/>
-              </w:rPr>
-              <w:t>OpenAPI</w:t>
-            </w:r>
-            <w:proofErr w:type="spellEnd"/>
-            <w:r>
-              <w:rPr>
-                <w:rFonts w:ascii="Calibri" w:eastAsia="Calibri" w:hAnsi="Calibri" w:cs="Calibri"/>
-                <w:sz w:val="20"/>
-                <w:szCs w:val="20"/>
-              </w:rPr>
-              <w:t xml:space="preserve"> y el repositorio debe incluir instrucciones de despliegue.</w:t>
+              <w:t>La API debe documentarse con OpenAPI y el repositorio debe incluir instrucciones de despliegue.</w:t>
             </w:r>
           </w:p>
         </w:tc>
@@ -5408,25 +5283,7 @@
                 <w:sz w:val="20"/>
                 <w:szCs w:val="20"/>
               </w:rPr>
-              <w:t xml:space="preserve">El entorno de PostgreSQL y MongoDB debe poder levantarse de forma reproducible, preferiblemente con Docker </w:t>
-            </w:r>
-            <w:proofErr w:type="spellStart"/>
-            <w:r>
-              <w:rPr>
-                <w:rFonts w:ascii="Calibri" w:eastAsia="Calibri" w:hAnsi="Calibri" w:cs="Calibri"/>
-                <w:sz w:val="20"/>
-                <w:szCs w:val="20"/>
-              </w:rPr>
-              <w:t>Compose</w:t>
-            </w:r>
-            <w:proofErr w:type="spellEnd"/>
-            <w:r>
-              <w:rPr>
-                <w:rFonts w:ascii="Calibri" w:eastAsia="Calibri" w:hAnsi="Calibri" w:cs="Calibri"/>
-                <w:sz w:val="20"/>
-                <w:szCs w:val="20"/>
-              </w:rPr>
-              <w:t>.</w:t>
+              <w:t>El entorno de PostgreSQL y MongoDB debe poder levantarse de forma reproducible, preferiblemente con Docker Compose.</w:t>
             </w:r>
           </w:p>
         </w:tc>
@@ -5690,7 +5547,6 @@
           <w:sz w:val="22"/>
           <w:szCs w:val="22"/>
         </w:rPr>
-        <w:lastRenderedPageBreak/>
         <w:t>RN-08: la inasistencia de un estudiante a una visita de seguimiento debe notificarse automáticamente al Gestor de Prácticas.</w:t>
       </w:r>
     </w:p>
@@ -5713,6 +5569,7 @@
           <w:b/>
           <w:bCs/>
         </w:rPr>
+        <w:lastRenderedPageBreak/>
         <w:t>7</w:t>
       </w:r>
       <w:r>
@@ -5800,34 +5657,14 @@
           <w:lang w:eastAsia="es-CO"/>
         </w:rPr>
       </w:pPr>
-      <w:proofErr w:type="spellStart"/>
       <w:r>
         <w:rPr>
           <w:b/>
           <w:color w:val="000080"/>
           <w:sz w:val="20"/>
         </w:rPr>
-        <w:t>UseCase</w:t>
-      </w:r>
-      <w:proofErr w:type="spellEnd"/>
-      <w:r>
-        <w:rPr>
-          <w:b/>
-          <w:color w:val="000080"/>
-          <w:sz w:val="20"/>
-        </w:rPr>
-        <w:t xml:space="preserve"> </w:t>
-      </w:r>
-      <w:proofErr w:type="spellStart"/>
-      <w:r>
-        <w:rPr>
-          <w:b/>
-          <w:color w:val="000080"/>
-          <w:sz w:val="20"/>
-        </w:rPr>
-        <w:t>Description</w:t>
-      </w:r>
-      <w:proofErr w:type="spellEnd"/>
+        <w:t>UseCase Description</w:t>
+      </w:r>
     </w:p>
     <w:tbl>
       <w:tblPr>
@@ -5853,12 +5690,6 @@
         <w:gridCol w:w="4680"/>
       </w:tblGrid>
       <w:tr>
-        <w:tblPrEx>
-          <w:tblCellMar>
-            <w:top w:w="0" w:type="dxa"/>
-            <w:bottom w:w="0" w:type="dxa"/>
-          </w:tblCellMar>
-        </w:tblPrEx>
         <w:tc>
           <w:tcPr>
             <w:tcW w:w="2333" w:type="dxa"/>
@@ -5879,7 +5710,6 @@
                 <w:lang w:eastAsia="es-CO"/>
               </w:rPr>
             </w:pPr>
-            <w:proofErr w:type="spellStart"/>
             <w:r>
               <w:rPr>
                 <w:b/>
@@ -5887,7 +5717,6 @@
               </w:rPr>
               <w:t>Template</w:t>
             </w:r>
-            <w:proofErr w:type="spellEnd"/>
           </w:p>
         </w:tc>
         <w:tc>
@@ -5922,12 +5751,6 @@
         </w:tc>
       </w:tr>
       <w:tr>
-        <w:tblPrEx>
-          <w:tblCellMar>
-            <w:top w:w="0" w:type="dxa"/>
-            <w:bottom w:w="0" w:type="dxa"/>
-          </w:tblCellMar>
-        </w:tblPrEx>
         <w:tc>
           <w:tcPr>
             <w:tcW w:w="2333" w:type="dxa"/>
@@ -5949,7 +5772,6 @@
                 <w:lang w:eastAsia="es-CO"/>
               </w:rPr>
             </w:pPr>
-            <w:proofErr w:type="spellStart"/>
             <w:r>
               <w:rPr>
                 <w:b/>
@@ -5958,7 +5780,6 @@
               </w:rPr>
               <w:t>UseCase</w:t>
             </w:r>
-            <w:proofErr w:type="spellEnd"/>
           </w:p>
         </w:tc>
         <w:tc>
@@ -5987,32 +5808,12 @@
                 <w:color w:val="000000"/>
                 <w:lang w:eastAsia="es-CO"/>
               </w:rPr>
-              <w:t xml:space="preserve">Gestionar </w:t>
-            </w:r>
-            <w:r>
-              <w:rPr>
-                <w:color w:val="000000"/>
-                <w:lang w:eastAsia="es-CO"/>
-              </w:rPr>
-              <w:t>asignación</w:t>
-            </w:r>
-            <w:r>
-              <w:rPr>
-                <w:color w:val="000000"/>
-                <w:lang w:eastAsia="es-CO"/>
-              </w:rPr>
-              <w:t xml:space="preserve"> de estudiantes</w:t>
+              <w:t>Gestionar asignación de estudiantes</w:t>
             </w:r>
           </w:p>
         </w:tc>
       </w:tr>
       <w:tr>
-        <w:tblPrEx>
-          <w:tblCellMar>
-            <w:top w:w="0" w:type="dxa"/>
-            <w:bottom w:w="0" w:type="dxa"/>
-          </w:tblCellMar>
-        </w:tblPrEx>
         <w:tc>
           <w:tcPr>
             <w:tcW w:w="2333" w:type="dxa"/>
@@ -6034,7 +5835,6 @@
                 <w:lang w:eastAsia="es-CO"/>
               </w:rPr>
             </w:pPr>
-            <w:proofErr w:type="spellStart"/>
             <w:r>
               <w:rPr>
                 <w:b/>
@@ -6043,7 +5843,6 @@
               </w:rPr>
               <w:t>Summary</w:t>
             </w:r>
-            <w:proofErr w:type="spellEnd"/>
           </w:p>
         </w:tc>
         <w:tc>
@@ -6078,12 +5877,6 @@
         </w:tc>
       </w:tr>
       <w:tr>
-        <w:tblPrEx>
-          <w:tblCellMar>
-            <w:top w:w="0" w:type="dxa"/>
-            <w:bottom w:w="0" w:type="dxa"/>
-          </w:tblCellMar>
-        </w:tblPrEx>
         <w:tc>
           <w:tcPr>
             <w:tcW w:w="2333" w:type="dxa"/>
@@ -6147,12 +5940,6 @@
         </w:tc>
       </w:tr>
       <w:tr>
-        <w:tblPrEx>
-          <w:tblCellMar>
-            <w:top w:w="0" w:type="dxa"/>
-            <w:bottom w:w="0" w:type="dxa"/>
-          </w:tblCellMar>
-        </w:tblPrEx>
         <w:tc>
           <w:tcPr>
             <w:tcW w:w="2333" w:type="dxa"/>
@@ -6174,7 +5961,6 @@
                 <w:lang w:eastAsia="es-CO"/>
               </w:rPr>
             </w:pPr>
-            <w:proofErr w:type="spellStart"/>
             <w:r>
               <w:rPr>
                 <w:b/>
@@ -6183,7 +5969,6 @@
               </w:rPr>
               <w:t>Precondition</w:t>
             </w:r>
-            <w:proofErr w:type="spellEnd"/>
           </w:p>
         </w:tc>
         <w:tc>
@@ -6218,12 +6003,6 @@
         </w:tc>
       </w:tr>
       <w:tr>
-        <w:tblPrEx>
-          <w:tblCellMar>
-            <w:top w:w="0" w:type="dxa"/>
-            <w:bottom w:w="0" w:type="dxa"/>
-          </w:tblCellMar>
-        </w:tblPrEx>
         <w:tc>
           <w:tcPr>
             <w:tcW w:w="2333" w:type="dxa"/>
@@ -6245,7 +6024,6 @@
                 <w:lang w:eastAsia="es-CO"/>
               </w:rPr>
             </w:pPr>
-            <w:proofErr w:type="spellStart"/>
             <w:r>
               <w:rPr>
                 <w:b/>
@@ -6254,7 +6032,6 @@
               </w:rPr>
               <w:t>Postcondition</w:t>
             </w:r>
-            <w:proofErr w:type="spellEnd"/>
           </w:p>
         </w:tc>
         <w:tc>
@@ -6289,12 +6066,6 @@
         </w:tc>
       </w:tr>
       <w:tr>
-        <w:tblPrEx>
-          <w:tblCellMar>
-            <w:top w:w="0" w:type="dxa"/>
-            <w:bottom w:w="0" w:type="dxa"/>
-          </w:tblCellMar>
-        </w:tblPrEx>
         <w:tc>
           <w:tcPr>
             <w:tcW w:w="2333" w:type="dxa"/>
@@ -6322,19 +6093,8 @@
                 <w:color w:val="000000"/>
                 <w:lang w:eastAsia="es-CO"/>
               </w:rPr>
-              <w:lastRenderedPageBreak/>
-              <w:t xml:space="preserve">Base </w:t>
-            </w:r>
-            <w:proofErr w:type="spellStart"/>
-            <w:r>
-              <w:rPr>
-                <w:b/>
-                <w:color w:val="000000"/>
-                <w:lang w:eastAsia="es-CO"/>
-              </w:rPr>
-              <w:t>Sequence</w:t>
-            </w:r>
-            <w:proofErr w:type="spellEnd"/>
+              <w:t>Base Sequence</w:t>
+            </w:r>
           </w:p>
         </w:tc>
         <w:tc>
@@ -6449,12 +6209,6 @@
         </w:tc>
       </w:tr>
       <w:tr>
-        <w:tblPrEx>
-          <w:tblCellMar>
-            <w:top w:w="0" w:type="dxa"/>
-            <w:bottom w:w="0" w:type="dxa"/>
-          </w:tblCellMar>
-        </w:tblPrEx>
         <w:tc>
           <w:tcPr>
             <w:tcW w:w="2333" w:type="dxa"/>
@@ -6482,18 +6236,9 @@
                 <w:color w:val="000000"/>
                 <w:lang w:eastAsia="es-CO"/>
               </w:rPr>
-              <w:t xml:space="preserve">Branch </w:t>
-            </w:r>
-            <w:proofErr w:type="spellStart"/>
-            <w:r>
-              <w:rPr>
-                <w:b/>
-                <w:color w:val="000000"/>
-                <w:lang w:eastAsia="es-CO"/>
-              </w:rPr>
-              <w:t>Sequence</w:t>
-            </w:r>
-            <w:proofErr w:type="spellEnd"/>
+              <w:lastRenderedPageBreak/>
+              <w:t>Branch Sequence</w:t>
+            </w:r>
           </w:p>
         </w:tc>
         <w:tc>
@@ -6520,12 +6265,6 @@
         </w:tc>
       </w:tr>
       <w:tr>
-        <w:tblPrEx>
-          <w:tblCellMar>
-            <w:top w:w="0" w:type="dxa"/>
-            <w:bottom w:w="0" w:type="dxa"/>
-          </w:tblCellMar>
-        </w:tblPrEx>
         <w:tc>
           <w:tcPr>
             <w:tcW w:w="2333" w:type="dxa"/>
@@ -6547,34 +6286,14 @@
                 <w:lang w:eastAsia="es-CO"/>
               </w:rPr>
             </w:pPr>
-            <w:proofErr w:type="spellStart"/>
             <w:r>
               <w:rPr>
                 <w:b/>
                 <w:color w:val="000000"/>
                 <w:lang w:eastAsia="es-CO"/>
               </w:rPr>
-              <w:t>Exception</w:t>
-            </w:r>
-            <w:proofErr w:type="spellEnd"/>
-            <w:r>
-              <w:rPr>
-                <w:b/>
-                <w:color w:val="000000"/>
-                <w:lang w:eastAsia="es-CO"/>
-              </w:rPr>
-              <w:t xml:space="preserve"> </w:t>
-            </w:r>
-            <w:proofErr w:type="spellStart"/>
-            <w:r>
-              <w:rPr>
-                <w:b/>
-                <w:color w:val="000000"/>
-                <w:lang w:eastAsia="es-CO"/>
-              </w:rPr>
-              <w:t>Sequence</w:t>
-            </w:r>
-            <w:proofErr w:type="spellEnd"/>
+              <w:t>Exception Sequence</w:t>
+            </w:r>
           </w:p>
         </w:tc>
         <w:tc>
@@ -6609,12 +6328,6 @@
         </w:tc>
       </w:tr>
       <w:tr>
-        <w:tblPrEx>
-          <w:tblCellMar>
-            <w:top w:w="0" w:type="dxa"/>
-            <w:bottom w:w="0" w:type="dxa"/>
-          </w:tblCellMar>
-        </w:tblPrEx>
         <w:tc>
           <w:tcPr>
             <w:tcW w:w="2333" w:type="dxa"/>
@@ -6642,18 +6355,8 @@
                 <w:color w:val="000000"/>
                 <w:lang w:eastAsia="es-CO"/>
               </w:rPr>
-              <w:t xml:space="preserve">Sub </w:t>
-            </w:r>
-            <w:proofErr w:type="spellStart"/>
-            <w:r>
-              <w:rPr>
-                <w:b/>
-                <w:color w:val="000000"/>
-                <w:lang w:eastAsia="es-CO"/>
-              </w:rPr>
-              <w:t>UseCase</w:t>
-            </w:r>
-            <w:proofErr w:type="spellEnd"/>
+              <w:t>Sub UseCase</w:t>
+            </w:r>
           </w:p>
         </w:tc>
         <w:tc>
@@ -6706,12 +6409,6 @@
         </w:tc>
       </w:tr>
       <w:tr>
-        <w:tblPrEx>
-          <w:tblCellMar>
-            <w:top w:w="0" w:type="dxa"/>
-            <w:bottom w:w="0" w:type="dxa"/>
-          </w:tblCellMar>
-        </w:tblPrEx>
         <w:tc>
           <w:tcPr>
             <w:tcW w:w="2333" w:type="dxa"/>
@@ -6886,12 +6583,6 @@
         <w:gridCol w:w="3009"/>
       </w:tblGrid>
       <w:tr>
-        <w:tblPrEx>
-          <w:tblCellMar>
-            <w:top w:w="0" w:type="dxa"/>
-            <w:bottom w:w="0" w:type="dxa"/>
-          </w:tblCellMar>
-        </w:tblPrEx>
         <w:tc>
           <w:tcPr>
             <w:tcW w:w="1000" w:type="dxa"/>
@@ -6941,7 +6632,6 @@
                 <w:lang w:eastAsia="es-CO"/>
               </w:rPr>
             </w:pPr>
-            <w:proofErr w:type="spellStart"/>
             <w:r>
               <w:rPr>
                 <w:b/>
@@ -6949,7 +6639,6 @@
               </w:rPr>
               <w:t>Type</w:t>
             </w:r>
-            <w:proofErr w:type="spellEnd"/>
           </w:p>
         </w:tc>
         <w:tc>
@@ -7001,7 +6690,6 @@
                 <w:lang w:eastAsia="es-CO"/>
               </w:rPr>
             </w:pPr>
-            <w:proofErr w:type="spellStart"/>
             <w:r>
               <w:rPr>
                 <w:b/>
@@ -7009,17 +6697,10 @@
               </w:rPr>
               <w:t>Summary</w:t>
             </w:r>
-            <w:proofErr w:type="spellEnd"/>
           </w:p>
         </w:tc>
       </w:tr>
       <w:tr>
-        <w:tblPrEx>
-          <w:tblCellMar>
-            <w:top w:w="0" w:type="dxa"/>
-            <w:bottom w:w="0" w:type="dxa"/>
-          </w:tblCellMar>
-        </w:tblPrEx>
         <w:tc>
           <w:tcPr>
             <w:tcW w:w="1000" w:type="dxa"/>
@@ -7062,7 +6743,6 @@
                 <w:lang w:eastAsia="es-CO"/>
               </w:rPr>
             </w:pPr>
-            <w:proofErr w:type="spellStart"/>
             <w:r>
               <w:rPr>
                 <w:color w:val="000000"/>
@@ -7070,7 +6750,6 @@
               </w:rPr>
               <w:t>Extend</w:t>
             </w:r>
-            <w:proofErr w:type="spellEnd"/>
           </w:p>
         </w:tc>
         <w:tc>
@@ -7094,31 +6773,13 @@
                 <w:lang w:eastAsia="es-CO"/>
               </w:rPr>
             </w:pPr>
-            <w:proofErr w:type="spellStart"/>
-            <w:r>
-              <w:rPr>
-                <w:color w:val="000000"/>
-                <w:lang w:eastAsia="es-CO"/>
-              </w:rPr>
-              <w:t>Realizaar</w:t>
-            </w:r>
-            <w:proofErr w:type="spellEnd"/>
-            <w:r>
-              <w:rPr>
-                <w:color w:val="000000"/>
-                <w:lang w:eastAsia="es-CO"/>
-              </w:rPr>
-              <w:t xml:space="preserve"> seguimiento y </w:t>
-            </w:r>
-            <w:proofErr w:type="spellStart"/>
-            <w:r>
-              <w:rPr>
-                <w:color w:val="000000"/>
-                <w:lang w:eastAsia="es-CO"/>
-              </w:rPr>
-              <w:t>evaluacion</w:t>
-            </w:r>
-            <w:proofErr w:type="spellEnd"/>
+            <w:r>
+              <w:rPr>
+                <w:color w:val="000000"/>
+                <w:lang w:eastAsia="es-CO"/>
+              </w:rPr>
+              <w:t>Realizaar seguimiento y evaluacion</w:t>
+            </w:r>
           </w:p>
         </w:tc>
         <w:tc>
@@ -7160,43 +6821,7 @@
           <w:color w:val="000080"/>
           <w:sz w:val="20"/>
         </w:rPr>
-        <w:t xml:space="preserve">Relation (From Target </w:t>
-      </w:r>
-      <w:proofErr w:type="spellStart"/>
-      <w:r>
-        <w:rPr>
-          <w:b/>
-          <w:color w:val="000080"/>
-          <w:sz w:val="20"/>
-        </w:rPr>
-        <w:t>To</w:t>
-      </w:r>
-      <w:proofErr w:type="spellEnd"/>
-      <w:r>
-        <w:rPr>
-          <w:b/>
-          <w:color w:val="000080"/>
-          <w:sz w:val="20"/>
-        </w:rPr>
-        <w:t xml:space="preserve"> </w:t>
-      </w:r>
-      <w:proofErr w:type="spellStart"/>
-      <w:r>
-        <w:rPr>
-          <w:b/>
-          <w:color w:val="000080"/>
-          <w:sz w:val="20"/>
-        </w:rPr>
-        <w:t>Source</w:t>
-      </w:r>
-      <w:proofErr w:type="spellEnd"/>
-      <w:r>
-        <w:rPr>
-          <w:b/>
-          <w:color w:val="000080"/>
-          <w:sz w:val="20"/>
-        </w:rPr>
-        <w:t>)</w:t>
+        <w:t>Relation (From Target To Source)</w:t>
       </w:r>
     </w:p>
     <w:tbl>
@@ -7225,12 +6850,6 @@
         <w:gridCol w:w="3511"/>
       </w:tblGrid>
       <w:tr>
-        <w:tblPrEx>
-          <w:tblCellMar>
-            <w:top w:w="0" w:type="dxa"/>
-            <w:bottom w:w="0" w:type="dxa"/>
-          </w:tblCellMar>
-        </w:tblPrEx>
         <w:tc>
           <w:tcPr>
             <w:tcW w:w="1166" w:type="dxa"/>
@@ -7280,7 +6899,6 @@
                 <w:lang w:eastAsia="es-CO"/>
               </w:rPr>
             </w:pPr>
-            <w:proofErr w:type="spellStart"/>
             <w:r>
               <w:rPr>
                 <w:b/>
@@ -7288,7 +6906,6 @@
               </w:rPr>
               <w:t>Type</w:t>
             </w:r>
-            <w:proofErr w:type="spellEnd"/>
           </w:p>
         </w:tc>
         <w:tc>
@@ -7311,7 +6928,6 @@
                 <w:lang w:eastAsia="es-CO"/>
               </w:rPr>
             </w:pPr>
-            <w:proofErr w:type="spellStart"/>
             <w:r>
               <w:rPr>
                 <w:b/>
@@ -7319,7 +6935,6 @@
               </w:rPr>
               <w:t>Source</w:t>
             </w:r>
-            <w:proofErr w:type="spellEnd"/>
           </w:p>
         </w:tc>
         <w:tc>
@@ -7342,7 +6957,6 @@
                 <w:lang w:eastAsia="es-CO"/>
               </w:rPr>
             </w:pPr>
-            <w:proofErr w:type="spellStart"/>
             <w:r>
               <w:rPr>
                 <w:b/>
@@ -7350,17 +6964,10 @@
               </w:rPr>
               <w:t>Summary</w:t>
             </w:r>
-            <w:proofErr w:type="spellEnd"/>
           </w:p>
         </w:tc>
       </w:tr>
       <w:tr>
-        <w:tblPrEx>
-          <w:tblCellMar>
-            <w:top w:w="0" w:type="dxa"/>
-            <w:bottom w:w="0" w:type="dxa"/>
-          </w:tblCellMar>
-        </w:tblPrEx>
         <w:tc>
           <w:tcPr>
             <w:tcW w:w="1166" w:type="dxa"/>
@@ -7403,7 +7010,6 @@
                 <w:lang w:eastAsia="es-CO"/>
               </w:rPr>
             </w:pPr>
-            <w:proofErr w:type="spellStart"/>
             <w:r>
               <w:rPr>
                 <w:color w:val="000000"/>
@@ -7411,7 +7017,6 @@
               </w:rPr>
               <w:t>Include</w:t>
             </w:r>
-            <w:proofErr w:type="spellEnd"/>
           </w:p>
         </w:tc>
         <w:tc>
@@ -7468,12 +7073,6 @@
         </w:tc>
       </w:tr>
       <w:tr>
-        <w:tblPrEx>
-          <w:tblCellMar>
-            <w:top w:w="0" w:type="dxa"/>
-            <w:bottom w:w="0" w:type="dxa"/>
-          </w:tblCellMar>
-        </w:tblPrEx>
         <w:tc>
           <w:tcPr>
             <w:tcW w:w="1166" w:type="dxa"/>
@@ -7517,7 +7116,6 @@
                 <w:lang w:eastAsia="es-CO"/>
               </w:rPr>
             </w:pPr>
-            <w:proofErr w:type="spellStart"/>
             <w:r>
               <w:rPr>
                 <w:color w:val="000000"/>
@@ -7525,7 +7123,6 @@
               </w:rPr>
               <w:t>Include</w:t>
             </w:r>
-            <w:proofErr w:type="spellEnd"/>
           </w:p>
         </w:tc>
         <w:tc>
@@ -7554,23 +7151,15 @@
                 <w:color w:val="000000"/>
                 <w:lang w:eastAsia="es-CO"/>
               </w:rPr>
-              <w:t xml:space="preserve">Gestionar </w:t>
-            </w:r>
-            <w:proofErr w:type="spellStart"/>
-            <w:r>
-              <w:rPr>
-                <w:color w:val="000000"/>
-                <w:lang w:eastAsia="es-CO"/>
-              </w:rPr>
-              <w:t>asignacion</w:t>
-            </w:r>
-            <w:proofErr w:type="spellEnd"/>
-            <w:r>
-              <w:rPr>
-                <w:color w:val="000000"/>
-                <w:lang w:eastAsia="es-CO"/>
-              </w:rPr>
-              <w:t xml:space="preserve"> de estudiantes</w:t>
+              <w:t xml:space="preserve">Gestionar asignacion de </w:t>
+            </w:r>
+            <w:r>
+              <w:rPr>
+                <w:color w:val="000000"/>
+                <w:lang w:eastAsia="es-CO"/>
+              </w:rPr>
+              <w:lastRenderedPageBreak/>
+              <w:t>estudiantes</w:t>
             </w:r>
           </w:p>
         </w:tc>
@@ -7607,34 +7196,14 @@
           <w:lang w:eastAsia="es-CO"/>
         </w:rPr>
       </w:pPr>
-      <w:proofErr w:type="spellStart"/>
       <w:r>
         <w:rPr>
           <w:b/>
           <w:color w:val="000080"/>
           <w:sz w:val="20"/>
         </w:rPr>
-        <w:t>UseCase</w:t>
-      </w:r>
-      <w:proofErr w:type="spellEnd"/>
-      <w:r>
-        <w:rPr>
-          <w:b/>
-          <w:color w:val="000080"/>
-          <w:sz w:val="20"/>
-        </w:rPr>
-        <w:t xml:space="preserve"> </w:t>
-      </w:r>
-      <w:proofErr w:type="spellStart"/>
-      <w:r>
-        <w:rPr>
-          <w:b/>
-          <w:color w:val="000080"/>
-          <w:sz w:val="20"/>
-        </w:rPr>
-        <w:t>Description</w:t>
-      </w:r>
-      <w:proofErr w:type="spellEnd"/>
+        <w:t>UseCase Description</w:t>
+      </w:r>
     </w:p>
     <w:tbl>
       <w:tblPr>
@@ -7660,12 +7229,6 @@
         <w:gridCol w:w="4680"/>
       </w:tblGrid>
       <w:tr>
-        <w:tblPrEx>
-          <w:tblCellMar>
-            <w:top w:w="0" w:type="dxa"/>
-            <w:bottom w:w="0" w:type="dxa"/>
-          </w:tblCellMar>
-        </w:tblPrEx>
         <w:tc>
           <w:tcPr>
             <w:tcW w:w="2333" w:type="dxa"/>
@@ -7686,7 +7249,6 @@
                 <w:lang w:eastAsia="es-CO"/>
               </w:rPr>
             </w:pPr>
-            <w:proofErr w:type="spellStart"/>
             <w:r>
               <w:rPr>
                 <w:b/>
@@ -7694,7 +7256,6 @@
               </w:rPr>
               <w:t>Template</w:t>
             </w:r>
-            <w:proofErr w:type="spellEnd"/>
           </w:p>
         </w:tc>
         <w:tc>
@@ -7729,12 +7290,6 @@
         </w:tc>
       </w:tr>
       <w:tr>
-        <w:tblPrEx>
-          <w:tblCellMar>
-            <w:top w:w="0" w:type="dxa"/>
-            <w:bottom w:w="0" w:type="dxa"/>
-          </w:tblCellMar>
-        </w:tblPrEx>
         <w:tc>
           <w:tcPr>
             <w:tcW w:w="2333" w:type="dxa"/>
@@ -7756,7 +7311,6 @@
                 <w:lang w:eastAsia="es-CO"/>
               </w:rPr>
             </w:pPr>
-            <w:proofErr w:type="spellStart"/>
             <w:r>
               <w:rPr>
                 <w:b/>
@@ -7765,7 +7319,6 @@
               </w:rPr>
               <w:t>UseCase</w:t>
             </w:r>
-            <w:proofErr w:type="spellEnd"/>
           </w:p>
         </w:tc>
         <w:tc>
@@ -7800,12 +7353,6 @@
         </w:tc>
       </w:tr>
       <w:tr>
-        <w:tblPrEx>
-          <w:tblCellMar>
-            <w:top w:w="0" w:type="dxa"/>
-            <w:bottom w:w="0" w:type="dxa"/>
-          </w:tblCellMar>
-        </w:tblPrEx>
         <w:tc>
           <w:tcPr>
             <w:tcW w:w="2333" w:type="dxa"/>
@@ -7827,7 +7374,6 @@
                 <w:lang w:eastAsia="es-CO"/>
               </w:rPr>
             </w:pPr>
-            <w:proofErr w:type="spellStart"/>
             <w:r>
               <w:rPr>
                 <w:b/>
@@ -7836,7 +7382,6 @@
               </w:rPr>
               <w:t>Summary</w:t>
             </w:r>
-            <w:proofErr w:type="spellEnd"/>
           </w:p>
         </w:tc>
         <w:tc>
@@ -7871,12 +7416,6 @@
         </w:tc>
       </w:tr>
       <w:tr>
-        <w:tblPrEx>
-          <w:tblCellMar>
-            <w:top w:w="0" w:type="dxa"/>
-            <w:bottom w:w="0" w:type="dxa"/>
-          </w:tblCellMar>
-        </w:tblPrEx>
         <w:tc>
           <w:tcPr>
             <w:tcW w:w="2333" w:type="dxa"/>
@@ -7940,12 +7479,6 @@
         </w:tc>
       </w:tr>
       <w:tr>
-        <w:tblPrEx>
-          <w:tblCellMar>
-            <w:top w:w="0" w:type="dxa"/>
-            <w:bottom w:w="0" w:type="dxa"/>
-          </w:tblCellMar>
-        </w:tblPrEx>
         <w:tc>
           <w:tcPr>
             <w:tcW w:w="2333" w:type="dxa"/>
@@ -7967,7 +7500,6 @@
                 <w:lang w:eastAsia="es-CO"/>
               </w:rPr>
             </w:pPr>
-            <w:proofErr w:type="spellStart"/>
             <w:r>
               <w:rPr>
                 <w:b/>
@@ -7976,7 +7508,6 @@
               </w:rPr>
               <w:t>Precondition</w:t>
             </w:r>
-            <w:proofErr w:type="spellEnd"/>
           </w:p>
         </w:tc>
         <w:tc>
@@ -8011,12 +7542,6 @@
         </w:tc>
       </w:tr>
       <w:tr>
-        <w:tblPrEx>
-          <w:tblCellMar>
-            <w:top w:w="0" w:type="dxa"/>
-            <w:bottom w:w="0" w:type="dxa"/>
-          </w:tblCellMar>
-        </w:tblPrEx>
         <w:tc>
           <w:tcPr>
             <w:tcW w:w="2333" w:type="dxa"/>
@@ -8038,7 +7563,6 @@
                 <w:lang w:eastAsia="es-CO"/>
               </w:rPr>
             </w:pPr>
-            <w:proofErr w:type="spellStart"/>
             <w:r>
               <w:rPr>
                 <w:b/>
@@ -8047,7 +7571,6 @@
               </w:rPr>
               <w:t>Postcondition</w:t>
             </w:r>
-            <w:proofErr w:type="spellEnd"/>
           </w:p>
         </w:tc>
         <w:tc>
@@ -8082,12 +7605,6 @@
         </w:tc>
       </w:tr>
       <w:tr>
-        <w:tblPrEx>
-          <w:tblCellMar>
-            <w:top w:w="0" w:type="dxa"/>
-            <w:bottom w:w="0" w:type="dxa"/>
-          </w:tblCellMar>
-        </w:tblPrEx>
         <w:tc>
           <w:tcPr>
             <w:tcW w:w="2333" w:type="dxa"/>
@@ -8115,18 +7632,8 @@
                 <w:color w:val="000000"/>
                 <w:lang w:eastAsia="es-CO"/>
               </w:rPr>
-              <w:t xml:space="preserve">Base </w:t>
-            </w:r>
-            <w:proofErr w:type="spellStart"/>
-            <w:r>
-              <w:rPr>
-                <w:b/>
-                <w:color w:val="000000"/>
-                <w:lang w:eastAsia="es-CO"/>
-              </w:rPr>
-              <w:t>Sequence</w:t>
-            </w:r>
-            <w:proofErr w:type="spellEnd"/>
+              <w:t>Base Sequence</w:t>
+            </w:r>
           </w:p>
         </w:tc>
         <w:tc>
@@ -8241,12 +7748,6 @@
         </w:tc>
       </w:tr>
       <w:tr>
-        <w:tblPrEx>
-          <w:tblCellMar>
-            <w:top w:w="0" w:type="dxa"/>
-            <w:bottom w:w="0" w:type="dxa"/>
-          </w:tblCellMar>
-        </w:tblPrEx>
         <w:tc>
           <w:tcPr>
             <w:tcW w:w="2333" w:type="dxa"/>
@@ -8274,18 +7775,8 @@
                 <w:color w:val="000000"/>
                 <w:lang w:eastAsia="es-CO"/>
               </w:rPr>
-              <w:t xml:space="preserve">Branch </w:t>
-            </w:r>
-            <w:proofErr w:type="spellStart"/>
-            <w:r>
-              <w:rPr>
-                <w:b/>
-                <w:color w:val="000000"/>
-                <w:lang w:eastAsia="es-CO"/>
-              </w:rPr>
-              <w:t>Sequence</w:t>
-            </w:r>
-            <w:proofErr w:type="spellEnd"/>
+              <w:t>Branch Sequence</w:t>
+            </w:r>
           </w:p>
         </w:tc>
         <w:tc>
@@ -8320,12 +7811,6 @@
         </w:tc>
       </w:tr>
       <w:tr>
-        <w:tblPrEx>
-          <w:tblCellMar>
-            <w:top w:w="0" w:type="dxa"/>
-            <w:bottom w:w="0" w:type="dxa"/>
-          </w:tblCellMar>
-        </w:tblPrEx>
         <w:tc>
           <w:tcPr>
             <w:tcW w:w="2333" w:type="dxa"/>
@@ -8347,34 +7832,14 @@
                 <w:lang w:eastAsia="es-CO"/>
               </w:rPr>
             </w:pPr>
-            <w:proofErr w:type="spellStart"/>
             <w:r>
               <w:rPr>
                 <w:b/>
                 <w:color w:val="000000"/>
                 <w:lang w:eastAsia="es-CO"/>
               </w:rPr>
-              <w:t>Exception</w:t>
-            </w:r>
-            <w:proofErr w:type="spellEnd"/>
-            <w:r>
-              <w:rPr>
-                <w:b/>
-                <w:color w:val="000000"/>
-                <w:lang w:eastAsia="es-CO"/>
-              </w:rPr>
-              <w:t xml:space="preserve"> </w:t>
-            </w:r>
-            <w:proofErr w:type="spellStart"/>
-            <w:r>
-              <w:rPr>
-                <w:b/>
-                <w:color w:val="000000"/>
-                <w:lang w:eastAsia="es-CO"/>
-              </w:rPr>
-              <w:t>Sequence</w:t>
-            </w:r>
-            <w:proofErr w:type="spellEnd"/>
+              <w:t>Exception Sequence</w:t>
+            </w:r>
           </w:p>
         </w:tc>
         <w:tc>
@@ -8401,12 +7866,6 @@
         </w:tc>
       </w:tr>
       <w:tr>
-        <w:tblPrEx>
-          <w:tblCellMar>
-            <w:top w:w="0" w:type="dxa"/>
-            <w:bottom w:w="0" w:type="dxa"/>
-          </w:tblCellMar>
-        </w:tblPrEx>
         <w:tc>
           <w:tcPr>
             <w:tcW w:w="2333" w:type="dxa"/>
@@ -8434,19 +7893,8 @@
                 <w:color w:val="000000"/>
                 <w:lang w:eastAsia="es-CO"/>
               </w:rPr>
-              <w:lastRenderedPageBreak/>
-              <w:t xml:space="preserve">Sub </w:t>
-            </w:r>
-            <w:proofErr w:type="spellStart"/>
-            <w:r>
-              <w:rPr>
-                <w:b/>
-                <w:color w:val="000000"/>
-                <w:lang w:eastAsia="es-CO"/>
-              </w:rPr>
-              <w:t>UseCase</w:t>
-            </w:r>
-            <w:proofErr w:type="spellEnd"/>
+              <w:t>Sub UseCase</w:t>
+            </w:r>
           </w:p>
         </w:tc>
         <w:tc>
@@ -8473,12 +7921,6 @@
         </w:tc>
       </w:tr>
       <w:tr>
-        <w:tblPrEx>
-          <w:tblCellMar>
-            <w:top w:w="0" w:type="dxa"/>
-            <w:bottom w:w="0" w:type="dxa"/>
-          </w:tblCellMar>
-        </w:tblPrEx>
         <w:tc>
           <w:tcPr>
             <w:tcW w:w="2333" w:type="dxa"/>
@@ -8536,7 +7978,15 @@
                 <w:color w:val="000000"/>
                 <w:lang w:eastAsia="es-CO"/>
               </w:rPr>
-              <w:t>Acumula la intensidad horaria auditable exigida en el plan de estudios.</w:t>
+              <w:t xml:space="preserve">Acumula la intensidad horaria auditable </w:t>
+            </w:r>
+            <w:r>
+              <w:rPr>
+                <w:color w:val="000000"/>
+                <w:lang w:eastAsia="es-CO"/>
+              </w:rPr>
+              <w:lastRenderedPageBreak/>
+              <w:t>exigida en el plan de estudios.</w:t>
             </w:r>
           </w:p>
         </w:tc>
@@ -8557,6 +8007,7 @@
           <w:color w:val="000000"/>
           <w:lang w:eastAsia="es-CO"/>
         </w:rPr>
+        <w:lastRenderedPageBreak/>
         <w:drawing>
           <wp:inline distT="0" distB="0" distL="0" distR="0" wp14:anchorId="2F6CD59C" wp14:editId="4AD10200">
             <wp:extent cx="121920" cy="121920"/>
@@ -8632,43 +8083,7 @@
           <w:color w:val="000080"/>
           <w:sz w:val="20"/>
         </w:rPr>
-        <w:t xml:space="preserve">Relation (From Target </w:t>
-      </w:r>
-      <w:proofErr w:type="spellStart"/>
-      <w:r>
-        <w:rPr>
-          <w:b/>
-          <w:color w:val="000080"/>
-          <w:sz w:val="20"/>
-        </w:rPr>
-        <w:t>To</w:t>
-      </w:r>
-      <w:proofErr w:type="spellEnd"/>
-      <w:r>
-        <w:rPr>
-          <w:b/>
-          <w:color w:val="000080"/>
-          <w:sz w:val="20"/>
-        </w:rPr>
-        <w:t xml:space="preserve"> </w:t>
-      </w:r>
-      <w:proofErr w:type="spellStart"/>
-      <w:r>
-        <w:rPr>
-          <w:b/>
-          <w:color w:val="000080"/>
-          <w:sz w:val="20"/>
-        </w:rPr>
-        <w:t>Source</w:t>
-      </w:r>
-      <w:proofErr w:type="spellEnd"/>
-      <w:r>
-        <w:rPr>
-          <w:b/>
-          <w:color w:val="000080"/>
-          <w:sz w:val="20"/>
-        </w:rPr>
-        <w:t>)</w:t>
+        <w:t>Relation (From Target To Source)</w:t>
       </w:r>
     </w:p>
     <w:tbl>
@@ -8697,12 +8112,6 @@
         <w:gridCol w:w="3511"/>
       </w:tblGrid>
       <w:tr>
-        <w:tblPrEx>
-          <w:tblCellMar>
-            <w:top w:w="0" w:type="dxa"/>
-            <w:bottom w:w="0" w:type="dxa"/>
-          </w:tblCellMar>
-        </w:tblPrEx>
         <w:tc>
           <w:tcPr>
             <w:tcW w:w="1166" w:type="dxa"/>
@@ -8752,7 +8161,6 @@
                 <w:lang w:eastAsia="es-CO"/>
               </w:rPr>
             </w:pPr>
-            <w:proofErr w:type="spellStart"/>
             <w:r>
               <w:rPr>
                 <w:b/>
@@ -8760,7 +8168,6 @@
               </w:rPr>
               <w:t>Type</w:t>
             </w:r>
-            <w:proofErr w:type="spellEnd"/>
           </w:p>
         </w:tc>
         <w:tc>
@@ -8783,7 +8190,6 @@
                 <w:lang w:eastAsia="es-CO"/>
               </w:rPr>
             </w:pPr>
-            <w:proofErr w:type="spellStart"/>
             <w:r>
               <w:rPr>
                 <w:b/>
@@ -8791,7 +8197,6 @@
               </w:rPr>
               <w:t>Source</w:t>
             </w:r>
-            <w:proofErr w:type="spellEnd"/>
           </w:p>
         </w:tc>
         <w:tc>
@@ -8814,7 +8219,6 @@
                 <w:lang w:eastAsia="es-CO"/>
               </w:rPr>
             </w:pPr>
-            <w:proofErr w:type="spellStart"/>
             <w:r>
               <w:rPr>
                 <w:b/>
@@ -8822,17 +8226,10 @@
               </w:rPr>
               <w:t>Summary</w:t>
             </w:r>
-            <w:proofErr w:type="spellEnd"/>
           </w:p>
         </w:tc>
       </w:tr>
       <w:tr>
-        <w:tblPrEx>
-          <w:tblCellMar>
-            <w:top w:w="0" w:type="dxa"/>
-            <w:bottom w:w="0" w:type="dxa"/>
-          </w:tblCellMar>
-        </w:tblPrEx>
         <w:tc>
           <w:tcPr>
             <w:tcW w:w="1166" w:type="dxa"/>
@@ -8875,7 +8272,6 @@
                 <w:lang w:eastAsia="es-CO"/>
               </w:rPr>
             </w:pPr>
-            <w:proofErr w:type="spellStart"/>
             <w:r>
               <w:rPr>
                 <w:color w:val="000000"/>
@@ -8883,7 +8279,6 @@
               </w:rPr>
               <w:t>Include</w:t>
             </w:r>
-            <w:proofErr w:type="spellEnd"/>
           </w:p>
         </w:tc>
         <w:tc>
@@ -8949,34 +8344,14 @@
           <w:lang w:eastAsia="es-CO"/>
         </w:rPr>
       </w:pPr>
-      <w:proofErr w:type="spellStart"/>
       <w:r>
         <w:rPr>
           <w:b/>
           <w:color w:val="000080"/>
           <w:sz w:val="20"/>
         </w:rPr>
-        <w:t>UseCase</w:t>
-      </w:r>
-      <w:proofErr w:type="spellEnd"/>
-      <w:r>
-        <w:rPr>
-          <w:b/>
-          <w:color w:val="000080"/>
-          <w:sz w:val="20"/>
-        </w:rPr>
-        <w:t xml:space="preserve"> </w:t>
-      </w:r>
-      <w:proofErr w:type="spellStart"/>
-      <w:r>
-        <w:rPr>
-          <w:b/>
-          <w:color w:val="000080"/>
-          <w:sz w:val="20"/>
-        </w:rPr>
-        <w:t>Description</w:t>
-      </w:r>
-      <w:proofErr w:type="spellEnd"/>
+        <w:t>UseCase Description</w:t>
+      </w:r>
     </w:p>
     <w:tbl>
       <w:tblPr>
@@ -9002,12 +8377,6 @@
         <w:gridCol w:w="4680"/>
       </w:tblGrid>
       <w:tr>
-        <w:tblPrEx>
-          <w:tblCellMar>
-            <w:top w:w="0" w:type="dxa"/>
-            <w:bottom w:w="0" w:type="dxa"/>
-          </w:tblCellMar>
-        </w:tblPrEx>
         <w:tc>
           <w:tcPr>
             <w:tcW w:w="2333" w:type="dxa"/>
@@ -9028,7 +8397,6 @@
                 <w:lang w:eastAsia="es-CO"/>
               </w:rPr>
             </w:pPr>
-            <w:proofErr w:type="spellStart"/>
             <w:r>
               <w:rPr>
                 <w:b/>
@@ -9036,7 +8404,6 @@
               </w:rPr>
               <w:t>Template</w:t>
             </w:r>
-            <w:proofErr w:type="spellEnd"/>
           </w:p>
         </w:tc>
         <w:tc>
@@ -9071,12 +8438,6 @@
         </w:tc>
       </w:tr>
       <w:tr>
-        <w:tblPrEx>
-          <w:tblCellMar>
-            <w:top w:w="0" w:type="dxa"/>
-            <w:bottom w:w="0" w:type="dxa"/>
-          </w:tblCellMar>
-        </w:tblPrEx>
         <w:tc>
           <w:tcPr>
             <w:tcW w:w="2333" w:type="dxa"/>
@@ -9098,7 +8459,6 @@
                 <w:lang w:eastAsia="es-CO"/>
               </w:rPr>
             </w:pPr>
-            <w:proofErr w:type="spellStart"/>
             <w:r>
               <w:rPr>
                 <w:b/>
@@ -9107,7 +8467,6 @@
               </w:rPr>
               <w:t>UseCase</w:t>
             </w:r>
-            <w:proofErr w:type="spellEnd"/>
           </w:p>
         </w:tc>
         <w:tc>
@@ -9142,12 +8501,6 @@
         </w:tc>
       </w:tr>
       <w:tr>
-        <w:tblPrEx>
-          <w:tblCellMar>
-            <w:top w:w="0" w:type="dxa"/>
-            <w:bottom w:w="0" w:type="dxa"/>
-          </w:tblCellMar>
-        </w:tblPrEx>
         <w:tc>
           <w:tcPr>
             <w:tcW w:w="2333" w:type="dxa"/>
@@ -9169,7 +8522,6 @@
                 <w:lang w:eastAsia="es-CO"/>
               </w:rPr>
             </w:pPr>
-            <w:proofErr w:type="spellStart"/>
             <w:r>
               <w:rPr>
                 <w:b/>
@@ -9178,7 +8530,6 @@
               </w:rPr>
               <w:t>Summary</w:t>
             </w:r>
-            <w:proofErr w:type="spellEnd"/>
           </w:p>
         </w:tc>
         <w:tc>
@@ -9213,12 +8564,6 @@
         </w:tc>
       </w:tr>
       <w:tr>
-        <w:tblPrEx>
-          <w:tblCellMar>
-            <w:top w:w="0" w:type="dxa"/>
-            <w:bottom w:w="0" w:type="dxa"/>
-          </w:tblCellMar>
-        </w:tblPrEx>
         <w:tc>
           <w:tcPr>
             <w:tcW w:w="2333" w:type="dxa"/>
@@ -9282,12 +8627,6 @@
         </w:tc>
       </w:tr>
       <w:tr>
-        <w:tblPrEx>
-          <w:tblCellMar>
-            <w:top w:w="0" w:type="dxa"/>
-            <w:bottom w:w="0" w:type="dxa"/>
-          </w:tblCellMar>
-        </w:tblPrEx>
         <w:tc>
           <w:tcPr>
             <w:tcW w:w="2333" w:type="dxa"/>
@@ -9309,7 +8648,6 @@
                 <w:lang w:eastAsia="es-CO"/>
               </w:rPr>
             </w:pPr>
-            <w:proofErr w:type="spellStart"/>
             <w:r>
               <w:rPr>
                 <w:b/>
@@ -9318,7 +8656,6 @@
               </w:rPr>
               <w:t>Precondition</w:t>
             </w:r>
-            <w:proofErr w:type="spellEnd"/>
           </w:p>
         </w:tc>
         <w:tc>
@@ -9353,12 +8690,6 @@
         </w:tc>
       </w:tr>
       <w:tr>
-        <w:tblPrEx>
-          <w:tblCellMar>
-            <w:top w:w="0" w:type="dxa"/>
-            <w:bottom w:w="0" w:type="dxa"/>
-          </w:tblCellMar>
-        </w:tblPrEx>
         <w:tc>
           <w:tcPr>
             <w:tcW w:w="2333" w:type="dxa"/>
@@ -9380,7 +8711,6 @@
                 <w:lang w:eastAsia="es-CO"/>
               </w:rPr>
             </w:pPr>
-            <w:proofErr w:type="spellStart"/>
             <w:r>
               <w:rPr>
                 <w:b/>
@@ -9389,7 +8719,6 @@
               </w:rPr>
               <w:t>Postcondition</w:t>
             </w:r>
-            <w:proofErr w:type="spellEnd"/>
           </w:p>
         </w:tc>
         <w:tc>
@@ -9424,12 +8753,6 @@
         </w:tc>
       </w:tr>
       <w:tr>
-        <w:tblPrEx>
-          <w:tblCellMar>
-            <w:top w:w="0" w:type="dxa"/>
-            <w:bottom w:w="0" w:type="dxa"/>
-          </w:tblCellMar>
-        </w:tblPrEx>
         <w:tc>
           <w:tcPr>
             <w:tcW w:w="2333" w:type="dxa"/>
@@ -9457,18 +8780,8 @@
                 <w:color w:val="000000"/>
                 <w:lang w:eastAsia="es-CO"/>
               </w:rPr>
-              <w:t xml:space="preserve">Base </w:t>
-            </w:r>
-            <w:proofErr w:type="spellStart"/>
-            <w:r>
-              <w:rPr>
-                <w:b/>
-                <w:color w:val="000000"/>
-                <w:lang w:eastAsia="es-CO"/>
-              </w:rPr>
-              <w:t>Sequence</w:t>
-            </w:r>
-            <w:proofErr w:type="spellEnd"/>
+              <w:t>Base Sequence</w:t>
+            </w:r>
           </w:p>
         </w:tc>
         <w:tc>
@@ -9577,26 +8890,12 @@
                 <w:color w:val="000000"/>
                 <w:lang w:eastAsia="es-CO"/>
               </w:rPr>
-              <w:t xml:space="preserve">3. Se despliega el consolidado numérico con </w:t>
-            </w:r>
-            <w:r>
-              <w:rPr>
-                <w:color w:val="000000"/>
-                <w:lang w:eastAsia="es-CO"/>
-              </w:rPr>
-              <w:lastRenderedPageBreak/>
-              <w:t>opción de descarga.</w:t>
+              <w:t>3. Se despliega el consolidado numérico con opción de descarga.</w:t>
             </w:r>
           </w:p>
         </w:tc>
       </w:tr>
       <w:tr>
-        <w:tblPrEx>
-          <w:tblCellMar>
-            <w:top w:w="0" w:type="dxa"/>
-            <w:bottom w:w="0" w:type="dxa"/>
-          </w:tblCellMar>
-        </w:tblPrEx>
         <w:tc>
           <w:tcPr>
             <w:tcW w:w="2333" w:type="dxa"/>
@@ -9624,59 +8923,50 @@
                 <w:color w:val="000000"/>
                 <w:lang w:eastAsia="es-CO"/>
               </w:rPr>
+              <w:t>Branch Sequence</w:t>
+            </w:r>
+          </w:p>
+        </w:tc>
+        <w:tc>
+          <w:tcPr>
+            <w:tcW w:w="4666" w:type="dxa"/>
+            <w:tcBorders>
+              <w:top w:val="single" w:sz="4" w:space="0" w:color="000000"/>
+              <w:left w:val="single" w:sz="4" w:space="0" w:color="000000"/>
+              <w:bottom w:val="single" w:sz="4" w:space="0" w:color="000000"/>
+              <w:right w:val="single" w:sz="4" w:space="0" w:color="000000"/>
+            </w:tcBorders>
+            <w:shd w:val="clear" w:color="auto" w:fill="FFFFFF"/>
+          </w:tcPr>
+          <w:p>
+            <w:pPr>
+              <w:widowControl w:val="0"/>
+              <w:adjustRightInd w:val="0"/>
+              <w:spacing w:line="320" w:lineRule="atLeast"/>
+              <w:rPr>
+                <w:color w:val="000000"/>
+                <w:lang w:eastAsia="es-CO"/>
+              </w:rPr>
+            </w:pPr>
+            <w:r>
+              <w:rPr>
+                <w:color w:val="000000"/>
+                <w:lang w:eastAsia="es-CO"/>
+              </w:rPr>
+              <w:t xml:space="preserve">Información incompleta por registros </w:t>
+            </w:r>
+            <w:r>
+              <w:rPr>
+                <w:color w:val="000000"/>
+                <w:lang w:eastAsia="es-CO"/>
+              </w:rPr>
               <w:lastRenderedPageBreak/>
-              <w:t xml:space="preserve">Branch </w:t>
-            </w:r>
-            <w:proofErr w:type="spellStart"/>
-            <w:r>
-              <w:rPr>
-                <w:b/>
-                <w:color w:val="000000"/>
-                <w:lang w:eastAsia="es-CO"/>
-              </w:rPr>
-              <w:t>Sequence</w:t>
-            </w:r>
-            <w:proofErr w:type="spellEnd"/>
-          </w:p>
-        </w:tc>
-        <w:tc>
-          <w:tcPr>
-            <w:tcW w:w="4666" w:type="dxa"/>
-            <w:tcBorders>
-              <w:top w:val="single" w:sz="4" w:space="0" w:color="000000"/>
-              <w:left w:val="single" w:sz="4" w:space="0" w:color="000000"/>
-              <w:bottom w:val="single" w:sz="4" w:space="0" w:color="000000"/>
-              <w:right w:val="single" w:sz="4" w:space="0" w:color="000000"/>
-            </w:tcBorders>
-            <w:shd w:val="clear" w:color="auto" w:fill="FFFFFF"/>
-          </w:tcPr>
-          <w:p>
-            <w:pPr>
-              <w:widowControl w:val="0"/>
-              <w:adjustRightInd w:val="0"/>
-              <w:spacing w:line="320" w:lineRule="atLeast"/>
-              <w:rPr>
-                <w:color w:val="000000"/>
-                <w:lang w:eastAsia="es-CO"/>
-              </w:rPr>
-            </w:pPr>
-            <w:r>
-              <w:rPr>
-                <w:color w:val="000000"/>
-                <w:lang w:eastAsia="es-CO"/>
-              </w:rPr>
-              <w:t>Información incompleta por registros pendientes: El sistema genera el reporte emitiendo una advertencia de muestra parcial.</w:t>
+              <w:t>pendientes: El sistema genera el reporte emitiendo una advertencia de muestra parcial.</w:t>
             </w:r>
           </w:p>
         </w:tc>
       </w:tr>
       <w:tr>
-        <w:tblPrEx>
-          <w:tblCellMar>
-            <w:top w:w="0" w:type="dxa"/>
-            <w:bottom w:w="0" w:type="dxa"/>
-          </w:tblCellMar>
-        </w:tblPrEx>
         <w:tc>
           <w:tcPr>
             <w:tcW w:w="2333" w:type="dxa"/>
@@ -9698,34 +8988,15 @@
                 <w:lang w:eastAsia="es-CO"/>
               </w:rPr>
             </w:pPr>
-            <w:proofErr w:type="spellStart"/>
             <w:r>
               <w:rPr>
                 <w:b/>
                 <w:color w:val="000000"/>
                 <w:lang w:eastAsia="es-CO"/>
               </w:rPr>
-              <w:t>Exception</w:t>
-            </w:r>
-            <w:proofErr w:type="spellEnd"/>
-            <w:r>
-              <w:rPr>
-                <w:b/>
-                <w:color w:val="000000"/>
-                <w:lang w:eastAsia="es-CO"/>
-              </w:rPr>
-              <w:t xml:space="preserve"> </w:t>
-            </w:r>
-            <w:proofErr w:type="spellStart"/>
-            <w:r>
-              <w:rPr>
-                <w:b/>
-                <w:color w:val="000000"/>
-                <w:lang w:eastAsia="es-CO"/>
-              </w:rPr>
-              <w:t>Sequence</w:t>
-            </w:r>
-            <w:proofErr w:type="spellEnd"/>
+              <w:lastRenderedPageBreak/>
+              <w:t>Exception Sequence</w:t>
+            </w:r>
           </w:p>
         </w:tc>
         <w:tc>
@@ -9752,12 +9023,6 @@
         </w:tc>
       </w:tr>
       <w:tr>
-        <w:tblPrEx>
-          <w:tblCellMar>
-            <w:top w:w="0" w:type="dxa"/>
-            <w:bottom w:w="0" w:type="dxa"/>
-          </w:tblCellMar>
-        </w:tblPrEx>
         <w:tc>
           <w:tcPr>
             <w:tcW w:w="2333" w:type="dxa"/>
@@ -9785,18 +9050,8 @@
                 <w:color w:val="000000"/>
                 <w:lang w:eastAsia="es-CO"/>
               </w:rPr>
-              <w:t xml:space="preserve">Sub </w:t>
-            </w:r>
-            <w:proofErr w:type="spellStart"/>
-            <w:r>
-              <w:rPr>
-                <w:b/>
-                <w:color w:val="000000"/>
-                <w:lang w:eastAsia="es-CO"/>
-              </w:rPr>
-              <w:t>UseCase</w:t>
-            </w:r>
-            <w:proofErr w:type="spellEnd"/>
+              <w:t>Sub UseCase</w:t>
+            </w:r>
           </w:p>
         </w:tc>
         <w:tc>
@@ -9831,12 +9086,6 @@
         </w:tc>
       </w:tr>
       <w:tr>
-        <w:tblPrEx>
-          <w:tblCellMar>
-            <w:top w:w="0" w:type="dxa"/>
-            <w:bottom w:w="0" w:type="dxa"/>
-          </w:tblCellMar>
-        </w:tblPrEx>
         <w:tc>
           <w:tcPr>
             <w:tcW w:w="2333" w:type="dxa"/>
@@ -9990,43 +9239,7 @@
           <w:color w:val="000080"/>
           <w:sz w:val="20"/>
         </w:rPr>
-        <w:t xml:space="preserve">Relation (From Target </w:t>
-      </w:r>
-      <w:proofErr w:type="spellStart"/>
-      <w:r>
-        <w:rPr>
-          <w:b/>
-          <w:color w:val="000080"/>
-          <w:sz w:val="20"/>
-        </w:rPr>
-        <w:t>To</w:t>
-      </w:r>
-      <w:proofErr w:type="spellEnd"/>
-      <w:r>
-        <w:rPr>
-          <w:b/>
-          <w:color w:val="000080"/>
-          <w:sz w:val="20"/>
-        </w:rPr>
-        <w:t xml:space="preserve"> </w:t>
-      </w:r>
-      <w:proofErr w:type="spellStart"/>
-      <w:r>
-        <w:rPr>
-          <w:b/>
-          <w:color w:val="000080"/>
-          <w:sz w:val="20"/>
-        </w:rPr>
-        <w:t>Source</w:t>
-      </w:r>
-      <w:proofErr w:type="spellEnd"/>
-      <w:r>
-        <w:rPr>
-          <w:b/>
-          <w:color w:val="000080"/>
-          <w:sz w:val="20"/>
-        </w:rPr>
-        <w:t>)</w:t>
+        <w:t>Relation (From Target To Source)</w:t>
       </w:r>
     </w:p>
     <w:tbl>
@@ -10055,12 +9268,6 @@
         <w:gridCol w:w="3511"/>
       </w:tblGrid>
       <w:tr>
-        <w:tblPrEx>
-          <w:tblCellMar>
-            <w:top w:w="0" w:type="dxa"/>
-            <w:bottom w:w="0" w:type="dxa"/>
-          </w:tblCellMar>
-        </w:tblPrEx>
         <w:tc>
           <w:tcPr>
             <w:tcW w:w="1166" w:type="dxa"/>
@@ -10110,7 +9317,6 @@
                 <w:lang w:eastAsia="es-CO"/>
               </w:rPr>
             </w:pPr>
-            <w:proofErr w:type="spellStart"/>
             <w:r>
               <w:rPr>
                 <w:b/>
@@ -10118,7 +9324,6 @@
               </w:rPr>
               <w:t>Type</w:t>
             </w:r>
-            <w:proofErr w:type="spellEnd"/>
           </w:p>
         </w:tc>
         <w:tc>
@@ -10141,7 +9346,6 @@
                 <w:lang w:eastAsia="es-CO"/>
               </w:rPr>
             </w:pPr>
-            <w:proofErr w:type="spellStart"/>
             <w:r>
               <w:rPr>
                 <w:b/>
@@ -10149,7 +9353,6 @@
               </w:rPr>
               <w:t>Source</w:t>
             </w:r>
-            <w:proofErr w:type="spellEnd"/>
           </w:p>
         </w:tc>
         <w:tc>
@@ -10172,7 +9375,6 @@
                 <w:lang w:eastAsia="es-CO"/>
               </w:rPr>
             </w:pPr>
-            <w:proofErr w:type="spellStart"/>
             <w:r>
               <w:rPr>
                 <w:b/>
@@ -10180,17 +9382,10 @@
               </w:rPr>
               <w:t>Summary</w:t>
             </w:r>
-            <w:proofErr w:type="spellEnd"/>
           </w:p>
         </w:tc>
       </w:tr>
       <w:tr>
-        <w:tblPrEx>
-          <w:tblCellMar>
-            <w:top w:w="0" w:type="dxa"/>
-            <w:bottom w:w="0" w:type="dxa"/>
-          </w:tblCellMar>
-        </w:tblPrEx>
         <w:tc>
           <w:tcPr>
             <w:tcW w:w="1166" w:type="dxa"/>
@@ -10233,7 +9428,6 @@
                 <w:lang w:eastAsia="es-CO"/>
               </w:rPr>
             </w:pPr>
-            <w:proofErr w:type="spellStart"/>
             <w:r>
               <w:rPr>
                 <w:color w:val="000000"/>
@@ -10241,7 +9435,6 @@
               </w:rPr>
               <w:t>Include</w:t>
             </w:r>
-            <w:proofErr w:type="spellEnd"/>
           </w:p>
         </w:tc>
         <w:tc>
@@ -10270,23 +9463,7 @@
                 <w:color w:val="000000"/>
                 <w:lang w:eastAsia="es-CO"/>
               </w:rPr>
-              <w:t xml:space="preserve">Gestionar </w:t>
-            </w:r>
-            <w:proofErr w:type="spellStart"/>
-            <w:r>
-              <w:rPr>
-                <w:color w:val="000000"/>
-                <w:lang w:eastAsia="es-CO"/>
-              </w:rPr>
-              <w:t>asignacion</w:t>
-            </w:r>
-            <w:proofErr w:type="spellEnd"/>
-            <w:r>
-              <w:rPr>
-                <w:color w:val="000000"/>
-                <w:lang w:eastAsia="es-CO"/>
-              </w:rPr>
-              <w:t xml:space="preserve"> de estudiantes</w:t>
+              <w:t>Gestionar asignacion de estudiantes</w:t>
             </w:r>
           </w:p>
         </w:tc>
@@ -10323,34 +9500,14 @@
           <w:lang w:eastAsia="es-CO"/>
         </w:rPr>
       </w:pPr>
-      <w:proofErr w:type="spellStart"/>
       <w:r>
         <w:rPr>
           <w:b/>
           <w:color w:val="000080"/>
           <w:sz w:val="20"/>
         </w:rPr>
-        <w:t>UseCase</w:t>
-      </w:r>
-      <w:proofErr w:type="spellEnd"/>
-      <w:r>
-        <w:rPr>
-          <w:b/>
-          <w:color w:val="000080"/>
-          <w:sz w:val="20"/>
-        </w:rPr>
-        <w:t xml:space="preserve"> </w:t>
-      </w:r>
-      <w:proofErr w:type="spellStart"/>
-      <w:r>
-        <w:rPr>
-          <w:b/>
-          <w:color w:val="000080"/>
-          <w:sz w:val="20"/>
-        </w:rPr>
-        <w:t>Description</w:t>
-      </w:r>
-      <w:proofErr w:type="spellEnd"/>
+        <w:t>UseCase Description</w:t>
+      </w:r>
     </w:p>
     <w:tbl>
       <w:tblPr>
@@ -10376,12 +9533,6 @@
         <w:gridCol w:w="4680"/>
       </w:tblGrid>
       <w:tr>
-        <w:tblPrEx>
-          <w:tblCellMar>
-            <w:top w:w="0" w:type="dxa"/>
-            <w:bottom w:w="0" w:type="dxa"/>
-          </w:tblCellMar>
-        </w:tblPrEx>
         <w:tc>
           <w:tcPr>
             <w:tcW w:w="2333" w:type="dxa"/>
@@ -10402,7 +9553,6 @@
                 <w:lang w:eastAsia="es-CO"/>
               </w:rPr>
             </w:pPr>
-            <w:proofErr w:type="spellStart"/>
             <w:r>
               <w:rPr>
                 <w:b/>
@@ -10410,7 +9560,6 @@
               </w:rPr>
               <w:t>Template</w:t>
             </w:r>
-            <w:proofErr w:type="spellEnd"/>
           </w:p>
         </w:tc>
         <w:tc>
@@ -10445,12 +9594,6 @@
         </w:tc>
       </w:tr>
       <w:tr>
-        <w:tblPrEx>
-          <w:tblCellMar>
-            <w:top w:w="0" w:type="dxa"/>
-            <w:bottom w:w="0" w:type="dxa"/>
-          </w:tblCellMar>
-        </w:tblPrEx>
         <w:tc>
           <w:tcPr>
             <w:tcW w:w="2333" w:type="dxa"/>
@@ -10472,7 +9615,6 @@
                 <w:lang w:eastAsia="es-CO"/>
               </w:rPr>
             </w:pPr>
-            <w:proofErr w:type="spellStart"/>
             <w:r>
               <w:rPr>
                 <w:b/>
@@ -10481,7 +9623,6 @@
               </w:rPr>
               <w:t>UseCase</w:t>
             </w:r>
-            <w:proofErr w:type="spellEnd"/>
           </w:p>
         </w:tc>
         <w:tc>
@@ -10516,12 +9657,6 @@
         </w:tc>
       </w:tr>
       <w:tr>
-        <w:tblPrEx>
-          <w:tblCellMar>
-            <w:top w:w="0" w:type="dxa"/>
-            <w:bottom w:w="0" w:type="dxa"/>
-          </w:tblCellMar>
-        </w:tblPrEx>
         <w:tc>
           <w:tcPr>
             <w:tcW w:w="2333" w:type="dxa"/>
@@ -10543,7 +9678,6 @@
                 <w:lang w:eastAsia="es-CO"/>
               </w:rPr>
             </w:pPr>
-            <w:proofErr w:type="spellStart"/>
             <w:r>
               <w:rPr>
                 <w:b/>
@@ -10552,7 +9686,6 @@
               </w:rPr>
               <w:t>Summary</w:t>
             </w:r>
-            <w:proofErr w:type="spellEnd"/>
           </w:p>
         </w:tc>
         <w:tc>
@@ -10587,12 +9720,6 @@
         </w:tc>
       </w:tr>
       <w:tr>
-        <w:tblPrEx>
-          <w:tblCellMar>
-            <w:top w:w="0" w:type="dxa"/>
-            <w:bottom w:w="0" w:type="dxa"/>
-          </w:tblCellMar>
-        </w:tblPrEx>
         <w:tc>
           <w:tcPr>
             <w:tcW w:w="2333" w:type="dxa"/>
@@ -10656,12 +9783,6 @@
         </w:tc>
       </w:tr>
       <w:tr>
-        <w:tblPrEx>
-          <w:tblCellMar>
-            <w:top w:w="0" w:type="dxa"/>
-            <w:bottom w:w="0" w:type="dxa"/>
-          </w:tblCellMar>
-        </w:tblPrEx>
         <w:tc>
           <w:tcPr>
             <w:tcW w:w="2333" w:type="dxa"/>
@@ -10683,7 +9804,6 @@
                 <w:lang w:eastAsia="es-CO"/>
               </w:rPr>
             </w:pPr>
-            <w:proofErr w:type="spellStart"/>
             <w:r>
               <w:rPr>
                 <w:b/>
@@ -10692,7 +9812,6 @@
               </w:rPr>
               <w:t>Precondition</w:t>
             </w:r>
-            <w:proofErr w:type="spellEnd"/>
           </w:p>
         </w:tc>
         <w:tc>
@@ -10727,12 +9846,6 @@
         </w:tc>
       </w:tr>
       <w:tr>
-        <w:tblPrEx>
-          <w:tblCellMar>
-            <w:top w:w="0" w:type="dxa"/>
-            <w:bottom w:w="0" w:type="dxa"/>
-          </w:tblCellMar>
-        </w:tblPrEx>
         <w:tc>
           <w:tcPr>
             <w:tcW w:w="2333" w:type="dxa"/>
@@ -10754,7 +9867,6 @@
                 <w:lang w:eastAsia="es-CO"/>
               </w:rPr>
             </w:pPr>
-            <w:proofErr w:type="spellStart"/>
             <w:r>
               <w:rPr>
                 <w:b/>
@@ -10763,7 +9875,6 @@
               </w:rPr>
               <w:t>Postcondition</w:t>
             </w:r>
-            <w:proofErr w:type="spellEnd"/>
           </w:p>
         </w:tc>
         <w:tc>
@@ -10798,12 +9909,6 @@
         </w:tc>
       </w:tr>
       <w:tr>
-        <w:tblPrEx>
-          <w:tblCellMar>
-            <w:top w:w="0" w:type="dxa"/>
-            <w:bottom w:w="0" w:type="dxa"/>
-          </w:tblCellMar>
-        </w:tblPrEx>
         <w:tc>
           <w:tcPr>
             <w:tcW w:w="2333" w:type="dxa"/>
@@ -10831,18 +9936,8 @@
                 <w:color w:val="000000"/>
                 <w:lang w:eastAsia="es-CO"/>
               </w:rPr>
-              <w:t xml:space="preserve">Base </w:t>
-            </w:r>
-            <w:proofErr w:type="spellStart"/>
-            <w:r>
-              <w:rPr>
-                <w:b/>
-                <w:color w:val="000000"/>
-                <w:lang w:eastAsia="es-CO"/>
-              </w:rPr>
-              <w:t>Sequence</w:t>
-            </w:r>
-            <w:proofErr w:type="spellEnd"/>
+              <w:t>Base Sequence</w:t>
+            </w:r>
           </w:p>
         </w:tc>
         <w:tc>
@@ -10911,6 +10006,7 @@
                 <w:color w:val="000000"/>
                 <w:lang w:eastAsia="es-CO"/>
               </w:rPr>
+              <w:lastRenderedPageBreak/>
               <w:t>2. Registra la vigencia legal del convenio y el número de cupos.</w:t>
             </w:r>
           </w:p>
@@ -10957,12 +10053,6 @@
         </w:tc>
       </w:tr>
       <w:tr>
-        <w:tblPrEx>
-          <w:tblCellMar>
-            <w:top w:w="0" w:type="dxa"/>
-            <w:bottom w:w="0" w:type="dxa"/>
-          </w:tblCellMar>
-        </w:tblPrEx>
         <w:tc>
           <w:tcPr>
             <w:tcW w:w="2333" w:type="dxa"/>
@@ -10991,18 +10081,8 @@
                 <w:lang w:eastAsia="es-CO"/>
               </w:rPr>
               <w:lastRenderedPageBreak/>
-              <w:t xml:space="preserve">Branch </w:t>
-            </w:r>
-            <w:proofErr w:type="spellStart"/>
-            <w:r>
-              <w:rPr>
-                <w:b/>
-                <w:color w:val="000000"/>
-                <w:lang w:eastAsia="es-CO"/>
-              </w:rPr>
-              <w:t>Sequence</w:t>
-            </w:r>
-            <w:proofErr w:type="spellEnd"/>
+              <w:t>Branch Sequence</w:t>
+            </w:r>
           </w:p>
         </w:tc>
         <w:tc>
@@ -11029,12 +10109,6 @@
         </w:tc>
       </w:tr>
       <w:tr>
-        <w:tblPrEx>
-          <w:tblCellMar>
-            <w:top w:w="0" w:type="dxa"/>
-            <w:bottom w:w="0" w:type="dxa"/>
-          </w:tblCellMar>
-        </w:tblPrEx>
         <w:tc>
           <w:tcPr>
             <w:tcW w:w="2333" w:type="dxa"/>
@@ -11056,34 +10130,14 @@
                 <w:lang w:eastAsia="es-CO"/>
               </w:rPr>
             </w:pPr>
-            <w:proofErr w:type="spellStart"/>
             <w:r>
               <w:rPr>
                 <w:b/>
                 <w:color w:val="000000"/>
                 <w:lang w:eastAsia="es-CO"/>
               </w:rPr>
-              <w:t>Exception</w:t>
-            </w:r>
-            <w:proofErr w:type="spellEnd"/>
-            <w:r>
-              <w:rPr>
-                <w:b/>
-                <w:color w:val="000000"/>
-                <w:lang w:eastAsia="es-CO"/>
-              </w:rPr>
-              <w:t xml:space="preserve"> </w:t>
-            </w:r>
-            <w:proofErr w:type="spellStart"/>
-            <w:r>
-              <w:rPr>
-                <w:b/>
-                <w:color w:val="000000"/>
-                <w:lang w:eastAsia="es-CO"/>
-              </w:rPr>
-              <w:t>Sequence</w:t>
-            </w:r>
-            <w:proofErr w:type="spellEnd"/>
+              <w:t>Exception Sequence</w:t>
+            </w:r>
           </w:p>
         </w:tc>
         <w:tc>
@@ -11118,12 +10172,6 @@
         </w:tc>
       </w:tr>
       <w:tr>
-        <w:tblPrEx>
-          <w:tblCellMar>
-            <w:top w:w="0" w:type="dxa"/>
-            <w:bottom w:w="0" w:type="dxa"/>
-          </w:tblCellMar>
-        </w:tblPrEx>
         <w:tc>
           <w:tcPr>
             <w:tcW w:w="2333" w:type="dxa"/>
@@ -11151,18 +10199,8 @@
                 <w:color w:val="000000"/>
                 <w:lang w:eastAsia="es-CO"/>
               </w:rPr>
-              <w:t xml:space="preserve">Sub </w:t>
-            </w:r>
-            <w:proofErr w:type="spellStart"/>
-            <w:r>
-              <w:rPr>
-                <w:b/>
-                <w:color w:val="000000"/>
-                <w:lang w:eastAsia="es-CO"/>
-              </w:rPr>
-              <w:t>UseCase</w:t>
-            </w:r>
-            <w:proofErr w:type="spellEnd"/>
+              <w:t>Sub UseCase</w:t>
+            </w:r>
           </w:p>
         </w:tc>
         <w:tc>
@@ -11197,12 +10235,6 @@
         </w:tc>
       </w:tr>
       <w:tr>
-        <w:tblPrEx>
-          <w:tblCellMar>
-            <w:top w:w="0" w:type="dxa"/>
-            <w:bottom w:w="0" w:type="dxa"/>
-          </w:tblCellMar>
-        </w:tblPrEx>
         <w:tc>
           <w:tcPr>
             <w:tcW w:w="2333" w:type="dxa"/>
@@ -11338,56 +10370,26 @@
           <w:color w:val="000080"/>
           <w:sz w:val="20"/>
         </w:rPr>
-        <w:t xml:space="preserve">Planificar practica </w:t>
-      </w:r>
-      <w:proofErr w:type="spellStart"/>
+        <w:t>Planificar practica academica</w:t>
+      </w:r>
+    </w:p>
+    <w:p>
+      <w:pPr>
+        <w:pStyle w:val="Ttulo4"/>
+        <w:ind w:left="600"/>
+        <w:rPr>
+          <w:bCs/>
+          <w:lang w:eastAsia="es-CO"/>
+        </w:rPr>
+      </w:pPr>
       <w:r>
         <w:rPr>
           <w:b/>
           <w:color w:val="000080"/>
           <w:sz w:val="20"/>
         </w:rPr>
-        <w:t>academica</w:t>
-      </w:r>
-      <w:proofErr w:type="spellEnd"/>
-    </w:p>
-    <w:p>
-      <w:pPr>
-        <w:pStyle w:val="Ttulo4"/>
-        <w:ind w:left="600"/>
-        <w:rPr>
-          <w:bCs/>
-          <w:lang w:eastAsia="es-CO"/>
-        </w:rPr>
-      </w:pPr>
-      <w:proofErr w:type="spellStart"/>
-      <w:r>
-        <w:rPr>
-          <w:b/>
-          <w:color w:val="000080"/>
-          <w:sz w:val="20"/>
-        </w:rPr>
-        <w:t>UseCase</w:t>
-      </w:r>
-      <w:proofErr w:type="spellEnd"/>
-      <w:r>
-        <w:rPr>
-          <w:b/>
-          <w:color w:val="000080"/>
-          <w:sz w:val="20"/>
-        </w:rPr>
-        <w:t xml:space="preserve"> </w:t>
-      </w:r>
-      <w:proofErr w:type="spellStart"/>
-      <w:r>
-        <w:rPr>
-          <w:b/>
-          <w:color w:val="000080"/>
-          <w:sz w:val="20"/>
-        </w:rPr>
-        <w:t>Description</w:t>
-      </w:r>
-      <w:proofErr w:type="spellEnd"/>
+        <w:t>UseCase Description</w:t>
+      </w:r>
     </w:p>
     <w:tbl>
       <w:tblPr>
@@ -11413,12 +10415,6 @@
         <w:gridCol w:w="4680"/>
       </w:tblGrid>
       <w:tr>
-        <w:tblPrEx>
-          <w:tblCellMar>
-            <w:top w:w="0" w:type="dxa"/>
-            <w:bottom w:w="0" w:type="dxa"/>
-          </w:tblCellMar>
-        </w:tblPrEx>
         <w:tc>
           <w:tcPr>
             <w:tcW w:w="2333" w:type="dxa"/>
@@ -11439,7 +10435,6 @@
                 <w:lang w:eastAsia="es-CO"/>
               </w:rPr>
             </w:pPr>
-            <w:proofErr w:type="spellStart"/>
             <w:r>
               <w:rPr>
                 <w:b/>
@@ -11447,7 +10442,6 @@
               </w:rPr>
               <w:t>Template</w:t>
             </w:r>
-            <w:proofErr w:type="spellEnd"/>
           </w:p>
         </w:tc>
         <w:tc>
@@ -11482,12 +10476,6 @@
         </w:tc>
       </w:tr>
       <w:tr>
-        <w:tblPrEx>
-          <w:tblCellMar>
-            <w:top w:w="0" w:type="dxa"/>
-            <w:bottom w:w="0" w:type="dxa"/>
-          </w:tblCellMar>
-        </w:tblPrEx>
         <w:tc>
           <w:tcPr>
             <w:tcW w:w="2333" w:type="dxa"/>
@@ -11509,7 +10497,6 @@
                 <w:lang w:eastAsia="es-CO"/>
               </w:rPr>
             </w:pPr>
-            <w:proofErr w:type="spellStart"/>
             <w:r>
               <w:rPr>
                 <w:b/>
@@ -11518,7 +10505,6 @@
               </w:rPr>
               <w:t>UseCase</w:t>
             </w:r>
-            <w:proofErr w:type="spellEnd"/>
           </w:p>
         </w:tc>
         <w:tc>
@@ -11547,27 +10533,12 @@
                 <w:color w:val="000000"/>
                 <w:lang w:eastAsia="es-CO"/>
               </w:rPr>
-              <w:t xml:space="preserve">Planificar practica </w:t>
-            </w:r>
-            <w:proofErr w:type="spellStart"/>
-            <w:r>
-              <w:rPr>
-                <w:color w:val="000000"/>
-                <w:lang w:eastAsia="es-CO"/>
-              </w:rPr>
-              <w:t>academica</w:t>
-            </w:r>
-            <w:proofErr w:type="spellEnd"/>
+              <w:t>Planificar practica academica</w:t>
+            </w:r>
           </w:p>
         </w:tc>
       </w:tr>
       <w:tr>
-        <w:tblPrEx>
-          <w:tblCellMar>
-            <w:top w:w="0" w:type="dxa"/>
-            <w:bottom w:w="0" w:type="dxa"/>
-          </w:tblCellMar>
-        </w:tblPrEx>
         <w:tc>
           <w:tcPr>
             <w:tcW w:w="2333" w:type="dxa"/>
@@ -11589,7 +10560,6 @@
                 <w:lang w:eastAsia="es-CO"/>
               </w:rPr>
             </w:pPr>
-            <w:proofErr w:type="spellStart"/>
             <w:r>
               <w:rPr>
                 <w:b/>
@@ -11598,7 +10568,6 @@
               </w:rPr>
               <w:t>Summary</w:t>
             </w:r>
-            <w:proofErr w:type="spellEnd"/>
           </w:p>
         </w:tc>
         <w:tc>
@@ -11633,12 +10602,6 @@
         </w:tc>
       </w:tr>
       <w:tr>
-        <w:tblPrEx>
-          <w:tblCellMar>
-            <w:top w:w="0" w:type="dxa"/>
-            <w:bottom w:w="0" w:type="dxa"/>
-          </w:tblCellMar>
-        </w:tblPrEx>
         <w:tc>
           <w:tcPr>
             <w:tcW w:w="2333" w:type="dxa"/>
@@ -11702,12 +10665,6 @@
         </w:tc>
       </w:tr>
       <w:tr>
-        <w:tblPrEx>
-          <w:tblCellMar>
-            <w:top w:w="0" w:type="dxa"/>
-            <w:bottom w:w="0" w:type="dxa"/>
-          </w:tblCellMar>
-        </w:tblPrEx>
         <w:tc>
           <w:tcPr>
             <w:tcW w:w="2333" w:type="dxa"/>
@@ -11729,7 +10686,6 @@
                 <w:lang w:eastAsia="es-CO"/>
               </w:rPr>
             </w:pPr>
-            <w:proofErr w:type="spellStart"/>
             <w:r>
               <w:rPr>
                 <w:b/>
@@ -11738,7 +10694,6 @@
               </w:rPr>
               <w:t>Precondition</w:t>
             </w:r>
-            <w:proofErr w:type="spellEnd"/>
           </w:p>
         </w:tc>
         <w:tc>
@@ -11773,12 +10728,6 @@
         </w:tc>
       </w:tr>
       <w:tr>
-        <w:tblPrEx>
-          <w:tblCellMar>
-            <w:top w:w="0" w:type="dxa"/>
-            <w:bottom w:w="0" w:type="dxa"/>
-          </w:tblCellMar>
-        </w:tblPrEx>
         <w:tc>
           <w:tcPr>
             <w:tcW w:w="2333" w:type="dxa"/>
@@ -11800,7 +10749,6 @@
                 <w:lang w:eastAsia="es-CO"/>
               </w:rPr>
             </w:pPr>
-            <w:proofErr w:type="spellStart"/>
             <w:r>
               <w:rPr>
                 <w:b/>
@@ -11809,7 +10757,6 @@
               </w:rPr>
               <w:t>Postcondition</w:t>
             </w:r>
-            <w:proofErr w:type="spellEnd"/>
           </w:p>
         </w:tc>
         <w:tc>
@@ -11844,12 +10791,6 @@
         </w:tc>
       </w:tr>
       <w:tr>
-        <w:tblPrEx>
-          <w:tblCellMar>
-            <w:top w:w="0" w:type="dxa"/>
-            <w:bottom w:w="0" w:type="dxa"/>
-          </w:tblCellMar>
-        </w:tblPrEx>
         <w:tc>
           <w:tcPr>
             <w:tcW w:w="2333" w:type="dxa"/>
@@ -11877,18 +10818,8 @@
                 <w:color w:val="000000"/>
                 <w:lang w:eastAsia="es-CO"/>
               </w:rPr>
-              <w:t xml:space="preserve">Base </w:t>
-            </w:r>
-            <w:proofErr w:type="spellStart"/>
-            <w:r>
-              <w:rPr>
-                <w:b/>
-                <w:color w:val="000000"/>
-                <w:lang w:eastAsia="es-CO"/>
-              </w:rPr>
-              <w:t>Sequence</w:t>
-            </w:r>
-            <w:proofErr w:type="spellEnd"/>
+              <w:t>Base Sequence</w:t>
+            </w:r>
           </w:p>
         </w:tc>
         <w:tc>
@@ -11957,6 +10888,7 @@
                 <w:color w:val="000000"/>
                 <w:lang w:eastAsia="es-CO"/>
               </w:rPr>
+              <w:lastRenderedPageBreak/>
               <w:t>2. Define la intensidad horaria mínima y criterios de evaluación.</w:t>
             </w:r>
           </w:p>
@@ -12003,12 +10935,6 @@
         </w:tc>
       </w:tr>
       <w:tr>
-        <w:tblPrEx>
-          <w:tblCellMar>
-            <w:top w:w="0" w:type="dxa"/>
-            <w:bottom w:w="0" w:type="dxa"/>
-          </w:tblCellMar>
-        </w:tblPrEx>
         <w:tc>
           <w:tcPr>
             <w:tcW w:w="2333" w:type="dxa"/>
@@ -12037,18 +10963,8 @@
                 <w:lang w:eastAsia="es-CO"/>
               </w:rPr>
               <w:lastRenderedPageBreak/>
-              <w:t xml:space="preserve">Branch </w:t>
-            </w:r>
-            <w:proofErr w:type="spellStart"/>
-            <w:r>
-              <w:rPr>
-                <w:b/>
-                <w:color w:val="000000"/>
-                <w:lang w:eastAsia="es-CO"/>
-              </w:rPr>
-              <w:t>Sequence</w:t>
-            </w:r>
-            <w:proofErr w:type="spellEnd"/>
+              <w:t>Branch Sequence</w:t>
+            </w:r>
           </w:p>
         </w:tc>
         <w:tc>
@@ -12075,12 +10991,6 @@
         </w:tc>
       </w:tr>
       <w:tr>
-        <w:tblPrEx>
-          <w:tblCellMar>
-            <w:top w:w="0" w:type="dxa"/>
-            <w:bottom w:w="0" w:type="dxa"/>
-          </w:tblCellMar>
-        </w:tblPrEx>
         <w:tc>
           <w:tcPr>
             <w:tcW w:w="2333" w:type="dxa"/>
@@ -12102,34 +11012,14 @@
                 <w:lang w:eastAsia="es-CO"/>
               </w:rPr>
             </w:pPr>
-            <w:proofErr w:type="spellStart"/>
             <w:r>
               <w:rPr>
                 <w:b/>
                 <w:color w:val="000000"/>
                 <w:lang w:eastAsia="es-CO"/>
               </w:rPr>
-              <w:t>Exception</w:t>
-            </w:r>
-            <w:proofErr w:type="spellEnd"/>
-            <w:r>
-              <w:rPr>
-                <w:b/>
-                <w:color w:val="000000"/>
-                <w:lang w:eastAsia="es-CO"/>
-              </w:rPr>
-              <w:t xml:space="preserve"> </w:t>
-            </w:r>
-            <w:proofErr w:type="spellStart"/>
-            <w:r>
-              <w:rPr>
-                <w:b/>
-                <w:color w:val="000000"/>
-                <w:lang w:eastAsia="es-CO"/>
-              </w:rPr>
-              <w:t>Sequence</w:t>
-            </w:r>
-            <w:proofErr w:type="spellEnd"/>
+              <w:t>Exception Sequence</w:t>
+            </w:r>
           </w:p>
         </w:tc>
         <w:tc>
@@ -12164,12 +11054,6 @@
         </w:tc>
       </w:tr>
       <w:tr>
-        <w:tblPrEx>
-          <w:tblCellMar>
-            <w:top w:w="0" w:type="dxa"/>
-            <w:bottom w:w="0" w:type="dxa"/>
-          </w:tblCellMar>
-        </w:tblPrEx>
         <w:tc>
           <w:tcPr>
             <w:tcW w:w="2333" w:type="dxa"/>
@@ -12197,18 +11081,8 @@
                 <w:color w:val="000000"/>
                 <w:lang w:eastAsia="es-CO"/>
               </w:rPr>
-              <w:t xml:space="preserve">Sub </w:t>
-            </w:r>
-            <w:proofErr w:type="spellStart"/>
-            <w:r>
-              <w:rPr>
-                <w:b/>
-                <w:color w:val="000000"/>
-                <w:lang w:eastAsia="es-CO"/>
-              </w:rPr>
-              <w:t>UseCase</w:t>
-            </w:r>
-            <w:proofErr w:type="spellEnd"/>
+              <w:t>Sub UseCase</w:t>
+            </w:r>
           </w:p>
         </w:tc>
         <w:tc>
@@ -12235,12 +11109,6 @@
         </w:tc>
       </w:tr>
       <w:tr>
-        <w:tblPrEx>
-          <w:tblCellMar>
-            <w:top w:w="0" w:type="dxa"/>
-            <w:bottom w:w="0" w:type="dxa"/>
-          </w:tblCellMar>
-        </w:tblPrEx>
         <w:tc>
           <w:tcPr>
             <w:tcW w:w="2333" w:type="dxa"/>
@@ -12369,95 +11237,31 @@
       </w:r>
       <w:bookmarkStart w:id="4" w:name="_hyperlink9"/>
       <w:bookmarkEnd w:id="4"/>
-      <w:proofErr w:type="spellStart"/>
       <w:r>
         <w:rPr>
           <w:b/>
           <w:color w:val="000080"/>
           <w:sz w:val="20"/>
         </w:rPr>
-        <w:t>Realizaar</w:t>
-      </w:r>
-      <w:proofErr w:type="spellEnd"/>
+        <w:t xml:space="preserve">Realizaar seguimiento y evaluacion </w:t>
+      </w:r>
+    </w:p>
+    <w:p>
+      <w:pPr>
+        <w:pStyle w:val="Ttulo4"/>
+        <w:ind w:left="600"/>
+        <w:rPr>
+          <w:bCs/>
+          <w:lang w:eastAsia="es-CO"/>
+        </w:rPr>
+      </w:pPr>
       <w:r>
         <w:rPr>
           <w:b/>
           <w:color w:val="000080"/>
           <w:sz w:val="20"/>
         </w:rPr>
-        <w:t xml:space="preserve"> seguimiento y </w:t>
-      </w:r>
-      <w:proofErr w:type="spellStart"/>
-      <w:r>
-        <w:rPr>
-          <w:b/>
-          <w:color w:val="000080"/>
-          <w:sz w:val="20"/>
-        </w:rPr>
-        <w:t>evaluacion</w:t>
-      </w:r>
-      <w:proofErr w:type="spellEnd"/>
-      <w:r>
-        <w:rPr>
-          <w:b/>
-          <w:color w:val="000080"/>
-          <w:sz w:val="20"/>
-        </w:rPr>
-        <w:t xml:space="preserve"> </w:t>
-      </w:r>
-    </w:p>
-    <w:p>
-      <w:pPr>
-        <w:pStyle w:val="Ttulo4"/>
-        <w:ind w:left="600"/>
-        <w:rPr>
-          <w:bCs/>
-          <w:lang w:eastAsia="es-CO"/>
-        </w:rPr>
-      </w:pPr>
-      <w:r>
-        <w:rPr>
-          <w:b/>
-          <w:color w:val="000080"/>
-          <w:sz w:val="20"/>
-        </w:rPr>
-        <w:t xml:space="preserve">Relation (From </w:t>
-      </w:r>
-      <w:proofErr w:type="spellStart"/>
-      <w:r>
-        <w:rPr>
-          <w:b/>
-          <w:color w:val="000080"/>
-          <w:sz w:val="20"/>
-        </w:rPr>
-        <w:t>Source</w:t>
-      </w:r>
-      <w:proofErr w:type="spellEnd"/>
-      <w:r>
-        <w:rPr>
-          <w:b/>
-          <w:color w:val="000080"/>
-          <w:sz w:val="20"/>
-        </w:rPr>
-        <w:t xml:space="preserve"> </w:t>
-      </w:r>
-      <w:proofErr w:type="spellStart"/>
-      <w:r>
-        <w:rPr>
-          <w:b/>
-          <w:color w:val="000080"/>
-          <w:sz w:val="20"/>
-        </w:rPr>
-        <w:t>To</w:t>
-      </w:r>
-      <w:proofErr w:type="spellEnd"/>
-      <w:r>
-        <w:rPr>
-          <w:b/>
-          <w:color w:val="000080"/>
-          <w:sz w:val="20"/>
-        </w:rPr>
-        <w:t xml:space="preserve"> Target)</w:t>
+        <w:t>Relation (From Source To Target)</w:t>
       </w:r>
     </w:p>
     <w:tbl>
@@ -12486,12 +11290,6 @@
         <w:gridCol w:w="3009"/>
       </w:tblGrid>
       <w:tr>
-        <w:tblPrEx>
-          <w:tblCellMar>
-            <w:top w:w="0" w:type="dxa"/>
-            <w:bottom w:w="0" w:type="dxa"/>
-          </w:tblCellMar>
-        </w:tblPrEx>
         <w:tc>
           <w:tcPr>
             <w:tcW w:w="1000" w:type="dxa"/>
@@ -12541,7 +11339,6 @@
                 <w:lang w:eastAsia="es-CO"/>
               </w:rPr>
             </w:pPr>
-            <w:proofErr w:type="spellStart"/>
             <w:r>
               <w:rPr>
                 <w:b/>
@@ -12549,7 +11346,6 @@
               </w:rPr>
               <w:t>Type</w:t>
             </w:r>
-            <w:proofErr w:type="spellEnd"/>
           </w:p>
         </w:tc>
         <w:tc>
@@ -12601,7 +11397,6 @@
                 <w:lang w:eastAsia="es-CO"/>
               </w:rPr>
             </w:pPr>
-            <w:proofErr w:type="spellStart"/>
             <w:r>
               <w:rPr>
                 <w:b/>
@@ -12609,17 +11404,10 @@
               </w:rPr>
               <w:t>Summary</w:t>
             </w:r>
-            <w:proofErr w:type="spellEnd"/>
           </w:p>
         </w:tc>
       </w:tr>
       <w:tr>
-        <w:tblPrEx>
-          <w:tblCellMar>
-            <w:top w:w="0" w:type="dxa"/>
-            <w:bottom w:w="0" w:type="dxa"/>
-          </w:tblCellMar>
-        </w:tblPrEx>
         <w:tc>
           <w:tcPr>
             <w:tcW w:w="1000" w:type="dxa"/>
@@ -12662,7 +11450,6 @@
                 <w:lang w:eastAsia="es-CO"/>
               </w:rPr>
             </w:pPr>
-            <w:proofErr w:type="spellStart"/>
             <w:r>
               <w:rPr>
                 <w:color w:val="000000"/>
@@ -12670,7 +11457,6 @@
               </w:rPr>
               <w:t>Extend</w:t>
             </w:r>
-            <w:proofErr w:type="spellEnd"/>
           </w:p>
         </w:tc>
         <w:tc>
@@ -12736,34 +11522,14 @@
           <w:lang w:eastAsia="es-CO"/>
         </w:rPr>
       </w:pPr>
-      <w:proofErr w:type="spellStart"/>
       <w:r>
         <w:rPr>
           <w:b/>
           <w:color w:val="000080"/>
           <w:sz w:val="20"/>
         </w:rPr>
-        <w:t>UseCase</w:t>
-      </w:r>
-      <w:proofErr w:type="spellEnd"/>
-      <w:r>
-        <w:rPr>
-          <w:b/>
-          <w:color w:val="000080"/>
-          <w:sz w:val="20"/>
-        </w:rPr>
-        <w:t xml:space="preserve"> </w:t>
-      </w:r>
-      <w:proofErr w:type="spellStart"/>
-      <w:r>
-        <w:rPr>
-          <w:b/>
-          <w:color w:val="000080"/>
-          <w:sz w:val="20"/>
-        </w:rPr>
-        <w:t>Description</w:t>
-      </w:r>
-      <w:proofErr w:type="spellEnd"/>
+        <w:t>UseCase Description</w:t>
+      </w:r>
     </w:p>
     <w:tbl>
       <w:tblPr>
@@ -12789,12 +11555,6 @@
         <w:gridCol w:w="4680"/>
       </w:tblGrid>
       <w:tr>
-        <w:tblPrEx>
-          <w:tblCellMar>
-            <w:top w:w="0" w:type="dxa"/>
-            <w:bottom w:w="0" w:type="dxa"/>
-          </w:tblCellMar>
-        </w:tblPrEx>
         <w:tc>
           <w:tcPr>
             <w:tcW w:w="2333" w:type="dxa"/>
@@ -12815,7 +11575,6 @@
                 <w:lang w:eastAsia="es-CO"/>
               </w:rPr>
             </w:pPr>
-            <w:proofErr w:type="spellStart"/>
             <w:r>
               <w:rPr>
                 <w:b/>
@@ -12823,7 +11582,6 @@
               </w:rPr>
               <w:t>Template</w:t>
             </w:r>
-            <w:proofErr w:type="spellEnd"/>
           </w:p>
         </w:tc>
         <w:tc>
@@ -12858,12 +11616,6 @@
         </w:tc>
       </w:tr>
       <w:tr>
-        <w:tblPrEx>
-          <w:tblCellMar>
-            <w:top w:w="0" w:type="dxa"/>
-            <w:bottom w:w="0" w:type="dxa"/>
-          </w:tblCellMar>
-        </w:tblPrEx>
         <w:tc>
           <w:tcPr>
             <w:tcW w:w="2333" w:type="dxa"/>
@@ -12885,7 +11637,6 @@
                 <w:lang w:eastAsia="es-CO"/>
               </w:rPr>
             </w:pPr>
-            <w:proofErr w:type="spellStart"/>
             <w:r>
               <w:rPr>
                 <w:b/>
@@ -12894,7 +11645,6 @@
               </w:rPr>
               <w:t>UseCase</w:t>
             </w:r>
-            <w:proofErr w:type="spellEnd"/>
           </w:p>
         </w:tc>
         <w:tc>
@@ -12918,41 +11668,17 @@
                 <w:lang w:eastAsia="es-CO"/>
               </w:rPr>
             </w:pPr>
-            <w:proofErr w:type="spellStart"/>
-            <w:r>
-              <w:rPr>
-                <w:color w:val="000000"/>
-                <w:lang w:eastAsia="es-CO"/>
-              </w:rPr>
-              <w:t>Realizaar</w:t>
-            </w:r>
-            <w:proofErr w:type="spellEnd"/>
-            <w:r>
-              <w:rPr>
-                <w:color w:val="000000"/>
-                <w:lang w:eastAsia="es-CO"/>
-              </w:rPr>
-              <w:t xml:space="preserve"> seguimiento y </w:t>
-            </w:r>
-            <w:proofErr w:type="spellStart"/>
-            <w:r>
-              <w:rPr>
-                <w:color w:val="000000"/>
-                <w:lang w:eastAsia="es-CO"/>
-              </w:rPr>
-              <w:t>evaluacion</w:t>
-            </w:r>
-            <w:proofErr w:type="spellEnd"/>
+            <w:r>
+              <w:rPr>
+                <w:color w:val="000000"/>
+                <w:lang w:eastAsia="es-CO"/>
+              </w:rPr>
+              <w:t>Realizaar seguimiento y evaluacion</w:t>
+            </w:r>
           </w:p>
         </w:tc>
       </w:tr>
       <w:tr>
-        <w:tblPrEx>
-          <w:tblCellMar>
-            <w:top w:w="0" w:type="dxa"/>
-            <w:bottom w:w="0" w:type="dxa"/>
-          </w:tblCellMar>
-        </w:tblPrEx>
         <w:tc>
           <w:tcPr>
             <w:tcW w:w="2333" w:type="dxa"/>
@@ -12974,7 +11700,6 @@
                 <w:lang w:eastAsia="es-CO"/>
               </w:rPr>
             </w:pPr>
-            <w:proofErr w:type="spellStart"/>
             <w:r>
               <w:rPr>
                 <w:b/>
@@ -12983,7 +11708,6 @@
               </w:rPr>
               <w:t>Summary</w:t>
             </w:r>
-            <w:proofErr w:type="spellEnd"/>
           </w:p>
         </w:tc>
         <w:tc>
@@ -13018,12 +11742,6 @@
         </w:tc>
       </w:tr>
       <w:tr>
-        <w:tblPrEx>
-          <w:tblCellMar>
-            <w:top w:w="0" w:type="dxa"/>
-            <w:bottom w:w="0" w:type="dxa"/>
-          </w:tblCellMar>
-        </w:tblPrEx>
         <w:tc>
           <w:tcPr>
             <w:tcW w:w="2333" w:type="dxa"/>
@@ -13087,12 +11805,6 @@
         </w:tc>
       </w:tr>
       <w:tr>
-        <w:tblPrEx>
-          <w:tblCellMar>
-            <w:top w:w="0" w:type="dxa"/>
-            <w:bottom w:w="0" w:type="dxa"/>
-          </w:tblCellMar>
-        </w:tblPrEx>
         <w:tc>
           <w:tcPr>
             <w:tcW w:w="2333" w:type="dxa"/>
@@ -13114,7 +11826,6 @@
                 <w:lang w:eastAsia="es-CO"/>
               </w:rPr>
             </w:pPr>
-            <w:proofErr w:type="spellStart"/>
             <w:r>
               <w:rPr>
                 <w:b/>
@@ -13123,7 +11834,6 @@
               </w:rPr>
               <w:t>Precondition</w:t>
             </w:r>
-            <w:proofErr w:type="spellEnd"/>
           </w:p>
         </w:tc>
         <w:tc>
@@ -13152,26 +11862,12 @@
                 <w:color w:val="000000"/>
                 <w:lang w:eastAsia="es-CO"/>
               </w:rPr>
-              <w:t xml:space="preserve">Estudiante asignado al docente en el periodo </w:t>
-            </w:r>
-            <w:r>
-              <w:rPr>
-                <w:color w:val="000000"/>
-                <w:lang w:eastAsia="es-CO"/>
-              </w:rPr>
-              <w:lastRenderedPageBreak/>
-              <w:t>activo.</w:t>
+              <w:t>Estudiante asignado al docente en el periodo activo.</w:t>
             </w:r>
           </w:p>
         </w:tc>
       </w:tr>
       <w:tr>
-        <w:tblPrEx>
-          <w:tblCellMar>
-            <w:top w:w="0" w:type="dxa"/>
-            <w:bottom w:w="0" w:type="dxa"/>
-          </w:tblCellMar>
-        </w:tblPrEx>
         <w:tc>
           <w:tcPr>
             <w:tcW w:w="2333" w:type="dxa"/>
@@ -13193,57 +11889,56 @@
                 <w:lang w:eastAsia="es-CO"/>
               </w:rPr>
             </w:pPr>
-            <w:proofErr w:type="spellStart"/>
             <w:r>
               <w:rPr>
                 <w:b/>
                 <w:color w:val="000000"/>
                 <w:lang w:eastAsia="es-CO"/>
               </w:rPr>
+              <w:t>Postcondition</w:t>
+            </w:r>
+          </w:p>
+        </w:tc>
+        <w:tc>
+          <w:tcPr>
+            <w:tcW w:w="4666" w:type="dxa"/>
+            <w:tcBorders>
+              <w:top w:val="single" w:sz="4" w:space="0" w:color="000000"/>
+              <w:left w:val="single" w:sz="4" w:space="0" w:color="000000"/>
+              <w:bottom w:val="single" w:sz="4" w:space="0" w:color="000000"/>
+              <w:right w:val="single" w:sz="4" w:space="0" w:color="000000"/>
+            </w:tcBorders>
+            <w:shd w:val="clear" w:color="auto" w:fill="FFFFFF"/>
+          </w:tcPr>
+          <w:p>
+            <w:pPr>
+              <w:widowControl w:val="0"/>
+              <w:adjustRightInd w:val="0"/>
+              <w:spacing w:line="320" w:lineRule="atLeast"/>
+              <w:rPr>
+                <w:color w:val="000000"/>
+                <w:lang w:eastAsia="es-CO"/>
+              </w:rPr>
+            </w:pPr>
+            <w:r>
+              <w:rPr>
+                <w:color w:val="000000"/>
+                <w:lang w:eastAsia="es-CO"/>
+              </w:rPr>
+              <w:t xml:space="preserve">Registro de visita y calificaciones </w:t>
+            </w:r>
+            <w:r>
+              <w:rPr>
+                <w:color w:val="000000"/>
+                <w:lang w:eastAsia="es-CO"/>
+              </w:rPr>
               <w:lastRenderedPageBreak/>
-              <w:t>Postcondition</w:t>
-            </w:r>
-            <w:proofErr w:type="spellEnd"/>
-          </w:p>
-        </w:tc>
-        <w:tc>
-          <w:tcPr>
-            <w:tcW w:w="4666" w:type="dxa"/>
-            <w:tcBorders>
-              <w:top w:val="single" w:sz="4" w:space="0" w:color="000000"/>
-              <w:left w:val="single" w:sz="4" w:space="0" w:color="000000"/>
-              <w:bottom w:val="single" w:sz="4" w:space="0" w:color="000000"/>
-              <w:right w:val="single" w:sz="4" w:space="0" w:color="000000"/>
-            </w:tcBorders>
-            <w:shd w:val="clear" w:color="auto" w:fill="FFFFFF"/>
-          </w:tcPr>
-          <w:p>
-            <w:pPr>
-              <w:widowControl w:val="0"/>
-              <w:adjustRightInd w:val="0"/>
-              <w:spacing w:line="320" w:lineRule="atLeast"/>
-              <w:rPr>
-                <w:color w:val="000000"/>
-                <w:lang w:eastAsia="es-CO"/>
-              </w:rPr>
-            </w:pPr>
-            <w:r>
-              <w:rPr>
-                <w:color w:val="000000"/>
-                <w:lang w:eastAsia="es-CO"/>
-              </w:rPr>
-              <w:t>Registro de visita y calificaciones consolidadas en el sistema.</w:t>
+              <w:t>consolidadas en el sistema.</w:t>
             </w:r>
           </w:p>
         </w:tc>
       </w:tr>
       <w:tr>
-        <w:tblPrEx>
-          <w:tblCellMar>
-            <w:top w:w="0" w:type="dxa"/>
-            <w:bottom w:w="0" w:type="dxa"/>
-          </w:tblCellMar>
-        </w:tblPrEx>
         <w:tc>
           <w:tcPr>
             <w:tcW w:w="2333" w:type="dxa"/>
@@ -13271,18 +11966,9 @@
                 <w:color w:val="000000"/>
                 <w:lang w:eastAsia="es-CO"/>
               </w:rPr>
-              <w:t xml:space="preserve">Base </w:t>
-            </w:r>
-            <w:proofErr w:type="spellStart"/>
-            <w:r>
-              <w:rPr>
-                <w:b/>
-                <w:color w:val="000000"/>
-                <w:lang w:eastAsia="es-CO"/>
-              </w:rPr>
-              <w:t>Sequence</w:t>
-            </w:r>
-            <w:proofErr w:type="spellEnd"/>
+              <w:lastRenderedPageBreak/>
+              <w:t>Base Sequence</w:t>
+            </w:r>
           </w:p>
         </w:tc>
         <w:tc>
@@ -13397,12 +12083,6 @@
         </w:tc>
       </w:tr>
       <w:tr>
-        <w:tblPrEx>
-          <w:tblCellMar>
-            <w:top w:w="0" w:type="dxa"/>
-            <w:bottom w:w="0" w:type="dxa"/>
-          </w:tblCellMar>
-        </w:tblPrEx>
         <w:tc>
           <w:tcPr>
             <w:tcW w:w="2333" w:type="dxa"/>
@@ -13430,18 +12110,8 @@
                 <w:color w:val="000000"/>
                 <w:lang w:eastAsia="es-CO"/>
               </w:rPr>
-              <w:t xml:space="preserve">Branch </w:t>
-            </w:r>
-            <w:proofErr w:type="spellStart"/>
-            <w:r>
-              <w:rPr>
-                <w:b/>
-                <w:color w:val="000000"/>
-                <w:lang w:eastAsia="es-CO"/>
-              </w:rPr>
-              <w:t>Sequence</w:t>
-            </w:r>
-            <w:proofErr w:type="spellEnd"/>
+              <w:t>Branch Sequence</w:t>
+            </w:r>
           </w:p>
         </w:tc>
         <w:tc>
@@ -13468,12 +12138,6 @@
         </w:tc>
       </w:tr>
       <w:tr>
-        <w:tblPrEx>
-          <w:tblCellMar>
-            <w:top w:w="0" w:type="dxa"/>
-            <w:bottom w:w="0" w:type="dxa"/>
-          </w:tblCellMar>
-        </w:tblPrEx>
         <w:tc>
           <w:tcPr>
             <w:tcW w:w="2333" w:type="dxa"/>
@@ -13495,34 +12159,14 @@
                 <w:lang w:eastAsia="es-CO"/>
               </w:rPr>
             </w:pPr>
-            <w:proofErr w:type="spellStart"/>
             <w:r>
               <w:rPr>
                 <w:b/>
                 <w:color w:val="000000"/>
                 <w:lang w:eastAsia="es-CO"/>
               </w:rPr>
-              <w:t>Exception</w:t>
-            </w:r>
-            <w:proofErr w:type="spellEnd"/>
-            <w:r>
-              <w:rPr>
-                <w:b/>
-                <w:color w:val="000000"/>
-                <w:lang w:eastAsia="es-CO"/>
-              </w:rPr>
-              <w:t xml:space="preserve"> </w:t>
-            </w:r>
-            <w:proofErr w:type="spellStart"/>
-            <w:r>
-              <w:rPr>
-                <w:b/>
-                <w:color w:val="000000"/>
-                <w:lang w:eastAsia="es-CO"/>
-              </w:rPr>
-              <w:t>Sequence</w:t>
-            </w:r>
-            <w:proofErr w:type="spellEnd"/>
+              <w:t>Exception Sequence</w:t>
+            </w:r>
           </w:p>
         </w:tc>
         <w:tc>
@@ -13557,12 +12201,6 @@
         </w:tc>
       </w:tr>
       <w:tr>
-        <w:tblPrEx>
-          <w:tblCellMar>
-            <w:top w:w="0" w:type="dxa"/>
-            <w:bottom w:w="0" w:type="dxa"/>
-          </w:tblCellMar>
-        </w:tblPrEx>
         <w:tc>
           <w:tcPr>
             <w:tcW w:w="2333" w:type="dxa"/>
@@ -13590,18 +12228,8 @@
                 <w:color w:val="000000"/>
                 <w:lang w:eastAsia="es-CO"/>
               </w:rPr>
-              <w:t xml:space="preserve">Sub </w:t>
-            </w:r>
-            <w:proofErr w:type="spellStart"/>
-            <w:r>
-              <w:rPr>
-                <w:b/>
-                <w:color w:val="000000"/>
-                <w:lang w:eastAsia="es-CO"/>
-              </w:rPr>
-              <w:t>UseCase</w:t>
-            </w:r>
-            <w:proofErr w:type="spellEnd"/>
+              <w:t>Sub UseCase</w:t>
+            </w:r>
           </w:p>
         </w:tc>
         <w:tc>
@@ -13628,12 +12256,6 @@
         </w:tc>
       </w:tr>
       <w:tr>
-        <w:tblPrEx>
-          <w:tblCellMar>
-            <w:top w:w="0" w:type="dxa"/>
-            <w:bottom w:w="0" w:type="dxa"/>
-          </w:tblCellMar>
-        </w:tblPrEx>
         <w:tc>
           <w:tcPr>
             <w:tcW w:w="2333" w:type="dxa"/>
@@ -13729,14 +12351,7 @@
           <w:b/>
           <w:bCs/>
         </w:rPr>
-        <w:t xml:space="preserve">Diagrama </w:t>
-      </w:r>
-      <w:r>
-        <w:rPr>
-          <w:b/>
-          <w:bCs/>
-        </w:rPr>
-        <w:t>de dominio</w:t>
+        <w:t>Diagrama de dominio</w:t>
       </w:r>
     </w:p>
     <w:p>
@@ -13752,10 +12367,10 @@
         </w:rPr>
         <w:lastRenderedPageBreak/>
         <w:drawing>
-          <wp:inline distT="0" distB="0" distL="0" distR="0" wp14:anchorId="4F4627EC" wp14:editId="4F7D0D22">
-            <wp:extent cx="5612130" cy="5165725"/>
-            <wp:effectExtent l="0" t="0" r="7620" b="0"/>
-            <wp:docPr id="1016012129" name="Imagen 7"/>
+          <wp:inline distT="0" distB="0" distL="0" distR="0" wp14:anchorId="36FF4B6C" wp14:editId="3604BBC6">
+            <wp:extent cx="4404360" cy="4030980"/>
+            <wp:effectExtent l="0" t="0" r="0" b="7620"/>
+            <wp:docPr id="711165520" name="Imagen 1"/>
             <wp:cNvGraphicFramePr>
               <a:graphicFrameLocks xmlns:a="http://schemas.openxmlformats.org/drawingml/2006/main" noChangeAspect="1"/>
             </wp:cNvGraphicFramePr>
@@ -13763,7 +12378,7 @@
               <a:graphicData uri="http://schemas.openxmlformats.org/drawingml/2006/picture">
                 <pic:pic xmlns:pic="http://schemas.openxmlformats.org/drawingml/2006/picture">
                   <pic:nvPicPr>
-                    <pic:cNvPr id="0" name="Picture 13"/>
+                    <pic:cNvPr id="0" name="Picture 1"/>
                     <pic:cNvPicPr>
                       <a:picLocks noChangeAspect="1" noChangeArrowheads="1"/>
                     </pic:cNvPicPr>
@@ -13784,7 +12399,7 @@
                   <pic:spPr bwMode="auto">
                     <a:xfrm>
                       <a:off x="0" y="0"/>
-                      <a:ext cx="5612130" cy="5165725"/>
+                      <a:ext cx="4404360" cy="4030980"/>
                     </a:xfrm>
                     <a:prstGeom prst="rect">
                       <a:avLst/>
@@ -13869,13 +12484,16 @@
           <w:b/>
           <w:bCs/>
         </w:rPr>
+        <w:t>Inicio – Resumen de práctica</w:t>
+      </w:r>
+    </w:p>
+    <w:p>
+      <w:r>
+        <w:t xml:space="preserve">Esta es la pantalla de bienvenida del panel del estudiante. Muestra un resumen general del estado de la práctica actual: las horas aprobadas frente al total requerido (72 de 120, equivalentes a un 60% de avance), la cantidad de bitácoras pendientes de </w:t>
+      </w:r>
+      <w:r>
         <w:lastRenderedPageBreak/>
-        <w:t>Inicio – Resumen de práctica</w:t>
-      </w:r>
-    </w:p>
-    <w:p>
-      <w:r>
-        <w:t>Esta es la pantalla de bienvenida del panel del estudiante. Muestra un resumen general del estado de la práctica actual: las horas aprobadas frente al total requerido (72 de 120, equivalentes a un 60% de avance), la cantidad de bitácoras pendientes de seguimiento y el estado general de la práctica (en este caso, "En curso"). Debajo se presenta la información de la práctica activa —institución receptora, docente asesor y periodo académico— y un acceso directo para registrar una nueva actividad. Esta vista responde directamente al requerimiento RF-12 (registrar horas ejecutadas), en la medida en que le permite al estudiante ubicar rápidamente cuánto le falta por cumplir sin tener que ir a revisar reportes independientes.</w:t>
+        <w:t>seguimiento y el estado general de la práctica (en este caso, "En curso"). Debajo se presenta la información de la práctica activa —institución receptora, docente asesor y periodo académico— y un acceso directo para registrar una nueva actividad. Esta vista responde directamente al requerimiento RF-12 (registrar horas ejecutadas), en la medida en que le permite al estudiante ubicar rápidamente cuánto le falta por cumplir sin tener que ir a revisar reportes independientes.</w:t>
       </w:r>
     </w:p>
     <w:p/>
@@ -13890,6 +12508,7 @@
         <w:rPr>
           <w:b/>
           <w:bCs/>
+          <w:noProof/>
         </w:rPr>
         <w:drawing>
           <wp:inline distT="0" distB="0" distL="0" distR="0" wp14:anchorId="7F7A41EF" wp14:editId="2F7D8CE7">
@@ -13964,6 +12583,7 @@
       </w:pPr>
       <w:r>
         <w:rPr>
+          <w:noProof/>
           <w:lang w:val="es-MX"/>
         </w:rPr>
         <w:lastRenderedPageBreak/>
@@ -14060,6 +12680,7 @@
       </w:pPr>
       <w:r>
         <w:rPr>
+          <w:noProof/>
           <w:lang w:val="es-MX"/>
         </w:rPr>
         <w:drawing>
@@ -14142,6 +12763,7 @@
       </w:pPr>
       <w:r>
         <w:rPr>
+          <w:noProof/>
           <w:lang w:val="es-MX"/>
         </w:rPr>
         <w:drawing>
@@ -14213,6 +12835,7 @@
       </w:pPr>
       <w:r>
         <w:rPr>
+          <w:noProof/>
           <w:lang w:val="es-MX"/>
         </w:rPr>
         <w:drawing>
@@ -14312,415 +12935,63 @@
           <w:sz w:val="22"/>
           <w:szCs w:val="22"/>
         </w:rPr>
-        <w:t xml:space="preserve">International </w:t>
-      </w:r>
-      <w:proofErr w:type="spellStart"/>
+        <w:t>International Organization for Standardization. (2011). ISO/IEC 25010:2011 — Systems and software engineering: Systems and software quality requirements and evaluation (SQuaRE). ISO.</w:t>
+      </w:r>
+    </w:p>
+    <w:p>
+      <w:pPr>
+        <w:spacing w:line="276" w:lineRule="auto"/>
+        <w:jc w:val="both"/>
+      </w:pPr>
       <w:r>
         <w:rPr>
           <w:rFonts w:ascii="Calibri" w:eastAsia="Calibri" w:hAnsi="Calibri" w:cs="Calibri"/>
           <w:sz w:val="22"/>
           <w:szCs w:val="22"/>
         </w:rPr>
-        <w:t>Organization</w:t>
-      </w:r>
-      <w:proofErr w:type="spellEnd"/>
+        <w:t>MongoDB, Inc. (2024). MongoDB Manual. https://www.mongodb.com/docs/manual/</w:t>
+      </w:r>
+    </w:p>
+    <w:p>
+      <w:pPr>
+        <w:spacing w:line="276" w:lineRule="auto"/>
+        <w:jc w:val="both"/>
+      </w:pPr>
       <w:r>
         <w:rPr>
           <w:rFonts w:ascii="Calibri" w:eastAsia="Calibri" w:hAnsi="Calibri" w:cs="Calibri"/>
           <w:sz w:val="22"/>
           <w:szCs w:val="22"/>
         </w:rPr>
-        <w:t xml:space="preserve"> </w:t>
-      </w:r>
-      <w:proofErr w:type="spellStart"/>
+        <w:t>Object Management Group. (2017). OMG Unified Modeling Language (UML), versión 2.5.1. https://www.omg.org/spec/UML/</w:t>
+      </w:r>
+    </w:p>
+    <w:p>
+      <w:pPr>
+        <w:spacing w:line="276" w:lineRule="auto"/>
+        <w:jc w:val="both"/>
+      </w:pPr>
       <w:r>
         <w:rPr>
           <w:rFonts w:ascii="Calibri" w:eastAsia="Calibri" w:hAnsi="Calibri" w:cs="Calibri"/>
           <w:sz w:val="22"/>
           <w:szCs w:val="22"/>
         </w:rPr>
-        <w:t>for</w:t>
-      </w:r>
-      <w:proofErr w:type="spellEnd"/>
+        <w:t>PostgreSQL Global Development Group. (2024). PostgreSQL Documentation. https://www.postgresql.org/docs/</w:t>
+      </w:r>
+    </w:p>
+    <w:p>
+      <w:pPr>
+        <w:spacing w:line="276" w:lineRule="auto"/>
+        <w:jc w:val="both"/>
+      </w:pPr>
       <w:r>
         <w:rPr>
           <w:rFonts w:ascii="Calibri" w:eastAsia="Calibri" w:hAnsi="Calibri" w:cs="Calibri"/>
           <w:sz w:val="22"/>
           <w:szCs w:val="22"/>
         </w:rPr>
-        <w:t xml:space="preserve"> </w:t>
-      </w:r>
-      <w:proofErr w:type="spellStart"/>
-      <w:r>
-        <w:rPr>
-          <w:rFonts w:ascii="Calibri" w:eastAsia="Calibri" w:hAnsi="Calibri" w:cs="Calibri"/>
-          <w:sz w:val="22"/>
-          <w:szCs w:val="22"/>
-        </w:rPr>
-        <w:t>Standardization</w:t>
-      </w:r>
-      <w:proofErr w:type="spellEnd"/>
-      <w:r>
-        <w:rPr>
-          <w:rFonts w:ascii="Calibri" w:eastAsia="Calibri" w:hAnsi="Calibri" w:cs="Calibri"/>
-          <w:sz w:val="22"/>
-          <w:szCs w:val="22"/>
-        </w:rPr>
-        <w:t xml:space="preserve">. (2011). ISO/IEC 25010:2011 — </w:t>
-      </w:r>
-      <w:proofErr w:type="spellStart"/>
-      <w:r>
-        <w:rPr>
-          <w:rFonts w:ascii="Calibri" w:eastAsia="Calibri" w:hAnsi="Calibri" w:cs="Calibri"/>
-          <w:sz w:val="22"/>
-          <w:szCs w:val="22"/>
-        </w:rPr>
-        <w:t>Systems</w:t>
-      </w:r>
-      <w:proofErr w:type="spellEnd"/>
-      <w:r>
-        <w:rPr>
-          <w:rFonts w:ascii="Calibri" w:eastAsia="Calibri" w:hAnsi="Calibri" w:cs="Calibri"/>
-          <w:sz w:val="22"/>
-          <w:szCs w:val="22"/>
-        </w:rPr>
-        <w:t xml:space="preserve"> and software </w:t>
-      </w:r>
-      <w:proofErr w:type="spellStart"/>
-      <w:r>
-        <w:rPr>
-          <w:rFonts w:ascii="Calibri" w:eastAsia="Calibri" w:hAnsi="Calibri" w:cs="Calibri"/>
-          <w:sz w:val="22"/>
-          <w:szCs w:val="22"/>
-        </w:rPr>
-        <w:t>engineering</w:t>
-      </w:r>
-      <w:proofErr w:type="spellEnd"/>
-      <w:r>
-        <w:rPr>
-          <w:rFonts w:ascii="Calibri" w:eastAsia="Calibri" w:hAnsi="Calibri" w:cs="Calibri"/>
-          <w:sz w:val="22"/>
-          <w:szCs w:val="22"/>
-        </w:rPr>
-        <w:t xml:space="preserve">: </w:t>
-      </w:r>
-      <w:proofErr w:type="spellStart"/>
-      <w:r>
-        <w:rPr>
-          <w:rFonts w:ascii="Calibri" w:eastAsia="Calibri" w:hAnsi="Calibri" w:cs="Calibri"/>
-          <w:sz w:val="22"/>
-          <w:szCs w:val="22"/>
-        </w:rPr>
-        <w:t>Systems</w:t>
-      </w:r>
-      <w:proofErr w:type="spellEnd"/>
-      <w:r>
-        <w:rPr>
-          <w:rFonts w:ascii="Calibri" w:eastAsia="Calibri" w:hAnsi="Calibri" w:cs="Calibri"/>
-          <w:sz w:val="22"/>
-          <w:szCs w:val="22"/>
-        </w:rPr>
-        <w:t xml:space="preserve"> and software </w:t>
-      </w:r>
-      <w:proofErr w:type="spellStart"/>
-      <w:r>
-        <w:rPr>
-          <w:rFonts w:ascii="Calibri" w:eastAsia="Calibri" w:hAnsi="Calibri" w:cs="Calibri"/>
-          <w:sz w:val="22"/>
-          <w:szCs w:val="22"/>
-        </w:rPr>
-        <w:t>quality</w:t>
-      </w:r>
-      <w:proofErr w:type="spellEnd"/>
-      <w:r>
-        <w:rPr>
-          <w:rFonts w:ascii="Calibri" w:eastAsia="Calibri" w:hAnsi="Calibri" w:cs="Calibri"/>
-          <w:sz w:val="22"/>
-          <w:szCs w:val="22"/>
-        </w:rPr>
-        <w:t xml:space="preserve"> </w:t>
-      </w:r>
-      <w:proofErr w:type="spellStart"/>
-      <w:r>
-        <w:rPr>
-          <w:rFonts w:ascii="Calibri" w:eastAsia="Calibri" w:hAnsi="Calibri" w:cs="Calibri"/>
-          <w:sz w:val="22"/>
-          <w:szCs w:val="22"/>
-        </w:rPr>
-        <w:t>requirements</w:t>
-      </w:r>
-      <w:proofErr w:type="spellEnd"/>
-      <w:r>
-        <w:rPr>
-          <w:rFonts w:ascii="Calibri" w:eastAsia="Calibri" w:hAnsi="Calibri" w:cs="Calibri"/>
-          <w:sz w:val="22"/>
-          <w:szCs w:val="22"/>
-        </w:rPr>
-        <w:t xml:space="preserve"> and </w:t>
-      </w:r>
-      <w:proofErr w:type="spellStart"/>
-      <w:r>
-        <w:rPr>
-          <w:rFonts w:ascii="Calibri" w:eastAsia="Calibri" w:hAnsi="Calibri" w:cs="Calibri"/>
-          <w:sz w:val="22"/>
-          <w:szCs w:val="22"/>
-        </w:rPr>
-        <w:t>evaluation</w:t>
-      </w:r>
-      <w:proofErr w:type="spellEnd"/>
-      <w:r>
-        <w:rPr>
-          <w:rFonts w:ascii="Calibri" w:eastAsia="Calibri" w:hAnsi="Calibri" w:cs="Calibri"/>
-          <w:sz w:val="22"/>
-          <w:szCs w:val="22"/>
-        </w:rPr>
-        <w:t xml:space="preserve"> (</w:t>
-      </w:r>
-      <w:proofErr w:type="spellStart"/>
-      <w:r>
-        <w:rPr>
-          <w:rFonts w:ascii="Calibri" w:eastAsia="Calibri" w:hAnsi="Calibri" w:cs="Calibri"/>
-          <w:sz w:val="22"/>
-          <w:szCs w:val="22"/>
-        </w:rPr>
-        <w:t>SQuaRE</w:t>
-      </w:r>
-      <w:proofErr w:type="spellEnd"/>
-      <w:r>
-        <w:rPr>
-          <w:rFonts w:ascii="Calibri" w:eastAsia="Calibri" w:hAnsi="Calibri" w:cs="Calibri"/>
-          <w:sz w:val="22"/>
-          <w:szCs w:val="22"/>
-        </w:rPr>
-        <w:t>). ISO.</w:t>
-      </w:r>
-    </w:p>
-    <w:p>
-      <w:pPr>
-        <w:spacing w:line="276" w:lineRule="auto"/>
-        <w:jc w:val="both"/>
-      </w:pPr>
-      <w:r>
-        <w:rPr>
-          <w:rFonts w:ascii="Calibri" w:eastAsia="Calibri" w:hAnsi="Calibri" w:cs="Calibri"/>
-          <w:sz w:val="22"/>
-          <w:szCs w:val="22"/>
-        </w:rPr>
-        <w:t>MongoDB, Inc. (2024). MongoDB Manual. https://www.mongodb.com/docs/manual/</w:t>
-      </w:r>
-    </w:p>
-    <w:p>
-      <w:pPr>
-        <w:spacing w:line="276" w:lineRule="auto"/>
-        <w:jc w:val="both"/>
-      </w:pPr>
-      <w:proofErr w:type="spellStart"/>
-      <w:r>
-        <w:rPr>
-          <w:rFonts w:ascii="Calibri" w:eastAsia="Calibri" w:hAnsi="Calibri" w:cs="Calibri"/>
-          <w:sz w:val="22"/>
-          <w:szCs w:val="22"/>
-        </w:rPr>
-        <w:t>Object</w:t>
-      </w:r>
-      <w:proofErr w:type="spellEnd"/>
-      <w:r>
-        <w:rPr>
-          <w:rFonts w:ascii="Calibri" w:eastAsia="Calibri" w:hAnsi="Calibri" w:cs="Calibri"/>
-          <w:sz w:val="22"/>
-          <w:szCs w:val="22"/>
-        </w:rPr>
-        <w:t xml:space="preserve"> Management Group. (2017). OMG </w:t>
-      </w:r>
-      <w:proofErr w:type="spellStart"/>
-      <w:r>
-        <w:rPr>
-          <w:rFonts w:ascii="Calibri" w:eastAsia="Calibri" w:hAnsi="Calibri" w:cs="Calibri"/>
-          <w:sz w:val="22"/>
-          <w:szCs w:val="22"/>
-        </w:rPr>
-        <w:t>Unified</w:t>
-      </w:r>
-      <w:proofErr w:type="spellEnd"/>
-      <w:r>
-        <w:rPr>
-          <w:rFonts w:ascii="Calibri" w:eastAsia="Calibri" w:hAnsi="Calibri" w:cs="Calibri"/>
-          <w:sz w:val="22"/>
-          <w:szCs w:val="22"/>
-        </w:rPr>
-        <w:t xml:space="preserve"> </w:t>
-      </w:r>
-      <w:proofErr w:type="spellStart"/>
-      <w:r>
-        <w:rPr>
-          <w:rFonts w:ascii="Calibri" w:eastAsia="Calibri" w:hAnsi="Calibri" w:cs="Calibri"/>
-          <w:sz w:val="22"/>
-          <w:szCs w:val="22"/>
-        </w:rPr>
-        <w:t>Modeling</w:t>
-      </w:r>
-      <w:proofErr w:type="spellEnd"/>
-      <w:r>
-        <w:rPr>
-          <w:rFonts w:ascii="Calibri" w:eastAsia="Calibri" w:hAnsi="Calibri" w:cs="Calibri"/>
-          <w:sz w:val="22"/>
-          <w:szCs w:val="22"/>
-        </w:rPr>
-        <w:t xml:space="preserve"> </w:t>
-      </w:r>
-      <w:proofErr w:type="spellStart"/>
-      <w:r>
-        <w:rPr>
-          <w:rFonts w:ascii="Calibri" w:eastAsia="Calibri" w:hAnsi="Calibri" w:cs="Calibri"/>
-          <w:sz w:val="22"/>
-          <w:szCs w:val="22"/>
-        </w:rPr>
-        <w:t>Language</w:t>
-      </w:r>
-      <w:proofErr w:type="spellEnd"/>
-      <w:r>
-        <w:rPr>
-          <w:rFonts w:ascii="Calibri" w:eastAsia="Calibri" w:hAnsi="Calibri" w:cs="Calibri"/>
-          <w:sz w:val="22"/>
-          <w:szCs w:val="22"/>
-        </w:rPr>
-        <w:t xml:space="preserve"> (UML), versión 2.5.1. https://www.omg.org/spec/UML/</w:t>
-      </w:r>
-    </w:p>
-    <w:p>
-      <w:pPr>
-        <w:spacing w:line="276" w:lineRule="auto"/>
-        <w:jc w:val="both"/>
-      </w:pPr>
-      <w:r>
-        <w:rPr>
-          <w:rFonts w:ascii="Calibri" w:eastAsia="Calibri" w:hAnsi="Calibri" w:cs="Calibri"/>
-          <w:sz w:val="22"/>
-          <w:szCs w:val="22"/>
-        </w:rPr>
-        <w:t xml:space="preserve">PostgreSQL Global </w:t>
-      </w:r>
-      <w:proofErr w:type="spellStart"/>
-      <w:r>
-        <w:rPr>
-          <w:rFonts w:ascii="Calibri" w:eastAsia="Calibri" w:hAnsi="Calibri" w:cs="Calibri"/>
-          <w:sz w:val="22"/>
-          <w:szCs w:val="22"/>
-        </w:rPr>
-        <w:t>Development</w:t>
-      </w:r>
-      <w:proofErr w:type="spellEnd"/>
-      <w:r>
-        <w:rPr>
-          <w:rFonts w:ascii="Calibri" w:eastAsia="Calibri" w:hAnsi="Calibri" w:cs="Calibri"/>
-          <w:sz w:val="22"/>
-          <w:szCs w:val="22"/>
-        </w:rPr>
-        <w:t xml:space="preserve"> Group. (2024). PostgreSQL </w:t>
-      </w:r>
-      <w:proofErr w:type="spellStart"/>
-      <w:r>
-        <w:rPr>
-          <w:rFonts w:ascii="Calibri" w:eastAsia="Calibri" w:hAnsi="Calibri" w:cs="Calibri"/>
-          <w:sz w:val="22"/>
-          <w:szCs w:val="22"/>
-        </w:rPr>
-        <w:t>Documentation</w:t>
-      </w:r>
-      <w:proofErr w:type="spellEnd"/>
-      <w:r>
-        <w:rPr>
-          <w:rFonts w:ascii="Calibri" w:eastAsia="Calibri" w:hAnsi="Calibri" w:cs="Calibri"/>
-          <w:sz w:val="22"/>
-          <w:szCs w:val="22"/>
-        </w:rPr>
-        <w:t>. https://www.postgresql.org/docs/</w:t>
-      </w:r>
-    </w:p>
-    <w:p>
-      <w:pPr>
-        <w:spacing w:line="276" w:lineRule="auto"/>
-        <w:jc w:val="both"/>
-      </w:pPr>
-      <w:r>
-        <w:rPr>
-          <w:rFonts w:ascii="Calibri" w:eastAsia="Calibri" w:hAnsi="Calibri" w:cs="Calibri"/>
-          <w:sz w:val="22"/>
-          <w:szCs w:val="22"/>
-        </w:rPr>
-        <w:t xml:space="preserve">Pressman, R. S., &amp; Maxim, B. R. (2020). Software </w:t>
-      </w:r>
-      <w:proofErr w:type="spellStart"/>
-      <w:r>
-        <w:rPr>
-          <w:rFonts w:ascii="Calibri" w:eastAsia="Calibri" w:hAnsi="Calibri" w:cs="Calibri"/>
-          <w:sz w:val="22"/>
-          <w:szCs w:val="22"/>
-        </w:rPr>
-        <w:t>Engineering</w:t>
-      </w:r>
-      <w:proofErr w:type="spellEnd"/>
-      <w:r>
-        <w:rPr>
-          <w:rFonts w:ascii="Calibri" w:eastAsia="Calibri" w:hAnsi="Calibri" w:cs="Calibri"/>
-          <w:sz w:val="22"/>
-          <w:szCs w:val="22"/>
-        </w:rPr>
-        <w:t xml:space="preserve">: A </w:t>
-      </w:r>
-      <w:proofErr w:type="spellStart"/>
-      <w:r>
-        <w:rPr>
-          <w:rFonts w:ascii="Calibri" w:eastAsia="Calibri" w:hAnsi="Calibri" w:cs="Calibri"/>
-          <w:sz w:val="22"/>
-          <w:szCs w:val="22"/>
-        </w:rPr>
-        <w:t>Practitioner's</w:t>
-      </w:r>
-      <w:proofErr w:type="spellEnd"/>
-      <w:r>
-        <w:rPr>
-          <w:rFonts w:ascii="Calibri" w:eastAsia="Calibri" w:hAnsi="Calibri" w:cs="Calibri"/>
-          <w:sz w:val="22"/>
-          <w:szCs w:val="22"/>
-        </w:rPr>
-        <w:t xml:space="preserve"> </w:t>
-      </w:r>
-      <w:proofErr w:type="spellStart"/>
-      <w:r>
-        <w:rPr>
-          <w:rFonts w:ascii="Calibri" w:eastAsia="Calibri" w:hAnsi="Calibri" w:cs="Calibri"/>
-          <w:sz w:val="22"/>
-          <w:szCs w:val="22"/>
-        </w:rPr>
-        <w:t>Approach</w:t>
-      </w:r>
-      <w:proofErr w:type="spellEnd"/>
-      <w:r>
-        <w:rPr>
-          <w:rFonts w:ascii="Calibri" w:eastAsia="Calibri" w:hAnsi="Calibri" w:cs="Calibri"/>
-          <w:sz w:val="22"/>
-          <w:szCs w:val="22"/>
-        </w:rPr>
-        <w:t xml:space="preserve"> (9.a ed.). McGraw-Hill </w:t>
-      </w:r>
-      <w:proofErr w:type="spellStart"/>
-      <w:r>
-        <w:rPr>
-          <w:rFonts w:ascii="Calibri" w:eastAsia="Calibri" w:hAnsi="Calibri" w:cs="Calibri"/>
-          <w:sz w:val="22"/>
-          <w:szCs w:val="22"/>
-        </w:rPr>
-        <w:t>Education</w:t>
-      </w:r>
-      <w:proofErr w:type="spellEnd"/>
-      <w:r>
-        <w:rPr>
-          <w:rFonts w:ascii="Calibri" w:eastAsia="Calibri" w:hAnsi="Calibri" w:cs="Calibri"/>
-          <w:sz w:val="22"/>
-          <w:szCs w:val="22"/>
-        </w:rPr>
-        <w:t>.</w:t>
+        <w:t>Pressman, R. S., &amp; Maxim, B. R. (2020). Software Engineering: A Practitioner's Approach (9.a ed.). McGraw-Hill Education.</w:t>
       </w:r>
     </w:p>
     <w:p>
@@ -16517,6 +14788,7 @@
   <w:style w:type="character" w:default="1" w:styleId="Fuentedeprrafopredeter">
     <w:name w:val="Default Paragraph Font"/>
     <w:uiPriority w:val="1"/>
+    <w:semiHidden/>
     <w:unhideWhenUsed/>
   </w:style>
   <w:style w:type="table" w:default="1" w:styleId="Tablanormal">
